--- a/docs/examples/blank_blueprint__8_weeks.docx
+++ b/docs/examples/blank_blueprint__8_weeks.docx
@@ -12,29 +12,527 @@
     </w:p>
     <w:p>
       <w:r>
+        <w:rPr>
+          <w:color w:val="5B6B72"/>
+          <w:sz w:val="26"/>
+        </w:rPr>
         <w:t>COURSE 123 Course Title – Term Blueprint</w:t>
+      </w:r>
+    </w:p>
+    <w:p>
+      <w:pPr>
+        <w:spacing w:before="200" w:after="80"/>
+      </w:pPr>
+      <w:r>
+        <w:rPr>
+          <w:b/>
+          <w:color w:val="174B5C"/>
+          <w:sz w:val="24"/>
+        </w:rPr>
+        <w:t>How to use this document</w:t>
+      </w:r>
+    </w:p>
+    <w:p>
+      <w:pPr>
+        <w:pStyle w:val="ListBullet"/>
+        <w:spacing w:after="60"/>
+      </w:pPr>
+      <w:r>
+        <w:t>This is a course blueprint: one Word file that a tool turns into a complete Brightspace course. Write in it as you would any document; the structure comes from a few plain lines, listed in the key below.</w:t>
+      </w:r>
+    </w:p>
+    <w:p>
+      <w:pPr>
+        <w:pStyle w:val="ListBullet"/>
+        <w:spacing w:after="60"/>
+      </w:pPr>
+      <w:r>
+        <w:t>Each week is one table with six rows. Fill the rows in order; leave a row's prompt in place if you have nothing for it yet.</w:t>
+      </w:r>
+    </w:p>
+    <w:p>
+      <w:pPr>
+        <w:pStyle w:val="ListBullet"/>
+        <w:spacing w:after="60"/>
+      </w:pPr>
+      <w:r>
+        <w:t>Headings are one to one with the page. The big Heading 1 lines are the frame and are already in place; inside a page or an activity, start at Heading 2.</w:t>
+      </w:r>
+    </w:p>
+    <w:p>
+      <w:pPr>
+        <w:pStyle w:val="ListBullet"/>
+        <w:spacing w:after="60"/>
+      </w:pPr>
+      <w:r>
+        <w:t>Real bullets, real numbering, bold and italic all come through. Never type dates; say the day of the week and the build adds the term's dates.</w:t>
+      </w:r>
+    </w:p>
+    <w:p>
+      <w:pPr>
+        <w:pStyle w:val="ListBullet"/>
+        <w:spacing w:after="60"/>
+      </w:pPr>
+      <w:r>
+        <w:t>Grey italic text in parentheses is a prompt. Replace it or delete it. Upright text is structure: keep its shape and change its words.</w:t>
+      </w:r>
+    </w:p>
+    <w:p>
+      <w:pPr>
+        <w:pStyle w:val="ListBullet"/>
+        <w:spacing w:after="60"/>
+      </w:pPr>
+      <w:r>
+        <w:t>These notes at the top are kept with the document but never built into the course; delete them whenever you like.</w:t>
+      </w:r>
+    </w:p>
+    <w:p>
+      <w:pPr>
+        <w:spacing w:before="200" w:after="80"/>
+      </w:pPr>
+      <w:r>
+        <w:rPr>
+          <w:b/>
+          <w:color w:val="174B5C"/>
+          <w:sz w:val="24"/>
+        </w:rPr>
+        <w:t>Key: the lines that make structure</w:t>
+      </w:r>
+    </w:p>
+    <w:p>
+      <w:pPr>
+        <w:pStyle w:val="ListBullet"/>
+        <w:spacing w:after="60"/>
+      </w:pPr>
+      <w:r>
+        <w:rPr>
+          <w:b/>
+          <w:color w:val="103945"/>
+        </w:rPr>
+        <w:t>Page: Title  /  Page heading: Title</w:t>
+      </w:r>
+      <w:r>
+        <w:t xml:space="preserve"> — a content page and the title shown on it.</w:t>
+      </w:r>
+    </w:p>
+    <w:p>
+      <w:pPr>
+        <w:pStyle w:val="ListBullet"/>
+        <w:spacing w:after="60"/>
+      </w:pPr>
+      <w:r>
+        <w:rPr>
+          <w:b/>
+          <w:color w:val="103945"/>
+        </w:rPr>
+        <w:t>Placement: Module name</w:t>
+      </w:r>
+      <w:r>
+        <w:t xml:space="preserve"> — where a page goes when it is not in its week.</w:t>
+      </w:r>
+    </w:p>
+    <w:p>
+      <w:pPr>
+        <w:pStyle w:val="ListBullet"/>
+        <w:spacing w:after="60"/>
+      </w:pPr>
+      <w:r>
+        <w:rPr>
+          <w:b/>
+          <w:color w:val="103945"/>
+        </w:rPr>
+        <w:t>Assignment: Title  /  Discussion: Title</w:t>
+      </w:r>
+      <w:r>
+        <w:t xml:space="preserve"> — an activity. Under it: Points: N pts, Gradebook item: Name, Rubric: Name, and for a discussion Forum: Name.</w:t>
+      </w:r>
+    </w:p>
+    <w:p>
+      <w:pPr>
+        <w:pStyle w:val="ListBullet"/>
+        <w:spacing w:after="60"/>
+      </w:pPr>
+      <w:r>
+        <w:rPr>
+          <w:b/>
+          <w:color w:val="103945"/>
+        </w:rPr>
+        <w:t>Checklist: Title</w:t>
+      </w:r>
+      <w:r>
+        <w:t xml:space="preserve"> — a week's checklist; the line Items: From this week's activities builds it, or type the items.</w:t>
+      </w:r>
+    </w:p>
+    <w:p>
+      <w:pPr>
+        <w:pStyle w:val="ListBullet"/>
+        <w:spacing w:after="60"/>
+      </w:pPr>
+      <w:r>
+        <w:rPr>
+          <w:b/>
+          <w:color w:val="103945"/>
+        </w:rPr>
+        <w:t>Module: Name</w:t>
+      </w:r>
+      <w:r>
+        <w:t xml:space="preserve"> — before Week 1, a module of its own; its pages and links follow on the lines below.</w:t>
+      </w:r>
+    </w:p>
+    <w:p>
+      <w:pPr>
+        <w:pStyle w:val="ListBullet"/>
+        <w:spacing w:after="60"/>
+      </w:pPr>
+      <w:r>
+        <w:rPr>
+          <w:b/>
+          <w:color w:val="103945"/>
+        </w:rPr>
+        <w:t>Link: Title  /  URL: https://…</w:t>
+      </w:r>
+      <w:r>
+        <w:t xml:space="preserve"> — an external link in a module.</w:t>
+      </w:r>
+    </w:p>
+    <w:p>
+      <w:pPr>
+        <w:pStyle w:val="ListBullet"/>
+        <w:spacing w:after="60"/>
+      </w:pPr>
+      <w:r>
+        <w:rPr>
+          <w:b/>
+          <w:color w:val="103945"/>
+        </w:rPr>
+        <w:t>Used by: Assignment: Title</w:t>
+      </w:r>
+      <w:r>
+        <w:t xml:space="preserve"> — under a rubric, each activity that uses it.</w:t>
+      </w:r>
+    </w:p>
+    <w:p>
+      <w:pPr>
+        <w:pStyle w:val="ListBullet"/>
+        <w:spacing w:after="60"/>
+      </w:pPr>
+      <w:r>
+        <w:rPr>
+          <w:b/>
+          <w:color w:val="103945"/>
+        </w:rPr>
+        <w:t>[dropdown: Title] … [/dropdown]</w:t>
+      </w:r>
+      <w:r>
+        <w:t xml:space="preserve"> — an expandable panel.  [callout] … [/callout] — a highlighted box; [callout tone=gold] for a warm one.  [timeline] … [/timeline] and [box] … [/box] are also available.</w:t>
+      </w:r>
+    </w:p>
+    <w:p>
+      <w:pPr>
+        <w:pStyle w:val="ListBullet"/>
+        <w:spacing w:after="60"/>
+      </w:pPr>
+      <w:r>
+        <w:rPr>
+          <w:b/>
+          <w:color w:val="103945"/>
+        </w:rPr>
+        <w:t>[link to assignment: Title | words]</w:t>
+      </w:r>
+      <w:r>
+        <w:t xml:space="preserve"> — a link to the course's own object; also link to discussion, quiz, checklist, or page. The words after the bar are what the reader clicks.</w:t>
+      </w:r>
+    </w:p>
+    <w:p>
+      <w:pPr>
+        <w:spacing w:after="160"/>
+      </w:pPr>
+    </w:p>
+    <w:tbl>
+      <w:tblPr>
+        <w:tblW w:type="auto" w:w="0"/>
+        <w:tblLayout w:type="autofit"/>
+        <w:tblLook w:firstColumn="1" w:firstRow="1" w:lastColumn="0" w:lastRow="0" w:noHBand="0" w:noVBand="1" w:val="04A0"/>
+        <w:tblBorders>
+          <w:top w:val="single" w:sz="4" w:space="0" w:color="C7D8DC"/>
+          <w:left w:val="single" w:sz="4" w:space="0" w:color="C7D8DC"/>
+          <w:bottom w:val="single" w:sz="4" w:space="0" w:color="C7D8DC"/>
+          <w:right w:val="single" w:sz="4" w:space="0" w:color="C7D8DC"/>
+          <w:insideH w:val="single" w:sz="4" w:space="0" w:color="C7D8DC"/>
+          <w:insideV w:val="single" w:sz="4" w:space="0" w:color="C7D8DC"/>
+        </w:tblBorders>
+        <w:tblCellMar>
+          <w:top w:w="100" w:type="dxa"/>
+          <w:left w:w="140" w:type="dxa"/>
+          <w:bottom w:w="100" w:type="dxa"/>
+          <w:right w:w="140" w:type="dxa"/>
+        </w:tblCellMar>
+      </w:tblPr>
+      <w:tblGrid>
+        <w:gridCol w:w="9360"/>
+      </w:tblGrid>
+      <w:tr>
+        <w:trPr>
+          <w:cantSplit/>
+        </w:trPr>
+        <w:tc>
+          <w:tcPr>
+            <w:tcW w:type="dxa" w:w="9360"/>
+            <w:shd w:val="clear" w:color="auto" w:fill="EDF4F6"/>
+          </w:tcPr>
+          <w:p>
+            <w:pPr>
+              <w:keepNext/>
+              <w:spacing w:after="40" w:before="40"/>
+            </w:pPr>
+            <w:r>
+              <w:rPr>
+                <w:b/>
+                <w:color w:val="103945"/>
+              </w:rPr>
+              <w:t>COURSE DESCRIPTION (catalog)</w:t>
+            </w:r>
+          </w:p>
+        </w:tc>
+      </w:tr>
+      <w:tr>
+        <w:trPr>
+          <w:cantSplit/>
+        </w:trPr>
+        <w:tc>
+          <w:tcPr>
+            <w:tcW w:type="dxa" w:w="9360"/>
+          </w:tcPr>
+          <w:p>
+            <w:pPr>
+              <w:spacing w:after="80"/>
+            </w:pPr>
+            <w:r>
+              <w:rPr>
+                <w:i/>
+                <w:color w:val="5B6B72"/>
+              </w:rPr>
+              <w:t>(Catalog description.)</w:t>
+            </w:r>
+          </w:p>
+        </w:tc>
+      </w:tr>
+    </w:tbl>
+    <w:p>
+      <w:pPr>
+        <w:spacing w:after="120"/>
+      </w:pPr>
+    </w:p>
+    <w:tbl>
+      <w:tblPr>
+        <w:tblW w:type="auto" w:w="0"/>
+        <w:tblLayout w:type="autofit"/>
+        <w:tblLook w:firstColumn="1" w:firstRow="1" w:lastColumn="0" w:lastRow="0" w:noHBand="0" w:noVBand="1" w:val="04A0"/>
+        <w:tblBorders>
+          <w:top w:val="single" w:sz="4" w:space="0" w:color="C7D8DC"/>
+          <w:left w:val="single" w:sz="4" w:space="0" w:color="C7D8DC"/>
+          <w:bottom w:val="single" w:sz="4" w:space="0" w:color="C7D8DC"/>
+          <w:right w:val="single" w:sz="4" w:space="0" w:color="C7D8DC"/>
+          <w:insideH w:val="single" w:sz="4" w:space="0" w:color="C7D8DC"/>
+          <w:insideV w:val="single" w:sz="4" w:space="0" w:color="C7D8DC"/>
+        </w:tblBorders>
+        <w:tblCellMar>
+          <w:top w:w="100" w:type="dxa"/>
+          <w:left w:w="140" w:type="dxa"/>
+          <w:bottom w:w="100" w:type="dxa"/>
+          <w:right w:w="140" w:type="dxa"/>
+        </w:tblCellMar>
+      </w:tblPr>
+      <w:tblGrid>
+        <w:gridCol w:w="9360"/>
+      </w:tblGrid>
+      <w:tr>
+        <w:trPr>
+          <w:cantSplit/>
+        </w:trPr>
+        <w:tc>
+          <w:tcPr>
+            <w:tcW w:type="dxa" w:w="9360"/>
+            <w:shd w:val="clear" w:color="auto" w:fill="EDF4F6"/>
+          </w:tcPr>
+          <w:p>
+            <w:pPr>
+              <w:keepNext/>
+              <w:spacing w:after="40" w:before="40"/>
+            </w:pPr>
+            <w:r>
+              <w:rPr>
+                <w:b/>
+                <w:color w:val="103945"/>
+              </w:rPr>
+              <w:t>TEXTBOOK/S OR REQUIRED MATERIALS</w:t>
+            </w:r>
+          </w:p>
+        </w:tc>
+      </w:tr>
+      <w:tr>
+        <w:trPr>
+          <w:cantSplit/>
+        </w:trPr>
+        <w:tc>
+          <w:tcPr>
+            <w:tcW w:type="dxa" w:w="9360"/>
+          </w:tcPr>
+          <w:p>
+            <w:pPr>
+              <w:spacing w:after="80"/>
+            </w:pPr>
+            <w:r>
+              <w:rPr>
+                <w:i/>
+                <w:color w:val="5B6B72"/>
+              </w:rPr>
+              <w:t>(Textbook or required materials, with citations.)</w:t>
+            </w:r>
+          </w:p>
+        </w:tc>
+      </w:tr>
+    </w:tbl>
+    <w:p>
+      <w:pPr>
+        <w:spacing w:after="120"/>
+      </w:pPr>
+    </w:p>
+    <w:tbl>
+      <w:tblPr>
+        <w:tblW w:type="auto" w:w="0"/>
+        <w:tblLayout w:type="autofit"/>
+        <w:tblLook w:firstColumn="1" w:firstRow="1" w:lastColumn="0" w:lastRow="0" w:noHBand="0" w:noVBand="1" w:val="04A0"/>
+        <w:tblBorders>
+          <w:top w:val="single" w:sz="4" w:space="0" w:color="C7D8DC"/>
+          <w:left w:val="single" w:sz="4" w:space="0" w:color="C7D8DC"/>
+          <w:bottom w:val="single" w:sz="4" w:space="0" w:color="C7D8DC"/>
+          <w:right w:val="single" w:sz="4" w:space="0" w:color="C7D8DC"/>
+          <w:insideH w:val="single" w:sz="4" w:space="0" w:color="C7D8DC"/>
+          <w:insideV w:val="single" w:sz="4" w:space="0" w:color="C7D8DC"/>
+        </w:tblBorders>
+        <w:tblCellMar>
+          <w:top w:w="100" w:type="dxa"/>
+          <w:left w:w="140" w:type="dxa"/>
+          <w:bottom w:w="100" w:type="dxa"/>
+          <w:right w:w="140" w:type="dxa"/>
+        </w:tblCellMar>
+      </w:tblPr>
+      <w:tblGrid>
+        <w:gridCol w:w="9360"/>
+      </w:tblGrid>
+      <w:tr>
+        <w:trPr>
+          <w:cantSplit/>
+        </w:trPr>
+        <w:tc>
+          <w:tcPr>
+            <w:tcW w:type="dxa" w:w="9360"/>
+            <w:shd w:val="clear" w:color="auto" w:fill="EDF4F6"/>
+          </w:tcPr>
+          <w:p>
+            <w:pPr>
+              <w:keepNext/>
+              <w:spacing w:after="40" w:before="40"/>
+            </w:pPr>
+            <w:r>
+              <w:rPr>
+                <w:b/>
+                <w:color w:val="103945"/>
+              </w:rPr>
+              <w:t>COURSE LEARNING OUTCOMES</w:t>
+            </w:r>
+          </w:p>
+        </w:tc>
+      </w:tr>
+      <w:tr>
+        <w:trPr>
+          <w:cantSplit/>
+        </w:trPr>
+        <w:tc>
+          <w:tcPr>
+            <w:tcW w:type="dxa" w:w="9360"/>
+          </w:tcPr>
+          <w:p>
+            <w:pPr>
+              <w:spacing w:after="80"/>
+            </w:pPr>
+            <w:r>
+              <w:rPr>
+                <w:i/>
+                <w:color w:val="5B6B72"/>
+              </w:rPr>
+              <w:t>(One outcome per paragraph.)</w:t>
+            </w:r>
+          </w:p>
+        </w:tc>
+      </w:tr>
+    </w:tbl>
+    <w:p>
+      <w:pPr>
+        <w:spacing w:after="120"/>
+      </w:pPr>
+    </w:p>
+    <w:p>
+      <w:r>
+        <w:rPr>
+          <w:i/>
+          <w:color w:val="5B6B72"/>
+        </w:rPr>
+        <w:t>Points table. One row per graded activity; the names must match the activity lines below, and the points must agree.</w:t>
       </w:r>
     </w:p>
     <w:tbl>
       <w:tblPr>
-        <w:tblStyle w:val="TableGrid"/>
         <w:tblW w:type="auto" w:w="0"/>
         <w:tblLook w:firstColumn="1" w:firstRow="1" w:lastColumn="0" w:lastRow="0" w:noHBand="0" w:noVBand="1" w:val="04A0"/>
+        <w:tblBorders>
+          <w:top w:val="single" w:sz="4" w:space="0" w:color="C7D8DC"/>
+          <w:left w:val="single" w:sz="4" w:space="0" w:color="C7D8DC"/>
+          <w:bottom w:val="single" w:sz="4" w:space="0" w:color="C7D8DC"/>
+          <w:right w:val="single" w:sz="4" w:space="0" w:color="C7D8DC"/>
+          <w:insideH w:val="single" w:sz="4" w:space="0" w:color="C7D8DC"/>
+          <w:insideV w:val="single" w:sz="4" w:space="0" w:color="C7D8DC"/>
+        </w:tblBorders>
+        <w:tblCellMar>
+          <w:top w:w="60" w:type="dxa"/>
+          <w:left w:w="140" w:type="dxa"/>
+          <w:bottom w:w="60" w:type="dxa"/>
+          <w:right w:w="140" w:type="dxa"/>
+        </w:tblCellMar>
       </w:tblPr>
       <w:tblGrid>
-        <w:gridCol w:w="8640"/>
+        <w:gridCol w:w="4680"/>
+        <w:gridCol w:w="4680"/>
       </w:tblGrid>
       <w:tr>
         <w:tc>
           <w:tcPr>
-            <w:tcW w:type="dxa" w:w="8640"/>
+            <w:tcW w:type="dxa" w:w="4680"/>
+            <w:shd w:val="clear" w:color="auto" w:fill="174B5C"/>
           </w:tcPr>
           <w:p>
             <w:r>
               <w:rPr>
                 <w:b/>
+                <w:color w:val="FFFFFF"/>
               </w:rPr>
-              <w:t>COURSE DESCRIPTION (catalog)</w:t>
+              <w:t>Assignment</w:t>
+            </w:r>
+          </w:p>
+        </w:tc>
+        <w:tc>
+          <w:tcPr>
+            <w:tcW w:type="dxa" w:w="4680"/>
+            <w:shd w:val="clear" w:color="auto" w:fill="174B5C"/>
+          </w:tcPr>
+          <w:p>
+            <w:r>
+              <w:rPr>
+                <w:b/>
+                <w:color w:val="FFFFFF"/>
+              </w:rPr>
+              <w:t>Points</w:t>
             </w:r>
           </w:p>
         </w:tc>
@@ -42,36 +540,21 @@
       <w:tr>
         <w:tc>
           <w:tcPr>
-            <w:tcW w:type="dxa" w:w="8640"/>
+            <w:tcW w:type="dxa" w:w="4680"/>
           </w:tcPr>
           <w:p>
             <w:r>
-              <w:t>(Catalog description.)</w:t>
+              <w:t>Week 1 Assignment: (title)</w:t>
             </w:r>
           </w:p>
         </w:tc>
-      </w:tr>
-    </w:tbl>
-    <w:tbl>
-      <w:tblPr>
-        <w:tblStyle w:val="TableGrid"/>
-        <w:tblW w:type="auto" w:w="0"/>
-        <w:tblLook w:firstColumn="1" w:firstRow="1" w:lastColumn="0" w:lastRow="0" w:noHBand="0" w:noVBand="1" w:val="04A0"/>
-      </w:tblPr>
-      <w:tblGrid>
-        <w:gridCol w:w="8640"/>
-      </w:tblGrid>
-      <w:tr>
         <w:tc>
           <w:tcPr>
-            <w:tcW w:type="dxa" w:w="8640"/>
+            <w:tcW w:type="dxa" w:w="4680"/>
           </w:tcPr>
           <w:p>
             <w:r>
-              <w:rPr>
-                <w:b/>
-              </w:rPr>
-              <w:t>TEXTBOOK/S OR REQUIRED MATERIALS</w:t>
+              <w:t>10</w:t>
             </w:r>
           </w:p>
         </w:tc>
@@ -79,36 +562,21 @@
       <w:tr>
         <w:tc>
           <w:tcPr>
-            <w:tcW w:type="dxa" w:w="8640"/>
+            <w:tcW w:type="dxa" w:w="4680"/>
           </w:tcPr>
           <w:p>
             <w:r>
-              <w:t>(Textbook or required materials, with citations.)</w:t>
+              <w:t>Week 1 Discussion: (title)</w:t>
             </w:r>
           </w:p>
         </w:tc>
-      </w:tr>
-    </w:tbl>
-    <w:tbl>
-      <w:tblPr>
-        <w:tblStyle w:val="TableGrid"/>
-        <w:tblW w:type="auto" w:w="0"/>
-        <w:tblLook w:firstColumn="1" w:firstRow="1" w:lastColumn="0" w:lastRow="0" w:noHBand="0" w:noVBand="1" w:val="04A0"/>
-      </w:tblPr>
-      <w:tblGrid>
-        <w:gridCol w:w="8640"/>
-      </w:tblGrid>
-      <w:tr>
         <w:tc>
           <w:tcPr>
-            <w:tcW w:type="dxa" w:w="8640"/>
+            <w:tcW w:type="dxa" w:w="4680"/>
           </w:tcPr>
           <w:p>
             <w:r>
-              <w:rPr>
-                <w:b/>
-              </w:rPr>
-              <w:t>COURSE LEARNING OUTCOMES</w:t>
+              <w:t>5</w:t>
             </w:r>
           </w:p>
         </w:tc>
@@ -116,50 +584,21 @@
       <w:tr>
         <w:tc>
           <w:tcPr>
-            <w:tcW w:type="dxa" w:w="8640"/>
+            <w:tcW w:type="dxa" w:w="4680"/>
           </w:tcPr>
           <w:p>
             <w:r>
-              <w:t>(One outcome per paragraph.)</w:t>
-            </w:r>
-          </w:p>
-        </w:tc>
-      </w:tr>
-    </w:tbl>
-    <w:p/>
-    <w:p>
-      <w:r>
-        <w:t>Points table. One row per graded activity; the names must match the activity lines below.</w:t>
-      </w:r>
-    </w:p>
-    <w:tbl>
-      <w:tblPr>
-        <w:tblStyle w:val="TableGrid"/>
-        <w:tblW w:type="auto" w:w="0"/>
-        <w:tblLook w:firstColumn="1" w:firstRow="1" w:lastColumn="0" w:lastRow="0" w:noHBand="0" w:noVBand="1" w:val="04A0"/>
-      </w:tblPr>
-      <w:tblGrid>
-        <w:gridCol w:w="4320"/>
-        <w:gridCol w:w="4320"/>
-      </w:tblGrid>
-      <w:tr>
-        <w:tc>
-          <w:tcPr>
-            <w:tcW w:type="dxa" w:w="4320"/>
-          </w:tcPr>
-          <w:p>
-            <w:r>
-              <w:t>Assignment</w:t>
+              <w:t>Week 2 Assignment: (title)</w:t>
             </w:r>
           </w:p>
         </w:tc>
         <w:tc>
           <w:tcPr>
-            <w:tcW w:type="dxa" w:w="4320"/>
+            <w:tcW w:type="dxa" w:w="4680"/>
           </w:tcPr>
           <w:p>
             <w:r>
-              <w:t>Points</w:t>
+              <w:t>10</w:t>
             </w:r>
           </w:p>
         </w:tc>
@@ -167,21 +606,21 @@
       <w:tr>
         <w:tc>
           <w:tcPr>
-            <w:tcW w:type="dxa" w:w="4320"/>
+            <w:tcW w:type="dxa" w:w="4680"/>
           </w:tcPr>
           <w:p>
             <w:r>
-              <w:t>Week 1 Assignment: (title)</w:t>
+              <w:t>Week 2 Discussion: (title)</w:t>
             </w:r>
           </w:p>
         </w:tc>
         <w:tc>
           <w:tcPr>
-            <w:tcW w:type="dxa" w:w="4320"/>
+            <w:tcW w:type="dxa" w:w="4680"/>
           </w:tcPr>
           <w:p>
             <w:r>
-              <w:t>10</w:t>
+              <w:t>5</w:t>
             </w:r>
           </w:p>
         </w:tc>
@@ -189,21 +628,21 @@
       <w:tr>
         <w:tc>
           <w:tcPr>
-            <w:tcW w:type="dxa" w:w="4320"/>
+            <w:tcW w:type="dxa" w:w="4680"/>
           </w:tcPr>
           <w:p>
             <w:r>
-              <w:t>Week 1 Discussion: (title)</w:t>
+              <w:t>Week 3 Assignment: (title)</w:t>
             </w:r>
           </w:p>
         </w:tc>
         <w:tc>
           <w:tcPr>
-            <w:tcW w:type="dxa" w:w="4320"/>
+            <w:tcW w:type="dxa" w:w="4680"/>
           </w:tcPr>
           <w:p>
             <w:r>
-              <w:t>5</w:t>
+              <w:t>10</w:t>
             </w:r>
           </w:p>
         </w:tc>
@@ -211,21 +650,21 @@
       <w:tr>
         <w:tc>
           <w:tcPr>
-            <w:tcW w:type="dxa" w:w="4320"/>
+            <w:tcW w:type="dxa" w:w="4680"/>
           </w:tcPr>
           <w:p>
             <w:r>
-              <w:t>Week 2 Assignment: (title)</w:t>
+              <w:t>Week 3 Discussion: (title)</w:t>
             </w:r>
           </w:p>
         </w:tc>
         <w:tc>
           <w:tcPr>
-            <w:tcW w:type="dxa" w:w="4320"/>
+            <w:tcW w:type="dxa" w:w="4680"/>
           </w:tcPr>
           <w:p>
             <w:r>
-              <w:t>10</w:t>
+              <w:t>5</w:t>
             </w:r>
           </w:p>
         </w:tc>
@@ -233,21 +672,21 @@
       <w:tr>
         <w:tc>
           <w:tcPr>
-            <w:tcW w:type="dxa" w:w="4320"/>
+            <w:tcW w:type="dxa" w:w="4680"/>
           </w:tcPr>
           <w:p>
             <w:r>
-              <w:t>Week 2 Discussion: (title)</w:t>
+              <w:t>Week 4 Assignment: (title)</w:t>
             </w:r>
           </w:p>
         </w:tc>
         <w:tc>
           <w:tcPr>
-            <w:tcW w:type="dxa" w:w="4320"/>
+            <w:tcW w:type="dxa" w:w="4680"/>
           </w:tcPr>
           <w:p>
             <w:r>
-              <w:t>5</w:t>
+              <w:t>10</w:t>
             </w:r>
           </w:p>
         </w:tc>
@@ -255,21 +694,21 @@
       <w:tr>
         <w:tc>
           <w:tcPr>
-            <w:tcW w:type="dxa" w:w="4320"/>
+            <w:tcW w:type="dxa" w:w="4680"/>
           </w:tcPr>
           <w:p>
             <w:r>
-              <w:t>Week 3 Assignment: (title)</w:t>
+              <w:t>Week 4 Discussion: (title)</w:t>
             </w:r>
           </w:p>
         </w:tc>
         <w:tc>
           <w:tcPr>
-            <w:tcW w:type="dxa" w:w="4320"/>
+            <w:tcW w:type="dxa" w:w="4680"/>
           </w:tcPr>
           <w:p>
             <w:r>
-              <w:t>10</w:t>
+              <w:t>5</w:t>
             </w:r>
           </w:p>
         </w:tc>
@@ -277,21 +716,21 @@
       <w:tr>
         <w:tc>
           <w:tcPr>
-            <w:tcW w:type="dxa" w:w="4320"/>
+            <w:tcW w:type="dxa" w:w="4680"/>
           </w:tcPr>
           <w:p>
             <w:r>
-              <w:t>Week 3 Discussion: (title)</w:t>
+              <w:t>Week 5 Assignment: (title)</w:t>
             </w:r>
           </w:p>
         </w:tc>
         <w:tc>
           <w:tcPr>
-            <w:tcW w:type="dxa" w:w="4320"/>
+            <w:tcW w:type="dxa" w:w="4680"/>
           </w:tcPr>
           <w:p>
             <w:r>
-              <w:t>5</w:t>
+              <w:t>10</w:t>
             </w:r>
           </w:p>
         </w:tc>
@@ -299,21 +738,21 @@
       <w:tr>
         <w:tc>
           <w:tcPr>
-            <w:tcW w:type="dxa" w:w="4320"/>
+            <w:tcW w:type="dxa" w:w="4680"/>
           </w:tcPr>
           <w:p>
             <w:r>
-              <w:t>Week 4 Assignment: (title)</w:t>
+              <w:t>Week 5 Discussion: (title)</w:t>
             </w:r>
           </w:p>
         </w:tc>
         <w:tc>
           <w:tcPr>
-            <w:tcW w:type="dxa" w:w="4320"/>
+            <w:tcW w:type="dxa" w:w="4680"/>
           </w:tcPr>
           <w:p>
             <w:r>
-              <w:t>10</w:t>
+              <w:t>5</w:t>
             </w:r>
           </w:p>
         </w:tc>
@@ -321,21 +760,21 @@
       <w:tr>
         <w:tc>
           <w:tcPr>
-            <w:tcW w:type="dxa" w:w="4320"/>
+            <w:tcW w:type="dxa" w:w="4680"/>
           </w:tcPr>
           <w:p>
             <w:r>
-              <w:t>Week 4 Discussion: (title)</w:t>
+              <w:t>Week 6 Assignment: (title)</w:t>
             </w:r>
           </w:p>
         </w:tc>
         <w:tc>
           <w:tcPr>
-            <w:tcW w:type="dxa" w:w="4320"/>
+            <w:tcW w:type="dxa" w:w="4680"/>
           </w:tcPr>
           <w:p>
             <w:r>
-              <w:t>5</w:t>
+              <w:t>10</w:t>
             </w:r>
           </w:p>
         </w:tc>
@@ -343,21 +782,21 @@
       <w:tr>
         <w:tc>
           <w:tcPr>
-            <w:tcW w:type="dxa" w:w="4320"/>
+            <w:tcW w:type="dxa" w:w="4680"/>
           </w:tcPr>
           <w:p>
             <w:r>
-              <w:t>Week 5 Assignment: (title)</w:t>
+              <w:t>Week 6 Discussion: (title)</w:t>
             </w:r>
           </w:p>
         </w:tc>
         <w:tc>
           <w:tcPr>
-            <w:tcW w:type="dxa" w:w="4320"/>
+            <w:tcW w:type="dxa" w:w="4680"/>
           </w:tcPr>
           <w:p>
             <w:r>
-              <w:t>10</w:t>
+              <w:t>5</w:t>
             </w:r>
           </w:p>
         </w:tc>
@@ -365,21 +804,21 @@
       <w:tr>
         <w:tc>
           <w:tcPr>
-            <w:tcW w:type="dxa" w:w="4320"/>
+            <w:tcW w:type="dxa" w:w="4680"/>
           </w:tcPr>
           <w:p>
             <w:r>
-              <w:t>Week 5 Discussion: (title)</w:t>
+              <w:t>Week 7 Assignment: (title)</w:t>
             </w:r>
           </w:p>
         </w:tc>
         <w:tc>
           <w:tcPr>
-            <w:tcW w:type="dxa" w:w="4320"/>
+            <w:tcW w:type="dxa" w:w="4680"/>
           </w:tcPr>
           <w:p>
             <w:r>
-              <w:t>5</w:t>
+              <w:t>10</w:t>
             </w:r>
           </w:p>
         </w:tc>
@@ -387,21 +826,21 @@
       <w:tr>
         <w:tc>
           <w:tcPr>
-            <w:tcW w:type="dxa" w:w="4320"/>
+            <w:tcW w:type="dxa" w:w="4680"/>
           </w:tcPr>
           <w:p>
             <w:r>
-              <w:t>Week 6 Assignment: (title)</w:t>
+              <w:t>Week 7 Discussion: (title)</w:t>
             </w:r>
           </w:p>
         </w:tc>
         <w:tc>
           <w:tcPr>
-            <w:tcW w:type="dxa" w:w="4320"/>
+            <w:tcW w:type="dxa" w:w="4680"/>
           </w:tcPr>
           <w:p>
             <w:r>
-              <w:t>10</w:t>
+              <w:t>5</w:t>
             </w:r>
           </w:p>
         </w:tc>
@@ -409,21 +848,21 @@
       <w:tr>
         <w:tc>
           <w:tcPr>
-            <w:tcW w:type="dxa" w:w="4320"/>
+            <w:tcW w:type="dxa" w:w="4680"/>
           </w:tcPr>
           <w:p>
             <w:r>
-              <w:t>Week 6 Discussion: (title)</w:t>
+              <w:t>Week 8 Assignment: (title)</w:t>
             </w:r>
           </w:p>
         </w:tc>
         <w:tc>
           <w:tcPr>
-            <w:tcW w:type="dxa" w:w="4320"/>
+            <w:tcW w:type="dxa" w:w="4680"/>
           </w:tcPr>
           <w:p>
             <w:r>
-              <w:t>5</w:t>
+              <w:t>10</w:t>
             </w:r>
           </w:p>
         </w:tc>
@@ -431,21 +870,21 @@
       <w:tr>
         <w:tc>
           <w:tcPr>
-            <w:tcW w:type="dxa" w:w="4320"/>
+            <w:tcW w:type="dxa" w:w="4680"/>
           </w:tcPr>
           <w:p>
             <w:r>
-              <w:t>Week 7 Assignment: (title)</w:t>
+              <w:t>Week 8 Discussion: (title)</w:t>
             </w:r>
           </w:p>
         </w:tc>
         <w:tc>
           <w:tcPr>
-            <w:tcW w:type="dxa" w:w="4320"/>
+            <w:tcW w:type="dxa" w:w="4680"/>
           </w:tcPr>
           <w:p>
             <w:r>
-              <w:t>10</w:t>
+              <w:t>5</w:t>
             </w:r>
           </w:p>
         </w:tc>
@@ -453,92 +892,39 @@
       <w:tr>
         <w:tc>
           <w:tcPr>
-            <w:tcW w:type="dxa" w:w="4320"/>
+            <w:tcW w:type="dxa" w:w="4680"/>
+            <w:shd w:val="clear" w:color="auto" w:fill="EDF4F6"/>
           </w:tcPr>
           <w:p>
             <w:r>
-              <w:t>Week 7 Discussion: (title)</w:t>
+              <w:rPr>
+                <w:b/>
+              </w:rPr>
+              <w:t>Total Points</w:t>
             </w:r>
           </w:p>
         </w:tc>
         <w:tc>
           <w:tcPr>
-            <w:tcW w:type="dxa" w:w="4320"/>
+            <w:tcW w:type="dxa" w:w="4680"/>
+            <w:shd w:val="clear" w:color="auto" w:fill="EDF4F6"/>
           </w:tcPr>
           <w:p>
             <w:r>
-              <w:t>5</w:t>
-            </w:r>
-          </w:p>
-        </w:tc>
-      </w:tr>
-      <w:tr>
-        <w:tc>
-          <w:tcPr>
-            <w:tcW w:type="dxa" w:w="4320"/>
-          </w:tcPr>
-          <w:p>
-            <w:r>
-              <w:t>Week 8 Assignment: (title)</w:t>
-            </w:r>
-          </w:p>
-        </w:tc>
-        <w:tc>
-          <w:tcPr>
-            <w:tcW w:type="dxa" w:w="4320"/>
-          </w:tcPr>
-          <w:p>
-            <w:r>
-              <w:t>10</w:t>
-            </w:r>
-          </w:p>
-        </w:tc>
-      </w:tr>
-      <w:tr>
-        <w:tc>
-          <w:tcPr>
-            <w:tcW w:type="dxa" w:w="4320"/>
-          </w:tcPr>
-          <w:p>
-            <w:r>
-              <w:t>Week 8 Discussion: (title)</w:t>
-            </w:r>
-          </w:p>
-        </w:tc>
-        <w:tc>
-          <w:tcPr>
-            <w:tcW w:type="dxa" w:w="4320"/>
-          </w:tcPr>
-          <w:p>
-            <w:r>
-              <w:t>5</w:t>
-            </w:r>
-          </w:p>
-        </w:tc>
-      </w:tr>
-      <w:tr>
-        <w:tc>
-          <w:tcPr>
-            <w:tcW w:type="dxa" w:w="4320"/>
-          </w:tcPr>
-          <w:p>
-            <w:r>
-              <w:t>Total Points</w:t>
-            </w:r>
-          </w:p>
-        </w:tc>
-        <w:tc>
-          <w:tcPr>
-            <w:tcW w:type="dxa" w:w="4320"/>
-          </w:tcPr>
-          <w:p>
-            <w:r>
+              <w:rPr>
+                <w:b/>
+              </w:rPr>
               <w:t>120</w:t>
             </w:r>
           </w:p>
         </w:tc>
       </w:tr>
     </w:tbl>
+    <w:p>
+      <w:pPr>
+        <w:spacing w:after="120"/>
+      </w:pPr>
+    </w:p>
     <w:p>
       <w:pPr>
         <w:pStyle w:val="Heading1"/>
@@ -548,22 +934,59 @@
       </w:r>
     </w:p>
     <w:p>
+      <w:pPr>
+        <w:spacing w:after="80"/>
+      </w:pPr>
       <w:r>
-        <w:t>Page: Welcome</w:t>
+        <w:rPr>
+          <w:b/>
+          <w:color w:val="103945"/>
+        </w:rPr>
+        <w:t>Page:</w:t>
+      </w:r>
+      <w:r>
+        <w:t xml:space="preserve"> Welcome</w:t>
       </w:r>
     </w:p>
     <w:p>
+      <w:pPr>
+        <w:spacing w:after="80"/>
+      </w:pPr>
       <w:r>
-        <w:t>Page heading: Welcome to COURSE 123</w:t>
+        <w:rPr>
+          <w:b/>
+          <w:color w:val="103945"/>
+        </w:rPr>
+        <w:t>Page heading:</w:t>
+      </w:r>
+      <w:r>
+        <w:t xml:space="preserve"> Welcome to COURSE 123</w:t>
       </w:r>
     </w:p>
     <w:p>
+      <w:pPr>
+        <w:spacing w:after="80"/>
+      </w:pPr>
       <w:r>
-        <w:t>Placement: Getting Started</w:t>
+        <w:rPr>
+          <w:b/>
+          <w:color w:val="103945"/>
+        </w:rPr>
+        <w:t>Placement:</w:t>
+      </w:r>
+      <w:r>
+        <w:t xml:space="preserve"> Getting Started</w:t>
       </w:r>
     </w:p>
     <w:p>
+      <w:pPr>
+        <w:spacing w:after="80"/>
+      </w:pPr>
       <w:r>
+        <w:rPr>
+          <w:i/>
+          <w:color w:val="5B6B72"/>
+        </w:rPr>
         <w:t>(Welcome text. Add more pages with their own Page: and Page heading: lines.)</w:t>
       </w:r>
     </w:p>
@@ -577,27 +1000,54 @@
     </w:p>
     <w:p>
       <w:r>
+        <w:rPr>
+          <w:i/>
+          <w:color w:val="5B6B72"/>
+        </w:rPr>
         <w:t>One row per module. The first line of a row names the module; the rest are its pages and links.</w:t>
       </w:r>
     </w:p>
     <w:tbl>
       <w:tblPr>
-        <w:tblStyle w:val="TableGrid"/>
         <w:tblW w:type="auto" w:w="0"/>
+        <w:tblLayout w:type="autofit"/>
         <w:tblLook w:firstColumn="1" w:firstRow="1" w:lastColumn="0" w:lastRow="0" w:noHBand="0" w:noVBand="1" w:val="04A0"/>
+        <w:tblBorders>
+          <w:top w:val="single" w:sz="4" w:space="0" w:color="C7D8DC"/>
+          <w:left w:val="single" w:sz="4" w:space="0" w:color="C7D8DC"/>
+          <w:bottom w:val="single" w:sz="4" w:space="0" w:color="C7D8DC"/>
+          <w:right w:val="single" w:sz="4" w:space="0" w:color="C7D8DC"/>
+          <w:insideH w:val="single" w:sz="4" w:space="0" w:color="C7D8DC"/>
+          <w:insideV w:val="single" w:sz="4" w:space="0" w:color="C7D8DC"/>
+        </w:tblBorders>
+        <w:tblCellMar>
+          <w:top w:w="100" w:type="dxa"/>
+          <w:left w:w="140" w:type="dxa"/>
+          <w:bottom w:w="100" w:type="dxa"/>
+          <w:right w:w="140" w:type="dxa"/>
+        </w:tblCellMar>
       </w:tblPr>
       <w:tblGrid>
-        <w:gridCol w:w="8640"/>
+        <w:gridCol w:w="9360"/>
       </w:tblGrid>
       <w:tr>
+        <w:trPr>
+          <w:cantSplit/>
+        </w:trPr>
         <w:tc>
           <w:tcPr>
-            <w:tcW w:type="dxa" w:w="8640"/>
+            <w:tcW w:type="dxa" w:w="9360"/>
+            <w:shd w:val="clear" w:color="auto" w:fill="EDF4F6"/>
           </w:tcPr>
           <w:p>
+            <w:pPr>
+              <w:keepNext/>
+              <w:spacing w:after="40" w:before="40"/>
+            </w:pPr>
             <w:r>
               <w:rPr>
                 <w:b/>
+                <w:color w:val="103945"/>
               </w:rPr>
               <w:t>Getting Started</w:t>
             </w:r>
@@ -605,48 +1055,123 @@
         </w:tc>
       </w:tr>
       <w:tr>
+        <w:trPr>
+          <w:cantSplit/>
+        </w:trPr>
         <w:tc>
           <w:tcPr>
-            <w:tcW w:type="dxa" w:w="8640"/>
+            <w:tcW w:type="dxa" w:w="9360"/>
           </w:tcPr>
           <w:p>
-            <w:r>
-              <w:t>Module: Getting Started</w:t>
+            <w:pPr>
+              <w:spacing w:after="80"/>
+            </w:pPr>
+            <w:r>
+              <w:rPr>
+                <w:b/>
+                <w:color w:val="103945"/>
+              </w:rPr>
+              <w:t>Module:</w:t>
+            </w:r>
+            <w:r>
+              <w:t xml:space="preserve"> Getting Started</w:t>
             </w:r>
           </w:p>
           <w:p>
-            <w:r>
-              <w:t>Page: Student Resources</w:t>
+            <w:pPr>
+              <w:spacing w:after="80"/>
+            </w:pPr>
+            <w:r>
+              <w:rPr>
+                <w:b/>
+                <w:color w:val="103945"/>
+              </w:rPr>
+              <w:t>Page:</w:t>
+            </w:r>
+            <w:r>
+              <w:t xml:space="preserve"> Student Resources</w:t>
             </w:r>
           </w:p>
           <w:p>
-            <w:r>
-              <w:t>Page heading: Student and Course Resources</w:t>
+            <w:pPr>
+              <w:spacing w:after="80"/>
+            </w:pPr>
+            <w:r>
+              <w:rPr>
+                <w:b/>
+                <w:color w:val="103945"/>
+              </w:rPr>
+              <w:t>Page heading:</w:t>
+            </w:r>
+            <w:r>
+              <w:t xml:space="preserve"> Student and Course Resources</w:t>
             </w:r>
           </w:p>
           <w:p>
-            <w:r>
+            <w:pPr>
+              <w:spacing w:after="80"/>
+            </w:pPr>
+            <w:r>
+              <w:rPr>
+                <w:i/>
+                <w:color w:val="5B6B72"/>
+              </w:rPr>
               <w:t>(Resources text.)</w:t>
             </w:r>
           </w:p>
           <w:p>
-            <w:r>
-              <w:t>Link: Syllabus</w:t>
+            <w:pPr>
+              <w:spacing w:after="80"/>
+            </w:pPr>
+            <w:r>
+              <w:rPr>
+                <w:b/>
+                <w:color w:val="103945"/>
+              </w:rPr>
+              <w:t>Link:</w:t>
+            </w:r>
+            <w:r>
+              <w:t xml:space="preserve"> Syllabus</w:t>
             </w:r>
           </w:p>
           <w:p>
-            <w:r>
-              <w:t>URL: https://</w:t>
+            <w:pPr>
+              <w:spacing w:after="80"/>
+            </w:pPr>
+            <w:r>
+              <w:rPr>
+                <w:b/>
+                <w:color w:val="103945"/>
+              </w:rPr>
+              <w:t>URL:</w:t>
+            </w:r>
+            <w:r>
+              <w:t xml:space="preserve"> https://</w:t>
             </w:r>
           </w:p>
           <w:p>
-            <w:r>
-              <w:t>Placement: Getting Started</w:t>
+            <w:pPr>
+              <w:spacing w:after="80"/>
+            </w:pPr>
+            <w:r>
+              <w:rPr>
+                <w:b/>
+                <w:color w:val="103945"/>
+              </w:rPr>
+              <w:t>Placement:</w:t>
+            </w:r>
+            <w:r>
+              <w:t xml:space="preserve"> Getting Started</w:t>
             </w:r>
           </w:p>
         </w:tc>
       </w:tr>
     </w:tbl>
+    <w:p>
+      <w:pPr>
+        <w:spacing w:after="120"/>
+      </w:pPr>
+    </w:p>
     <w:p>
       <w:pPr>
         <w:pStyle w:val="Heading1"/>
@@ -657,22 +1182,45 @@
     </w:p>
     <w:tbl>
       <w:tblPr>
-        <w:tblStyle w:val="TableGrid"/>
         <w:tblW w:type="auto" w:w="0"/>
+        <w:tblLayout w:type="autofit"/>
         <w:tblLook w:firstColumn="1" w:firstRow="1" w:lastColumn="0" w:lastRow="0" w:noHBand="0" w:noVBand="1" w:val="04A0"/>
+        <w:tblBorders>
+          <w:top w:val="single" w:sz="4" w:space="0" w:color="C7D8DC"/>
+          <w:left w:val="single" w:sz="4" w:space="0" w:color="C7D8DC"/>
+          <w:bottom w:val="single" w:sz="4" w:space="0" w:color="C7D8DC"/>
+          <w:right w:val="single" w:sz="4" w:space="0" w:color="C7D8DC"/>
+          <w:insideH w:val="single" w:sz="4" w:space="0" w:color="C7D8DC"/>
+          <w:insideV w:val="single" w:sz="4" w:space="0" w:color="C7D8DC"/>
+        </w:tblBorders>
+        <w:tblCellMar>
+          <w:top w:w="100" w:type="dxa"/>
+          <w:left w:w="140" w:type="dxa"/>
+          <w:bottom w:w="100" w:type="dxa"/>
+          <w:right w:w="140" w:type="dxa"/>
+        </w:tblCellMar>
       </w:tblPr>
       <w:tblGrid>
-        <w:gridCol w:w="8640"/>
+        <w:gridCol w:w="9360"/>
       </w:tblGrid>
       <w:tr>
+        <w:trPr>
+          <w:cantSplit/>
+        </w:trPr>
         <w:tc>
           <w:tcPr>
-            <w:tcW w:type="dxa" w:w="8640"/>
+            <w:tcW w:type="dxa" w:w="9360"/>
+            <w:shd w:val="clear" w:color="auto" w:fill="EDF4F6"/>
           </w:tcPr>
           <w:p>
+            <w:pPr>
+              <w:keepNext/>
+              <w:spacing w:after="40" w:before="40"/>
+            </w:pPr>
             <w:r>
               <w:rPr>
                 <w:b/>
+                <w:color w:val="103945"/>
               </w:rPr>
               <w:t>Overview: (add an introduction to the week's topic and activities here, with references as needed)</w:t>
             </w:r>
@@ -680,36 +1228,162 @@
         </w:tc>
       </w:tr>
       <w:tr>
+        <w:trPr>
+          <w:cantSplit/>
+        </w:trPr>
         <w:tc>
           <w:tcPr>
-            <w:tcW w:type="dxa" w:w="8640"/>
+            <w:tcW w:type="dxa" w:w="9360"/>
           </w:tcPr>
           <w:p>
-            <w:r>
-              <w:t>Page: Week 1 Overview</w:t>
+            <w:pPr>
+              <w:spacing w:after="80"/>
+            </w:pPr>
+            <w:r>
+              <w:rPr>
+                <w:b/>
+                <w:color w:val="103945"/>
+              </w:rPr>
+              <w:t>Page:</w:t>
+            </w:r>
+            <w:r>
+              <w:t xml:space="preserve"> Week 1 Overview</w:t>
             </w:r>
           </w:p>
           <w:p>
-            <w:r>
-              <w:t>Page heading: Week 1 – (topic)</w:t>
+            <w:pPr>
+              <w:spacing w:after="80"/>
+            </w:pPr>
+            <w:r>
+              <w:rPr>
+                <w:b/>
+                <w:color w:val="103945"/>
+              </w:rPr>
+              <w:t>Page heading:</w:t>
+            </w:r>
+            <w:r>
+              <w:t xml:space="preserve"> Week 1 – (topic)</w:t>
             </w:r>
           </w:p>
           <w:p>
-            <w:r>
-              <w:t>(Introduce the week here. Headings inside a page start at Heading 2.)</w:t>
+            <w:pPr>
+              <w:spacing w:after="80"/>
+            </w:pPr>
+            <w:r>
+              <w:rPr>
+                <w:i/>
+                <w:color w:val="5B6B72"/>
+              </w:rPr>
+              <w:t>(Introduce the week here. The three examples below are real: keep, change, or delete them.)</w:t>
+            </w:r>
+          </w:p>
+          <w:p>
+            <w:pPr>
+              <w:spacing w:after="80"/>
+            </w:pPr>
+            <w:r>
+              <w:rPr>
+                <w:b/>
+                <w:color w:val="174B5C"/>
+              </w:rPr>
+              <w:t>[dropdown: Example dropdown – a panel the reader opens]</w:t>
+            </w:r>
+          </w:p>
+          <w:p>
+            <w:pPr>
+              <w:spacing w:after="80"/>
+            </w:pPr>
+            <w:r>
+              <w:rPr>
+                <w:i/>
+                <w:color w:val="5B6B72"/>
+              </w:rPr>
+              <w:t>(Anything between the bracket lines is inside the panel: paragraphs, bullets, links.)</w:t>
+            </w:r>
+          </w:p>
+          <w:p>
+            <w:pPr>
+              <w:spacing w:after="80"/>
+            </w:pPr>
+            <w:r>
+              <w:rPr>
+                <w:b/>
+                <w:color w:val="174B5C"/>
+              </w:rPr>
+              <w:t>[/dropdown]</w:t>
+            </w:r>
+          </w:p>
+          <w:p>
+            <w:pPr>
+              <w:spacing w:after="80"/>
+            </w:pPr>
+            <w:r>
+              <w:rPr>
+                <w:b/>
+                <w:color w:val="174B5C"/>
+              </w:rPr>
+              <w:t>[callout tone=gold]</w:t>
+            </w:r>
+          </w:p>
+          <w:p>
+            <w:pPr>
+              <w:spacing w:after="80"/>
+            </w:pPr>
+            <w:r>
+              <w:rPr>
+                <w:i/>
+                <w:color w:val="5B6B72"/>
+              </w:rPr>
+              <w:t>(A callout for something to keep in mind. Leave out tone=gold for the plain navy callout.)</w:t>
+            </w:r>
+          </w:p>
+          <w:p>
+            <w:pPr>
+              <w:spacing w:after="80"/>
+            </w:pPr>
+            <w:r>
+              <w:rPr>
+                <w:b/>
+                <w:color w:val="174B5C"/>
+              </w:rPr>
+              <w:t>[/callout]</w:t>
+            </w:r>
+          </w:p>
+          <w:p>
+            <w:pPr>
+              <w:spacing w:after="80"/>
+            </w:pPr>
+            <w:r>
+              <w:rPr>
+                <w:i/>
+                <w:color w:val="5B6B72"/>
+              </w:rPr>
+              <w:t>(An internal link reads like this:)</w:t>
+            </w:r>
+            <w:r>
+              <w:t xml:space="preserve"> Start with the [link to assignment: Week 1 Assignment: (title) | first assignment] before the discussion.</w:t>
             </w:r>
           </w:p>
         </w:tc>
       </w:tr>
       <w:tr>
+        <w:trPr>
+          <w:cantSplit/>
+        </w:trPr>
         <w:tc>
           <w:tcPr>
-            <w:tcW w:type="dxa" w:w="8640"/>
+            <w:tcW w:type="dxa" w:w="9360"/>
+            <w:shd w:val="clear" w:color="auto" w:fill="EDF4F6"/>
           </w:tcPr>
           <w:p>
+            <w:pPr>
+              <w:keepNext/>
+              <w:spacing w:after="40" w:before="40"/>
+            </w:pPr>
             <w:r>
               <w:rPr>
                 <w:b/>
+                <w:color w:val="103945"/>
               </w:rPr>
               <w:t>Learning Objectives: Must follow the guidelines in this Learning Objectives Guide.</w:t>
             </w:r>
@@ -717,31 +1391,53 @@
         </w:tc>
       </w:tr>
       <w:tr>
+        <w:trPr>
+          <w:cantSplit/>
+        </w:trPr>
         <w:tc>
           <w:tcPr>
-            <w:tcW w:type="dxa" w:w="8640"/>
+            <w:tcW w:type="dxa" w:w="9360"/>
           </w:tcPr>
           <w:p>
+            <w:pPr>
+              <w:spacing w:after="80"/>
+            </w:pPr>
             <w:r>
               <w:t>Students will be able to:</w:t>
             </w:r>
           </w:p>
           <w:p>
-            <w:r>
+            <w:pPr>
+              <w:spacing w:after="80"/>
+            </w:pPr>
+            <w:r>
+              <w:rPr>
+                <w:i/>
+                <w:color w:val="5B6B72"/>
+              </w:rPr>
               <w:t>(One objective per bullet.)</w:t>
             </w:r>
           </w:p>
         </w:tc>
       </w:tr>
       <w:tr>
+        <w:trPr>
+          <w:cantSplit/>
+        </w:trPr>
         <w:tc>
           <w:tcPr>
-            <w:tcW w:type="dxa" w:w="8640"/>
+            <w:tcW w:type="dxa" w:w="9360"/>
+            <w:shd w:val="clear" w:color="auto" w:fill="EDF4F6"/>
           </w:tcPr>
           <w:p>
+            <w:pPr>
+              <w:keepNext/>
+              <w:spacing w:after="40" w:before="40"/>
+            </w:pPr>
             <w:r>
               <w:rPr>
                 <w:b/>
+                <w:color w:val="103945"/>
               </w:rPr>
               <w:t>Assigned Reading and Multimedia: (add links, articles, textbook readings, videos). Include style-correct citations.</w:t>
             </w:r>
@@ -749,26 +1445,45 @@
         </w:tc>
       </w:tr>
       <w:tr>
+        <w:trPr>
+          <w:cantSplit/>
+        </w:trPr>
         <w:tc>
           <w:tcPr>
-            <w:tcW w:type="dxa" w:w="8640"/>
+            <w:tcW w:type="dxa" w:w="9360"/>
           </w:tcPr>
           <w:p>
-            <w:r>
+            <w:pPr>
+              <w:spacing w:after="80"/>
+            </w:pPr>
+            <w:r>
+              <w:rPr>
+                <w:i/>
+                <w:color w:val="5B6B72"/>
+              </w:rPr>
               <w:t>(Readings, media, and links. Use a Heading 2 for each group if you group them.)</w:t>
             </w:r>
           </w:p>
         </w:tc>
       </w:tr>
       <w:tr>
+        <w:trPr>
+          <w:cantSplit/>
+        </w:trPr>
         <w:tc>
           <w:tcPr>
-            <w:tcW w:type="dxa" w:w="8640"/>
+            <w:tcW w:type="dxa" w:w="9360"/>
+            <w:shd w:val="clear" w:color="auto" w:fill="EDF4F6"/>
           </w:tcPr>
           <w:p>
+            <w:pPr>
+              <w:keepNext/>
+              <w:spacing w:after="40" w:before="40"/>
+            </w:pPr>
             <w:r>
               <w:rPr>
                 <w:b/>
+                <w:color w:val="103945"/>
               </w:rPr>
               <w:t>Assignment(s) and Instructions:</w:t>
             </w:r>
@@ -776,46 +1491,105 @@
         </w:tc>
       </w:tr>
       <w:tr>
+        <w:trPr>
+          <w:cantSplit/>
+        </w:trPr>
         <w:tc>
           <w:tcPr>
-            <w:tcW w:type="dxa" w:w="8640"/>
+            <w:tcW w:type="dxa" w:w="9360"/>
           </w:tcPr>
           <w:p>
-            <w:r>
-              <w:t>Assignment: Week 1 Assignment: (title)</w:t>
+            <w:pPr>
+              <w:spacing w:after="80"/>
+            </w:pPr>
+            <w:r>
+              <w:rPr>
+                <w:b/>
+                <w:color w:val="103945"/>
+              </w:rPr>
+              <w:t>Assignment:</w:t>
+            </w:r>
+            <w:r>
+              <w:t xml:space="preserve"> Week 1 Assignment: (title)</w:t>
             </w:r>
           </w:p>
           <w:p>
-            <w:r>
-              <w:t>Points: 10 pts</w:t>
+            <w:pPr>
+              <w:spacing w:after="80"/>
+            </w:pPr>
+            <w:r>
+              <w:rPr>
+                <w:b/>
+                <w:color w:val="103945"/>
+              </w:rPr>
+              <w:t>Points:</w:t>
+            </w:r>
+            <w:r>
+              <w:t xml:space="preserve"> 10 pts</w:t>
             </w:r>
           </w:p>
           <w:p>
-            <w:r>
-              <w:t>Gradebook item: Week 1 Assignment: (title)</w:t>
+            <w:pPr>
+              <w:spacing w:after="80"/>
+            </w:pPr>
+            <w:r>
+              <w:rPr>
+                <w:b/>
+                <w:color w:val="103945"/>
+              </w:rPr>
+              <w:t>Gradebook item:</w:t>
+            </w:r>
+            <w:r>
+              <w:t xml:space="preserve"> Week 1 Assignment: (title)</w:t>
             </w:r>
           </w:p>
           <w:p>
-            <w:r>
-              <w:t>Rubric: Standard Assignment Rubric</w:t>
+            <w:pPr>
+              <w:spacing w:after="80"/>
+            </w:pPr>
+            <w:r>
+              <w:rPr>
+                <w:b/>
+                <w:color w:val="103945"/>
+              </w:rPr>
+              <w:t>Rubric:</w:t>
+            </w:r>
+            <w:r>
+              <w:t xml:space="preserve"> Standard Assignment Rubric</w:t>
             </w:r>
           </w:p>
           <w:p>
-            <w:r>
+            <w:pPr>
+              <w:spacing w:after="80"/>
+            </w:pPr>
+            <w:r>
+              <w:rPr>
+                <w:i/>
+                <w:color w:val="5B6B72"/>
+              </w:rPr>
               <w:t>(Instructions. Headings inside an activity start at Heading 2. Change the points here and in the points table together.)</w:t>
             </w:r>
           </w:p>
         </w:tc>
       </w:tr>
       <w:tr>
+        <w:trPr>
+          <w:cantSplit/>
+        </w:trPr>
         <w:tc>
           <w:tcPr>
-            <w:tcW w:type="dxa" w:w="8640"/>
+            <w:tcW w:type="dxa" w:w="9360"/>
+            <w:shd w:val="clear" w:color="auto" w:fill="EDF4F6"/>
           </w:tcPr>
           <w:p>
+            <w:pPr>
+              <w:keepNext/>
+              <w:spacing w:after="40" w:before="40"/>
+            </w:pPr>
             <w:r>
               <w:rPr>
                 <w:b/>
+                <w:color w:val="103945"/>
               </w:rPr>
               <w:t>Discussion Board Prompts:</w:t>
             </w:r>
@@ -823,51 +1597,120 @@
         </w:tc>
       </w:tr>
       <w:tr>
+        <w:trPr>
+          <w:cantSplit/>
+        </w:trPr>
         <w:tc>
           <w:tcPr>
-            <w:tcW w:type="dxa" w:w="8640"/>
+            <w:tcW w:type="dxa" w:w="9360"/>
           </w:tcPr>
           <w:p>
-            <w:r>
-              <w:t>Discussion: Week 1 Discussion: (title)</w:t>
+            <w:pPr>
+              <w:spacing w:after="80"/>
+            </w:pPr>
+            <w:r>
+              <w:rPr>
+                <w:b/>
+                <w:color w:val="103945"/>
+              </w:rPr>
+              <w:t>Discussion:</w:t>
+            </w:r>
+            <w:r>
+              <w:t xml:space="preserve"> Week 1 Discussion: (title)</w:t>
             </w:r>
           </w:p>
           <w:p>
-            <w:r>
-              <w:t>Points: 5 pts</w:t>
+            <w:pPr>
+              <w:spacing w:after="80"/>
+            </w:pPr>
+            <w:r>
+              <w:rPr>
+                <w:b/>
+                <w:color w:val="103945"/>
+              </w:rPr>
+              <w:t>Points:</w:t>
+            </w:r>
+            <w:r>
+              <w:t xml:space="preserve"> 5 pts</w:t>
             </w:r>
           </w:p>
           <w:p>
-            <w:r>
-              <w:t>Gradebook item: Week 1 Discussion: (title)</w:t>
+            <w:pPr>
+              <w:spacing w:after="80"/>
+            </w:pPr>
+            <w:r>
+              <w:rPr>
+                <w:b/>
+                <w:color w:val="103945"/>
+              </w:rPr>
+              <w:t>Gradebook item:</w:t>
+            </w:r>
+            <w:r>
+              <w:t xml:space="preserve"> Week 1 Discussion: (title)</w:t>
             </w:r>
           </w:p>
           <w:p>
-            <w:r>
-              <w:t>Rubric: Standard Discussion Rubric</w:t>
+            <w:pPr>
+              <w:spacing w:after="80"/>
+            </w:pPr>
+            <w:r>
+              <w:rPr>
+                <w:b/>
+                <w:color w:val="103945"/>
+              </w:rPr>
+              <w:t>Rubric:</w:t>
+            </w:r>
+            <w:r>
+              <w:t xml:space="preserve"> Standard Discussion Rubric</w:t>
             </w:r>
           </w:p>
           <w:p>
-            <w:r>
-              <w:t>Forum: Discussions</w:t>
+            <w:pPr>
+              <w:spacing w:after="80"/>
+            </w:pPr>
+            <w:r>
+              <w:rPr>
+                <w:b/>
+                <w:color w:val="103945"/>
+              </w:rPr>
+              <w:t>Forum:</w:t>
+            </w:r>
+            <w:r>
+              <w:t xml:space="preserve"> Discussions</w:t>
             </w:r>
           </w:p>
           <w:p>
-            <w:r>
+            <w:pPr>
+              <w:spacing w:after="80"/>
+            </w:pPr>
+            <w:r>
+              <w:rPr>
+                <w:i/>
+                <w:color w:val="5B6B72"/>
+              </w:rPr>
               <w:t>(Prompt. Say when the first post and the responses are due by day of the week, not by date.)</w:t>
             </w:r>
           </w:p>
         </w:tc>
       </w:tr>
       <w:tr>
+        <w:trPr>
+          <w:cantSplit/>
+        </w:trPr>
         <w:tc>
           <w:tcPr>
-            <w:tcW w:type="dxa" w:w="8640"/>
+            <w:tcW w:type="dxa" w:w="9360"/>
+            <w:shd w:val="clear" w:color="auto" w:fill="EDF4F6"/>
           </w:tcPr>
           <w:p>
+            <w:pPr>
+              <w:keepNext/>
+              <w:spacing w:after="40" w:before="40"/>
+            </w:pPr>
             <w:r>
               <w:rPr>
                 <w:b/>
+                <w:color w:val="103945"/>
               </w:rPr>
               <w:t>Checklist</w:t>
             </w:r>
@@ -875,28 +1718,63 @@
         </w:tc>
       </w:tr>
       <w:tr>
+        <w:trPr>
+          <w:cantSplit/>
+        </w:trPr>
         <w:tc>
           <w:tcPr>
-            <w:tcW w:type="dxa" w:w="8640"/>
+            <w:tcW w:type="dxa" w:w="9360"/>
           </w:tcPr>
           <w:p>
-            <w:r>
-              <w:t>Checklist: Week 1 Checklist</w:t>
+            <w:pPr>
+              <w:spacing w:after="80"/>
+            </w:pPr>
+            <w:r>
+              <w:rPr>
+                <w:b/>
+                <w:color w:val="103945"/>
+              </w:rPr>
+              <w:t>Checklist:</w:t>
+            </w:r>
+            <w:r>
+              <w:t xml:space="preserve"> Week 1 Checklist</w:t>
             </w:r>
           </w:p>
           <w:p>
-            <w:r>
-              <w:t>Items: From this week's activities</w:t>
+            <w:pPr>
+              <w:spacing w:after="80"/>
+            </w:pPr>
+            <w:r>
+              <w:rPr>
+                <w:b/>
+                <w:color w:val="103945"/>
+              </w:rPr>
+              <w:t>Items:</w:t>
+            </w:r>
+            <w:r>
+              <w:t xml:space="preserve"> From this week's activities</w:t>
             </w:r>
           </w:p>
           <w:p>
-            <w:r>
+            <w:pPr>
+              <w:spacing w:after="80"/>
+            </w:pPr>
+            <w:r>
+              <w:rPr>
+                <w:i/>
+                <w:color w:val="5B6B72"/>
+              </w:rPr>
               <w:t>(Leave the Items line to build the list from this week's activities, or replace it with typed items.)</w:t>
             </w:r>
           </w:p>
         </w:tc>
       </w:tr>
     </w:tbl>
+    <w:p>
+      <w:pPr>
+        <w:spacing w:after="120"/>
+      </w:pPr>
+    </w:p>
     <w:p>
       <w:pPr>
         <w:pStyle w:val="Heading1"/>
@@ -907,22 +1785,45 @@
     </w:p>
     <w:tbl>
       <w:tblPr>
-        <w:tblStyle w:val="TableGrid"/>
         <w:tblW w:type="auto" w:w="0"/>
+        <w:tblLayout w:type="autofit"/>
         <w:tblLook w:firstColumn="1" w:firstRow="1" w:lastColumn="0" w:lastRow="0" w:noHBand="0" w:noVBand="1" w:val="04A0"/>
+        <w:tblBorders>
+          <w:top w:val="single" w:sz="4" w:space="0" w:color="C7D8DC"/>
+          <w:left w:val="single" w:sz="4" w:space="0" w:color="C7D8DC"/>
+          <w:bottom w:val="single" w:sz="4" w:space="0" w:color="C7D8DC"/>
+          <w:right w:val="single" w:sz="4" w:space="0" w:color="C7D8DC"/>
+          <w:insideH w:val="single" w:sz="4" w:space="0" w:color="C7D8DC"/>
+          <w:insideV w:val="single" w:sz="4" w:space="0" w:color="C7D8DC"/>
+        </w:tblBorders>
+        <w:tblCellMar>
+          <w:top w:w="100" w:type="dxa"/>
+          <w:left w:w="140" w:type="dxa"/>
+          <w:bottom w:w="100" w:type="dxa"/>
+          <w:right w:w="140" w:type="dxa"/>
+        </w:tblCellMar>
       </w:tblPr>
       <w:tblGrid>
-        <w:gridCol w:w="8640"/>
+        <w:gridCol w:w="9360"/>
       </w:tblGrid>
       <w:tr>
+        <w:trPr>
+          <w:cantSplit/>
+        </w:trPr>
         <w:tc>
           <w:tcPr>
-            <w:tcW w:type="dxa" w:w="8640"/>
+            <w:tcW w:type="dxa" w:w="9360"/>
+            <w:shd w:val="clear" w:color="auto" w:fill="EDF4F6"/>
           </w:tcPr>
           <w:p>
+            <w:pPr>
+              <w:keepNext/>
+              <w:spacing w:after="40" w:before="40"/>
+            </w:pPr>
             <w:r>
               <w:rPr>
                 <w:b/>
+                <w:color w:val="103945"/>
               </w:rPr>
               <w:t>Overview: (add an introduction to the week's topic and activities here, with references as needed)</w:t>
             </w:r>
@@ -930,36 +1831,75 @@
         </w:tc>
       </w:tr>
       <w:tr>
+        <w:trPr>
+          <w:cantSplit/>
+        </w:trPr>
         <w:tc>
           <w:tcPr>
-            <w:tcW w:type="dxa" w:w="8640"/>
+            <w:tcW w:type="dxa" w:w="9360"/>
           </w:tcPr>
           <w:p>
-            <w:r>
-              <w:t>Page: Week 2 Overview</w:t>
+            <w:pPr>
+              <w:spacing w:after="80"/>
+            </w:pPr>
+            <w:r>
+              <w:rPr>
+                <w:b/>
+                <w:color w:val="103945"/>
+              </w:rPr>
+              <w:t>Page:</w:t>
+            </w:r>
+            <w:r>
+              <w:t xml:space="preserve"> Week 2 Overview</w:t>
             </w:r>
           </w:p>
           <w:p>
-            <w:r>
-              <w:t>Page heading: Week 2 – (topic)</w:t>
+            <w:pPr>
+              <w:spacing w:after="80"/>
+            </w:pPr>
+            <w:r>
+              <w:rPr>
+                <w:b/>
+                <w:color w:val="103945"/>
+              </w:rPr>
+              <w:t>Page heading:</w:t>
+            </w:r>
+            <w:r>
+              <w:t xml:space="preserve"> Week 2 – (topic)</w:t>
             </w:r>
           </w:p>
           <w:p>
-            <w:r>
+            <w:pPr>
+              <w:spacing w:after="80"/>
+            </w:pPr>
+            <w:r>
+              <w:rPr>
+                <w:i/>
+                <w:color w:val="5B6B72"/>
+              </w:rPr>
               <w:t>(Introduce the week here. Headings inside a page start at Heading 2.)</w:t>
             </w:r>
           </w:p>
         </w:tc>
       </w:tr>
       <w:tr>
+        <w:trPr>
+          <w:cantSplit/>
+        </w:trPr>
         <w:tc>
           <w:tcPr>
-            <w:tcW w:type="dxa" w:w="8640"/>
+            <w:tcW w:type="dxa" w:w="9360"/>
+            <w:shd w:val="clear" w:color="auto" w:fill="EDF4F6"/>
           </w:tcPr>
           <w:p>
+            <w:pPr>
+              <w:keepNext/>
+              <w:spacing w:after="40" w:before="40"/>
+            </w:pPr>
             <w:r>
               <w:rPr>
                 <w:b/>
+                <w:color w:val="103945"/>
               </w:rPr>
               <w:t>Learning Objectives: Must follow the guidelines in this Learning Objectives Guide.</w:t>
             </w:r>
@@ -967,31 +1907,53 @@
         </w:tc>
       </w:tr>
       <w:tr>
+        <w:trPr>
+          <w:cantSplit/>
+        </w:trPr>
         <w:tc>
           <w:tcPr>
-            <w:tcW w:type="dxa" w:w="8640"/>
+            <w:tcW w:type="dxa" w:w="9360"/>
           </w:tcPr>
           <w:p>
+            <w:pPr>
+              <w:spacing w:after="80"/>
+            </w:pPr>
             <w:r>
               <w:t>Students will be able to:</w:t>
             </w:r>
           </w:p>
           <w:p>
-            <w:r>
+            <w:pPr>
+              <w:spacing w:after="80"/>
+            </w:pPr>
+            <w:r>
+              <w:rPr>
+                <w:i/>
+                <w:color w:val="5B6B72"/>
+              </w:rPr>
               <w:t>(One objective per bullet.)</w:t>
             </w:r>
           </w:p>
         </w:tc>
       </w:tr>
       <w:tr>
+        <w:trPr>
+          <w:cantSplit/>
+        </w:trPr>
         <w:tc>
           <w:tcPr>
-            <w:tcW w:type="dxa" w:w="8640"/>
+            <w:tcW w:type="dxa" w:w="9360"/>
+            <w:shd w:val="clear" w:color="auto" w:fill="EDF4F6"/>
           </w:tcPr>
           <w:p>
+            <w:pPr>
+              <w:keepNext/>
+              <w:spacing w:after="40" w:before="40"/>
+            </w:pPr>
             <w:r>
               <w:rPr>
                 <w:b/>
+                <w:color w:val="103945"/>
               </w:rPr>
               <w:t>Assigned Reading and Multimedia: (add links, articles, textbook readings, videos). Include style-correct citations.</w:t>
             </w:r>
@@ -999,26 +1961,45 @@
         </w:tc>
       </w:tr>
       <w:tr>
+        <w:trPr>
+          <w:cantSplit/>
+        </w:trPr>
         <w:tc>
           <w:tcPr>
-            <w:tcW w:type="dxa" w:w="8640"/>
+            <w:tcW w:type="dxa" w:w="9360"/>
           </w:tcPr>
           <w:p>
-            <w:r>
+            <w:pPr>
+              <w:spacing w:after="80"/>
+            </w:pPr>
+            <w:r>
+              <w:rPr>
+                <w:i/>
+                <w:color w:val="5B6B72"/>
+              </w:rPr>
               <w:t>(Readings, media, and links. Use a Heading 2 for each group if you group them.)</w:t>
             </w:r>
           </w:p>
         </w:tc>
       </w:tr>
       <w:tr>
+        <w:trPr>
+          <w:cantSplit/>
+        </w:trPr>
         <w:tc>
           <w:tcPr>
-            <w:tcW w:type="dxa" w:w="8640"/>
+            <w:tcW w:type="dxa" w:w="9360"/>
+            <w:shd w:val="clear" w:color="auto" w:fill="EDF4F6"/>
           </w:tcPr>
           <w:p>
+            <w:pPr>
+              <w:keepNext/>
+              <w:spacing w:after="40" w:before="40"/>
+            </w:pPr>
             <w:r>
               <w:rPr>
                 <w:b/>
+                <w:color w:val="103945"/>
               </w:rPr>
               <w:t>Assignment(s) and Instructions:</w:t>
             </w:r>
@@ -1026,46 +2007,105 @@
         </w:tc>
       </w:tr>
       <w:tr>
+        <w:trPr>
+          <w:cantSplit/>
+        </w:trPr>
         <w:tc>
           <w:tcPr>
-            <w:tcW w:type="dxa" w:w="8640"/>
+            <w:tcW w:type="dxa" w:w="9360"/>
           </w:tcPr>
           <w:p>
-            <w:r>
-              <w:t>Assignment: Week 2 Assignment: (title)</w:t>
+            <w:pPr>
+              <w:spacing w:after="80"/>
+            </w:pPr>
+            <w:r>
+              <w:rPr>
+                <w:b/>
+                <w:color w:val="103945"/>
+              </w:rPr>
+              <w:t>Assignment:</w:t>
+            </w:r>
+            <w:r>
+              <w:t xml:space="preserve"> Week 2 Assignment: (title)</w:t>
             </w:r>
           </w:p>
           <w:p>
-            <w:r>
-              <w:t>Points: 10 pts</w:t>
+            <w:pPr>
+              <w:spacing w:after="80"/>
+            </w:pPr>
+            <w:r>
+              <w:rPr>
+                <w:b/>
+                <w:color w:val="103945"/>
+              </w:rPr>
+              <w:t>Points:</w:t>
+            </w:r>
+            <w:r>
+              <w:t xml:space="preserve"> 10 pts</w:t>
             </w:r>
           </w:p>
           <w:p>
-            <w:r>
-              <w:t>Gradebook item: Week 2 Assignment: (title)</w:t>
+            <w:pPr>
+              <w:spacing w:after="80"/>
+            </w:pPr>
+            <w:r>
+              <w:rPr>
+                <w:b/>
+                <w:color w:val="103945"/>
+              </w:rPr>
+              <w:t>Gradebook item:</w:t>
+            </w:r>
+            <w:r>
+              <w:t xml:space="preserve"> Week 2 Assignment: (title)</w:t>
             </w:r>
           </w:p>
           <w:p>
-            <w:r>
-              <w:t>Rubric: Standard Assignment Rubric</w:t>
+            <w:pPr>
+              <w:spacing w:after="80"/>
+            </w:pPr>
+            <w:r>
+              <w:rPr>
+                <w:b/>
+                <w:color w:val="103945"/>
+              </w:rPr>
+              <w:t>Rubric:</w:t>
+            </w:r>
+            <w:r>
+              <w:t xml:space="preserve"> Standard Assignment Rubric</w:t>
             </w:r>
           </w:p>
           <w:p>
-            <w:r>
+            <w:pPr>
+              <w:spacing w:after="80"/>
+            </w:pPr>
+            <w:r>
+              <w:rPr>
+                <w:i/>
+                <w:color w:val="5B6B72"/>
+              </w:rPr>
               <w:t>(Instructions. Headings inside an activity start at Heading 2. Change the points here and in the points table together.)</w:t>
             </w:r>
           </w:p>
         </w:tc>
       </w:tr>
       <w:tr>
+        <w:trPr>
+          <w:cantSplit/>
+        </w:trPr>
         <w:tc>
           <w:tcPr>
-            <w:tcW w:type="dxa" w:w="8640"/>
+            <w:tcW w:type="dxa" w:w="9360"/>
+            <w:shd w:val="clear" w:color="auto" w:fill="EDF4F6"/>
           </w:tcPr>
           <w:p>
+            <w:pPr>
+              <w:keepNext/>
+              <w:spacing w:after="40" w:before="40"/>
+            </w:pPr>
             <w:r>
               <w:rPr>
                 <w:b/>
+                <w:color w:val="103945"/>
               </w:rPr>
               <w:t>Discussion Board Prompts:</w:t>
             </w:r>
@@ -1073,51 +2113,120 @@
         </w:tc>
       </w:tr>
       <w:tr>
+        <w:trPr>
+          <w:cantSplit/>
+        </w:trPr>
         <w:tc>
           <w:tcPr>
-            <w:tcW w:type="dxa" w:w="8640"/>
+            <w:tcW w:type="dxa" w:w="9360"/>
           </w:tcPr>
           <w:p>
-            <w:r>
-              <w:t>Discussion: Week 2 Discussion: (title)</w:t>
+            <w:pPr>
+              <w:spacing w:after="80"/>
+            </w:pPr>
+            <w:r>
+              <w:rPr>
+                <w:b/>
+                <w:color w:val="103945"/>
+              </w:rPr>
+              <w:t>Discussion:</w:t>
+            </w:r>
+            <w:r>
+              <w:t xml:space="preserve"> Week 2 Discussion: (title)</w:t>
             </w:r>
           </w:p>
           <w:p>
-            <w:r>
-              <w:t>Points: 5 pts</w:t>
+            <w:pPr>
+              <w:spacing w:after="80"/>
+            </w:pPr>
+            <w:r>
+              <w:rPr>
+                <w:b/>
+                <w:color w:val="103945"/>
+              </w:rPr>
+              <w:t>Points:</w:t>
+            </w:r>
+            <w:r>
+              <w:t xml:space="preserve"> 5 pts</w:t>
             </w:r>
           </w:p>
           <w:p>
-            <w:r>
-              <w:t>Gradebook item: Week 2 Discussion: (title)</w:t>
+            <w:pPr>
+              <w:spacing w:after="80"/>
+            </w:pPr>
+            <w:r>
+              <w:rPr>
+                <w:b/>
+                <w:color w:val="103945"/>
+              </w:rPr>
+              <w:t>Gradebook item:</w:t>
+            </w:r>
+            <w:r>
+              <w:t xml:space="preserve"> Week 2 Discussion: (title)</w:t>
             </w:r>
           </w:p>
           <w:p>
-            <w:r>
-              <w:t>Rubric: Standard Discussion Rubric</w:t>
+            <w:pPr>
+              <w:spacing w:after="80"/>
+            </w:pPr>
+            <w:r>
+              <w:rPr>
+                <w:b/>
+                <w:color w:val="103945"/>
+              </w:rPr>
+              <w:t>Rubric:</w:t>
+            </w:r>
+            <w:r>
+              <w:t xml:space="preserve"> Standard Discussion Rubric</w:t>
             </w:r>
           </w:p>
           <w:p>
-            <w:r>
-              <w:t>Forum: Discussions</w:t>
+            <w:pPr>
+              <w:spacing w:after="80"/>
+            </w:pPr>
+            <w:r>
+              <w:rPr>
+                <w:b/>
+                <w:color w:val="103945"/>
+              </w:rPr>
+              <w:t>Forum:</w:t>
+            </w:r>
+            <w:r>
+              <w:t xml:space="preserve"> Discussions</w:t>
             </w:r>
           </w:p>
           <w:p>
-            <w:r>
+            <w:pPr>
+              <w:spacing w:after="80"/>
+            </w:pPr>
+            <w:r>
+              <w:rPr>
+                <w:i/>
+                <w:color w:val="5B6B72"/>
+              </w:rPr>
               <w:t>(Prompt. Say when the first post and the responses are due by day of the week, not by date.)</w:t>
             </w:r>
           </w:p>
         </w:tc>
       </w:tr>
       <w:tr>
+        <w:trPr>
+          <w:cantSplit/>
+        </w:trPr>
         <w:tc>
           <w:tcPr>
-            <w:tcW w:type="dxa" w:w="8640"/>
+            <w:tcW w:type="dxa" w:w="9360"/>
+            <w:shd w:val="clear" w:color="auto" w:fill="EDF4F6"/>
           </w:tcPr>
           <w:p>
+            <w:pPr>
+              <w:keepNext/>
+              <w:spacing w:after="40" w:before="40"/>
+            </w:pPr>
             <w:r>
               <w:rPr>
                 <w:b/>
+                <w:color w:val="103945"/>
               </w:rPr>
               <w:t>Checklist</w:t>
             </w:r>
@@ -1125,28 +2234,63 @@
         </w:tc>
       </w:tr>
       <w:tr>
+        <w:trPr>
+          <w:cantSplit/>
+        </w:trPr>
         <w:tc>
           <w:tcPr>
-            <w:tcW w:type="dxa" w:w="8640"/>
+            <w:tcW w:type="dxa" w:w="9360"/>
           </w:tcPr>
           <w:p>
-            <w:r>
-              <w:t>Checklist: Week 2 Checklist</w:t>
+            <w:pPr>
+              <w:spacing w:after="80"/>
+            </w:pPr>
+            <w:r>
+              <w:rPr>
+                <w:b/>
+                <w:color w:val="103945"/>
+              </w:rPr>
+              <w:t>Checklist:</w:t>
+            </w:r>
+            <w:r>
+              <w:t xml:space="preserve"> Week 2 Checklist</w:t>
             </w:r>
           </w:p>
           <w:p>
-            <w:r>
-              <w:t>Items: From this week's activities</w:t>
+            <w:pPr>
+              <w:spacing w:after="80"/>
+            </w:pPr>
+            <w:r>
+              <w:rPr>
+                <w:b/>
+                <w:color w:val="103945"/>
+              </w:rPr>
+              <w:t>Items:</w:t>
+            </w:r>
+            <w:r>
+              <w:t xml:space="preserve"> From this week's activities</w:t>
             </w:r>
           </w:p>
           <w:p>
-            <w:r>
+            <w:pPr>
+              <w:spacing w:after="80"/>
+            </w:pPr>
+            <w:r>
+              <w:rPr>
+                <w:i/>
+                <w:color w:val="5B6B72"/>
+              </w:rPr>
               <w:t>(Leave the Items line to build the list from this week's activities, or replace it with typed items.)</w:t>
             </w:r>
           </w:p>
         </w:tc>
       </w:tr>
     </w:tbl>
+    <w:p>
+      <w:pPr>
+        <w:spacing w:after="120"/>
+      </w:pPr>
+    </w:p>
     <w:p>
       <w:pPr>
         <w:pStyle w:val="Heading1"/>
@@ -1157,22 +2301,45 @@
     </w:p>
     <w:tbl>
       <w:tblPr>
-        <w:tblStyle w:val="TableGrid"/>
         <w:tblW w:type="auto" w:w="0"/>
+        <w:tblLayout w:type="autofit"/>
         <w:tblLook w:firstColumn="1" w:firstRow="1" w:lastColumn="0" w:lastRow="0" w:noHBand="0" w:noVBand="1" w:val="04A0"/>
+        <w:tblBorders>
+          <w:top w:val="single" w:sz="4" w:space="0" w:color="C7D8DC"/>
+          <w:left w:val="single" w:sz="4" w:space="0" w:color="C7D8DC"/>
+          <w:bottom w:val="single" w:sz="4" w:space="0" w:color="C7D8DC"/>
+          <w:right w:val="single" w:sz="4" w:space="0" w:color="C7D8DC"/>
+          <w:insideH w:val="single" w:sz="4" w:space="0" w:color="C7D8DC"/>
+          <w:insideV w:val="single" w:sz="4" w:space="0" w:color="C7D8DC"/>
+        </w:tblBorders>
+        <w:tblCellMar>
+          <w:top w:w="100" w:type="dxa"/>
+          <w:left w:w="140" w:type="dxa"/>
+          <w:bottom w:w="100" w:type="dxa"/>
+          <w:right w:w="140" w:type="dxa"/>
+        </w:tblCellMar>
       </w:tblPr>
       <w:tblGrid>
-        <w:gridCol w:w="8640"/>
+        <w:gridCol w:w="9360"/>
       </w:tblGrid>
       <w:tr>
+        <w:trPr>
+          <w:cantSplit/>
+        </w:trPr>
         <w:tc>
           <w:tcPr>
-            <w:tcW w:type="dxa" w:w="8640"/>
+            <w:tcW w:type="dxa" w:w="9360"/>
+            <w:shd w:val="clear" w:color="auto" w:fill="EDF4F6"/>
           </w:tcPr>
           <w:p>
+            <w:pPr>
+              <w:keepNext/>
+              <w:spacing w:after="40" w:before="40"/>
+            </w:pPr>
             <w:r>
               <w:rPr>
                 <w:b/>
+                <w:color w:val="103945"/>
               </w:rPr>
               <w:t>Overview: (add an introduction to the week's topic and activities here, with references as needed)</w:t>
             </w:r>
@@ -1180,36 +2347,75 @@
         </w:tc>
       </w:tr>
       <w:tr>
+        <w:trPr>
+          <w:cantSplit/>
+        </w:trPr>
         <w:tc>
           <w:tcPr>
-            <w:tcW w:type="dxa" w:w="8640"/>
+            <w:tcW w:type="dxa" w:w="9360"/>
           </w:tcPr>
           <w:p>
-            <w:r>
-              <w:t>Page: Week 3 Overview</w:t>
+            <w:pPr>
+              <w:spacing w:after="80"/>
+            </w:pPr>
+            <w:r>
+              <w:rPr>
+                <w:b/>
+                <w:color w:val="103945"/>
+              </w:rPr>
+              <w:t>Page:</w:t>
+            </w:r>
+            <w:r>
+              <w:t xml:space="preserve"> Week 3 Overview</w:t>
             </w:r>
           </w:p>
           <w:p>
-            <w:r>
-              <w:t>Page heading: Week 3 – (topic)</w:t>
+            <w:pPr>
+              <w:spacing w:after="80"/>
+            </w:pPr>
+            <w:r>
+              <w:rPr>
+                <w:b/>
+                <w:color w:val="103945"/>
+              </w:rPr>
+              <w:t>Page heading:</w:t>
+            </w:r>
+            <w:r>
+              <w:t xml:space="preserve"> Week 3 – (topic)</w:t>
             </w:r>
           </w:p>
           <w:p>
-            <w:r>
+            <w:pPr>
+              <w:spacing w:after="80"/>
+            </w:pPr>
+            <w:r>
+              <w:rPr>
+                <w:i/>
+                <w:color w:val="5B6B72"/>
+              </w:rPr>
               <w:t>(Introduce the week here. Headings inside a page start at Heading 2.)</w:t>
             </w:r>
           </w:p>
         </w:tc>
       </w:tr>
       <w:tr>
+        <w:trPr>
+          <w:cantSplit/>
+        </w:trPr>
         <w:tc>
           <w:tcPr>
-            <w:tcW w:type="dxa" w:w="8640"/>
+            <w:tcW w:type="dxa" w:w="9360"/>
+            <w:shd w:val="clear" w:color="auto" w:fill="EDF4F6"/>
           </w:tcPr>
           <w:p>
+            <w:pPr>
+              <w:keepNext/>
+              <w:spacing w:after="40" w:before="40"/>
+            </w:pPr>
             <w:r>
               <w:rPr>
                 <w:b/>
+                <w:color w:val="103945"/>
               </w:rPr>
               <w:t>Learning Objectives: Must follow the guidelines in this Learning Objectives Guide.</w:t>
             </w:r>
@@ -1217,31 +2423,53 @@
         </w:tc>
       </w:tr>
       <w:tr>
+        <w:trPr>
+          <w:cantSplit/>
+        </w:trPr>
         <w:tc>
           <w:tcPr>
-            <w:tcW w:type="dxa" w:w="8640"/>
+            <w:tcW w:type="dxa" w:w="9360"/>
           </w:tcPr>
           <w:p>
+            <w:pPr>
+              <w:spacing w:after="80"/>
+            </w:pPr>
             <w:r>
               <w:t>Students will be able to:</w:t>
             </w:r>
           </w:p>
           <w:p>
-            <w:r>
+            <w:pPr>
+              <w:spacing w:after="80"/>
+            </w:pPr>
+            <w:r>
+              <w:rPr>
+                <w:i/>
+                <w:color w:val="5B6B72"/>
+              </w:rPr>
               <w:t>(One objective per bullet.)</w:t>
             </w:r>
           </w:p>
         </w:tc>
       </w:tr>
       <w:tr>
+        <w:trPr>
+          <w:cantSplit/>
+        </w:trPr>
         <w:tc>
           <w:tcPr>
-            <w:tcW w:type="dxa" w:w="8640"/>
+            <w:tcW w:type="dxa" w:w="9360"/>
+            <w:shd w:val="clear" w:color="auto" w:fill="EDF4F6"/>
           </w:tcPr>
           <w:p>
+            <w:pPr>
+              <w:keepNext/>
+              <w:spacing w:after="40" w:before="40"/>
+            </w:pPr>
             <w:r>
               <w:rPr>
                 <w:b/>
+                <w:color w:val="103945"/>
               </w:rPr>
               <w:t>Assigned Reading and Multimedia: (add links, articles, textbook readings, videos). Include style-correct citations.</w:t>
             </w:r>
@@ -1249,26 +2477,45 @@
         </w:tc>
       </w:tr>
       <w:tr>
+        <w:trPr>
+          <w:cantSplit/>
+        </w:trPr>
         <w:tc>
           <w:tcPr>
-            <w:tcW w:type="dxa" w:w="8640"/>
+            <w:tcW w:type="dxa" w:w="9360"/>
           </w:tcPr>
           <w:p>
-            <w:r>
+            <w:pPr>
+              <w:spacing w:after="80"/>
+            </w:pPr>
+            <w:r>
+              <w:rPr>
+                <w:i/>
+                <w:color w:val="5B6B72"/>
+              </w:rPr>
               <w:t>(Readings, media, and links. Use a Heading 2 for each group if you group them.)</w:t>
             </w:r>
           </w:p>
         </w:tc>
       </w:tr>
       <w:tr>
+        <w:trPr>
+          <w:cantSplit/>
+        </w:trPr>
         <w:tc>
           <w:tcPr>
-            <w:tcW w:type="dxa" w:w="8640"/>
+            <w:tcW w:type="dxa" w:w="9360"/>
+            <w:shd w:val="clear" w:color="auto" w:fill="EDF4F6"/>
           </w:tcPr>
           <w:p>
+            <w:pPr>
+              <w:keepNext/>
+              <w:spacing w:after="40" w:before="40"/>
+            </w:pPr>
             <w:r>
               <w:rPr>
                 <w:b/>
+                <w:color w:val="103945"/>
               </w:rPr>
               <w:t>Assignment(s) and Instructions:</w:t>
             </w:r>
@@ -1276,46 +2523,105 @@
         </w:tc>
       </w:tr>
       <w:tr>
+        <w:trPr>
+          <w:cantSplit/>
+        </w:trPr>
         <w:tc>
           <w:tcPr>
-            <w:tcW w:type="dxa" w:w="8640"/>
+            <w:tcW w:type="dxa" w:w="9360"/>
           </w:tcPr>
           <w:p>
-            <w:r>
-              <w:t>Assignment: Week 3 Assignment: (title)</w:t>
+            <w:pPr>
+              <w:spacing w:after="80"/>
+            </w:pPr>
+            <w:r>
+              <w:rPr>
+                <w:b/>
+                <w:color w:val="103945"/>
+              </w:rPr>
+              <w:t>Assignment:</w:t>
+            </w:r>
+            <w:r>
+              <w:t xml:space="preserve"> Week 3 Assignment: (title)</w:t>
             </w:r>
           </w:p>
           <w:p>
-            <w:r>
-              <w:t>Points: 10 pts</w:t>
+            <w:pPr>
+              <w:spacing w:after="80"/>
+            </w:pPr>
+            <w:r>
+              <w:rPr>
+                <w:b/>
+                <w:color w:val="103945"/>
+              </w:rPr>
+              <w:t>Points:</w:t>
+            </w:r>
+            <w:r>
+              <w:t xml:space="preserve"> 10 pts</w:t>
             </w:r>
           </w:p>
           <w:p>
-            <w:r>
-              <w:t>Gradebook item: Week 3 Assignment: (title)</w:t>
+            <w:pPr>
+              <w:spacing w:after="80"/>
+            </w:pPr>
+            <w:r>
+              <w:rPr>
+                <w:b/>
+                <w:color w:val="103945"/>
+              </w:rPr>
+              <w:t>Gradebook item:</w:t>
+            </w:r>
+            <w:r>
+              <w:t xml:space="preserve"> Week 3 Assignment: (title)</w:t>
             </w:r>
           </w:p>
           <w:p>
-            <w:r>
-              <w:t>Rubric: Standard Assignment Rubric</w:t>
+            <w:pPr>
+              <w:spacing w:after="80"/>
+            </w:pPr>
+            <w:r>
+              <w:rPr>
+                <w:b/>
+                <w:color w:val="103945"/>
+              </w:rPr>
+              <w:t>Rubric:</w:t>
+            </w:r>
+            <w:r>
+              <w:t xml:space="preserve"> Standard Assignment Rubric</w:t>
             </w:r>
           </w:p>
           <w:p>
-            <w:r>
+            <w:pPr>
+              <w:spacing w:after="80"/>
+            </w:pPr>
+            <w:r>
+              <w:rPr>
+                <w:i/>
+                <w:color w:val="5B6B72"/>
+              </w:rPr>
               <w:t>(Instructions. Headings inside an activity start at Heading 2. Change the points here and in the points table together.)</w:t>
             </w:r>
           </w:p>
         </w:tc>
       </w:tr>
       <w:tr>
+        <w:trPr>
+          <w:cantSplit/>
+        </w:trPr>
         <w:tc>
           <w:tcPr>
-            <w:tcW w:type="dxa" w:w="8640"/>
+            <w:tcW w:type="dxa" w:w="9360"/>
+            <w:shd w:val="clear" w:color="auto" w:fill="EDF4F6"/>
           </w:tcPr>
           <w:p>
+            <w:pPr>
+              <w:keepNext/>
+              <w:spacing w:after="40" w:before="40"/>
+            </w:pPr>
             <w:r>
               <w:rPr>
                 <w:b/>
+                <w:color w:val="103945"/>
               </w:rPr>
               <w:t>Discussion Board Prompts:</w:t>
             </w:r>
@@ -1323,51 +2629,120 @@
         </w:tc>
       </w:tr>
       <w:tr>
+        <w:trPr>
+          <w:cantSplit/>
+        </w:trPr>
         <w:tc>
           <w:tcPr>
-            <w:tcW w:type="dxa" w:w="8640"/>
+            <w:tcW w:type="dxa" w:w="9360"/>
           </w:tcPr>
           <w:p>
-            <w:r>
-              <w:t>Discussion: Week 3 Discussion: (title)</w:t>
+            <w:pPr>
+              <w:spacing w:after="80"/>
+            </w:pPr>
+            <w:r>
+              <w:rPr>
+                <w:b/>
+                <w:color w:val="103945"/>
+              </w:rPr>
+              <w:t>Discussion:</w:t>
+            </w:r>
+            <w:r>
+              <w:t xml:space="preserve"> Week 3 Discussion: (title)</w:t>
             </w:r>
           </w:p>
           <w:p>
-            <w:r>
-              <w:t>Points: 5 pts</w:t>
+            <w:pPr>
+              <w:spacing w:after="80"/>
+            </w:pPr>
+            <w:r>
+              <w:rPr>
+                <w:b/>
+                <w:color w:val="103945"/>
+              </w:rPr>
+              <w:t>Points:</w:t>
+            </w:r>
+            <w:r>
+              <w:t xml:space="preserve"> 5 pts</w:t>
             </w:r>
           </w:p>
           <w:p>
-            <w:r>
-              <w:t>Gradebook item: Week 3 Discussion: (title)</w:t>
+            <w:pPr>
+              <w:spacing w:after="80"/>
+            </w:pPr>
+            <w:r>
+              <w:rPr>
+                <w:b/>
+                <w:color w:val="103945"/>
+              </w:rPr>
+              <w:t>Gradebook item:</w:t>
+            </w:r>
+            <w:r>
+              <w:t xml:space="preserve"> Week 3 Discussion: (title)</w:t>
             </w:r>
           </w:p>
           <w:p>
-            <w:r>
-              <w:t>Rubric: Standard Discussion Rubric</w:t>
+            <w:pPr>
+              <w:spacing w:after="80"/>
+            </w:pPr>
+            <w:r>
+              <w:rPr>
+                <w:b/>
+                <w:color w:val="103945"/>
+              </w:rPr>
+              <w:t>Rubric:</w:t>
+            </w:r>
+            <w:r>
+              <w:t xml:space="preserve"> Standard Discussion Rubric</w:t>
             </w:r>
           </w:p>
           <w:p>
-            <w:r>
-              <w:t>Forum: Discussions</w:t>
+            <w:pPr>
+              <w:spacing w:after="80"/>
+            </w:pPr>
+            <w:r>
+              <w:rPr>
+                <w:b/>
+                <w:color w:val="103945"/>
+              </w:rPr>
+              <w:t>Forum:</w:t>
+            </w:r>
+            <w:r>
+              <w:t xml:space="preserve"> Discussions</w:t>
             </w:r>
           </w:p>
           <w:p>
-            <w:r>
+            <w:pPr>
+              <w:spacing w:after="80"/>
+            </w:pPr>
+            <w:r>
+              <w:rPr>
+                <w:i/>
+                <w:color w:val="5B6B72"/>
+              </w:rPr>
               <w:t>(Prompt. Say when the first post and the responses are due by day of the week, not by date.)</w:t>
             </w:r>
           </w:p>
         </w:tc>
       </w:tr>
       <w:tr>
+        <w:trPr>
+          <w:cantSplit/>
+        </w:trPr>
         <w:tc>
           <w:tcPr>
-            <w:tcW w:type="dxa" w:w="8640"/>
+            <w:tcW w:type="dxa" w:w="9360"/>
+            <w:shd w:val="clear" w:color="auto" w:fill="EDF4F6"/>
           </w:tcPr>
           <w:p>
+            <w:pPr>
+              <w:keepNext/>
+              <w:spacing w:after="40" w:before="40"/>
+            </w:pPr>
             <w:r>
               <w:rPr>
                 <w:b/>
+                <w:color w:val="103945"/>
               </w:rPr>
               <w:t>Checklist</w:t>
             </w:r>
@@ -1375,28 +2750,63 @@
         </w:tc>
       </w:tr>
       <w:tr>
+        <w:trPr>
+          <w:cantSplit/>
+        </w:trPr>
         <w:tc>
           <w:tcPr>
-            <w:tcW w:type="dxa" w:w="8640"/>
+            <w:tcW w:type="dxa" w:w="9360"/>
           </w:tcPr>
           <w:p>
-            <w:r>
-              <w:t>Checklist: Week 3 Checklist</w:t>
+            <w:pPr>
+              <w:spacing w:after="80"/>
+            </w:pPr>
+            <w:r>
+              <w:rPr>
+                <w:b/>
+                <w:color w:val="103945"/>
+              </w:rPr>
+              <w:t>Checklist:</w:t>
+            </w:r>
+            <w:r>
+              <w:t xml:space="preserve"> Week 3 Checklist</w:t>
             </w:r>
           </w:p>
           <w:p>
-            <w:r>
-              <w:t>Items: From this week's activities</w:t>
+            <w:pPr>
+              <w:spacing w:after="80"/>
+            </w:pPr>
+            <w:r>
+              <w:rPr>
+                <w:b/>
+                <w:color w:val="103945"/>
+              </w:rPr>
+              <w:t>Items:</w:t>
+            </w:r>
+            <w:r>
+              <w:t xml:space="preserve"> From this week's activities</w:t>
             </w:r>
           </w:p>
           <w:p>
-            <w:r>
+            <w:pPr>
+              <w:spacing w:after="80"/>
+            </w:pPr>
+            <w:r>
+              <w:rPr>
+                <w:i/>
+                <w:color w:val="5B6B72"/>
+              </w:rPr>
               <w:t>(Leave the Items line to build the list from this week's activities, or replace it with typed items.)</w:t>
             </w:r>
           </w:p>
         </w:tc>
       </w:tr>
     </w:tbl>
+    <w:p>
+      <w:pPr>
+        <w:spacing w:after="120"/>
+      </w:pPr>
+    </w:p>
     <w:p>
       <w:pPr>
         <w:pStyle w:val="Heading1"/>
@@ -1407,22 +2817,45 @@
     </w:p>
     <w:tbl>
       <w:tblPr>
-        <w:tblStyle w:val="TableGrid"/>
         <w:tblW w:type="auto" w:w="0"/>
+        <w:tblLayout w:type="autofit"/>
         <w:tblLook w:firstColumn="1" w:firstRow="1" w:lastColumn="0" w:lastRow="0" w:noHBand="0" w:noVBand="1" w:val="04A0"/>
+        <w:tblBorders>
+          <w:top w:val="single" w:sz="4" w:space="0" w:color="C7D8DC"/>
+          <w:left w:val="single" w:sz="4" w:space="0" w:color="C7D8DC"/>
+          <w:bottom w:val="single" w:sz="4" w:space="0" w:color="C7D8DC"/>
+          <w:right w:val="single" w:sz="4" w:space="0" w:color="C7D8DC"/>
+          <w:insideH w:val="single" w:sz="4" w:space="0" w:color="C7D8DC"/>
+          <w:insideV w:val="single" w:sz="4" w:space="0" w:color="C7D8DC"/>
+        </w:tblBorders>
+        <w:tblCellMar>
+          <w:top w:w="100" w:type="dxa"/>
+          <w:left w:w="140" w:type="dxa"/>
+          <w:bottom w:w="100" w:type="dxa"/>
+          <w:right w:w="140" w:type="dxa"/>
+        </w:tblCellMar>
       </w:tblPr>
       <w:tblGrid>
-        <w:gridCol w:w="8640"/>
+        <w:gridCol w:w="9360"/>
       </w:tblGrid>
       <w:tr>
+        <w:trPr>
+          <w:cantSplit/>
+        </w:trPr>
         <w:tc>
           <w:tcPr>
-            <w:tcW w:type="dxa" w:w="8640"/>
+            <w:tcW w:type="dxa" w:w="9360"/>
+            <w:shd w:val="clear" w:color="auto" w:fill="EDF4F6"/>
           </w:tcPr>
           <w:p>
+            <w:pPr>
+              <w:keepNext/>
+              <w:spacing w:after="40" w:before="40"/>
+            </w:pPr>
             <w:r>
               <w:rPr>
                 <w:b/>
+                <w:color w:val="103945"/>
               </w:rPr>
               <w:t>Overview: (add an introduction to the week's topic and activities here, with references as needed)</w:t>
             </w:r>
@@ -1430,36 +2863,75 @@
         </w:tc>
       </w:tr>
       <w:tr>
+        <w:trPr>
+          <w:cantSplit/>
+        </w:trPr>
         <w:tc>
           <w:tcPr>
-            <w:tcW w:type="dxa" w:w="8640"/>
+            <w:tcW w:type="dxa" w:w="9360"/>
           </w:tcPr>
           <w:p>
-            <w:r>
-              <w:t>Page: Week 4 Overview</w:t>
+            <w:pPr>
+              <w:spacing w:after="80"/>
+            </w:pPr>
+            <w:r>
+              <w:rPr>
+                <w:b/>
+                <w:color w:val="103945"/>
+              </w:rPr>
+              <w:t>Page:</w:t>
+            </w:r>
+            <w:r>
+              <w:t xml:space="preserve"> Week 4 Overview</w:t>
             </w:r>
           </w:p>
           <w:p>
-            <w:r>
-              <w:t>Page heading: Week 4 – (topic)</w:t>
+            <w:pPr>
+              <w:spacing w:after="80"/>
+            </w:pPr>
+            <w:r>
+              <w:rPr>
+                <w:b/>
+                <w:color w:val="103945"/>
+              </w:rPr>
+              <w:t>Page heading:</w:t>
+            </w:r>
+            <w:r>
+              <w:t xml:space="preserve"> Week 4 – (topic)</w:t>
             </w:r>
           </w:p>
           <w:p>
-            <w:r>
+            <w:pPr>
+              <w:spacing w:after="80"/>
+            </w:pPr>
+            <w:r>
+              <w:rPr>
+                <w:i/>
+                <w:color w:val="5B6B72"/>
+              </w:rPr>
               <w:t>(Introduce the week here. Headings inside a page start at Heading 2.)</w:t>
             </w:r>
           </w:p>
         </w:tc>
       </w:tr>
       <w:tr>
+        <w:trPr>
+          <w:cantSplit/>
+        </w:trPr>
         <w:tc>
           <w:tcPr>
-            <w:tcW w:type="dxa" w:w="8640"/>
+            <w:tcW w:type="dxa" w:w="9360"/>
+            <w:shd w:val="clear" w:color="auto" w:fill="EDF4F6"/>
           </w:tcPr>
           <w:p>
+            <w:pPr>
+              <w:keepNext/>
+              <w:spacing w:after="40" w:before="40"/>
+            </w:pPr>
             <w:r>
               <w:rPr>
                 <w:b/>
+                <w:color w:val="103945"/>
               </w:rPr>
               <w:t>Learning Objectives: Must follow the guidelines in this Learning Objectives Guide.</w:t>
             </w:r>
@@ -1467,31 +2939,53 @@
         </w:tc>
       </w:tr>
       <w:tr>
+        <w:trPr>
+          <w:cantSplit/>
+        </w:trPr>
         <w:tc>
           <w:tcPr>
-            <w:tcW w:type="dxa" w:w="8640"/>
+            <w:tcW w:type="dxa" w:w="9360"/>
           </w:tcPr>
           <w:p>
+            <w:pPr>
+              <w:spacing w:after="80"/>
+            </w:pPr>
             <w:r>
               <w:t>Students will be able to:</w:t>
             </w:r>
           </w:p>
           <w:p>
-            <w:r>
+            <w:pPr>
+              <w:spacing w:after="80"/>
+            </w:pPr>
+            <w:r>
+              <w:rPr>
+                <w:i/>
+                <w:color w:val="5B6B72"/>
+              </w:rPr>
               <w:t>(One objective per bullet.)</w:t>
             </w:r>
           </w:p>
         </w:tc>
       </w:tr>
       <w:tr>
+        <w:trPr>
+          <w:cantSplit/>
+        </w:trPr>
         <w:tc>
           <w:tcPr>
-            <w:tcW w:type="dxa" w:w="8640"/>
+            <w:tcW w:type="dxa" w:w="9360"/>
+            <w:shd w:val="clear" w:color="auto" w:fill="EDF4F6"/>
           </w:tcPr>
           <w:p>
+            <w:pPr>
+              <w:keepNext/>
+              <w:spacing w:after="40" w:before="40"/>
+            </w:pPr>
             <w:r>
               <w:rPr>
                 <w:b/>
+                <w:color w:val="103945"/>
               </w:rPr>
               <w:t>Assigned Reading and Multimedia: (add links, articles, textbook readings, videos). Include style-correct citations.</w:t>
             </w:r>
@@ -1499,26 +2993,45 @@
         </w:tc>
       </w:tr>
       <w:tr>
+        <w:trPr>
+          <w:cantSplit/>
+        </w:trPr>
         <w:tc>
           <w:tcPr>
-            <w:tcW w:type="dxa" w:w="8640"/>
+            <w:tcW w:type="dxa" w:w="9360"/>
           </w:tcPr>
           <w:p>
-            <w:r>
+            <w:pPr>
+              <w:spacing w:after="80"/>
+            </w:pPr>
+            <w:r>
+              <w:rPr>
+                <w:i/>
+                <w:color w:val="5B6B72"/>
+              </w:rPr>
               <w:t>(Readings, media, and links. Use a Heading 2 for each group if you group them.)</w:t>
             </w:r>
           </w:p>
         </w:tc>
       </w:tr>
       <w:tr>
+        <w:trPr>
+          <w:cantSplit/>
+        </w:trPr>
         <w:tc>
           <w:tcPr>
-            <w:tcW w:type="dxa" w:w="8640"/>
+            <w:tcW w:type="dxa" w:w="9360"/>
+            <w:shd w:val="clear" w:color="auto" w:fill="EDF4F6"/>
           </w:tcPr>
           <w:p>
+            <w:pPr>
+              <w:keepNext/>
+              <w:spacing w:after="40" w:before="40"/>
+            </w:pPr>
             <w:r>
               <w:rPr>
                 <w:b/>
+                <w:color w:val="103945"/>
               </w:rPr>
               <w:t>Assignment(s) and Instructions:</w:t>
             </w:r>
@@ -1526,46 +3039,105 @@
         </w:tc>
       </w:tr>
       <w:tr>
+        <w:trPr>
+          <w:cantSplit/>
+        </w:trPr>
         <w:tc>
           <w:tcPr>
-            <w:tcW w:type="dxa" w:w="8640"/>
+            <w:tcW w:type="dxa" w:w="9360"/>
           </w:tcPr>
           <w:p>
-            <w:r>
-              <w:t>Assignment: Week 4 Assignment: (title)</w:t>
+            <w:pPr>
+              <w:spacing w:after="80"/>
+            </w:pPr>
+            <w:r>
+              <w:rPr>
+                <w:b/>
+                <w:color w:val="103945"/>
+              </w:rPr>
+              <w:t>Assignment:</w:t>
+            </w:r>
+            <w:r>
+              <w:t xml:space="preserve"> Week 4 Assignment: (title)</w:t>
             </w:r>
           </w:p>
           <w:p>
-            <w:r>
-              <w:t>Points: 10 pts</w:t>
+            <w:pPr>
+              <w:spacing w:after="80"/>
+            </w:pPr>
+            <w:r>
+              <w:rPr>
+                <w:b/>
+                <w:color w:val="103945"/>
+              </w:rPr>
+              <w:t>Points:</w:t>
+            </w:r>
+            <w:r>
+              <w:t xml:space="preserve"> 10 pts</w:t>
             </w:r>
           </w:p>
           <w:p>
-            <w:r>
-              <w:t>Gradebook item: Week 4 Assignment: (title)</w:t>
+            <w:pPr>
+              <w:spacing w:after="80"/>
+            </w:pPr>
+            <w:r>
+              <w:rPr>
+                <w:b/>
+                <w:color w:val="103945"/>
+              </w:rPr>
+              <w:t>Gradebook item:</w:t>
+            </w:r>
+            <w:r>
+              <w:t xml:space="preserve"> Week 4 Assignment: (title)</w:t>
             </w:r>
           </w:p>
           <w:p>
-            <w:r>
-              <w:t>Rubric: Standard Assignment Rubric</w:t>
+            <w:pPr>
+              <w:spacing w:after="80"/>
+            </w:pPr>
+            <w:r>
+              <w:rPr>
+                <w:b/>
+                <w:color w:val="103945"/>
+              </w:rPr>
+              <w:t>Rubric:</w:t>
+            </w:r>
+            <w:r>
+              <w:t xml:space="preserve"> Standard Assignment Rubric</w:t>
             </w:r>
           </w:p>
           <w:p>
-            <w:r>
+            <w:pPr>
+              <w:spacing w:after="80"/>
+            </w:pPr>
+            <w:r>
+              <w:rPr>
+                <w:i/>
+                <w:color w:val="5B6B72"/>
+              </w:rPr>
               <w:t>(Instructions. Headings inside an activity start at Heading 2. Change the points here and in the points table together.)</w:t>
             </w:r>
           </w:p>
         </w:tc>
       </w:tr>
       <w:tr>
+        <w:trPr>
+          <w:cantSplit/>
+        </w:trPr>
         <w:tc>
           <w:tcPr>
-            <w:tcW w:type="dxa" w:w="8640"/>
+            <w:tcW w:type="dxa" w:w="9360"/>
+            <w:shd w:val="clear" w:color="auto" w:fill="EDF4F6"/>
           </w:tcPr>
           <w:p>
+            <w:pPr>
+              <w:keepNext/>
+              <w:spacing w:after="40" w:before="40"/>
+            </w:pPr>
             <w:r>
               <w:rPr>
                 <w:b/>
+                <w:color w:val="103945"/>
               </w:rPr>
               <w:t>Discussion Board Prompts:</w:t>
             </w:r>
@@ -1573,51 +3145,120 @@
         </w:tc>
       </w:tr>
       <w:tr>
+        <w:trPr>
+          <w:cantSplit/>
+        </w:trPr>
         <w:tc>
           <w:tcPr>
-            <w:tcW w:type="dxa" w:w="8640"/>
+            <w:tcW w:type="dxa" w:w="9360"/>
           </w:tcPr>
           <w:p>
-            <w:r>
-              <w:t>Discussion: Week 4 Discussion: (title)</w:t>
+            <w:pPr>
+              <w:spacing w:after="80"/>
+            </w:pPr>
+            <w:r>
+              <w:rPr>
+                <w:b/>
+                <w:color w:val="103945"/>
+              </w:rPr>
+              <w:t>Discussion:</w:t>
+            </w:r>
+            <w:r>
+              <w:t xml:space="preserve"> Week 4 Discussion: (title)</w:t>
             </w:r>
           </w:p>
           <w:p>
-            <w:r>
-              <w:t>Points: 5 pts</w:t>
+            <w:pPr>
+              <w:spacing w:after="80"/>
+            </w:pPr>
+            <w:r>
+              <w:rPr>
+                <w:b/>
+                <w:color w:val="103945"/>
+              </w:rPr>
+              <w:t>Points:</w:t>
+            </w:r>
+            <w:r>
+              <w:t xml:space="preserve"> 5 pts</w:t>
             </w:r>
           </w:p>
           <w:p>
-            <w:r>
-              <w:t>Gradebook item: Week 4 Discussion: (title)</w:t>
+            <w:pPr>
+              <w:spacing w:after="80"/>
+            </w:pPr>
+            <w:r>
+              <w:rPr>
+                <w:b/>
+                <w:color w:val="103945"/>
+              </w:rPr>
+              <w:t>Gradebook item:</w:t>
+            </w:r>
+            <w:r>
+              <w:t xml:space="preserve"> Week 4 Discussion: (title)</w:t>
             </w:r>
           </w:p>
           <w:p>
-            <w:r>
-              <w:t>Rubric: Standard Discussion Rubric</w:t>
+            <w:pPr>
+              <w:spacing w:after="80"/>
+            </w:pPr>
+            <w:r>
+              <w:rPr>
+                <w:b/>
+                <w:color w:val="103945"/>
+              </w:rPr>
+              <w:t>Rubric:</w:t>
+            </w:r>
+            <w:r>
+              <w:t xml:space="preserve"> Standard Discussion Rubric</w:t>
             </w:r>
           </w:p>
           <w:p>
-            <w:r>
-              <w:t>Forum: Discussions</w:t>
+            <w:pPr>
+              <w:spacing w:after="80"/>
+            </w:pPr>
+            <w:r>
+              <w:rPr>
+                <w:b/>
+                <w:color w:val="103945"/>
+              </w:rPr>
+              <w:t>Forum:</w:t>
+            </w:r>
+            <w:r>
+              <w:t xml:space="preserve"> Discussions</w:t>
             </w:r>
           </w:p>
           <w:p>
-            <w:r>
+            <w:pPr>
+              <w:spacing w:after="80"/>
+            </w:pPr>
+            <w:r>
+              <w:rPr>
+                <w:i/>
+                <w:color w:val="5B6B72"/>
+              </w:rPr>
               <w:t>(Prompt. Say when the first post and the responses are due by day of the week, not by date.)</w:t>
             </w:r>
           </w:p>
         </w:tc>
       </w:tr>
       <w:tr>
+        <w:trPr>
+          <w:cantSplit/>
+        </w:trPr>
         <w:tc>
           <w:tcPr>
-            <w:tcW w:type="dxa" w:w="8640"/>
+            <w:tcW w:type="dxa" w:w="9360"/>
+            <w:shd w:val="clear" w:color="auto" w:fill="EDF4F6"/>
           </w:tcPr>
           <w:p>
+            <w:pPr>
+              <w:keepNext/>
+              <w:spacing w:after="40" w:before="40"/>
+            </w:pPr>
             <w:r>
               <w:rPr>
                 <w:b/>
+                <w:color w:val="103945"/>
               </w:rPr>
               <w:t>Checklist</w:t>
             </w:r>
@@ -1625,28 +3266,63 @@
         </w:tc>
       </w:tr>
       <w:tr>
+        <w:trPr>
+          <w:cantSplit/>
+        </w:trPr>
         <w:tc>
           <w:tcPr>
-            <w:tcW w:type="dxa" w:w="8640"/>
+            <w:tcW w:type="dxa" w:w="9360"/>
           </w:tcPr>
           <w:p>
-            <w:r>
-              <w:t>Checklist: Week 4 Checklist</w:t>
+            <w:pPr>
+              <w:spacing w:after="80"/>
+            </w:pPr>
+            <w:r>
+              <w:rPr>
+                <w:b/>
+                <w:color w:val="103945"/>
+              </w:rPr>
+              <w:t>Checklist:</w:t>
+            </w:r>
+            <w:r>
+              <w:t xml:space="preserve"> Week 4 Checklist</w:t>
             </w:r>
           </w:p>
           <w:p>
-            <w:r>
-              <w:t>Items: From this week's activities</w:t>
+            <w:pPr>
+              <w:spacing w:after="80"/>
+            </w:pPr>
+            <w:r>
+              <w:rPr>
+                <w:b/>
+                <w:color w:val="103945"/>
+              </w:rPr>
+              <w:t>Items:</w:t>
+            </w:r>
+            <w:r>
+              <w:t xml:space="preserve"> From this week's activities</w:t>
             </w:r>
           </w:p>
           <w:p>
-            <w:r>
+            <w:pPr>
+              <w:spacing w:after="80"/>
+            </w:pPr>
+            <w:r>
+              <w:rPr>
+                <w:i/>
+                <w:color w:val="5B6B72"/>
+              </w:rPr>
               <w:t>(Leave the Items line to build the list from this week's activities, or replace it with typed items.)</w:t>
             </w:r>
           </w:p>
         </w:tc>
       </w:tr>
     </w:tbl>
+    <w:p>
+      <w:pPr>
+        <w:spacing w:after="120"/>
+      </w:pPr>
+    </w:p>
     <w:p>
       <w:pPr>
         <w:pStyle w:val="Heading1"/>
@@ -1657,22 +3333,45 @@
     </w:p>
     <w:tbl>
       <w:tblPr>
-        <w:tblStyle w:val="TableGrid"/>
         <w:tblW w:type="auto" w:w="0"/>
+        <w:tblLayout w:type="autofit"/>
         <w:tblLook w:firstColumn="1" w:firstRow="1" w:lastColumn="0" w:lastRow="0" w:noHBand="0" w:noVBand="1" w:val="04A0"/>
+        <w:tblBorders>
+          <w:top w:val="single" w:sz="4" w:space="0" w:color="C7D8DC"/>
+          <w:left w:val="single" w:sz="4" w:space="0" w:color="C7D8DC"/>
+          <w:bottom w:val="single" w:sz="4" w:space="0" w:color="C7D8DC"/>
+          <w:right w:val="single" w:sz="4" w:space="0" w:color="C7D8DC"/>
+          <w:insideH w:val="single" w:sz="4" w:space="0" w:color="C7D8DC"/>
+          <w:insideV w:val="single" w:sz="4" w:space="0" w:color="C7D8DC"/>
+        </w:tblBorders>
+        <w:tblCellMar>
+          <w:top w:w="100" w:type="dxa"/>
+          <w:left w:w="140" w:type="dxa"/>
+          <w:bottom w:w="100" w:type="dxa"/>
+          <w:right w:w="140" w:type="dxa"/>
+        </w:tblCellMar>
       </w:tblPr>
       <w:tblGrid>
-        <w:gridCol w:w="8640"/>
+        <w:gridCol w:w="9360"/>
       </w:tblGrid>
       <w:tr>
+        <w:trPr>
+          <w:cantSplit/>
+        </w:trPr>
         <w:tc>
           <w:tcPr>
-            <w:tcW w:type="dxa" w:w="8640"/>
+            <w:tcW w:type="dxa" w:w="9360"/>
+            <w:shd w:val="clear" w:color="auto" w:fill="EDF4F6"/>
           </w:tcPr>
           <w:p>
+            <w:pPr>
+              <w:keepNext/>
+              <w:spacing w:after="40" w:before="40"/>
+            </w:pPr>
             <w:r>
               <w:rPr>
                 <w:b/>
+                <w:color w:val="103945"/>
               </w:rPr>
               <w:t>Overview: (add an introduction to the week's topic and activities here, with references as needed)</w:t>
             </w:r>
@@ -1680,36 +3379,75 @@
         </w:tc>
       </w:tr>
       <w:tr>
+        <w:trPr>
+          <w:cantSplit/>
+        </w:trPr>
         <w:tc>
           <w:tcPr>
-            <w:tcW w:type="dxa" w:w="8640"/>
+            <w:tcW w:type="dxa" w:w="9360"/>
           </w:tcPr>
           <w:p>
-            <w:r>
-              <w:t>Page: Week 5 Overview</w:t>
+            <w:pPr>
+              <w:spacing w:after="80"/>
+            </w:pPr>
+            <w:r>
+              <w:rPr>
+                <w:b/>
+                <w:color w:val="103945"/>
+              </w:rPr>
+              <w:t>Page:</w:t>
+            </w:r>
+            <w:r>
+              <w:t xml:space="preserve"> Week 5 Overview</w:t>
             </w:r>
           </w:p>
           <w:p>
-            <w:r>
-              <w:t>Page heading: Week 5 – (topic)</w:t>
+            <w:pPr>
+              <w:spacing w:after="80"/>
+            </w:pPr>
+            <w:r>
+              <w:rPr>
+                <w:b/>
+                <w:color w:val="103945"/>
+              </w:rPr>
+              <w:t>Page heading:</w:t>
+            </w:r>
+            <w:r>
+              <w:t xml:space="preserve"> Week 5 – (topic)</w:t>
             </w:r>
           </w:p>
           <w:p>
-            <w:r>
+            <w:pPr>
+              <w:spacing w:after="80"/>
+            </w:pPr>
+            <w:r>
+              <w:rPr>
+                <w:i/>
+                <w:color w:val="5B6B72"/>
+              </w:rPr>
               <w:t>(Introduce the week here. Headings inside a page start at Heading 2.)</w:t>
             </w:r>
           </w:p>
         </w:tc>
       </w:tr>
       <w:tr>
+        <w:trPr>
+          <w:cantSplit/>
+        </w:trPr>
         <w:tc>
           <w:tcPr>
-            <w:tcW w:type="dxa" w:w="8640"/>
+            <w:tcW w:type="dxa" w:w="9360"/>
+            <w:shd w:val="clear" w:color="auto" w:fill="EDF4F6"/>
           </w:tcPr>
           <w:p>
+            <w:pPr>
+              <w:keepNext/>
+              <w:spacing w:after="40" w:before="40"/>
+            </w:pPr>
             <w:r>
               <w:rPr>
                 <w:b/>
+                <w:color w:val="103945"/>
               </w:rPr>
               <w:t>Learning Objectives: Must follow the guidelines in this Learning Objectives Guide.</w:t>
             </w:r>
@@ -1717,31 +3455,53 @@
         </w:tc>
       </w:tr>
       <w:tr>
+        <w:trPr>
+          <w:cantSplit/>
+        </w:trPr>
         <w:tc>
           <w:tcPr>
-            <w:tcW w:type="dxa" w:w="8640"/>
+            <w:tcW w:type="dxa" w:w="9360"/>
           </w:tcPr>
           <w:p>
+            <w:pPr>
+              <w:spacing w:after="80"/>
+            </w:pPr>
             <w:r>
               <w:t>Students will be able to:</w:t>
             </w:r>
           </w:p>
           <w:p>
-            <w:r>
+            <w:pPr>
+              <w:spacing w:after="80"/>
+            </w:pPr>
+            <w:r>
+              <w:rPr>
+                <w:i/>
+                <w:color w:val="5B6B72"/>
+              </w:rPr>
               <w:t>(One objective per bullet.)</w:t>
             </w:r>
           </w:p>
         </w:tc>
       </w:tr>
       <w:tr>
+        <w:trPr>
+          <w:cantSplit/>
+        </w:trPr>
         <w:tc>
           <w:tcPr>
-            <w:tcW w:type="dxa" w:w="8640"/>
+            <w:tcW w:type="dxa" w:w="9360"/>
+            <w:shd w:val="clear" w:color="auto" w:fill="EDF4F6"/>
           </w:tcPr>
           <w:p>
+            <w:pPr>
+              <w:keepNext/>
+              <w:spacing w:after="40" w:before="40"/>
+            </w:pPr>
             <w:r>
               <w:rPr>
                 <w:b/>
+                <w:color w:val="103945"/>
               </w:rPr>
               <w:t>Assigned Reading and Multimedia: (add links, articles, textbook readings, videos). Include style-correct citations.</w:t>
             </w:r>
@@ -1749,26 +3509,45 @@
         </w:tc>
       </w:tr>
       <w:tr>
+        <w:trPr>
+          <w:cantSplit/>
+        </w:trPr>
         <w:tc>
           <w:tcPr>
-            <w:tcW w:type="dxa" w:w="8640"/>
+            <w:tcW w:type="dxa" w:w="9360"/>
           </w:tcPr>
           <w:p>
-            <w:r>
+            <w:pPr>
+              <w:spacing w:after="80"/>
+            </w:pPr>
+            <w:r>
+              <w:rPr>
+                <w:i/>
+                <w:color w:val="5B6B72"/>
+              </w:rPr>
               <w:t>(Readings, media, and links. Use a Heading 2 for each group if you group them.)</w:t>
             </w:r>
           </w:p>
         </w:tc>
       </w:tr>
       <w:tr>
+        <w:trPr>
+          <w:cantSplit/>
+        </w:trPr>
         <w:tc>
           <w:tcPr>
-            <w:tcW w:type="dxa" w:w="8640"/>
+            <w:tcW w:type="dxa" w:w="9360"/>
+            <w:shd w:val="clear" w:color="auto" w:fill="EDF4F6"/>
           </w:tcPr>
           <w:p>
+            <w:pPr>
+              <w:keepNext/>
+              <w:spacing w:after="40" w:before="40"/>
+            </w:pPr>
             <w:r>
               <w:rPr>
                 <w:b/>
+                <w:color w:val="103945"/>
               </w:rPr>
               <w:t>Assignment(s) and Instructions:</w:t>
             </w:r>
@@ -1776,46 +3555,105 @@
         </w:tc>
       </w:tr>
       <w:tr>
+        <w:trPr>
+          <w:cantSplit/>
+        </w:trPr>
         <w:tc>
           <w:tcPr>
-            <w:tcW w:type="dxa" w:w="8640"/>
+            <w:tcW w:type="dxa" w:w="9360"/>
           </w:tcPr>
           <w:p>
-            <w:r>
-              <w:t>Assignment: Week 5 Assignment: (title)</w:t>
+            <w:pPr>
+              <w:spacing w:after="80"/>
+            </w:pPr>
+            <w:r>
+              <w:rPr>
+                <w:b/>
+                <w:color w:val="103945"/>
+              </w:rPr>
+              <w:t>Assignment:</w:t>
+            </w:r>
+            <w:r>
+              <w:t xml:space="preserve"> Week 5 Assignment: (title)</w:t>
             </w:r>
           </w:p>
           <w:p>
-            <w:r>
-              <w:t>Points: 10 pts</w:t>
+            <w:pPr>
+              <w:spacing w:after="80"/>
+            </w:pPr>
+            <w:r>
+              <w:rPr>
+                <w:b/>
+                <w:color w:val="103945"/>
+              </w:rPr>
+              <w:t>Points:</w:t>
+            </w:r>
+            <w:r>
+              <w:t xml:space="preserve"> 10 pts</w:t>
             </w:r>
           </w:p>
           <w:p>
-            <w:r>
-              <w:t>Gradebook item: Week 5 Assignment: (title)</w:t>
+            <w:pPr>
+              <w:spacing w:after="80"/>
+            </w:pPr>
+            <w:r>
+              <w:rPr>
+                <w:b/>
+                <w:color w:val="103945"/>
+              </w:rPr>
+              <w:t>Gradebook item:</w:t>
+            </w:r>
+            <w:r>
+              <w:t xml:space="preserve"> Week 5 Assignment: (title)</w:t>
             </w:r>
           </w:p>
           <w:p>
-            <w:r>
-              <w:t>Rubric: Standard Assignment Rubric</w:t>
+            <w:pPr>
+              <w:spacing w:after="80"/>
+            </w:pPr>
+            <w:r>
+              <w:rPr>
+                <w:b/>
+                <w:color w:val="103945"/>
+              </w:rPr>
+              <w:t>Rubric:</w:t>
+            </w:r>
+            <w:r>
+              <w:t xml:space="preserve"> Standard Assignment Rubric</w:t>
             </w:r>
           </w:p>
           <w:p>
-            <w:r>
+            <w:pPr>
+              <w:spacing w:after="80"/>
+            </w:pPr>
+            <w:r>
+              <w:rPr>
+                <w:i/>
+                <w:color w:val="5B6B72"/>
+              </w:rPr>
               <w:t>(Instructions. Headings inside an activity start at Heading 2. Change the points here and in the points table together.)</w:t>
             </w:r>
           </w:p>
         </w:tc>
       </w:tr>
       <w:tr>
+        <w:trPr>
+          <w:cantSplit/>
+        </w:trPr>
         <w:tc>
           <w:tcPr>
-            <w:tcW w:type="dxa" w:w="8640"/>
+            <w:tcW w:type="dxa" w:w="9360"/>
+            <w:shd w:val="clear" w:color="auto" w:fill="EDF4F6"/>
           </w:tcPr>
           <w:p>
+            <w:pPr>
+              <w:keepNext/>
+              <w:spacing w:after="40" w:before="40"/>
+            </w:pPr>
             <w:r>
               <w:rPr>
                 <w:b/>
+                <w:color w:val="103945"/>
               </w:rPr>
               <w:t>Discussion Board Prompts:</w:t>
             </w:r>
@@ -1823,51 +3661,120 @@
         </w:tc>
       </w:tr>
       <w:tr>
+        <w:trPr>
+          <w:cantSplit/>
+        </w:trPr>
         <w:tc>
           <w:tcPr>
-            <w:tcW w:type="dxa" w:w="8640"/>
+            <w:tcW w:type="dxa" w:w="9360"/>
           </w:tcPr>
           <w:p>
-            <w:r>
-              <w:t>Discussion: Week 5 Discussion: (title)</w:t>
+            <w:pPr>
+              <w:spacing w:after="80"/>
+            </w:pPr>
+            <w:r>
+              <w:rPr>
+                <w:b/>
+                <w:color w:val="103945"/>
+              </w:rPr>
+              <w:t>Discussion:</w:t>
+            </w:r>
+            <w:r>
+              <w:t xml:space="preserve"> Week 5 Discussion: (title)</w:t>
             </w:r>
           </w:p>
           <w:p>
-            <w:r>
-              <w:t>Points: 5 pts</w:t>
+            <w:pPr>
+              <w:spacing w:after="80"/>
+            </w:pPr>
+            <w:r>
+              <w:rPr>
+                <w:b/>
+                <w:color w:val="103945"/>
+              </w:rPr>
+              <w:t>Points:</w:t>
+            </w:r>
+            <w:r>
+              <w:t xml:space="preserve"> 5 pts</w:t>
             </w:r>
           </w:p>
           <w:p>
-            <w:r>
-              <w:t>Gradebook item: Week 5 Discussion: (title)</w:t>
+            <w:pPr>
+              <w:spacing w:after="80"/>
+            </w:pPr>
+            <w:r>
+              <w:rPr>
+                <w:b/>
+                <w:color w:val="103945"/>
+              </w:rPr>
+              <w:t>Gradebook item:</w:t>
+            </w:r>
+            <w:r>
+              <w:t xml:space="preserve"> Week 5 Discussion: (title)</w:t>
             </w:r>
           </w:p>
           <w:p>
-            <w:r>
-              <w:t>Rubric: Standard Discussion Rubric</w:t>
+            <w:pPr>
+              <w:spacing w:after="80"/>
+            </w:pPr>
+            <w:r>
+              <w:rPr>
+                <w:b/>
+                <w:color w:val="103945"/>
+              </w:rPr>
+              <w:t>Rubric:</w:t>
+            </w:r>
+            <w:r>
+              <w:t xml:space="preserve"> Standard Discussion Rubric</w:t>
             </w:r>
           </w:p>
           <w:p>
-            <w:r>
-              <w:t>Forum: Discussions</w:t>
+            <w:pPr>
+              <w:spacing w:after="80"/>
+            </w:pPr>
+            <w:r>
+              <w:rPr>
+                <w:b/>
+                <w:color w:val="103945"/>
+              </w:rPr>
+              <w:t>Forum:</w:t>
+            </w:r>
+            <w:r>
+              <w:t xml:space="preserve"> Discussions</w:t>
             </w:r>
           </w:p>
           <w:p>
-            <w:r>
+            <w:pPr>
+              <w:spacing w:after="80"/>
+            </w:pPr>
+            <w:r>
+              <w:rPr>
+                <w:i/>
+                <w:color w:val="5B6B72"/>
+              </w:rPr>
               <w:t>(Prompt. Say when the first post and the responses are due by day of the week, not by date.)</w:t>
             </w:r>
           </w:p>
         </w:tc>
       </w:tr>
       <w:tr>
+        <w:trPr>
+          <w:cantSplit/>
+        </w:trPr>
         <w:tc>
           <w:tcPr>
-            <w:tcW w:type="dxa" w:w="8640"/>
+            <w:tcW w:type="dxa" w:w="9360"/>
+            <w:shd w:val="clear" w:color="auto" w:fill="EDF4F6"/>
           </w:tcPr>
           <w:p>
+            <w:pPr>
+              <w:keepNext/>
+              <w:spacing w:after="40" w:before="40"/>
+            </w:pPr>
             <w:r>
               <w:rPr>
                 <w:b/>
+                <w:color w:val="103945"/>
               </w:rPr>
               <w:t>Checklist</w:t>
             </w:r>
@@ -1875,28 +3782,63 @@
         </w:tc>
       </w:tr>
       <w:tr>
+        <w:trPr>
+          <w:cantSplit/>
+        </w:trPr>
         <w:tc>
           <w:tcPr>
-            <w:tcW w:type="dxa" w:w="8640"/>
+            <w:tcW w:type="dxa" w:w="9360"/>
           </w:tcPr>
           <w:p>
-            <w:r>
-              <w:t>Checklist: Week 5 Checklist</w:t>
+            <w:pPr>
+              <w:spacing w:after="80"/>
+            </w:pPr>
+            <w:r>
+              <w:rPr>
+                <w:b/>
+                <w:color w:val="103945"/>
+              </w:rPr>
+              <w:t>Checklist:</w:t>
+            </w:r>
+            <w:r>
+              <w:t xml:space="preserve"> Week 5 Checklist</w:t>
             </w:r>
           </w:p>
           <w:p>
-            <w:r>
-              <w:t>Items: From this week's activities</w:t>
+            <w:pPr>
+              <w:spacing w:after="80"/>
+            </w:pPr>
+            <w:r>
+              <w:rPr>
+                <w:b/>
+                <w:color w:val="103945"/>
+              </w:rPr>
+              <w:t>Items:</w:t>
+            </w:r>
+            <w:r>
+              <w:t xml:space="preserve"> From this week's activities</w:t>
             </w:r>
           </w:p>
           <w:p>
-            <w:r>
+            <w:pPr>
+              <w:spacing w:after="80"/>
+            </w:pPr>
+            <w:r>
+              <w:rPr>
+                <w:i/>
+                <w:color w:val="5B6B72"/>
+              </w:rPr>
               <w:t>(Leave the Items line to build the list from this week's activities, or replace it with typed items.)</w:t>
             </w:r>
           </w:p>
         </w:tc>
       </w:tr>
     </w:tbl>
+    <w:p>
+      <w:pPr>
+        <w:spacing w:after="120"/>
+      </w:pPr>
+    </w:p>
     <w:p>
       <w:pPr>
         <w:pStyle w:val="Heading1"/>
@@ -1907,22 +3849,45 @@
     </w:p>
     <w:tbl>
       <w:tblPr>
-        <w:tblStyle w:val="TableGrid"/>
         <w:tblW w:type="auto" w:w="0"/>
+        <w:tblLayout w:type="autofit"/>
         <w:tblLook w:firstColumn="1" w:firstRow="1" w:lastColumn="0" w:lastRow="0" w:noHBand="0" w:noVBand="1" w:val="04A0"/>
+        <w:tblBorders>
+          <w:top w:val="single" w:sz="4" w:space="0" w:color="C7D8DC"/>
+          <w:left w:val="single" w:sz="4" w:space="0" w:color="C7D8DC"/>
+          <w:bottom w:val="single" w:sz="4" w:space="0" w:color="C7D8DC"/>
+          <w:right w:val="single" w:sz="4" w:space="0" w:color="C7D8DC"/>
+          <w:insideH w:val="single" w:sz="4" w:space="0" w:color="C7D8DC"/>
+          <w:insideV w:val="single" w:sz="4" w:space="0" w:color="C7D8DC"/>
+        </w:tblBorders>
+        <w:tblCellMar>
+          <w:top w:w="100" w:type="dxa"/>
+          <w:left w:w="140" w:type="dxa"/>
+          <w:bottom w:w="100" w:type="dxa"/>
+          <w:right w:w="140" w:type="dxa"/>
+        </w:tblCellMar>
       </w:tblPr>
       <w:tblGrid>
-        <w:gridCol w:w="8640"/>
+        <w:gridCol w:w="9360"/>
       </w:tblGrid>
       <w:tr>
+        <w:trPr>
+          <w:cantSplit/>
+        </w:trPr>
         <w:tc>
           <w:tcPr>
-            <w:tcW w:type="dxa" w:w="8640"/>
+            <w:tcW w:type="dxa" w:w="9360"/>
+            <w:shd w:val="clear" w:color="auto" w:fill="EDF4F6"/>
           </w:tcPr>
           <w:p>
+            <w:pPr>
+              <w:keepNext/>
+              <w:spacing w:after="40" w:before="40"/>
+            </w:pPr>
             <w:r>
               <w:rPr>
                 <w:b/>
+                <w:color w:val="103945"/>
               </w:rPr>
               <w:t>Overview: (add an introduction to the week's topic and activities here, with references as needed)</w:t>
             </w:r>
@@ -1930,36 +3895,75 @@
         </w:tc>
       </w:tr>
       <w:tr>
+        <w:trPr>
+          <w:cantSplit/>
+        </w:trPr>
         <w:tc>
           <w:tcPr>
-            <w:tcW w:type="dxa" w:w="8640"/>
+            <w:tcW w:type="dxa" w:w="9360"/>
           </w:tcPr>
           <w:p>
-            <w:r>
-              <w:t>Page: Week 6 Overview</w:t>
+            <w:pPr>
+              <w:spacing w:after="80"/>
+            </w:pPr>
+            <w:r>
+              <w:rPr>
+                <w:b/>
+                <w:color w:val="103945"/>
+              </w:rPr>
+              <w:t>Page:</w:t>
+            </w:r>
+            <w:r>
+              <w:t xml:space="preserve"> Week 6 Overview</w:t>
             </w:r>
           </w:p>
           <w:p>
-            <w:r>
-              <w:t>Page heading: Week 6 – (topic)</w:t>
+            <w:pPr>
+              <w:spacing w:after="80"/>
+            </w:pPr>
+            <w:r>
+              <w:rPr>
+                <w:b/>
+                <w:color w:val="103945"/>
+              </w:rPr>
+              <w:t>Page heading:</w:t>
+            </w:r>
+            <w:r>
+              <w:t xml:space="preserve"> Week 6 – (topic)</w:t>
             </w:r>
           </w:p>
           <w:p>
-            <w:r>
+            <w:pPr>
+              <w:spacing w:after="80"/>
+            </w:pPr>
+            <w:r>
+              <w:rPr>
+                <w:i/>
+                <w:color w:val="5B6B72"/>
+              </w:rPr>
               <w:t>(Introduce the week here. Headings inside a page start at Heading 2.)</w:t>
             </w:r>
           </w:p>
         </w:tc>
       </w:tr>
       <w:tr>
+        <w:trPr>
+          <w:cantSplit/>
+        </w:trPr>
         <w:tc>
           <w:tcPr>
-            <w:tcW w:type="dxa" w:w="8640"/>
+            <w:tcW w:type="dxa" w:w="9360"/>
+            <w:shd w:val="clear" w:color="auto" w:fill="EDF4F6"/>
           </w:tcPr>
           <w:p>
+            <w:pPr>
+              <w:keepNext/>
+              <w:spacing w:after="40" w:before="40"/>
+            </w:pPr>
             <w:r>
               <w:rPr>
                 <w:b/>
+                <w:color w:val="103945"/>
               </w:rPr>
               <w:t>Learning Objectives: Must follow the guidelines in this Learning Objectives Guide.</w:t>
             </w:r>
@@ -1967,31 +3971,53 @@
         </w:tc>
       </w:tr>
       <w:tr>
+        <w:trPr>
+          <w:cantSplit/>
+        </w:trPr>
         <w:tc>
           <w:tcPr>
-            <w:tcW w:type="dxa" w:w="8640"/>
+            <w:tcW w:type="dxa" w:w="9360"/>
           </w:tcPr>
           <w:p>
+            <w:pPr>
+              <w:spacing w:after="80"/>
+            </w:pPr>
             <w:r>
               <w:t>Students will be able to:</w:t>
             </w:r>
           </w:p>
           <w:p>
-            <w:r>
+            <w:pPr>
+              <w:spacing w:after="80"/>
+            </w:pPr>
+            <w:r>
+              <w:rPr>
+                <w:i/>
+                <w:color w:val="5B6B72"/>
+              </w:rPr>
               <w:t>(One objective per bullet.)</w:t>
             </w:r>
           </w:p>
         </w:tc>
       </w:tr>
       <w:tr>
+        <w:trPr>
+          <w:cantSplit/>
+        </w:trPr>
         <w:tc>
           <w:tcPr>
-            <w:tcW w:type="dxa" w:w="8640"/>
+            <w:tcW w:type="dxa" w:w="9360"/>
+            <w:shd w:val="clear" w:color="auto" w:fill="EDF4F6"/>
           </w:tcPr>
           <w:p>
+            <w:pPr>
+              <w:keepNext/>
+              <w:spacing w:after="40" w:before="40"/>
+            </w:pPr>
             <w:r>
               <w:rPr>
                 <w:b/>
+                <w:color w:val="103945"/>
               </w:rPr>
               <w:t>Assigned Reading and Multimedia: (add links, articles, textbook readings, videos). Include style-correct citations.</w:t>
             </w:r>
@@ -1999,26 +4025,45 @@
         </w:tc>
       </w:tr>
       <w:tr>
+        <w:trPr>
+          <w:cantSplit/>
+        </w:trPr>
         <w:tc>
           <w:tcPr>
-            <w:tcW w:type="dxa" w:w="8640"/>
+            <w:tcW w:type="dxa" w:w="9360"/>
           </w:tcPr>
           <w:p>
-            <w:r>
+            <w:pPr>
+              <w:spacing w:after="80"/>
+            </w:pPr>
+            <w:r>
+              <w:rPr>
+                <w:i/>
+                <w:color w:val="5B6B72"/>
+              </w:rPr>
               <w:t>(Readings, media, and links. Use a Heading 2 for each group if you group them.)</w:t>
             </w:r>
           </w:p>
         </w:tc>
       </w:tr>
       <w:tr>
+        <w:trPr>
+          <w:cantSplit/>
+        </w:trPr>
         <w:tc>
           <w:tcPr>
-            <w:tcW w:type="dxa" w:w="8640"/>
+            <w:tcW w:type="dxa" w:w="9360"/>
+            <w:shd w:val="clear" w:color="auto" w:fill="EDF4F6"/>
           </w:tcPr>
           <w:p>
+            <w:pPr>
+              <w:keepNext/>
+              <w:spacing w:after="40" w:before="40"/>
+            </w:pPr>
             <w:r>
               <w:rPr>
                 <w:b/>
+                <w:color w:val="103945"/>
               </w:rPr>
               <w:t>Assignment(s) and Instructions:</w:t>
             </w:r>
@@ -2026,46 +4071,105 @@
         </w:tc>
       </w:tr>
       <w:tr>
+        <w:trPr>
+          <w:cantSplit/>
+        </w:trPr>
         <w:tc>
           <w:tcPr>
-            <w:tcW w:type="dxa" w:w="8640"/>
+            <w:tcW w:type="dxa" w:w="9360"/>
           </w:tcPr>
           <w:p>
-            <w:r>
-              <w:t>Assignment: Week 6 Assignment: (title)</w:t>
+            <w:pPr>
+              <w:spacing w:after="80"/>
+            </w:pPr>
+            <w:r>
+              <w:rPr>
+                <w:b/>
+                <w:color w:val="103945"/>
+              </w:rPr>
+              <w:t>Assignment:</w:t>
+            </w:r>
+            <w:r>
+              <w:t xml:space="preserve"> Week 6 Assignment: (title)</w:t>
             </w:r>
           </w:p>
           <w:p>
-            <w:r>
-              <w:t>Points: 10 pts</w:t>
+            <w:pPr>
+              <w:spacing w:after="80"/>
+            </w:pPr>
+            <w:r>
+              <w:rPr>
+                <w:b/>
+                <w:color w:val="103945"/>
+              </w:rPr>
+              <w:t>Points:</w:t>
+            </w:r>
+            <w:r>
+              <w:t xml:space="preserve"> 10 pts</w:t>
             </w:r>
           </w:p>
           <w:p>
-            <w:r>
-              <w:t>Gradebook item: Week 6 Assignment: (title)</w:t>
+            <w:pPr>
+              <w:spacing w:after="80"/>
+            </w:pPr>
+            <w:r>
+              <w:rPr>
+                <w:b/>
+                <w:color w:val="103945"/>
+              </w:rPr>
+              <w:t>Gradebook item:</w:t>
+            </w:r>
+            <w:r>
+              <w:t xml:space="preserve"> Week 6 Assignment: (title)</w:t>
             </w:r>
           </w:p>
           <w:p>
-            <w:r>
-              <w:t>Rubric: Standard Assignment Rubric</w:t>
+            <w:pPr>
+              <w:spacing w:after="80"/>
+            </w:pPr>
+            <w:r>
+              <w:rPr>
+                <w:b/>
+                <w:color w:val="103945"/>
+              </w:rPr>
+              <w:t>Rubric:</w:t>
+            </w:r>
+            <w:r>
+              <w:t xml:space="preserve"> Standard Assignment Rubric</w:t>
             </w:r>
           </w:p>
           <w:p>
-            <w:r>
+            <w:pPr>
+              <w:spacing w:after="80"/>
+            </w:pPr>
+            <w:r>
+              <w:rPr>
+                <w:i/>
+                <w:color w:val="5B6B72"/>
+              </w:rPr>
               <w:t>(Instructions. Headings inside an activity start at Heading 2. Change the points here and in the points table together.)</w:t>
             </w:r>
           </w:p>
         </w:tc>
       </w:tr>
       <w:tr>
+        <w:trPr>
+          <w:cantSplit/>
+        </w:trPr>
         <w:tc>
           <w:tcPr>
-            <w:tcW w:type="dxa" w:w="8640"/>
+            <w:tcW w:type="dxa" w:w="9360"/>
+            <w:shd w:val="clear" w:color="auto" w:fill="EDF4F6"/>
           </w:tcPr>
           <w:p>
+            <w:pPr>
+              <w:keepNext/>
+              <w:spacing w:after="40" w:before="40"/>
+            </w:pPr>
             <w:r>
               <w:rPr>
                 <w:b/>
+                <w:color w:val="103945"/>
               </w:rPr>
               <w:t>Discussion Board Prompts:</w:t>
             </w:r>
@@ -2073,51 +4177,120 @@
         </w:tc>
       </w:tr>
       <w:tr>
+        <w:trPr>
+          <w:cantSplit/>
+        </w:trPr>
         <w:tc>
           <w:tcPr>
-            <w:tcW w:type="dxa" w:w="8640"/>
+            <w:tcW w:type="dxa" w:w="9360"/>
           </w:tcPr>
           <w:p>
-            <w:r>
-              <w:t>Discussion: Week 6 Discussion: (title)</w:t>
+            <w:pPr>
+              <w:spacing w:after="80"/>
+            </w:pPr>
+            <w:r>
+              <w:rPr>
+                <w:b/>
+                <w:color w:val="103945"/>
+              </w:rPr>
+              <w:t>Discussion:</w:t>
+            </w:r>
+            <w:r>
+              <w:t xml:space="preserve"> Week 6 Discussion: (title)</w:t>
             </w:r>
           </w:p>
           <w:p>
-            <w:r>
-              <w:t>Points: 5 pts</w:t>
+            <w:pPr>
+              <w:spacing w:after="80"/>
+            </w:pPr>
+            <w:r>
+              <w:rPr>
+                <w:b/>
+                <w:color w:val="103945"/>
+              </w:rPr>
+              <w:t>Points:</w:t>
+            </w:r>
+            <w:r>
+              <w:t xml:space="preserve"> 5 pts</w:t>
             </w:r>
           </w:p>
           <w:p>
-            <w:r>
-              <w:t>Gradebook item: Week 6 Discussion: (title)</w:t>
+            <w:pPr>
+              <w:spacing w:after="80"/>
+            </w:pPr>
+            <w:r>
+              <w:rPr>
+                <w:b/>
+                <w:color w:val="103945"/>
+              </w:rPr>
+              <w:t>Gradebook item:</w:t>
+            </w:r>
+            <w:r>
+              <w:t xml:space="preserve"> Week 6 Discussion: (title)</w:t>
             </w:r>
           </w:p>
           <w:p>
-            <w:r>
-              <w:t>Rubric: Standard Discussion Rubric</w:t>
+            <w:pPr>
+              <w:spacing w:after="80"/>
+            </w:pPr>
+            <w:r>
+              <w:rPr>
+                <w:b/>
+                <w:color w:val="103945"/>
+              </w:rPr>
+              <w:t>Rubric:</w:t>
+            </w:r>
+            <w:r>
+              <w:t xml:space="preserve"> Standard Discussion Rubric</w:t>
             </w:r>
           </w:p>
           <w:p>
-            <w:r>
-              <w:t>Forum: Discussions</w:t>
+            <w:pPr>
+              <w:spacing w:after="80"/>
+            </w:pPr>
+            <w:r>
+              <w:rPr>
+                <w:b/>
+                <w:color w:val="103945"/>
+              </w:rPr>
+              <w:t>Forum:</w:t>
+            </w:r>
+            <w:r>
+              <w:t xml:space="preserve"> Discussions</w:t>
             </w:r>
           </w:p>
           <w:p>
-            <w:r>
+            <w:pPr>
+              <w:spacing w:after="80"/>
+            </w:pPr>
+            <w:r>
+              <w:rPr>
+                <w:i/>
+                <w:color w:val="5B6B72"/>
+              </w:rPr>
               <w:t>(Prompt. Say when the first post and the responses are due by day of the week, not by date.)</w:t>
             </w:r>
           </w:p>
         </w:tc>
       </w:tr>
       <w:tr>
+        <w:trPr>
+          <w:cantSplit/>
+        </w:trPr>
         <w:tc>
           <w:tcPr>
-            <w:tcW w:type="dxa" w:w="8640"/>
+            <w:tcW w:type="dxa" w:w="9360"/>
+            <w:shd w:val="clear" w:color="auto" w:fill="EDF4F6"/>
           </w:tcPr>
           <w:p>
+            <w:pPr>
+              <w:keepNext/>
+              <w:spacing w:after="40" w:before="40"/>
+            </w:pPr>
             <w:r>
               <w:rPr>
                 <w:b/>
+                <w:color w:val="103945"/>
               </w:rPr>
               <w:t>Checklist</w:t>
             </w:r>
@@ -2125,28 +4298,63 @@
         </w:tc>
       </w:tr>
       <w:tr>
+        <w:trPr>
+          <w:cantSplit/>
+        </w:trPr>
         <w:tc>
           <w:tcPr>
-            <w:tcW w:type="dxa" w:w="8640"/>
+            <w:tcW w:type="dxa" w:w="9360"/>
           </w:tcPr>
           <w:p>
-            <w:r>
-              <w:t>Checklist: Week 6 Checklist</w:t>
+            <w:pPr>
+              <w:spacing w:after="80"/>
+            </w:pPr>
+            <w:r>
+              <w:rPr>
+                <w:b/>
+                <w:color w:val="103945"/>
+              </w:rPr>
+              <w:t>Checklist:</w:t>
+            </w:r>
+            <w:r>
+              <w:t xml:space="preserve"> Week 6 Checklist</w:t>
             </w:r>
           </w:p>
           <w:p>
-            <w:r>
-              <w:t>Items: From this week's activities</w:t>
+            <w:pPr>
+              <w:spacing w:after="80"/>
+            </w:pPr>
+            <w:r>
+              <w:rPr>
+                <w:b/>
+                <w:color w:val="103945"/>
+              </w:rPr>
+              <w:t>Items:</w:t>
+            </w:r>
+            <w:r>
+              <w:t xml:space="preserve"> From this week's activities</w:t>
             </w:r>
           </w:p>
           <w:p>
-            <w:r>
+            <w:pPr>
+              <w:spacing w:after="80"/>
+            </w:pPr>
+            <w:r>
+              <w:rPr>
+                <w:i/>
+                <w:color w:val="5B6B72"/>
+              </w:rPr>
               <w:t>(Leave the Items line to build the list from this week's activities, or replace it with typed items.)</w:t>
             </w:r>
           </w:p>
         </w:tc>
       </w:tr>
     </w:tbl>
+    <w:p>
+      <w:pPr>
+        <w:spacing w:after="120"/>
+      </w:pPr>
+    </w:p>
     <w:p>
       <w:pPr>
         <w:pStyle w:val="Heading1"/>
@@ -2157,22 +4365,45 @@
     </w:p>
     <w:tbl>
       <w:tblPr>
-        <w:tblStyle w:val="TableGrid"/>
         <w:tblW w:type="auto" w:w="0"/>
+        <w:tblLayout w:type="autofit"/>
         <w:tblLook w:firstColumn="1" w:firstRow="1" w:lastColumn="0" w:lastRow="0" w:noHBand="0" w:noVBand="1" w:val="04A0"/>
+        <w:tblBorders>
+          <w:top w:val="single" w:sz="4" w:space="0" w:color="C7D8DC"/>
+          <w:left w:val="single" w:sz="4" w:space="0" w:color="C7D8DC"/>
+          <w:bottom w:val="single" w:sz="4" w:space="0" w:color="C7D8DC"/>
+          <w:right w:val="single" w:sz="4" w:space="0" w:color="C7D8DC"/>
+          <w:insideH w:val="single" w:sz="4" w:space="0" w:color="C7D8DC"/>
+          <w:insideV w:val="single" w:sz="4" w:space="0" w:color="C7D8DC"/>
+        </w:tblBorders>
+        <w:tblCellMar>
+          <w:top w:w="100" w:type="dxa"/>
+          <w:left w:w="140" w:type="dxa"/>
+          <w:bottom w:w="100" w:type="dxa"/>
+          <w:right w:w="140" w:type="dxa"/>
+        </w:tblCellMar>
       </w:tblPr>
       <w:tblGrid>
-        <w:gridCol w:w="8640"/>
+        <w:gridCol w:w="9360"/>
       </w:tblGrid>
       <w:tr>
+        <w:trPr>
+          <w:cantSplit/>
+        </w:trPr>
         <w:tc>
           <w:tcPr>
-            <w:tcW w:type="dxa" w:w="8640"/>
+            <w:tcW w:type="dxa" w:w="9360"/>
+            <w:shd w:val="clear" w:color="auto" w:fill="EDF4F6"/>
           </w:tcPr>
           <w:p>
+            <w:pPr>
+              <w:keepNext/>
+              <w:spacing w:after="40" w:before="40"/>
+            </w:pPr>
             <w:r>
               <w:rPr>
                 <w:b/>
+                <w:color w:val="103945"/>
               </w:rPr>
               <w:t>Overview: (add an introduction to the week's topic and activities here, with references as needed)</w:t>
             </w:r>
@@ -2180,36 +4411,75 @@
         </w:tc>
       </w:tr>
       <w:tr>
+        <w:trPr>
+          <w:cantSplit/>
+        </w:trPr>
         <w:tc>
           <w:tcPr>
-            <w:tcW w:type="dxa" w:w="8640"/>
+            <w:tcW w:type="dxa" w:w="9360"/>
           </w:tcPr>
           <w:p>
-            <w:r>
-              <w:t>Page: Week 7 Overview</w:t>
+            <w:pPr>
+              <w:spacing w:after="80"/>
+            </w:pPr>
+            <w:r>
+              <w:rPr>
+                <w:b/>
+                <w:color w:val="103945"/>
+              </w:rPr>
+              <w:t>Page:</w:t>
+            </w:r>
+            <w:r>
+              <w:t xml:space="preserve"> Week 7 Overview</w:t>
             </w:r>
           </w:p>
           <w:p>
-            <w:r>
-              <w:t>Page heading: Week 7 – (topic)</w:t>
+            <w:pPr>
+              <w:spacing w:after="80"/>
+            </w:pPr>
+            <w:r>
+              <w:rPr>
+                <w:b/>
+                <w:color w:val="103945"/>
+              </w:rPr>
+              <w:t>Page heading:</w:t>
+            </w:r>
+            <w:r>
+              <w:t xml:space="preserve"> Week 7 – (topic)</w:t>
             </w:r>
           </w:p>
           <w:p>
-            <w:r>
+            <w:pPr>
+              <w:spacing w:after="80"/>
+            </w:pPr>
+            <w:r>
+              <w:rPr>
+                <w:i/>
+                <w:color w:val="5B6B72"/>
+              </w:rPr>
               <w:t>(Introduce the week here. Headings inside a page start at Heading 2.)</w:t>
             </w:r>
           </w:p>
         </w:tc>
       </w:tr>
       <w:tr>
+        <w:trPr>
+          <w:cantSplit/>
+        </w:trPr>
         <w:tc>
           <w:tcPr>
-            <w:tcW w:type="dxa" w:w="8640"/>
+            <w:tcW w:type="dxa" w:w="9360"/>
+            <w:shd w:val="clear" w:color="auto" w:fill="EDF4F6"/>
           </w:tcPr>
           <w:p>
+            <w:pPr>
+              <w:keepNext/>
+              <w:spacing w:after="40" w:before="40"/>
+            </w:pPr>
             <w:r>
               <w:rPr>
                 <w:b/>
+                <w:color w:val="103945"/>
               </w:rPr>
               <w:t>Learning Objectives: Must follow the guidelines in this Learning Objectives Guide.</w:t>
             </w:r>
@@ -2217,31 +4487,53 @@
         </w:tc>
       </w:tr>
       <w:tr>
+        <w:trPr>
+          <w:cantSplit/>
+        </w:trPr>
         <w:tc>
           <w:tcPr>
-            <w:tcW w:type="dxa" w:w="8640"/>
+            <w:tcW w:type="dxa" w:w="9360"/>
           </w:tcPr>
           <w:p>
+            <w:pPr>
+              <w:spacing w:after="80"/>
+            </w:pPr>
             <w:r>
               <w:t>Students will be able to:</w:t>
             </w:r>
           </w:p>
           <w:p>
-            <w:r>
+            <w:pPr>
+              <w:spacing w:after="80"/>
+            </w:pPr>
+            <w:r>
+              <w:rPr>
+                <w:i/>
+                <w:color w:val="5B6B72"/>
+              </w:rPr>
               <w:t>(One objective per bullet.)</w:t>
             </w:r>
           </w:p>
         </w:tc>
       </w:tr>
       <w:tr>
+        <w:trPr>
+          <w:cantSplit/>
+        </w:trPr>
         <w:tc>
           <w:tcPr>
-            <w:tcW w:type="dxa" w:w="8640"/>
+            <w:tcW w:type="dxa" w:w="9360"/>
+            <w:shd w:val="clear" w:color="auto" w:fill="EDF4F6"/>
           </w:tcPr>
           <w:p>
+            <w:pPr>
+              <w:keepNext/>
+              <w:spacing w:after="40" w:before="40"/>
+            </w:pPr>
             <w:r>
               <w:rPr>
                 <w:b/>
+                <w:color w:val="103945"/>
               </w:rPr>
               <w:t>Assigned Reading and Multimedia: (add links, articles, textbook readings, videos). Include style-correct citations.</w:t>
             </w:r>
@@ -2249,26 +4541,45 @@
         </w:tc>
       </w:tr>
       <w:tr>
+        <w:trPr>
+          <w:cantSplit/>
+        </w:trPr>
         <w:tc>
           <w:tcPr>
-            <w:tcW w:type="dxa" w:w="8640"/>
+            <w:tcW w:type="dxa" w:w="9360"/>
           </w:tcPr>
           <w:p>
-            <w:r>
+            <w:pPr>
+              <w:spacing w:after="80"/>
+            </w:pPr>
+            <w:r>
+              <w:rPr>
+                <w:i/>
+                <w:color w:val="5B6B72"/>
+              </w:rPr>
               <w:t>(Readings, media, and links. Use a Heading 2 for each group if you group them.)</w:t>
             </w:r>
           </w:p>
         </w:tc>
       </w:tr>
       <w:tr>
+        <w:trPr>
+          <w:cantSplit/>
+        </w:trPr>
         <w:tc>
           <w:tcPr>
-            <w:tcW w:type="dxa" w:w="8640"/>
+            <w:tcW w:type="dxa" w:w="9360"/>
+            <w:shd w:val="clear" w:color="auto" w:fill="EDF4F6"/>
           </w:tcPr>
           <w:p>
+            <w:pPr>
+              <w:keepNext/>
+              <w:spacing w:after="40" w:before="40"/>
+            </w:pPr>
             <w:r>
               <w:rPr>
                 <w:b/>
+                <w:color w:val="103945"/>
               </w:rPr>
               <w:t>Assignment(s) and Instructions:</w:t>
             </w:r>
@@ -2276,46 +4587,105 @@
         </w:tc>
       </w:tr>
       <w:tr>
+        <w:trPr>
+          <w:cantSplit/>
+        </w:trPr>
         <w:tc>
           <w:tcPr>
-            <w:tcW w:type="dxa" w:w="8640"/>
+            <w:tcW w:type="dxa" w:w="9360"/>
           </w:tcPr>
           <w:p>
-            <w:r>
-              <w:t>Assignment: Week 7 Assignment: (title)</w:t>
+            <w:pPr>
+              <w:spacing w:after="80"/>
+            </w:pPr>
+            <w:r>
+              <w:rPr>
+                <w:b/>
+                <w:color w:val="103945"/>
+              </w:rPr>
+              <w:t>Assignment:</w:t>
+            </w:r>
+            <w:r>
+              <w:t xml:space="preserve"> Week 7 Assignment: (title)</w:t>
             </w:r>
           </w:p>
           <w:p>
-            <w:r>
-              <w:t>Points: 10 pts</w:t>
+            <w:pPr>
+              <w:spacing w:after="80"/>
+            </w:pPr>
+            <w:r>
+              <w:rPr>
+                <w:b/>
+                <w:color w:val="103945"/>
+              </w:rPr>
+              <w:t>Points:</w:t>
+            </w:r>
+            <w:r>
+              <w:t xml:space="preserve"> 10 pts</w:t>
             </w:r>
           </w:p>
           <w:p>
-            <w:r>
-              <w:t>Gradebook item: Week 7 Assignment: (title)</w:t>
+            <w:pPr>
+              <w:spacing w:after="80"/>
+            </w:pPr>
+            <w:r>
+              <w:rPr>
+                <w:b/>
+                <w:color w:val="103945"/>
+              </w:rPr>
+              <w:t>Gradebook item:</w:t>
+            </w:r>
+            <w:r>
+              <w:t xml:space="preserve"> Week 7 Assignment: (title)</w:t>
             </w:r>
           </w:p>
           <w:p>
-            <w:r>
-              <w:t>Rubric: Standard Assignment Rubric</w:t>
+            <w:pPr>
+              <w:spacing w:after="80"/>
+            </w:pPr>
+            <w:r>
+              <w:rPr>
+                <w:b/>
+                <w:color w:val="103945"/>
+              </w:rPr>
+              <w:t>Rubric:</w:t>
+            </w:r>
+            <w:r>
+              <w:t xml:space="preserve"> Standard Assignment Rubric</w:t>
             </w:r>
           </w:p>
           <w:p>
-            <w:r>
+            <w:pPr>
+              <w:spacing w:after="80"/>
+            </w:pPr>
+            <w:r>
+              <w:rPr>
+                <w:i/>
+                <w:color w:val="5B6B72"/>
+              </w:rPr>
               <w:t>(Instructions. Headings inside an activity start at Heading 2. Change the points here and in the points table together.)</w:t>
             </w:r>
           </w:p>
         </w:tc>
       </w:tr>
       <w:tr>
+        <w:trPr>
+          <w:cantSplit/>
+        </w:trPr>
         <w:tc>
           <w:tcPr>
-            <w:tcW w:type="dxa" w:w="8640"/>
+            <w:tcW w:type="dxa" w:w="9360"/>
+            <w:shd w:val="clear" w:color="auto" w:fill="EDF4F6"/>
           </w:tcPr>
           <w:p>
+            <w:pPr>
+              <w:keepNext/>
+              <w:spacing w:after="40" w:before="40"/>
+            </w:pPr>
             <w:r>
               <w:rPr>
                 <w:b/>
+                <w:color w:val="103945"/>
               </w:rPr>
               <w:t>Discussion Board Prompts:</w:t>
             </w:r>
@@ -2323,51 +4693,120 @@
         </w:tc>
       </w:tr>
       <w:tr>
+        <w:trPr>
+          <w:cantSplit/>
+        </w:trPr>
         <w:tc>
           <w:tcPr>
-            <w:tcW w:type="dxa" w:w="8640"/>
+            <w:tcW w:type="dxa" w:w="9360"/>
           </w:tcPr>
           <w:p>
-            <w:r>
-              <w:t>Discussion: Week 7 Discussion: (title)</w:t>
+            <w:pPr>
+              <w:spacing w:after="80"/>
+            </w:pPr>
+            <w:r>
+              <w:rPr>
+                <w:b/>
+                <w:color w:val="103945"/>
+              </w:rPr>
+              <w:t>Discussion:</w:t>
+            </w:r>
+            <w:r>
+              <w:t xml:space="preserve"> Week 7 Discussion: (title)</w:t>
             </w:r>
           </w:p>
           <w:p>
-            <w:r>
-              <w:t>Points: 5 pts</w:t>
+            <w:pPr>
+              <w:spacing w:after="80"/>
+            </w:pPr>
+            <w:r>
+              <w:rPr>
+                <w:b/>
+                <w:color w:val="103945"/>
+              </w:rPr>
+              <w:t>Points:</w:t>
+            </w:r>
+            <w:r>
+              <w:t xml:space="preserve"> 5 pts</w:t>
             </w:r>
           </w:p>
           <w:p>
-            <w:r>
-              <w:t>Gradebook item: Week 7 Discussion: (title)</w:t>
+            <w:pPr>
+              <w:spacing w:after="80"/>
+            </w:pPr>
+            <w:r>
+              <w:rPr>
+                <w:b/>
+                <w:color w:val="103945"/>
+              </w:rPr>
+              <w:t>Gradebook item:</w:t>
+            </w:r>
+            <w:r>
+              <w:t xml:space="preserve"> Week 7 Discussion: (title)</w:t>
             </w:r>
           </w:p>
           <w:p>
-            <w:r>
-              <w:t>Rubric: Standard Discussion Rubric</w:t>
+            <w:pPr>
+              <w:spacing w:after="80"/>
+            </w:pPr>
+            <w:r>
+              <w:rPr>
+                <w:b/>
+                <w:color w:val="103945"/>
+              </w:rPr>
+              <w:t>Rubric:</w:t>
+            </w:r>
+            <w:r>
+              <w:t xml:space="preserve"> Standard Discussion Rubric</w:t>
             </w:r>
           </w:p>
           <w:p>
-            <w:r>
-              <w:t>Forum: Discussions</w:t>
+            <w:pPr>
+              <w:spacing w:after="80"/>
+            </w:pPr>
+            <w:r>
+              <w:rPr>
+                <w:b/>
+                <w:color w:val="103945"/>
+              </w:rPr>
+              <w:t>Forum:</w:t>
+            </w:r>
+            <w:r>
+              <w:t xml:space="preserve"> Discussions</w:t>
             </w:r>
           </w:p>
           <w:p>
-            <w:r>
+            <w:pPr>
+              <w:spacing w:after="80"/>
+            </w:pPr>
+            <w:r>
+              <w:rPr>
+                <w:i/>
+                <w:color w:val="5B6B72"/>
+              </w:rPr>
               <w:t>(Prompt. Say when the first post and the responses are due by day of the week, not by date.)</w:t>
             </w:r>
           </w:p>
         </w:tc>
       </w:tr>
       <w:tr>
+        <w:trPr>
+          <w:cantSplit/>
+        </w:trPr>
         <w:tc>
           <w:tcPr>
-            <w:tcW w:type="dxa" w:w="8640"/>
+            <w:tcW w:type="dxa" w:w="9360"/>
+            <w:shd w:val="clear" w:color="auto" w:fill="EDF4F6"/>
           </w:tcPr>
           <w:p>
+            <w:pPr>
+              <w:keepNext/>
+              <w:spacing w:after="40" w:before="40"/>
+            </w:pPr>
             <w:r>
               <w:rPr>
                 <w:b/>
+                <w:color w:val="103945"/>
               </w:rPr>
               <w:t>Checklist</w:t>
             </w:r>
@@ -2375,28 +4814,63 @@
         </w:tc>
       </w:tr>
       <w:tr>
+        <w:trPr>
+          <w:cantSplit/>
+        </w:trPr>
         <w:tc>
           <w:tcPr>
-            <w:tcW w:type="dxa" w:w="8640"/>
+            <w:tcW w:type="dxa" w:w="9360"/>
           </w:tcPr>
           <w:p>
-            <w:r>
-              <w:t>Checklist: Week 7 Checklist</w:t>
+            <w:pPr>
+              <w:spacing w:after="80"/>
+            </w:pPr>
+            <w:r>
+              <w:rPr>
+                <w:b/>
+                <w:color w:val="103945"/>
+              </w:rPr>
+              <w:t>Checklist:</w:t>
+            </w:r>
+            <w:r>
+              <w:t xml:space="preserve"> Week 7 Checklist</w:t>
             </w:r>
           </w:p>
           <w:p>
-            <w:r>
-              <w:t>Items: From this week's activities</w:t>
+            <w:pPr>
+              <w:spacing w:after="80"/>
+            </w:pPr>
+            <w:r>
+              <w:rPr>
+                <w:b/>
+                <w:color w:val="103945"/>
+              </w:rPr>
+              <w:t>Items:</w:t>
+            </w:r>
+            <w:r>
+              <w:t xml:space="preserve"> From this week's activities</w:t>
             </w:r>
           </w:p>
           <w:p>
-            <w:r>
+            <w:pPr>
+              <w:spacing w:after="80"/>
+            </w:pPr>
+            <w:r>
+              <w:rPr>
+                <w:i/>
+                <w:color w:val="5B6B72"/>
+              </w:rPr>
               <w:t>(Leave the Items line to build the list from this week's activities, or replace it with typed items.)</w:t>
             </w:r>
           </w:p>
         </w:tc>
       </w:tr>
     </w:tbl>
+    <w:p>
+      <w:pPr>
+        <w:spacing w:after="120"/>
+      </w:pPr>
+    </w:p>
     <w:p>
       <w:pPr>
         <w:pStyle w:val="Heading1"/>
@@ -2407,22 +4881,45 @@
     </w:p>
     <w:tbl>
       <w:tblPr>
-        <w:tblStyle w:val="TableGrid"/>
         <w:tblW w:type="auto" w:w="0"/>
+        <w:tblLayout w:type="autofit"/>
         <w:tblLook w:firstColumn="1" w:firstRow="1" w:lastColumn="0" w:lastRow="0" w:noHBand="0" w:noVBand="1" w:val="04A0"/>
+        <w:tblBorders>
+          <w:top w:val="single" w:sz="4" w:space="0" w:color="C7D8DC"/>
+          <w:left w:val="single" w:sz="4" w:space="0" w:color="C7D8DC"/>
+          <w:bottom w:val="single" w:sz="4" w:space="0" w:color="C7D8DC"/>
+          <w:right w:val="single" w:sz="4" w:space="0" w:color="C7D8DC"/>
+          <w:insideH w:val="single" w:sz="4" w:space="0" w:color="C7D8DC"/>
+          <w:insideV w:val="single" w:sz="4" w:space="0" w:color="C7D8DC"/>
+        </w:tblBorders>
+        <w:tblCellMar>
+          <w:top w:w="100" w:type="dxa"/>
+          <w:left w:w="140" w:type="dxa"/>
+          <w:bottom w:w="100" w:type="dxa"/>
+          <w:right w:w="140" w:type="dxa"/>
+        </w:tblCellMar>
       </w:tblPr>
       <w:tblGrid>
-        <w:gridCol w:w="8640"/>
+        <w:gridCol w:w="9360"/>
       </w:tblGrid>
       <w:tr>
+        <w:trPr>
+          <w:cantSplit/>
+        </w:trPr>
         <w:tc>
           <w:tcPr>
-            <w:tcW w:type="dxa" w:w="8640"/>
+            <w:tcW w:type="dxa" w:w="9360"/>
+            <w:shd w:val="clear" w:color="auto" w:fill="EDF4F6"/>
           </w:tcPr>
           <w:p>
+            <w:pPr>
+              <w:keepNext/>
+              <w:spacing w:after="40" w:before="40"/>
+            </w:pPr>
             <w:r>
               <w:rPr>
                 <w:b/>
+                <w:color w:val="103945"/>
               </w:rPr>
               <w:t>Overview: (add an introduction to the week's topic and activities here, with references as needed)</w:t>
             </w:r>
@@ -2430,36 +4927,75 @@
         </w:tc>
       </w:tr>
       <w:tr>
+        <w:trPr>
+          <w:cantSplit/>
+        </w:trPr>
         <w:tc>
           <w:tcPr>
-            <w:tcW w:type="dxa" w:w="8640"/>
+            <w:tcW w:type="dxa" w:w="9360"/>
           </w:tcPr>
           <w:p>
-            <w:r>
-              <w:t>Page: Week 8 Overview</w:t>
+            <w:pPr>
+              <w:spacing w:after="80"/>
+            </w:pPr>
+            <w:r>
+              <w:rPr>
+                <w:b/>
+                <w:color w:val="103945"/>
+              </w:rPr>
+              <w:t>Page:</w:t>
+            </w:r>
+            <w:r>
+              <w:t xml:space="preserve"> Week 8 Overview</w:t>
             </w:r>
           </w:p>
           <w:p>
-            <w:r>
-              <w:t>Page heading: Week 8 – (topic)</w:t>
+            <w:pPr>
+              <w:spacing w:after="80"/>
+            </w:pPr>
+            <w:r>
+              <w:rPr>
+                <w:b/>
+                <w:color w:val="103945"/>
+              </w:rPr>
+              <w:t>Page heading:</w:t>
+            </w:r>
+            <w:r>
+              <w:t xml:space="preserve"> Week 8 – (topic)</w:t>
             </w:r>
           </w:p>
           <w:p>
-            <w:r>
+            <w:pPr>
+              <w:spacing w:after="80"/>
+            </w:pPr>
+            <w:r>
+              <w:rPr>
+                <w:i/>
+                <w:color w:val="5B6B72"/>
+              </w:rPr>
               <w:t>(Introduce the week here. Headings inside a page start at Heading 2.)</w:t>
             </w:r>
           </w:p>
         </w:tc>
       </w:tr>
       <w:tr>
+        <w:trPr>
+          <w:cantSplit/>
+        </w:trPr>
         <w:tc>
           <w:tcPr>
-            <w:tcW w:type="dxa" w:w="8640"/>
+            <w:tcW w:type="dxa" w:w="9360"/>
+            <w:shd w:val="clear" w:color="auto" w:fill="EDF4F6"/>
           </w:tcPr>
           <w:p>
+            <w:pPr>
+              <w:keepNext/>
+              <w:spacing w:after="40" w:before="40"/>
+            </w:pPr>
             <w:r>
               <w:rPr>
                 <w:b/>
+                <w:color w:val="103945"/>
               </w:rPr>
               <w:t>Learning Objectives: Must follow the guidelines in this Learning Objectives Guide.</w:t>
             </w:r>
@@ -2467,31 +5003,53 @@
         </w:tc>
       </w:tr>
       <w:tr>
+        <w:trPr>
+          <w:cantSplit/>
+        </w:trPr>
         <w:tc>
           <w:tcPr>
-            <w:tcW w:type="dxa" w:w="8640"/>
+            <w:tcW w:type="dxa" w:w="9360"/>
           </w:tcPr>
           <w:p>
+            <w:pPr>
+              <w:spacing w:after="80"/>
+            </w:pPr>
             <w:r>
               <w:t>Students will be able to:</w:t>
             </w:r>
           </w:p>
           <w:p>
-            <w:r>
+            <w:pPr>
+              <w:spacing w:after="80"/>
+            </w:pPr>
+            <w:r>
+              <w:rPr>
+                <w:i/>
+                <w:color w:val="5B6B72"/>
+              </w:rPr>
               <w:t>(One objective per bullet.)</w:t>
             </w:r>
           </w:p>
         </w:tc>
       </w:tr>
       <w:tr>
+        <w:trPr>
+          <w:cantSplit/>
+        </w:trPr>
         <w:tc>
           <w:tcPr>
-            <w:tcW w:type="dxa" w:w="8640"/>
+            <w:tcW w:type="dxa" w:w="9360"/>
+            <w:shd w:val="clear" w:color="auto" w:fill="EDF4F6"/>
           </w:tcPr>
           <w:p>
+            <w:pPr>
+              <w:keepNext/>
+              <w:spacing w:after="40" w:before="40"/>
+            </w:pPr>
             <w:r>
               <w:rPr>
                 <w:b/>
+                <w:color w:val="103945"/>
               </w:rPr>
               <w:t>Assigned Reading and Multimedia: (add links, articles, textbook readings, videos). Include style-correct citations.</w:t>
             </w:r>
@@ -2499,26 +5057,45 @@
         </w:tc>
       </w:tr>
       <w:tr>
+        <w:trPr>
+          <w:cantSplit/>
+        </w:trPr>
         <w:tc>
           <w:tcPr>
-            <w:tcW w:type="dxa" w:w="8640"/>
+            <w:tcW w:type="dxa" w:w="9360"/>
           </w:tcPr>
           <w:p>
-            <w:r>
+            <w:pPr>
+              <w:spacing w:after="80"/>
+            </w:pPr>
+            <w:r>
+              <w:rPr>
+                <w:i/>
+                <w:color w:val="5B6B72"/>
+              </w:rPr>
               <w:t>(Readings, media, and links. Use a Heading 2 for each group if you group them.)</w:t>
             </w:r>
           </w:p>
         </w:tc>
       </w:tr>
       <w:tr>
+        <w:trPr>
+          <w:cantSplit/>
+        </w:trPr>
         <w:tc>
           <w:tcPr>
-            <w:tcW w:type="dxa" w:w="8640"/>
+            <w:tcW w:type="dxa" w:w="9360"/>
+            <w:shd w:val="clear" w:color="auto" w:fill="EDF4F6"/>
           </w:tcPr>
           <w:p>
+            <w:pPr>
+              <w:keepNext/>
+              <w:spacing w:after="40" w:before="40"/>
+            </w:pPr>
             <w:r>
               <w:rPr>
                 <w:b/>
+                <w:color w:val="103945"/>
               </w:rPr>
               <w:t>Assignment(s) and Instructions:</w:t>
             </w:r>
@@ -2526,46 +5103,105 @@
         </w:tc>
       </w:tr>
       <w:tr>
+        <w:trPr>
+          <w:cantSplit/>
+        </w:trPr>
         <w:tc>
           <w:tcPr>
-            <w:tcW w:type="dxa" w:w="8640"/>
+            <w:tcW w:type="dxa" w:w="9360"/>
           </w:tcPr>
           <w:p>
-            <w:r>
-              <w:t>Assignment: Week 8 Assignment: (title)</w:t>
+            <w:pPr>
+              <w:spacing w:after="80"/>
+            </w:pPr>
+            <w:r>
+              <w:rPr>
+                <w:b/>
+                <w:color w:val="103945"/>
+              </w:rPr>
+              <w:t>Assignment:</w:t>
+            </w:r>
+            <w:r>
+              <w:t xml:space="preserve"> Week 8 Assignment: (title)</w:t>
             </w:r>
           </w:p>
           <w:p>
-            <w:r>
-              <w:t>Points: 10 pts</w:t>
+            <w:pPr>
+              <w:spacing w:after="80"/>
+            </w:pPr>
+            <w:r>
+              <w:rPr>
+                <w:b/>
+                <w:color w:val="103945"/>
+              </w:rPr>
+              <w:t>Points:</w:t>
+            </w:r>
+            <w:r>
+              <w:t xml:space="preserve"> 10 pts</w:t>
             </w:r>
           </w:p>
           <w:p>
-            <w:r>
-              <w:t>Gradebook item: Week 8 Assignment: (title)</w:t>
+            <w:pPr>
+              <w:spacing w:after="80"/>
+            </w:pPr>
+            <w:r>
+              <w:rPr>
+                <w:b/>
+                <w:color w:val="103945"/>
+              </w:rPr>
+              <w:t>Gradebook item:</w:t>
+            </w:r>
+            <w:r>
+              <w:t xml:space="preserve"> Week 8 Assignment: (title)</w:t>
             </w:r>
           </w:p>
           <w:p>
-            <w:r>
-              <w:t>Rubric: Standard Assignment Rubric</w:t>
+            <w:pPr>
+              <w:spacing w:after="80"/>
+            </w:pPr>
+            <w:r>
+              <w:rPr>
+                <w:b/>
+                <w:color w:val="103945"/>
+              </w:rPr>
+              <w:t>Rubric:</w:t>
+            </w:r>
+            <w:r>
+              <w:t xml:space="preserve"> Standard Assignment Rubric</w:t>
             </w:r>
           </w:p>
           <w:p>
-            <w:r>
+            <w:pPr>
+              <w:spacing w:after="80"/>
+            </w:pPr>
+            <w:r>
+              <w:rPr>
+                <w:i/>
+                <w:color w:val="5B6B72"/>
+              </w:rPr>
               <w:t>(Instructions. Headings inside an activity start at Heading 2. Change the points here and in the points table together.)</w:t>
             </w:r>
           </w:p>
         </w:tc>
       </w:tr>
       <w:tr>
+        <w:trPr>
+          <w:cantSplit/>
+        </w:trPr>
         <w:tc>
           <w:tcPr>
-            <w:tcW w:type="dxa" w:w="8640"/>
+            <w:tcW w:type="dxa" w:w="9360"/>
+            <w:shd w:val="clear" w:color="auto" w:fill="EDF4F6"/>
           </w:tcPr>
           <w:p>
+            <w:pPr>
+              <w:keepNext/>
+              <w:spacing w:after="40" w:before="40"/>
+            </w:pPr>
             <w:r>
               <w:rPr>
                 <w:b/>
+                <w:color w:val="103945"/>
               </w:rPr>
               <w:t>Discussion Board Prompts:</w:t>
             </w:r>
@@ -2573,51 +5209,120 @@
         </w:tc>
       </w:tr>
       <w:tr>
+        <w:trPr>
+          <w:cantSplit/>
+        </w:trPr>
         <w:tc>
           <w:tcPr>
-            <w:tcW w:type="dxa" w:w="8640"/>
+            <w:tcW w:type="dxa" w:w="9360"/>
           </w:tcPr>
           <w:p>
-            <w:r>
-              <w:t>Discussion: Week 8 Discussion: (title)</w:t>
+            <w:pPr>
+              <w:spacing w:after="80"/>
+            </w:pPr>
+            <w:r>
+              <w:rPr>
+                <w:b/>
+                <w:color w:val="103945"/>
+              </w:rPr>
+              <w:t>Discussion:</w:t>
+            </w:r>
+            <w:r>
+              <w:t xml:space="preserve"> Week 8 Discussion: (title)</w:t>
             </w:r>
           </w:p>
           <w:p>
-            <w:r>
-              <w:t>Points: 5 pts</w:t>
+            <w:pPr>
+              <w:spacing w:after="80"/>
+            </w:pPr>
+            <w:r>
+              <w:rPr>
+                <w:b/>
+                <w:color w:val="103945"/>
+              </w:rPr>
+              <w:t>Points:</w:t>
+            </w:r>
+            <w:r>
+              <w:t xml:space="preserve"> 5 pts</w:t>
             </w:r>
           </w:p>
           <w:p>
-            <w:r>
-              <w:t>Gradebook item: Week 8 Discussion: (title)</w:t>
+            <w:pPr>
+              <w:spacing w:after="80"/>
+            </w:pPr>
+            <w:r>
+              <w:rPr>
+                <w:b/>
+                <w:color w:val="103945"/>
+              </w:rPr>
+              <w:t>Gradebook item:</w:t>
+            </w:r>
+            <w:r>
+              <w:t xml:space="preserve"> Week 8 Discussion: (title)</w:t>
             </w:r>
           </w:p>
           <w:p>
-            <w:r>
-              <w:t>Rubric: Standard Discussion Rubric</w:t>
+            <w:pPr>
+              <w:spacing w:after="80"/>
+            </w:pPr>
+            <w:r>
+              <w:rPr>
+                <w:b/>
+                <w:color w:val="103945"/>
+              </w:rPr>
+              <w:t>Rubric:</w:t>
+            </w:r>
+            <w:r>
+              <w:t xml:space="preserve"> Standard Discussion Rubric</w:t>
             </w:r>
           </w:p>
           <w:p>
-            <w:r>
-              <w:t>Forum: Discussions</w:t>
+            <w:pPr>
+              <w:spacing w:after="80"/>
+            </w:pPr>
+            <w:r>
+              <w:rPr>
+                <w:b/>
+                <w:color w:val="103945"/>
+              </w:rPr>
+              <w:t>Forum:</w:t>
+            </w:r>
+            <w:r>
+              <w:t xml:space="preserve"> Discussions</w:t>
             </w:r>
           </w:p>
           <w:p>
-            <w:r>
+            <w:pPr>
+              <w:spacing w:after="80"/>
+            </w:pPr>
+            <w:r>
+              <w:rPr>
+                <w:i/>
+                <w:color w:val="5B6B72"/>
+              </w:rPr>
               <w:t>(Prompt. Say when the first post and the responses are due by day of the week, not by date.)</w:t>
             </w:r>
           </w:p>
         </w:tc>
       </w:tr>
       <w:tr>
+        <w:trPr>
+          <w:cantSplit/>
+        </w:trPr>
         <w:tc>
           <w:tcPr>
-            <w:tcW w:type="dxa" w:w="8640"/>
+            <w:tcW w:type="dxa" w:w="9360"/>
+            <w:shd w:val="clear" w:color="auto" w:fill="EDF4F6"/>
           </w:tcPr>
           <w:p>
+            <w:pPr>
+              <w:keepNext/>
+              <w:spacing w:after="40" w:before="40"/>
+            </w:pPr>
             <w:r>
               <w:rPr>
                 <w:b/>
+                <w:color w:val="103945"/>
               </w:rPr>
               <w:t>Checklist</w:t>
             </w:r>
@@ -2625,28 +5330,63 @@
         </w:tc>
       </w:tr>
       <w:tr>
+        <w:trPr>
+          <w:cantSplit/>
+        </w:trPr>
         <w:tc>
           <w:tcPr>
-            <w:tcW w:type="dxa" w:w="8640"/>
+            <w:tcW w:type="dxa" w:w="9360"/>
           </w:tcPr>
           <w:p>
-            <w:r>
-              <w:t>Checklist: Week 8 Checklist</w:t>
+            <w:pPr>
+              <w:spacing w:after="80"/>
+            </w:pPr>
+            <w:r>
+              <w:rPr>
+                <w:b/>
+                <w:color w:val="103945"/>
+              </w:rPr>
+              <w:t>Checklist:</w:t>
+            </w:r>
+            <w:r>
+              <w:t xml:space="preserve"> Week 8 Checklist</w:t>
             </w:r>
           </w:p>
           <w:p>
-            <w:r>
-              <w:t>Items: From this week's activities</w:t>
+            <w:pPr>
+              <w:spacing w:after="80"/>
+            </w:pPr>
+            <w:r>
+              <w:rPr>
+                <w:b/>
+                <w:color w:val="103945"/>
+              </w:rPr>
+              <w:t>Items:</w:t>
+            </w:r>
+            <w:r>
+              <w:t xml:space="preserve"> From this week's activities</w:t>
             </w:r>
           </w:p>
           <w:p>
-            <w:r>
+            <w:pPr>
+              <w:spacing w:after="80"/>
+            </w:pPr>
+            <w:r>
+              <w:rPr>
+                <w:i/>
+                <w:color w:val="5B6B72"/>
+              </w:rPr>
               <w:t>(Leave the Items line to build the list from this week's activities, or replace it with typed items.)</w:t>
             </w:r>
           </w:p>
         </w:tc>
       </w:tr>
     </w:tbl>
+    <w:p>
+      <w:pPr>
+        <w:spacing w:after="120"/>
+      </w:pPr>
+    </w:p>
     <w:p>
       <w:pPr>
         <w:pStyle w:val="Heading1"/>
@@ -2656,7 +5396,14 @@
       </w:r>
     </w:p>
     <w:p>
+      <w:pPr>
+        <w:spacing w:after="80"/>
+      </w:pPr>
       <w:r>
+        <w:rPr>
+          <w:i/>
+          <w:color w:val="5B6B72"/>
+        </w:rPr>
         <w:t>(Activities that belong to no week, such as a course questions forum. Delete if none.)</w:t>
       </w:r>
     </w:p>
@@ -2670,6 +5417,10 @@
     </w:p>
     <w:p>
       <w:r>
+        <w:rPr>
+          <w:i/>
+          <w:color w:val="5B6B72"/>
+        </w:rPr>
         <w:t>One rubric per Heading 2: its name, then one 'Used by:' line per activity, then its table. Level headers carry a percentage; criterion labels carry a weight in percent; weights add to 100.</w:t>
       </w:r>
     </w:p>
@@ -2682,94 +5433,207 @@
       </w:r>
     </w:p>
     <w:p>
+      <w:pPr>
+        <w:spacing w:after="80"/>
+      </w:pPr>
       <w:r>
-        <w:t>Used by: Assignment: Week 1 Assignment: (title)</w:t>
+        <w:rPr>
+          <w:b/>
+          <w:color w:val="103945"/>
+        </w:rPr>
+        <w:t>Used by:</w:t>
+      </w:r>
+      <w:r>
+        <w:t xml:space="preserve"> Assignment: Week 1 Assignment: (title)</w:t>
       </w:r>
     </w:p>
     <w:p>
+      <w:pPr>
+        <w:spacing w:after="80"/>
+      </w:pPr>
       <w:r>
-        <w:t>Used by: Assignment: Week 2 Assignment: (title)</w:t>
+        <w:rPr>
+          <w:b/>
+          <w:color w:val="103945"/>
+        </w:rPr>
+        <w:t>Used by:</w:t>
+      </w:r>
+      <w:r>
+        <w:t xml:space="preserve"> Assignment: Week 2 Assignment: (title)</w:t>
       </w:r>
     </w:p>
     <w:p>
+      <w:pPr>
+        <w:spacing w:after="80"/>
+      </w:pPr>
       <w:r>
-        <w:t>Used by: Assignment: Week 3 Assignment: (title)</w:t>
+        <w:rPr>
+          <w:b/>
+          <w:color w:val="103945"/>
+        </w:rPr>
+        <w:t>Used by:</w:t>
+      </w:r>
+      <w:r>
+        <w:t xml:space="preserve"> Assignment: Week 3 Assignment: (title)</w:t>
       </w:r>
     </w:p>
     <w:p>
+      <w:pPr>
+        <w:spacing w:after="80"/>
+      </w:pPr>
       <w:r>
-        <w:t>Used by: Assignment: Week 4 Assignment: (title)</w:t>
+        <w:rPr>
+          <w:b/>
+          <w:color w:val="103945"/>
+        </w:rPr>
+        <w:t>Used by:</w:t>
+      </w:r>
+      <w:r>
+        <w:t xml:space="preserve"> Assignment: Week 4 Assignment: (title)</w:t>
       </w:r>
     </w:p>
     <w:p>
+      <w:pPr>
+        <w:spacing w:after="80"/>
+      </w:pPr>
       <w:r>
-        <w:t>Used by: Assignment: Week 5 Assignment: (title)</w:t>
+        <w:rPr>
+          <w:b/>
+          <w:color w:val="103945"/>
+        </w:rPr>
+        <w:t>Used by:</w:t>
+      </w:r>
+      <w:r>
+        <w:t xml:space="preserve"> Assignment: Week 5 Assignment: (title)</w:t>
       </w:r>
     </w:p>
     <w:p>
+      <w:pPr>
+        <w:spacing w:after="80"/>
+      </w:pPr>
       <w:r>
-        <w:t>Used by: Assignment: Week 6 Assignment: (title)</w:t>
+        <w:rPr>
+          <w:b/>
+          <w:color w:val="103945"/>
+        </w:rPr>
+        <w:t>Used by:</w:t>
+      </w:r>
+      <w:r>
+        <w:t xml:space="preserve"> Assignment: Week 6 Assignment: (title)</w:t>
       </w:r>
     </w:p>
     <w:p>
+      <w:pPr>
+        <w:spacing w:after="80"/>
+      </w:pPr>
       <w:r>
-        <w:t>Used by: Assignment: Week 7 Assignment: (title)</w:t>
+        <w:rPr>
+          <w:b/>
+          <w:color w:val="103945"/>
+        </w:rPr>
+        <w:t>Used by:</w:t>
+      </w:r>
+      <w:r>
+        <w:t xml:space="preserve"> Assignment: Week 7 Assignment: (title)</w:t>
       </w:r>
     </w:p>
     <w:p>
+      <w:pPr>
+        <w:spacing w:after="80"/>
+      </w:pPr>
       <w:r>
-        <w:t>Used by: Assignment: Week 8 Assignment: (title)</w:t>
+        <w:rPr>
+          <w:b/>
+          <w:color w:val="103945"/>
+        </w:rPr>
+        <w:t>Used by:</w:t>
+      </w:r>
+      <w:r>
+        <w:t xml:space="preserve"> Assignment: Week 8 Assignment: (title)</w:t>
       </w:r>
     </w:p>
     <w:tbl>
       <w:tblPr>
-        <w:tblStyle w:val="TableGrid"/>
         <w:tblW w:type="auto" w:w="0"/>
         <w:tblLook w:firstColumn="1" w:firstRow="1" w:lastColumn="0" w:lastRow="0" w:noHBand="0" w:noVBand="1" w:val="04A0"/>
+        <w:tblBorders>
+          <w:top w:val="single" w:sz="4" w:space="0" w:color="C7D8DC"/>
+          <w:left w:val="single" w:sz="4" w:space="0" w:color="C7D8DC"/>
+          <w:bottom w:val="single" w:sz="4" w:space="0" w:color="C7D8DC"/>
+          <w:right w:val="single" w:sz="4" w:space="0" w:color="C7D8DC"/>
+          <w:insideH w:val="single" w:sz="4" w:space="0" w:color="C7D8DC"/>
+          <w:insideV w:val="single" w:sz="4" w:space="0" w:color="C7D8DC"/>
+        </w:tblBorders>
+        <w:tblCellMar>
+          <w:top w:w="60" w:type="dxa"/>
+          <w:left w:w="140" w:type="dxa"/>
+          <w:bottom w:w="60" w:type="dxa"/>
+          <w:right w:w="140" w:type="dxa"/>
+        </w:tblCellMar>
       </w:tblPr>
       <w:tblGrid>
-        <w:gridCol w:w="2160"/>
-        <w:gridCol w:w="2160"/>
-        <w:gridCol w:w="2160"/>
-        <w:gridCol w:w="2160"/>
+        <w:gridCol w:w="2340"/>
+        <w:gridCol w:w="2340"/>
+        <w:gridCol w:w="2340"/>
+        <w:gridCol w:w="2340"/>
       </w:tblGrid>
       <w:tr>
         <w:tc>
           <w:tcPr>
-            <w:tcW w:type="dxa" w:w="2160"/>
+            <w:tcW w:type="dxa" w:w="2340"/>
+            <w:shd w:val="clear" w:color="auto" w:fill="EDF4F6"/>
           </w:tcPr>
           <w:p>
             <w:r>
+              <w:rPr>
+                <w:b/>
+                <w:color w:val="103945"/>
+              </w:rPr>
               <w:t>Criterion</w:t>
             </w:r>
           </w:p>
         </w:tc>
         <w:tc>
           <w:tcPr>
-            <w:tcW w:type="dxa" w:w="2160"/>
+            <w:tcW w:type="dxa" w:w="2340"/>
+            <w:shd w:val="clear" w:color="auto" w:fill="EDF4F6"/>
           </w:tcPr>
           <w:p>
             <w:r>
+              <w:rPr>
+                <w:b/>
+                <w:color w:val="103945"/>
+              </w:rPr>
               <w:t>Exemplary — 100%</w:t>
             </w:r>
           </w:p>
         </w:tc>
         <w:tc>
           <w:tcPr>
-            <w:tcW w:type="dxa" w:w="2160"/>
+            <w:tcW w:type="dxa" w:w="2340"/>
+            <w:shd w:val="clear" w:color="auto" w:fill="EDF4F6"/>
           </w:tcPr>
           <w:p>
             <w:r>
+              <w:rPr>
+                <w:b/>
+                <w:color w:val="103945"/>
+              </w:rPr>
               <w:t>Proficient — 80%</w:t>
             </w:r>
           </w:p>
         </w:tc>
         <w:tc>
           <w:tcPr>
-            <w:tcW w:type="dxa" w:w="2160"/>
+            <w:tcW w:type="dxa" w:w="2340"/>
+            <w:shd w:val="clear" w:color="auto" w:fill="EDF4F6"/>
           </w:tcPr>
           <w:p>
             <w:r>
+              <w:rPr>
+                <w:b/>
+                <w:color w:val="103945"/>
+              </w:rPr>
               <w:t>Developing — 50%</w:t>
             </w:r>
           </w:p>
@@ -2778,40 +5642,68 @@
       <w:tr>
         <w:tc>
           <w:tcPr>
-            <w:tcW w:type="dxa" w:w="2160"/>
+            <w:tcW w:type="dxa" w:w="2340"/>
           </w:tcPr>
           <w:p>
-            <w:r>
+            <w:pPr>
+              <w:spacing w:after="80"/>
+            </w:pPr>
+            <w:r>
+              <w:rPr>
+                <w:i/>
+                <w:color w:val="5B6B72"/>
+              </w:rPr>
               <w:t>(first criterion) (50%)</w:t>
             </w:r>
           </w:p>
         </w:tc>
         <w:tc>
           <w:tcPr>
-            <w:tcW w:type="dxa" w:w="2160"/>
+            <w:tcW w:type="dxa" w:w="2340"/>
           </w:tcPr>
           <w:p>
-            <w:r>
+            <w:pPr>
+              <w:spacing w:after="80"/>
+            </w:pPr>
+            <w:r>
+              <w:rPr>
+                <w:i/>
+                <w:color w:val="5B6B72"/>
+              </w:rPr>
               <w:t>(descriptor)</w:t>
             </w:r>
           </w:p>
         </w:tc>
         <w:tc>
           <w:tcPr>
-            <w:tcW w:type="dxa" w:w="2160"/>
+            <w:tcW w:type="dxa" w:w="2340"/>
           </w:tcPr>
           <w:p>
-            <w:r>
+            <w:pPr>
+              <w:spacing w:after="80"/>
+            </w:pPr>
+            <w:r>
+              <w:rPr>
+                <w:i/>
+                <w:color w:val="5B6B72"/>
+              </w:rPr>
               <w:t>(descriptor)</w:t>
             </w:r>
           </w:p>
         </w:tc>
         <w:tc>
           <w:tcPr>
-            <w:tcW w:type="dxa" w:w="2160"/>
+            <w:tcW w:type="dxa" w:w="2340"/>
           </w:tcPr>
           <w:p>
-            <w:r>
+            <w:pPr>
+              <w:spacing w:after="80"/>
+            </w:pPr>
+            <w:r>
+              <w:rPr>
+                <w:i/>
+                <w:color w:val="5B6B72"/>
+              </w:rPr>
               <w:t>(descriptor)</w:t>
             </w:r>
           </w:p>
@@ -2820,46 +5712,79 @@
       <w:tr>
         <w:tc>
           <w:tcPr>
-            <w:tcW w:type="dxa" w:w="2160"/>
+            <w:tcW w:type="dxa" w:w="2340"/>
           </w:tcPr>
           <w:p>
-            <w:r>
+            <w:pPr>
+              <w:spacing w:after="80"/>
+            </w:pPr>
+            <w:r>
+              <w:rPr>
+                <w:i/>
+                <w:color w:val="5B6B72"/>
+              </w:rPr>
               <w:t>(second criterion) (50%)</w:t>
             </w:r>
           </w:p>
         </w:tc>
         <w:tc>
           <w:tcPr>
-            <w:tcW w:type="dxa" w:w="2160"/>
+            <w:tcW w:type="dxa" w:w="2340"/>
           </w:tcPr>
           <w:p>
-            <w:r>
+            <w:pPr>
+              <w:spacing w:after="80"/>
+            </w:pPr>
+            <w:r>
+              <w:rPr>
+                <w:i/>
+                <w:color w:val="5B6B72"/>
+              </w:rPr>
               <w:t>(descriptor)</w:t>
             </w:r>
           </w:p>
         </w:tc>
         <w:tc>
           <w:tcPr>
-            <w:tcW w:type="dxa" w:w="2160"/>
+            <w:tcW w:type="dxa" w:w="2340"/>
           </w:tcPr>
           <w:p>
-            <w:r>
+            <w:pPr>
+              <w:spacing w:after="80"/>
+            </w:pPr>
+            <w:r>
+              <w:rPr>
+                <w:i/>
+                <w:color w:val="5B6B72"/>
+              </w:rPr>
               <w:t>(descriptor)</w:t>
             </w:r>
           </w:p>
         </w:tc>
         <w:tc>
           <w:tcPr>
-            <w:tcW w:type="dxa" w:w="2160"/>
+            <w:tcW w:type="dxa" w:w="2340"/>
           </w:tcPr>
           <w:p>
-            <w:r>
+            <w:pPr>
+              <w:spacing w:after="80"/>
+            </w:pPr>
+            <w:r>
+              <w:rPr>
+                <w:i/>
+                <w:color w:val="5B6B72"/>
+              </w:rPr>
               <w:t>(descriptor)</w:t>
             </w:r>
           </w:p>
         </w:tc>
       </w:tr>
     </w:tbl>
+    <w:p>
+      <w:pPr>
+        <w:spacing w:after="120"/>
+      </w:pPr>
+    </w:p>
     <w:p>
       <w:pPr>
         <w:pStyle w:val="Heading2"/>
@@ -2869,94 +5794,207 @@
       </w:r>
     </w:p>
     <w:p>
+      <w:pPr>
+        <w:spacing w:after="80"/>
+      </w:pPr>
       <w:r>
-        <w:t>Used by: Discussion: Week 1 Discussion: (title)</w:t>
+        <w:rPr>
+          <w:b/>
+          <w:color w:val="103945"/>
+        </w:rPr>
+        <w:t>Used by:</w:t>
+      </w:r>
+      <w:r>
+        <w:t xml:space="preserve"> Discussion: Week 1 Discussion: (title)</w:t>
       </w:r>
     </w:p>
     <w:p>
+      <w:pPr>
+        <w:spacing w:after="80"/>
+      </w:pPr>
       <w:r>
-        <w:t>Used by: Discussion: Week 2 Discussion: (title)</w:t>
+        <w:rPr>
+          <w:b/>
+          <w:color w:val="103945"/>
+        </w:rPr>
+        <w:t>Used by:</w:t>
+      </w:r>
+      <w:r>
+        <w:t xml:space="preserve"> Discussion: Week 2 Discussion: (title)</w:t>
       </w:r>
     </w:p>
     <w:p>
+      <w:pPr>
+        <w:spacing w:after="80"/>
+      </w:pPr>
       <w:r>
-        <w:t>Used by: Discussion: Week 3 Discussion: (title)</w:t>
+        <w:rPr>
+          <w:b/>
+          <w:color w:val="103945"/>
+        </w:rPr>
+        <w:t>Used by:</w:t>
+      </w:r>
+      <w:r>
+        <w:t xml:space="preserve"> Discussion: Week 3 Discussion: (title)</w:t>
       </w:r>
     </w:p>
     <w:p>
+      <w:pPr>
+        <w:spacing w:after="80"/>
+      </w:pPr>
       <w:r>
-        <w:t>Used by: Discussion: Week 4 Discussion: (title)</w:t>
+        <w:rPr>
+          <w:b/>
+          <w:color w:val="103945"/>
+        </w:rPr>
+        <w:t>Used by:</w:t>
+      </w:r>
+      <w:r>
+        <w:t xml:space="preserve"> Discussion: Week 4 Discussion: (title)</w:t>
       </w:r>
     </w:p>
     <w:p>
+      <w:pPr>
+        <w:spacing w:after="80"/>
+      </w:pPr>
       <w:r>
-        <w:t>Used by: Discussion: Week 5 Discussion: (title)</w:t>
+        <w:rPr>
+          <w:b/>
+          <w:color w:val="103945"/>
+        </w:rPr>
+        <w:t>Used by:</w:t>
+      </w:r>
+      <w:r>
+        <w:t xml:space="preserve"> Discussion: Week 5 Discussion: (title)</w:t>
       </w:r>
     </w:p>
     <w:p>
+      <w:pPr>
+        <w:spacing w:after="80"/>
+      </w:pPr>
       <w:r>
-        <w:t>Used by: Discussion: Week 6 Discussion: (title)</w:t>
+        <w:rPr>
+          <w:b/>
+          <w:color w:val="103945"/>
+        </w:rPr>
+        <w:t>Used by:</w:t>
+      </w:r>
+      <w:r>
+        <w:t xml:space="preserve"> Discussion: Week 6 Discussion: (title)</w:t>
       </w:r>
     </w:p>
     <w:p>
+      <w:pPr>
+        <w:spacing w:after="80"/>
+      </w:pPr>
       <w:r>
-        <w:t>Used by: Discussion: Week 7 Discussion: (title)</w:t>
+        <w:rPr>
+          <w:b/>
+          <w:color w:val="103945"/>
+        </w:rPr>
+        <w:t>Used by:</w:t>
+      </w:r>
+      <w:r>
+        <w:t xml:space="preserve"> Discussion: Week 7 Discussion: (title)</w:t>
       </w:r>
     </w:p>
     <w:p>
+      <w:pPr>
+        <w:spacing w:after="80"/>
+      </w:pPr>
       <w:r>
-        <w:t>Used by: Discussion: Week 8 Discussion: (title)</w:t>
+        <w:rPr>
+          <w:b/>
+          <w:color w:val="103945"/>
+        </w:rPr>
+        <w:t>Used by:</w:t>
+      </w:r>
+      <w:r>
+        <w:t xml:space="preserve"> Discussion: Week 8 Discussion: (title)</w:t>
       </w:r>
     </w:p>
     <w:tbl>
       <w:tblPr>
-        <w:tblStyle w:val="TableGrid"/>
         <w:tblW w:type="auto" w:w="0"/>
         <w:tblLook w:firstColumn="1" w:firstRow="1" w:lastColumn="0" w:lastRow="0" w:noHBand="0" w:noVBand="1" w:val="04A0"/>
+        <w:tblBorders>
+          <w:top w:val="single" w:sz="4" w:space="0" w:color="C7D8DC"/>
+          <w:left w:val="single" w:sz="4" w:space="0" w:color="C7D8DC"/>
+          <w:bottom w:val="single" w:sz="4" w:space="0" w:color="C7D8DC"/>
+          <w:right w:val="single" w:sz="4" w:space="0" w:color="C7D8DC"/>
+          <w:insideH w:val="single" w:sz="4" w:space="0" w:color="C7D8DC"/>
+          <w:insideV w:val="single" w:sz="4" w:space="0" w:color="C7D8DC"/>
+        </w:tblBorders>
+        <w:tblCellMar>
+          <w:top w:w="60" w:type="dxa"/>
+          <w:left w:w="140" w:type="dxa"/>
+          <w:bottom w:w="60" w:type="dxa"/>
+          <w:right w:w="140" w:type="dxa"/>
+        </w:tblCellMar>
       </w:tblPr>
       <w:tblGrid>
-        <w:gridCol w:w="2160"/>
-        <w:gridCol w:w="2160"/>
-        <w:gridCol w:w="2160"/>
-        <w:gridCol w:w="2160"/>
+        <w:gridCol w:w="2340"/>
+        <w:gridCol w:w="2340"/>
+        <w:gridCol w:w="2340"/>
+        <w:gridCol w:w="2340"/>
       </w:tblGrid>
       <w:tr>
         <w:tc>
           <w:tcPr>
-            <w:tcW w:type="dxa" w:w="2160"/>
+            <w:tcW w:type="dxa" w:w="2340"/>
+            <w:shd w:val="clear" w:color="auto" w:fill="EDF4F6"/>
           </w:tcPr>
           <w:p>
             <w:r>
+              <w:rPr>
+                <w:b/>
+                <w:color w:val="103945"/>
+              </w:rPr>
               <w:t>Criterion</w:t>
             </w:r>
           </w:p>
         </w:tc>
         <w:tc>
           <w:tcPr>
-            <w:tcW w:type="dxa" w:w="2160"/>
+            <w:tcW w:type="dxa" w:w="2340"/>
+            <w:shd w:val="clear" w:color="auto" w:fill="EDF4F6"/>
           </w:tcPr>
           <w:p>
             <w:r>
+              <w:rPr>
+                <w:b/>
+                <w:color w:val="103945"/>
+              </w:rPr>
               <w:t>Exemplary — 100%</w:t>
             </w:r>
           </w:p>
         </w:tc>
         <w:tc>
           <w:tcPr>
-            <w:tcW w:type="dxa" w:w="2160"/>
+            <w:tcW w:type="dxa" w:w="2340"/>
+            <w:shd w:val="clear" w:color="auto" w:fill="EDF4F6"/>
           </w:tcPr>
           <w:p>
             <w:r>
+              <w:rPr>
+                <w:b/>
+                <w:color w:val="103945"/>
+              </w:rPr>
               <w:t>Proficient — 80%</w:t>
             </w:r>
           </w:p>
         </w:tc>
         <w:tc>
           <w:tcPr>
-            <w:tcW w:type="dxa" w:w="2160"/>
+            <w:tcW w:type="dxa" w:w="2340"/>
+            <w:shd w:val="clear" w:color="auto" w:fill="EDF4F6"/>
           </w:tcPr>
           <w:p>
             <w:r>
+              <w:rPr>
+                <w:b/>
+                <w:color w:val="103945"/>
+              </w:rPr>
               <w:t>Developing — 50%</w:t>
             </w:r>
           </w:p>
@@ -2965,40 +6003,68 @@
       <w:tr>
         <w:tc>
           <w:tcPr>
-            <w:tcW w:type="dxa" w:w="2160"/>
+            <w:tcW w:type="dxa" w:w="2340"/>
           </w:tcPr>
           <w:p>
-            <w:r>
+            <w:pPr>
+              <w:spacing w:after="80"/>
+            </w:pPr>
+            <w:r>
+              <w:rPr>
+                <w:i/>
+                <w:color w:val="5B6B72"/>
+              </w:rPr>
               <w:t>(first criterion) (50%)</w:t>
             </w:r>
           </w:p>
         </w:tc>
         <w:tc>
           <w:tcPr>
-            <w:tcW w:type="dxa" w:w="2160"/>
+            <w:tcW w:type="dxa" w:w="2340"/>
           </w:tcPr>
           <w:p>
-            <w:r>
+            <w:pPr>
+              <w:spacing w:after="80"/>
+            </w:pPr>
+            <w:r>
+              <w:rPr>
+                <w:i/>
+                <w:color w:val="5B6B72"/>
+              </w:rPr>
               <w:t>(descriptor)</w:t>
             </w:r>
           </w:p>
         </w:tc>
         <w:tc>
           <w:tcPr>
-            <w:tcW w:type="dxa" w:w="2160"/>
+            <w:tcW w:type="dxa" w:w="2340"/>
           </w:tcPr>
           <w:p>
-            <w:r>
+            <w:pPr>
+              <w:spacing w:after="80"/>
+            </w:pPr>
+            <w:r>
+              <w:rPr>
+                <w:i/>
+                <w:color w:val="5B6B72"/>
+              </w:rPr>
               <w:t>(descriptor)</w:t>
             </w:r>
           </w:p>
         </w:tc>
         <w:tc>
           <w:tcPr>
-            <w:tcW w:type="dxa" w:w="2160"/>
+            <w:tcW w:type="dxa" w:w="2340"/>
           </w:tcPr>
           <w:p>
-            <w:r>
+            <w:pPr>
+              <w:spacing w:after="80"/>
+            </w:pPr>
+            <w:r>
+              <w:rPr>
+                <w:i/>
+                <w:color w:val="5B6B72"/>
+              </w:rPr>
               <w:t>(descriptor)</w:t>
             </w:r>
           </w:p>
@@ -3007,46 +6073,79 @@
       <w:tr>
         <w:tc>
           <w:tcPr>
-            <w:tcW w:type="dxa" w:w="2160"/>
+            <w:tcW w:type="dxa" w:w="2340"/>
           </w:tcPr>
           <w:p>
-            <w:r>
+            <w:pPr>
+              <w:spacing w:after="80"/>
+            </w:pPr>
+            <w:r>
+              <w:rPr>
+                <w:i/>
+                <w:color w:val="5B6B72"/>
+              </w:rPr>
               <w:t>(second criterion) (50%)</w:t>
             </w:r>
           </w:p>
         </w:tc>
         <w:tc>
           <w:tcPr>
-            <w:tcW w:type="dxa" w:w="2160"/>
+            <w:tcW w:type="dxa" w:w="2340"/>
           </w:tcPr>
           <w:p>
-            <w:r>
+            <w:pPr>
+              <w:spacing w:after="80"/>
+            </w:pPr>
+            <w:r>
+              <w:rPr>
+                <w:i/>
+                <w:color w:val="5B6B72"/>
+              </w:rPr>
               <w:t>(descriptor)</w:t>
             </w:r>
           </w:p>
         </w:tc>
         <w:tc>
           <w:tcPr>
-            <w:tcW w:type="dxa" w:w="2160"/>
+            <w:tcW w:type="dxa" w:w="2340"/>
           </w:tcPr>
           <w:p>
-            <w:r>
+            <w:pPr>
+              <w:spacing w:after="80"/>
+            </w:pPr>
+            <w:r>
+              <w:rPr>
+                <w:i/>
+                <w:color w:val="5B6B72"/>
+              </w:rPr>
               <w:t>(descriptor)</w:t>
             </w:r>
           </w:p>
         </w:tc>
         <w:tc>
           <w:tcPr>
-            <w:tcW w:type="dxa" w:w="2160"/>
+            <w:tcW w:type="dxa" w:w="2340"/>
           </w:tcPr>
           <w:p>
-            <w:r>
+            <w:pPr>
+              <w:spacing w:after="80"/>
+            </w:pPr>
+            <w:r>
+              <w:rPr>
+                <w:i/>
+                <w:color w:val="5B6B72"/>
+              </w:rPr>
               <w:t>(descriptor)</w:t>
             </w:r>
           </w:p>
         </w:tc>
       </w:tr>
     </w:tbl>
+    <w:p>
+      <w:pPr>
+        <w:spacing w:after="120"/>
+      </w:pPr>
+    </w:p>
     <w:p>
       <w:pPr>
         <w:pStyle w:val="Heading1"/>
@@ -3056,13 +6155,20 @@
       </w:r>
     </w:p>
     <w:p>
+      <w:pPr>
+        <w:spacing w:after="80"/>
+      </w:pPr>
       <w:r>
+        <w:rPr>
+          <w:i/>
+          <w:color w:val="5B6B72"/>
+        </w:rPr>
         <w:t>(Notes to the builder that are not course content.)</w:t>
       </w:r>
     </w:p>
     <w:sectPr>
       <w:pgSz w:w="12240" w:h="15840"/>
-      <w:pgMar w:top="1440" w:right="1800" w:bottom="1440" w:left="1800" w:header="720" w:footer="720" w:gutter="0"/>
+      <w:pgMar w:top="1296" w:right="1440" w:bottom="1296" w:left="1440" w:header="720" w:footer="720" w:gutter="0"/>
       <w:cols w:space="720"/>
       <w:docGrid w:linePitch="360"/>
     </w:sectPr>
@@ -3433,7 +6539,11 @@
     <w:name w:val="Normal"/>
     <w:qFormat/>
     <w:rsid w:val="00FC693F"/>
+    <w:pPr>
+      <w:spacing w:after="120" w:lineRule="auto" w:line="276"/>
+    </w:pPr>
     <w:rPr>
+      <w:rFonts w:ascii="Lato" w:hAnsi="Lato" w:eastAsia="Lato"/>
       <w:sz w:val="22"/>
     </w:rPr>
   </w:style>
@@ -3492,15 +6602,15 @@
     <w:pPr>
       <w:keepNext/>
       <w:keepLines/>
-      <w:spacing w:before="480" w:after="0"/>
+      <w:spacing w:before="400" w:after="160"/>
       <w:outlineLvl w:val="0"/>
     </w:pPr>
     <w:rPr>
-      <w:rFonts w:asciiTheme="majorHAnsi" w:eastAsiaTheme="majorEastAsia" w:hAnsiTheme="majorHAnsi" w:cstheme="majorBidi"/>
+      <w:rFonts w:asciiTheme="majorHAnsi" w:eastAsiaTheme="majorEastAsia" w:hAnsiTheme="majorHAnsi" w:cstheme="majorBidi" w:ascii="Lato" w:hAnsi="Lato"/>
       <w:b/>
       <w:bCs/>
-      <w:color w:val="365F91" w:themeColor="accent1" w:themeShade="BF"/>
-      <w:sz w:val="28"/>
+      <w:color w:val="103945"/>
+      <w:sz w:val="36"/>
       <w:szCs w:val="28"/>
     </w:rPr>
   </w:style>
@@ -3516,15 +6626,15 @@
     <w:pPr>
       <w:keepNext/>
       <w:keepLines/>
-      <w:spacing w:before="200" w:after="0"/>
+      <w:spacing w:before="240" w:after="80"/>
       <w:outlineLvl w:val="1"/>
     </w:pPr>
     <w:rPr>
-      <w:rFonts w:asciiTheme="majorHAnsi" w:eastAsiaTheme="majorEastAsia" w:hAnsiTheme="majorHAnsi" w:cstheme="majorBidi"/>
+      <w:rFonts w:asciiTheme="majorHAnsi" w:eastAsiaTheme="majorEastAsia" w:hAnsiTheme="majorHAnsi" w:cstheme="majorBidi" w:ascii="Lato" w:hAnsi="Lato"/>
       <w:b/>
       <w:bCs/>
-      <w:color w:val="4F81BD" w:themeColor="accent1"/>
-      <w:sz w:val="26"/>
+      <w:color w:val="103945"/>
+      <w:sz w:val="28"/>
       <w:szCs w:val="26"/>
     </w:rPr>
   </w:style>
@@ -3540,14 +6650,15 @@
     <w:pPr>
       <w:keepNext/>
       <w:keepLines/>
-      <w:spacing w:before="200" w:after="0"/>
+      <w:spacing w:before="200" w:after="60"/>
       <w:outlineLvl w:val="2"/>
     </w:pPr>
     <w:rPr>
-      <w:rFonts w:asciiTheme="majorHAnsi" w:eastAsiaTheme="majorEastAsia" w:hAnsiTheme="majorHAnsi" w:cstheme="majorBidi"/>
+      <w:rFonts w:asciiTheme="majorHAnsi" w:eastAsiaTheme="majorEastAsia" w:hAnsiTheme="majorHAnsi" w:cstheme="majorBidi" w:ascii="Lato" w:hAnsi="Lato"/>
       <w:b/>
       <w:bCs/>
-      <w:color w:val="4F81BD" w:themeColor="accent1"/>
+      <w:color w:val="103945"/>
+      <w:sz w:val="24"/>
     </w:rPr>
   </w:style>
   <w:style w:type="paragraph" w:styleId="Heading4">
@@ -3781,12 +6892,13 @@
       <w:pBdr>
         <w:bottom w:val="single" w:sz="8" w:space="4" w:color="4F81BD" w:themeColor="accent1"/>
       </w:pBdr>
-      <w:spacing w:after="300" w:line="240" w:lineRule="auto"/>
+      <w:spacing w:after="120" w:line="240" w:lineRule="auto" w:before="0"/>
       <w:contextualSpacing/>
     </w:pPr>
     <w:rPr>
-      <w:rFonts w:asciiTheme="majorHAnsi" w:eastAsiaTheme="majorEastAsia" w:hAnsiTheme="majorHAnsi" w:cstheme="majorBidi"/>
-      <w:color w:val="17365D" w:themeColor="text2" w:themeShade="BF"/>
+      <w:rFonts w:asciiTheme="majorHAnsi" w:eastAsiaTheme="majorEastAsia" w:hAnsiTheme="majorHAnsi" w:cstheme="majorBidi" w:ascii="Lato" w:hAnsi="Lato"/>
+      <w:b/>
+      <w:color w:val="103945"/>
       <w:spacing w:val="5"/>
       <w:kern w:val="28"/>
       <w:sz w:val="52"/>

--- a/docs/examples/blank_blueprint__8_weeks.docx
+++ b/docs/examples/blank_blueprint__8_weeks.docx
@@ -29,7 +29,7 @@
           <w:color w:val="174B5C"/>
           <w:sz w:val="24"/>
         </w:rPr>
-        <w:t>How to use this document</w:t>
+        <w:t>What this document is</w:t>
       </w:r>
     </w:p>
     <w:p>
@@ -38,7 +38,69 @@
         <w:spacing w:after="60"/>
       </w:pPr>
       <w:r>
-        <w:t>This is a course blueprint: one Word file that a tool turns into a complete Brightspace course. Write in it as you would any document; the structure comes from a few plain lines, listed in the key below.</w:t>
+        <w:t>This Word file is the whole plan for one course. When it is finished, a tool reads it and builds the Brightspace course from it: the weekly pages, assignments, discussions, checklists, rubrics, and gradebook. You only write here.</w:t>
+      </w:r>
+    </w:p>
+    <w:p>
+      <w:pPr>
+        <w:spacing w:before="200" w:after="80"/>
+      </w:pPr>
+      <w:r>
+        <w:rPr>
+          <w:b/>
+          <w:color w:val="174B5C"/>
+          <w:sz w:val="24"/>
+        </w:rPr>
+        <w:t>What to do, in order</w:t>
+      </w:r>
+    </w:p>
+    <w:p>
+      <w:pPr>
+        <w:pStyle w:val="ListNumber"/>
+        <w:spacing w:after="60"/>
+      </w:pPr>
+      <w:r>
+        <w:t>At the top, fill the three shaded boxes (catalog description, required materials, learning outcomes) and the points table.</w:t>
+      </w:r>
+    </w:p>
+    <w:p>
+      <w:pPr>
+        <w:pStyle w:val="ListNumber"/>
+        <w:spacing w:after="60"/>
+      </w:pPr>
+      <w:r>
+        <w:t>For each week, write in the six rows of its table: the overview page, the learning objectives, the readings and media, the assignments, the discussions, and the checklist.</w:t>
+      </w:r>
+    </w:p>
+    <w:p>
+      <w:pPr>
+        <w:pStyle w:val="ListNumber"/>
+        <w:spacing w:after="60"/>
+      </w:pPr>
+      <w:r>
+        <w:t>At the end, under Rubric Appendix, give each rubric its name and fill in its table. Two standard rubrics are already there to adapt.</w:t>
+      </w:r>
+    </w:p>
+    <w:p>
+      <w:pPr>
+        <w:pStyle w:val="ListNumber"/>
+        <w:spacing w:after="60"/>
+      </w:pPr>
+      <w:r>
+        <w:t>When you are done, save the file and hand it back. The build happens from this file as it is.</w:t>
+      </w:r>
+    </w:p>
+    <w:p>
+      <w:pPr>
+        <w:spacing w:before="200" w:after="80"/>
+      </w:pPr>
+      <w:r>
+        <w:rPr>
+          <w:b/>
+          <w:color w:val="174B5C"/>
+          <w:sz w:val="24"/>
+        </w:rPr>
+        <w:t>How to read what is already on the page</w:t>
       </w:r>
     </w:p>
     <w:p>
@@ -47,7 +109,7 @@
         <w:spacing w:after="60"/>
       </w:pPr>
       <w:r>
-        <w:t>Each week is one table with six rows. Fill the rows in order; leave a row's prompt in place if you have nothing for it yet.</w:t>
+        <w:t>A line in bold navy with a colon (Assignment:, Points:, Rubric:, Page heading:) is an instruction to the builder. Keep the word before the colon exactly as it is; change what comes after it. For example, Assignment: Week 2 Assignment: (title) becomes Assignment: Week 2 Assignment: Market Analysis Memo.</w:t>
       </w:r>
     </w:p>
     <w:p>
@@ -56,7 +118,7 @@
         <w:spacing w:after="60"/>
       </w:pPr>
       <w:r>
-        <w:t>Headings are one to one with the page. The big Heading 1 lines are the frame and are already in place; inside a page or an activity, start at Heading 2.</w:t>
+        <w:t>Grey italic text in parentheses, like (Introduce the week here), tells you what belongs in that spot. Replace it with your text, or delete it.</w:t>
       </w:r>
     </w:p>
     <w:p>
@@ -65,7 +127,7 @@
         <w:spacing w:after="60"/>
       </w:pPr>
       <w:r>
-        <w:t>Real bullets, real numbering, bold and italic all come through. Never type dates; say the day of the week and the build adds the term's dates.</w:t>
+        <w:t>The large Heading 1 lines (Course Introduction, Week 1 – …, Rubric Appendix) are the document's skeleton. Leave them where they are; you may change a week's title after its dash.</w:t>
       </w:r>
     </w:p>
     <w:p>
@@ -74,7 +136,7 @@
         <w:spacing w:after="60"/>
       </w:pPr>
       <w:r>
-        <w:t>Grey italic text in parentheses is a prompt. Replace it or delete it. Upright text is structure: keep its shape and change its words.</w:t>
+        <w:t>Shaded blocks are panels: a lavender block is a dropdown the student opens, a blue block is a callout, a warm block is a callout for something to keep in mind. The bracket lines at their top and bottom mark where they start and end; write between them.</w:t>
       </w:r>
     </w:p>
     <w:p>
@@ -83,7 +145,56 @@
         <w:spacing w:after="60"/>
       </w:pPr>
       <w:r>
-        <w:t>These notes at the top are kept with the document but never built into the course; delete them whenever you like.</w:t>
+        <w:t>Underlined blue [link to …] text becomes a working link to another part of the course.</w:t>
+      </w:r>
+    </w:p>
+    <w:p>
+      <w:pPr>
+        <w:spacing w:before="200" w:after="80"/>
+      </w:pPr>
+      <w:r>
+        <w:rPr>
+          <w:b/>
+          <w:color w:val="174B5C"/>
+          <w:sz w:val="24"/>
+        </w:rPr>
+        <w:t>Four rules that save a round of fixes</w:t>
+      </w:r>
+    </w:p>
+    <w:p>
+      <w:pPr>
+        <w:pStyle w:val="ListBullet"/>
+        <w:spacing w:after="60"/>
+      </w:pPr>
+      <w:r>
+        <w:t>Use Word's own bullets, numbering, bold, italic, and links; they all come through. Inside a page or an assignment, start your own headings at Heading 2.</w:t>
+      </w:r>
+    </w:p>
+    <w:p>
+      <w:pPr>
+        <w:pStyle w:val="ListBullet"/>
+        <w:spacing w:after="60"/>
+      </w:pPr>
+      <w:r>
+        <w:t>Never type a calendar date. Write 'due Sunday' or 'post by Friday'; the dates for each term are added when the course is built.</w:t>
+      </w:r>
+    </w:p>
+    <w:p>
+      <w:pPr>
+        <w:pStyle w:val="ListBullet"/>
+        <w:spacing w:after="60"/>
+      </w:pPr>
+      <w:r>
+        <w:t>Names must match. The title on an Assignment line, its Gradebook item line, and its row in the points table are the same words, and the points agree.</w:t>
+      </w:r>
+    </w:p>
+    <w:p>
+      <w:pPr>
+        <w:pStyle w:val="ListBullet"/>
+        <w:spacing w:after="60"/>
+      </w:pPr>
+      <w:r>
+        <w:t>You may delete this guide and the key below once you know the layout; the builder never reads them.</w:t>
       </w:r>
     </w:p>
     <w:p>
@@ -112,7 +223,7 @@
         <w:t>Page: Title  /  Page heading: Title</w:t>
       </w:r>
       <w:r>
-        <w:t xml:space="preserve"> — a content page and the title shown on it.</w:t>
+        <w:t xml:space="preserve"> — a content page and the title shown at its top.</w:t>
       </w:r>
     </w:p>
     <w:p>
@@ -128,7 +239,7 @@
         <w:t>Placement: Module name</w:t>
       </w:r>
       <w:r>
-        <w:t xml:space="preserve"> — where a page goes when it is not in its week.</w:t>
+        <w:t xml:space="preserve"> — where a page goes when it is not part of its week.</w:t>
       </w:r>
     </w:p>
     <w:p>
@@ -144,7 +255,7 @@
         <w:t>Assignment: Title  /  Discussion: Title</w:t>
       </w:r>
       <w:r>
-        <w:t xml:space="preserve"> — an activity. Under it: Points: N pts, Gradebook item: Name, Rubric: Name, and for a discussion Forum: Name.</w:t>
+        <w:t xml:space="preserve"> — an activity. Under it: Points: 10 pts, Gradebook item: Title, Rubric: Rubric name, and for a discussion Forum: Discussions.</w:t>
       </w:r>
     </w:p>
     <w:p>
@@ -160,7 +271,7 @@
         <w:t>Checklist: Title</w:t>
       </w:r>
       <w:r>
-        <w:t xml:space="preserve"> — a week's checklist; the line Items: From this week's activities builds it, or type the items.</w:t>
+        <w:t xml:space="preserve"> — the week's checklist. The line Items: From this week's activities builds it from the week's activities; or type the items yourself, one per line.</w:t>
       </w:r>
     </w:p>
     <w:p>
@@ -176,7 +287,7 @@
         <w:t>Module: Name</w:t>
       </w:r>
       <w:r>
-        <w:t xml:space="preserve"> — before Week 1, a module of its own; its pages and links follow on the lines below.</w:t>
+        <w:t xml:space="preserve"> — before Week 1, a module of its own; its pages and links follow on the lines below it.</w:t>
       </w:r>
     </w:p>
     <w:p>
@@ -192,7 +303,7 @@
         <w:t>Link: Title  /  URL: https://…</w:t>
       </w:r>
       <w:r>
-        <w:t xml:space="preserve"> — an external link in a module.</w:t>
+        <w:t xml:space="preserve"> — an external link placed in a module.</w:t>
       </w:r>
     </w:p>
     <w:p>
@@ -208,7 +319,58 @@
         <w:t>Used by: Assignment: Title</w:t>
       </w:r>
       <w:r>
-        <w:t xml:space="preserve"> — under a rubric, each activity that uses it.</w:t>
+        <w:t xml:space="preserve"> — under a rubric, one line for each activity that uses it.</w:t>
+      </w:r>
+    </w:p>
+    <w:p>
+      <w:pPr>
+        <w:pStyle w:val="ListBullet"/>
+        <w:spacing w:after="60"/>
+        <w:shd w:val="clear" w:color="auto" w:fill="F4F2FA"/>
+      </w:pPr>
+      <w:r>
+        <w:rPr>
+          <w:b/>
+          <w:color w:val="5B3A8C"/>
+        </w:rPr>
+        <w:t>[dropdown: Title] … [/dropdown]</w:t>
+      </w:r>
+      <w:r>
+        <w:t xml:space="preserve"> — a panel the student clicks open. Shaded lavender.</w:t>
+      </w:r>
+    </w:p>
+    <w:p>
+      <w:pPr>
+        <w:pStyle w:val="ListBullet"/>
+        <w:spacing w:after="60"/>
+        <w:shd w:val="clear" w:color="auto" w:fill="F2F6FA"/>
+      </w:pPr>
+      <w:r>
+        <w:rPr>
+          <w:b/>
+          <w:color w:val="103945"/>
+        </w:rPr>
+        <w:t>[callout] … [/callout]</w:t>
+      </w:r>
+      <w:r>
+        <w:t xml:space="preserve"> — a highlighted box. Shaded blue. [callout tone=gold] … [/callout] — the warm version, for something to keep in mind.</w:t>
+      </w:r>
+    </w:p>
+    <w:p>
+      <w:pPr>
+        <w:pStyle w:val="ListBullet"/>
+        <w:spacing w:after="60"/>
+        <w:shd w:val="clear" w:color="auto" w:fill="F2F6FA"/>
+      </w:pPr>
+      <w:r>
+        <w:rPr>
+          <w:b/>
+          <w:color w:val="103945"/>
+        </w:rPr>
+        <w:t>[timeline] … [/timeline]</w:t>
+      </w:r>
+      <w:r>
+        <w:t xml:space="preserve"> — a sequence of stages; [box] … [/box] — a plain framed section.</w:t>
       </w:r>
     </w:p>
     <w:p>
@@ -219,28 +381,13 @@
       <w:r>
         <w:rPr>
           <w:b/>
-          <w:color w:val="103945"/>
-        </w:rPr>
-        <w:t>[dropdown: Title] … [/dropdown]</w:t>
-      </w:r>
-      <w:r>
-        <w:t xml:space="preserve"> — an expandable panel.  [callout] … [/callout] — a highlighted box; [callout tone=gold] for a warm one.  [timeline] … [/timeline] and [box] … [/box] are also available.</w:t>
-      </w:r>
-    </w:p>
-    <w:p>
-      <w:pPr>
-        <w:pStyle w:val="ListBullet"/>
-        <w:spacing w:after="60"/>
-      </w:pPr>
-      <w:r>
-        <w:rPr>
-          <w:b/>
-          <w:color w:val="103945"/>
+          <w:color w:val="075F7A"/>
+          <w:u w:val="single"/>
         </w:rPr>
         <w:t>[link to assignment: Title | words]</w:t>
       </w:r>
       <w:r>
-        <w:t xml:space="preserve"> — a link to the course's own object; also link to discussion, quiz, checklist, or page. The words after the bar are what the reader clicks.</w:t>
+        <w:t xml:space="preserve"> — a link to the course's own object. Also link to discussion, link to quiz, link to checklist, link to page. The words after the bar are what the reader sees and clicks; without them, the title is shown.</w:t>
       </w:r>
     </w:p>
     <w:p>
@@ -509,13 +656,13 @@
         <w:tc>
           <w:tcPr>
             <w:tcW w:type="dxa" w:w="4680"/>
-            <w:shd w:val="clear" w:color="auto" w:fill="174B5C"/>
+            <w:shd w:val="clear" w:color="auto" w:fill="EDF4F6"/>
           </w:tcPr>
           <w:p>
             <w:r>
               <w:rPr>
                 <w:b/>
-                <w:color w:val="FFFFFF"/>
+                <w:color w:val="103945"/>
               </w:rPr>
               <w:t>Assignment</w:t>
             </w:r>
@@ -524,13 +671,13 @@
         <w:tc>
           <w:tcPr>
             <w:tcW w:type="dxa" w:w="4680"/>
-            <w:shd w:val="clear" w:color="auto" w:fill="174B5C"/>
+            <w:shd w:val="clear" w:color="auto" w:fill="EDF4F6"/>
           </w:tcPr>
           <w:p>
             <w:r>
               <w:rPr>
                 <w:b/>
-                <w:color w:val="FFFFFF"/>
+                <w:color w:val="103945"/>
               </w:rPr>
               <w:t>Points</w:t>
             </w:r>
@@ -1274,7 +1421,124 @@
                 <w:i/>
                 <w:color w:val="5B6B72"/>
               </w:rPr>
-              <w:t>(Introduce the week here. The three examples below are real: keep, change, or delete them.)</w:t>
+              <w:t>(Introduce the week here. The four examples below are real: keep, change, or delete them.)</w:t>
+            </w:r>
+          </w:p>
+          <w:p>
+            <w:pPr>
+              <w:spacing w:after="80"/>
+              <w:shd w:val="clear" w:color="auto" w:fill="F4F2FA"/>
+            </w:pPr>
+            <w:r>
+              <w:rPr>
+                <w:b/>
+                <w:color w:val="5B3A8C"/>
+              </w:rPr>
+              <w:t>[dropdown: Example dropdown – a panel the reader opens]</w:t>
+            </w:r>
+          </w:p>
+          <w:p>
+            <w:pPr>
+              <w:spacing w:after="80"/>
+              <w:shd w:val="clear" w:color="auto" w:fill="F4F2FA"/>
+            </w:pPr>
+            <w:r>
+              <w:rPr>
+                <w:i/>
+                <w:color w:val="5B6B72"/>
+              </w:rPr>
+              <w:t>(Anything between the bracket lines is inside the panel: paragraphs, bullets, links.)</w:t>
+            </w:r>
+          </w:p>
+          <w:p>
+            <w:pPr>
+              <w:spacing w:after="80"/>
+              <w:shd w:val="clear" w:color="auto" w:fill="F4F2FA"/>
+            </w:pPr>
+            <w:r>
+              <w:rPr>
+                <w:b/>
+                <w:color w:val="5B3A8C"/>
+              </w:rPr>
+              <w:t>[/dropdown]</w:t>
+            </w:r>
+          </w:p>
+          <w:p>
+            <w:pPr>
+              <w:spacing w:after="80"/>
+              <w:shd w:val="clear" w:color="auto" w:fill="F2F6FA"/>
+            </w:pPr>
+            <w:r>
+              <w:rPr>
+                <w:b/>
+                <w:color w:val="103945"/>
+              </w:rPr>
+              <w:t>[callout]</w:t>
+            </w:r>
+          </w:p>
+          <w:p>
+            <w:pPr>
+              <w:spacing w:after="80"/>
+              <w:shd w:val="clear" w:color="auto" w:fill="F2F6FA"/>
+            </w:pPr>
+            <w:r>
+              <w:rPr>
+                <w:i/>
+                <w:color w:val="5B6B72"/>
+              </w:rPr>
+              <w:t>(A callout: a highlighted box for a note, a reminder, or a short aside. Shaded blue on the page.)</w:t>
+            </w:r>
+          </w:p>
+          <w:p>
+            <w:pPr>
+              <w:spacing w:after="80"/>
+              <w:shd w:val="clear" w:color="auto" w:fill="F2F6FA"/>
+            </w:pPr>
+            <w:r>
+              <w:rPr>
+                <w:b/>
+                <w:color w:val="103945"/>
+              </w:rPr>
+              <w:t>[/callout]</w:t>
+            </w:r>
+          </w:p>
+          <w:p>
+            <w:pPr>
+              <w:spacing w:after="80"/>
+              <w:shd w:val="clear" w:color="auto" w:fill="FBF1E9"/>
+            </w:pPr>
+            <w:r>
+              <w:rPr>
+                <w:b/>
+                <w:color w:val="8B4A27"/>
+              </w:rPr>
+              <w:t>[callout tone=gold]</w:t>
+            </w:r>
+          </w:p>
+          <w:p>
+            <w:pPr>
+              <w:spacing w:after="80"/>
+              <w:shd w:val="clear" w:color="auto" w:fill="FBF1E9"/>
+            </w:pPr>
+            <w:r>
+              <w:rPr>
+                <w:i/>
+                <w:color w:val="5B6B72"/>
+              </w:rPr>
+              <w:t>(The warm callout, for something to keep in mind. The tone word is the only difference.)</w:t>
+            </w:r>
+          </w:p>
+          <w:p>
+            <w:pPr>
+              <w:spacing w:after="80"/>
+              <w:shd w:val="clear" w:color="auto" w:fill="FBF1E9"/>
+            </w:pPr>
+            <w:r>
+              <w:rPr>
+                <w:b/>
+                <w:color w:val="8B4A27"/>
+              </w:rPr>
+              <w:t>[/callout]</w:t>
             </w:r>
           </w:p>
           <w:p>
@@ -1283,85 +1547,23 @@
             </w:pPr>
             <w:r>
               <w:rPr>
-                <w:b/>
-                <w:color w:val="174B5C"/>
-              </w:rPr>
-              <w:t>[dropdown: Example dropdown – a panel the reader opens]</w:t>
-            </w:r>
-          </w:p>
-          <w:p>
-            <w:pPr>
-              <w:spacing w:after="80"/>
-            </w:pPr>
-            <w:r>
-              <w:rPr>
-                <w:i/>
-                <w:color w:val="5B6B72"/>
-              </w:rPr>
-              <w:t>(Anything between the bracket lines is inside the panel: paragraphs, bullets, links.)</w:t>
-            </w:r>
-          </w:p>
-          <w:p>
-            <w:pPr>
-              <w:spacing w:after="80"/>
-            </w:pPr>
-            <w:r>
-              <w:rPr>
-                <w:b/>
-                <w:color w:val="174B5C"/>
-              </w:rPr>
-              <w:t>[/dropdown]</w:t>
-            </w:r>
-          </w:p>
-          <w:p>
-            <w:pPr>
-              <w:spacing w:after="80"/>
-            </w:pPr>
-            <w:r>
-              <w:rPr>
-                <w:b/>
-                <w:color w:val="174B5C"/>
-              </w:rPr>
-              <w:t>[callout tone=gold]</w:t>
-            </w:r>
-          </w:p>
-          <w:p>
-            <w:pPr>
-              <w:spacing w:after="80"/>
-            </w:pPr>
-            <w:r>
-              <w:rPr>
-                <w:i/>
-                <w:color w:val="5B6B72"/>
-              </w:rPr>
-              <w:t>(A callout for something to keep in mind. Leave out tone=gold for the plain navy callout.)</w:t>
-            </w:r>
-          </w:p>
-          <w:p>
-            <w:pPr>
-              <w:spacing w:after="80"/>
-            </w:pPr>
-            <w:r>
-              <w:rPr>
-                <w:b/>
-                <w:color w:val="174B5C"/>
-              </w:rPr>
-              <w:t>[/callout]</w:t>
-            </w:r>
-          </w:p>
-          <w:p>
-            <w:pPr>
-              <w:spacing w:after="80"/>
-            </w:pPr>
-            <w:r>
-              <w:rPr>
                 <w:i/>
                 <w:color w:val="5B6B72"/>
               </w:rPr>
               <w:t>(An internal link reads like this:)</w:t>
             </w:r>
             <w:r>
-              <w:t xml:space="preserve"> Start with the [link to assignment: Week 1 Assignment: (title) | first assignment] before the discussion.</w:t>
+              <w:t xml:space="preserve"> Start with the </w:t>
+            </w:r>
+            <w:r>
+              <w:rPr>
+                <w:color w:val="075F7A"/>
+                <w:u w:val="single"/>
+              </w:rPr>
+              <w:t>[link to assignment: Week 1 Assignment: (title) | first assignment]</w:t>
+            </w:r>
+            <w:r>
+              <w:t xml:space="preserve"> before the discussion.</w:t>
             </w:r>
           </w:p>
         </w:tc>

--- a/docs/examples/blank_blueprint__8_weeks.docx
+++ b/docs/examples/blank_blueprint__8_weeks.docx
@@ -7,7 +7,7 @@
         <w:pStyle w:val="Title"/>
       </w:pPr>
       <w:r>
-        <w:t>Blueprint</w:t>
+        <w:t>Course blueprint</w:t>
       </w:r>
     </w:p>
     <w:p>
@@ -16,7 +16,15 @@
           <w:color w:val="5B6B72"/>
           <w:sz w:val="26"/>
         </w:rPr>
-        <w:t>COURSE 123 Course Title – Term Blueprint</w:t>
+        <w:t>SYN 101 Synthetic Course – Example Term Blueprint</w:t>
+      </w:r>
+    </w:p>
+    <w:p>
+      <w:pPr>
+        <w:spacing w:after="60"/>
+      </w:pPr>
+      <w:r>
+        <w:t>Minimal blank — activity points start at 0; set your grading plan and add rubrics as needed.</w:t>
       </w:r>
     </w:p>
     <w:p>
@@ -29,7 +37,7 @@
           <w:color w:val="174B5C"/>
           <w:sz w:val="24"/>
         </w:rPr>
-        <w:t>What this document is</w:t>
+        <w:t>Start here</w:t>
       </w:r>
     </w:p>
     <w:p>
@@ -38,7 +46,43 @@
         <w:spacing w:after="60"/>
       </w:pPr>
       <w:r>
-        <w:t>This Word file is the whole plan for one course. When it is finished, a tool reads it and builds the Brightspace course from it: the weekly pages, assignments, discussions, checklists, rubrics, and gradebook. You only write here.</w:t>
+        <w:t>Replace each [placeholder: ...] line with your course text. The normal black writing areas preserve normal formatting when you type. Add objectives with Word or Google Docs bullets.</w:t>
+      </w:r>
+    </w:p>
+    <w:p>
+      <w:pPr>
+        <w:pStyle w:val="ListBullet"/>
+        <w:spacing w:after="60"/>
+      </w:pPr>
+      <w:r>
+        <w:t>Keep the words before directive colons (Page:, Assignment:, Points:, and others). Change their values. Use Heading 2 or deeper for headings within your content.</w:t>
+      </w:r>
+    </w:p>
+    <w:p>
+      <w:pPr>
+        <w:pStyle w:val="ListBullet"/>
+        <w:spacing w:after="60"/>
+      </w:pPr>
+      <w:r>
+        <w:t>A week can contain no activities or several. To add one, copy a complete activity block from its Assignment: or Discussion: line through its instructions. Add its grading-plan row and rubric Used by: entry if applicable.</w:t>
+      </w:r>
+    </w:p>
+    <w:p>
+      <w:pPr>
+        <w:pStyle w:val="ListBullet"/>
+        <w:spacing w:after="60"/>
+      </w:pPr>
+      <w:r>
+        <w:t>When renaming an activity, update its title, Gradebook item, grading-plan row, rubric Used by entries, and internal links. Names must match exactly; update points in both places.</w:t>
+      </w:r>
+    </w:p>
+    <w:p>
+      <w:pPr>
+        <w:pStyle w:val="ListBullet"/>
+        <w:spacing w:after="60"/>
+      </w:pPr>
+      <w:r>
+        <w:t>Save as DOCX after editing in Word or Google Docs. Inspect the readiness report before building. [authoring: ...] lines are guidance; unfinished placeholders are reported.</w:t>
       </w:r>
     </w:p>
     <w:p>
@@ -51,56 +95,7 @@
           <w:color w:val="174B5C"/>
           <w:sz w:val="24"/>
         </w:rPr>
-        <w:t>What to do, in order</w:t>
-      </w:r>
-    </w:p>
-    <w:p>
-      <w:pPr>
-        <w:pStyle w:val="ListNumber"/>
-        <w:spacing w:after="60"/>
-      </w:pPr>
-      <w:r>
-        <w:t>At the top, fill the three shaded boxes (catalog description, required materials, learning outcomes) and the points table.</w:t>
-      </w:r>
-    </w:p>
-    <w:p>
-      <w:pPr>
-        <w:pStyle w:val="ListNumber"/>
-        <w:spacing w:after="60"/>
-      </w:pPr>
-      <w:r>
-        <w:t>For each week, write in the six rows of its table: the overview page, the learning objectives, the readings and media, the assignments, the discussions, and the checklist.</w:t>
-      </w:r>
-    </w:p>
-    <w:p>
-      <w:pPr>
-        <w:pStyle w:val="ListNumber"/>
-        <w:spacing w:after="60"/>
-      </w:pPr>
-      <w:r>
-        <w:t>At the end, under Rubric Appendix, give each rubric its name and fill in its table. Two standard rubrics are already there to adapt.</w:t>
-      </w:r>
-    </w:p>
-    <w:p>
-      <w:pPr>
-        <w:pStyle w:val="ListNumber"/>
-        <w:spacing w:after="60"/>
-      </w:pPr>
-      <w:r>
-        <w:t>When you are done, save the file and hand it back. The build happens from this file as it is.</w:t>
-      </w:r>
-    </w:p>
-    <w:p>
-      <w:pPr>
-        <w:spacing w:before="200" w:after="80"/>
-      </w:pPr>
-      <w:r>
-        <w:rPr>
-          <w:b/>
-          <w:color w:val="174B5C"/>
-          <w:sz w:val="24"/>
-        </w:rPr>
-        <w:t>How to read what is already on the page</w:t>
+        <w:t>Copyable forms</w:t>
       </w:r>
     </w:p>
     <w:p>
@@ -109,7 +104,7 @@
         <w:spacing w:after="60"/>
       </w:pPr>
       <w:r>
-        <w:t>A line in bold navy with a colon (Assignment:, Points:, Rubric:, Page heading:) is an instruction to the builder. Keep the word before the colon exactly as it is; change what comes after it. For example, Assignment: Week 2 Assignment: (title) becomes Assignment: Week 2 Assignment: Market Analysis Memo.</w:t>
+        <w:t>[dropdown: Title] ... [/dropdown]  |  [callout] ... [/callout]  |  [callout tone=gold] ... [/callout] — put each bracket on its own line and write between them.</w:t>
       </w:r>
     </w:p>
     <w:p>
@@ -118,7 +113,7 @@
         <w:spacing w:after="60"/>
       </w:pPr>
       <w:r>
-        <w:t>Grey italic text in parentheses, like (Introduce the week here), tells you what belongs in that spot. Replace it with your text, or delete it.</w:t>
+        <w:t>[link to assignment: Exact title | visible words] — also supports discussion, checklist, page, or quiz when that target exists.</w:t>
       </w:r>
     </w:p>
     <w:p>
@@ -127,7 +122,7 @@
         <w:spacing w:after="60"/>
       </w:pPr>
       <w:r>
-        <w:t>The large Heading 1 lines (Course Introduction, Week 1 – …, Rubric Appendix) are the document's skeleton. Leave them where they are; you may change a week's title after its dash.</w:t>
+        <w:t>[video: Accessible title | https://www.youtube.com/watch?v=VIDEO_ID] — a video player; [video placeholder: Accessible title] — reserve a place until the URL is known. Put the bracket on its own line.</w:t>
       </w:r>
     </w:p>
     <w:p>
@@ -136,263 +131,12 @@
         <w:spacing w:after="60"/>
       </w:pPr>
       <w:r>
-        <w:t>Shaded blocks are panels: a lavender block is a dropdown the student opens, a blue block is a callout, a warm block is a callout for something to keep in mind. The bracket lines at their top and bottom mark where they start and end; write between them.</w:t>
+        <w:t>Checklist: Title followed by Items: From this week's activities — creates the activity checklist. Replace the Items line with one typed item per paragraph to write your own list.</w:t>
       </w:r>
     </w:p>
     <w:p>
       <w:pPr>
-        <w:pStyle w:val="ListBullet"/>
-        <w:spacing w:after="60"/>
-      </w:pPr>
-      <w:r>
-        <w:t>Underlined blue [link to …] text becomes a working link to another part of the course.</w:t>
-      </w:r>
-    </w:p>
-    <w:p>
-      <w:pPr>
-        <w:spacing w:before="200" w:after="80"/>
-      </w:pPr>
-      <w:r>
-        <w:rPr>
-          <w:b/>
-          <w:color w:val="174B5C"/>
-          <w:sz w:val="24"/>
-        </w:rPr>
-        <w:t>Four rules that save a round of fixes</w:t>
-      </w:r>
-    </w:p>
-    <w:p>
-      <w:pPr>
-        <w:pStyle w:val="ListBullet"/>
-        <w:spacing w:after="60"/>
-      </w:pPr>
-      <w:r>
-        <w:t>Use Word's own bullets, numbering, bold, italic, and links; they all come through. Inside a page or an assignment, start your own headings at Heading 2.</w:t>
-      </w:r>
-    </w:p>
-    <w:p>
-      <w:pPr>
-        <w:pStyle w:val="ListBullet"/>
-        <w:spacing w:after="60"/>
-      </w:pPr>
-      <w:r>
-        <w:t>Never type a calendar date. Write 'due Sunday' or 'post by Friday'; the dates for each term are added when the course is built.</w:t>
-      </w:r>
-    </w:p>
-    <w:p>
-      <w:pPr>
-        <w:pStyle w:val="ListBullet"/>
-        <w:spacing w:after="60"/>
-      </w:pPr>
-      <w:r>
-        <w:t>Names must match. The title on an Assignment line, its Gradebook item line, and its row in the points table are the same words, and the points agree.</w:t>
-      </w:r>
-    </w:p>
-    <w:p>
-      <w:pPr>
-        <w:pStyle w:val="ListBullet"/>
-        <w:spacing w:after="60"/>
-      </w:pPr>
-      <w:r>
-        <w:t>You may delete this guide and the key below once you know the layout; the builder never reads them.</w:t>
-      </w:r>
-    </w:p>
-    <w:p>
-      <w:pPr>
-        <w:spacing w:before="200" w:after="80"/>
-      </w:pPr>
-      <w:r>
-        <w:rPr>
-          <w:b/>
-          <w:color w:val="174B5C"/>
-          <w:sz w:val="24"/>
-        </w:rPr>
-        <w:t>Key: the lines that make structure</w:t>
-      </w:r>
-    </w:p>
-    <w:p>
-      <w:pPr>
-        <w:pStyle w:val="ListBullet"/>
-        <w:spacing w:after="60"/>
-      </w:pPr>
-      <w:r>
-        <w:rPr>
-          <w:b/>
-          <w:color w:val="103945"/>
-        </w:rPr>
-        <w:t>Page: Title  /  Page heading: Title</w:t>
-      </w:r>
-      <w:r>
-        <w:t xml:space="preserve"> — a content page and the title shown at its top.</w:t>
-      </w:r>
-    </w:p>
-    <w:p>
-      <w:pPr>
-        <w:pStyle w:val="ListBullet"/>
-        <w:spacing w:after="60"/>
-      </w:pPr>
-      <w:r>
-        <w:rPr>
-          <w:b/>
-          <w:color w:val="103945"/>
-        </w:rPr>
-        <w:t>Placement: Module name</w:t>
-      </w:r>
-      <w:r>
-        <w:t xml:space="preserve"> — where a page goes when it is not part of its week.</w:t>
-      </w:r>
-    </w:p>
-    <w:p>
-      <w:pPr>
-        <w:pStyle w:val="ListBullet"/>
-        <w:spacing w:after="60"/>
-      </w:pPr>
-      <w:r>
-        <w:rPr>
-          <w:b/>
-          <w:color w:val="103945"/>
-        </w:rPr>
-        <w:t>Assignment: Title  /  Discussion: Title</w:t>
-      </w:r>
-      <w:r>
-        <w:t xml:space="preserve"> — an activity. Under it: Points: 10 pts, Gradebook item: Title, Rubric: Rubric name, and for a discussion Forum: Discussions.</w:t>
-      </w:r>
-    </w:p>
-    <w:p>
-      <w:pPr>
-        <w:pStyle w:val="ListBullet"/>
-        <w:spacing w:after="60"/>
-      </w:pPr>
-      <w:r>
-        <w:rPr>
-          <w:b/>
-          <w:color w:val="103945"/>
-        </w:rPr>
-        <w:t>Checklist: Title</w:t>
-      </w:r>
-      <w:r>
-        <w:t xml:space="preserve"> — the week's checklist. The line Items: From this week's activities builds it from the week's activities; or type the items yourself, one per line.</w:t>
-      </w:r>
-    </w:p>
-    <w:p>
-      <w:pPr>
-        <w:pStyle w:val="ListBullet"/>
-        <w:spacing w:after="60"/>
-      </w:pPr>
-      <w:r>
-        <w:rPr>
-          <w:b/>
-          <w:color w:val="103945"/>
-        </w:rPr>
-        <w:t>Module: Name</w:t>
-      </w:r>
-      <w:r>
-        <w:t xml:space="preserve"> — before Week 1, a module of its own; its pages and links follow on the lines below it.</w:t>
-      </w:r>
-    </w:p>
-    <w:p>
-      <w:pPr>
-        <w:pStyle w:val="ListBullet"/>
-        <w:spacing w:after="60"/>
-      </w:pPr>
-      <w:r>
-        <w:rPr>
-          <w:b/>
-          <w:color w:val="103945"/>
-        </w:rPr>
-        <w:t>Link: Title  /  URL: https://…</w:t>
-      </w:r>
-      <w:r>
-        <w:t xml:space="preserve"> — an external link placed in a module.</w:t>
-      </w:r>
-    </w:p>
-    <w:p>
-      <w:pPr>
-        <w:pStyle w:val="ListBullet"/>
-        <w:spacing w:after="60"/>
-      </w:pPr>
-      <w:r>
-        <w:rPr>
-          <w:b/>
-          <w:color w:val="103945"/>
-        </w:rPr>
-        <w:t>Used by: Assignment: Title</w:t>
-      </w:r>
-      <w:r>
-        <w:t xml:space="preserve"> — under a rubric, one line for each activity that uses it.</w:t>
-      </w:r>
-    </w:p>
-    <w:p>
-      <w:pPr>
-        <w:pStyle w:val="ListBullet"/>
-        <w:spacing w:after="60"/>
-        <w:shd w:val="clear" w:color="auto" w:fill="F4F2FA"/>
-      </w:pPr>
-      <w:r>
-        <w:rPr>
-          <w:b/>
-          <w:color w:val="5B3A8C"/>
-        </w:rPr>
-        <w:t>[dropdown: Title] … [/dropdown]</w:t>
-      </w:r>
-      <w:r>
-        <w:t xml:space="preserve"> — a panel the student clicks open. Shaded lavender.</w:t>
-      </w:r>
-    </w:p>
-    <w:p>
-      <w:pPr>
-        <w:pStyle w:val="ListBullet"/>
-        <w:spacing w:after="60"/>
-        <w:shd w:val="clear" w:color="auto" w:fill="F2F6FA"/>
-      </w:pPr>
-      <w:r>
-        <w:rPr>
-          <w:b/>
-          <w:color w:val="103945"/>
-        </w:rPr>
-        <w:t>[callout] … [/callout]</w:t>
-      </w:r>
-      <w:r>
-        <w:t xml:space="preserve"> — a highlighted box. Shaded blue. [callout tone=gold] … [/callout] — the warm version, for something to keep in mind.</w:t>
-      </w:r>
-    </w:p>
-    <w:p>
-      <w:pPr>
-        <w:pStyle w:val="ListBullet"/>
-        <w:spacing w:after="60"/>
-        <w:shd w:val="clear" w:color="auto" w:fill="F2F6FA"/>
-      </w:pPr>
-      <w:r>
-        <w:rPr>
-          <w:b/>
-          <w:color w:val="103945"/>
-        </w:rPr>
-        <w:t>[timeline] … [/timeline]</w:t>
-      </w:r>
-      <w:r>
-        <w:t xml:space="preserve"> — a sequence of stages; [box] … [/box] — a plain framed section.</w:t>
-      </w:r>
-    </w:p>
-    <w:p>
-      <w:pPr>
-        <w:pStyle w:val="ListBullet"/>
-        <w:spacing w:after="60"/>
-      </w:pPr>
-      <w:r>
-        <w:rPr>
-          <w:b/>
-          <w:color w:val="075F7A"/>
-          <w:u w:val="single"/>
-        </w:rPr>
-        <w:t>[link to assignment: Title | words]</w:t>
-      </w:r>
-      <w:r>
-        <w:t xml:space="preserve"> — a link to the course's own object. Also link to discussion, link to quiz, link to checklist, link to page. The words after the bar are what the reader sees and clicks; without them, the title is shown.</w:t>
-      </w:r>
-    </w:p>
-    <w:p>
-      <w:pPr>
-        <w:spacing w:after="160"/>
+        <w:pageBreakBefore/>
       </w:pPr>
     </w:p>
     <w:tbl>
@@ -409,9 +153,9 @@
           <w:insideV w:val="single" w:sz="4" w:space="0" w:color="C7D8DC"/>
         </w:tblBorders>
         <w:tblCellMar>
-          <w:top w:w="100" w:type="dxa"/>
+          <w:top w:w="80" w:type="dxa"/>
           <w:left w:w="140" w:type="dxa"/>
-          <w:bottom w:w="100" w:type="dxa"/>
+          <w:bottom w:w="80" w:type="dxa"/>
           <w:right w:w="140" w:type="dxa"/>
         </w:tblCellMar>
       </w:tblPr>
@@ -443,23 +187,21 @@
         </w:tc>
       </w:tr>
       <w:tr>
-        <w:trPr>
-          <w:cantSplit/>
-        </w:trPr>
         <w:tc>
           <w:tcPr>
             <w:tcW w:type="dxa" w:w="9360"/>
           </w:tcPr>
           <w:p>
             <w:pPr>
-              <w:spacing w:after="80"/>
+              <w:spacing w:after="160" w:before="100"/>
             </w:pPr>
             <w:r>
               <w:rPr>
-                <w:i/>
-                <w:color w:val="5B6B72"/>
+                <w:b w:val="0"/>
+                <w:i w:val="0"/>
+                <w:color w:val="000000"/>
               </w:rPr>
-              <w:t>(Catalog description.)</w:t>
+              <w:t>[placeholder: Catalog description]</w:t>
             </w:r>
           </w:p>
         </w:tc>
@@ -467,8 +209,13 @@
     </w:tbl>
     <w:p>
       <w:pPr>
-        <w:spacing w:after="120"/>
+        <w:spacing w:after="80" w:before="0" w:line="20" w:lineRule="exact"/>
       </w:pPr>
+      <w:r>
+        <w:rPr>
+          <w:sz w:val="2"/>
+        </w:rPr>
+      </w:r>
     </w:p>
     <w:tbl>
       <w:tblPr>
@@ -484,9 +231,9 @@
           <w:insideV w:val="single" w:sz="4" w:space="0" w:color="C7D8DC"/>
         </w:tblBorders>
         <w:tblCellMar>
-          <w:top w:w="100" w:type="dxa"/>
+          <w:top w:w="80" w:type="dxa"/>
           <w:left w:w="140" w:type="dxa"/>
-          <w:bottom w:w="100" w:type="dxa"/>
+          <w:bottom w:w="80" w:type="dxa"/>
           <w:right w:w="140" w:type="dxa"/>
         </w:tblCellMar>
       </w:tblPr>
@@ -518,23 +265,21 @@
         </w:tc>
       </w:tr>
       <w:tr>
-        <w:trPr>
-          <w:cantSplit/>
-        </w:trPr>
         <w:tc>
           <w:tcPr>
             <w:tcW w:type="dxa" w:w="9360"/>
           </w:tcPr>
           <w:p>
             <w:pPr>
-              <w:spacing w:after="80"/>
+              <w:spacing w:after="160" w:before="100"/>
             </w:pPr>
             <w:r>
               <w:rPr>
-                <w:i/>
-                <w:color w:val="5B6B72"/>
+                <w:b w:val="0"/>
+                <w:i w:val="0"/>
+                <w:color w:val="000000"/>
               </w:rPr>
-              <w:t>(Textbook or required materials, with citations.)</w:t>
+              <w:t>[placeholder: Required materials and citations]</w:t>
             </w:r>
           </w:p>
         </w:tc>
@@ -542,8 +287,13 @@
     </w:tbl>
     <w:p>
       <w:pPr>
-        <w:spacing w:after="120"/>
+        <w:spacing w:after="80" w:before="0" w:line="20" w:lineRule="exact"/>
       </w:pPr>
+      <w:r>
+        <w:rPr>
+          <w:sz w:val="2"/>
+        </w:rPr>
+      </w:r>
     </w:p>
     <w:tbl>
       <w:tblPr>
@@ -559,9 +309,9 @@
           <w:insideV w:val="single" w:sz="4" w:space="0" w:color="C7D8DC"/>
         </w:tblBorders>
         <w:tblCellMar>
-          <w:top w:w="100" w:type="dxa"/>
+          <w:top w:w="80" w:type="dxa"/>
           <w:left w:w="140" w:type="dxa"/>
-          <w:bottom w:w="100" w:type="dxa"/>
+          <w:bottom w:w="80" w:type="dxa"/>
           <w:right w:w="140" w:type="dxa"/>
         </w:tblCellMar>
       </w:tblPr>
@@ -593,23 +343,37 @@
         </w:tc>
       </w:tr>
       <w:tr>
-        <w:trPr>
-          <w:cantSplit/>
-        </w:trPr>
         <w:tc>
           <w:tcPr>
             <w:tcW w:type="dxa" w:w="9360"/>
           </w:tcPr>
           <w:p>
             <w:pPr>
-              <w:spacing w:after="80"/>
+              <w:spacing w:after="60"/>
             </w:pPr>
             <w:r>
               <w:rPr>
-                <w:i/>
                 <w:color w:val="5B6B72"/>
+                <w:sz w:val="18"/>
               </w:rPr>
-              <w:t>(One outcome per paragraph.)</w:t>
+              <w:t>[authoring: Replace the bullet below; add one outcome per bullet.]</w:t>
+            </w:r>
+          </w:p>
+          <w:p>
+            <w:pPr>
+              <w:pStyle w:val="ListBullet"/>
+              <w:numPr>
+                <w:numId w:val="1"/>
+              </w:numPr>
+              <w:spacing w:after="160" w:before="100"/>
+            </w:pPr>
+            <w:r>
+              <w:rPr>
+                <w:b w:val="0"/>
+                <w:i w:val="0"/>
+                <w:color w:val="000000"/>
+              </w:rPr>
+              <w:t>[placeholder: Course learning outcome]</w:t>
             </w:r>
           </w:p>
         </w:tc>
@@ -617,16 +381,24 @@
     </w:tbl>
     <w:p>
       <w:pPr>
-        <w:spacing w:after="120"/>
+        <w:spacing w:after="80" w:before="0" w:line="20" w:lineRule="exact"/>
       </w:pPr>
+      <w:r>
+        <w:rPr>
+          <w:sz w:val="2"/>
+        </w:rPr>
+      </w:r>
     </w:p>
     <w:p>
+      <w:pPr>
+        <w:spacing w:after="60"/>
+      </w:pPr>
       <w:r>
         <w:rPr>
-          <w:i/>
           <w:color w:val="5B6B72"/>
+          <w:sz w:val="18"/>
         </w:rPr>
-        <w:t>Points table. One row per graded activity; the names must match the activity lines below, and the points must agree.</w:t>
+        <w:t>[authoring: Grading plan — one row per graded activity. Names and points must match the activity blocks. Zero points in a minimal blank means unfinished planning.]</w:t>
       </w:r>
     </w:p>
     <w:tbl>
@@ -641,6 +413,7 @@
           <w:insideH w:val="single" w:sz="4" w:space="0" w:color="C7D8DC"/>
           <w:insideV w:val="single" w:sz="4" w:space="0" w:color="C7D8DC"/>
         </w:tblBorders>
+        <w:tblLayout w:type="fixed"/>
         <w:tblCellMar>
           <w:top w:w="60" w:type="dxa"/>
           <w:left w:w="140" w:type="dxa"/>
@@ -649,13 +422,17 @@
         </w:tblCellMar>
       </w:tblPr>
       <w:tblGrid>
-        <w:gridCol w:w="4680"/>
-        <w:gridCol w:w="4680"/>
+        <w:gridCol w:w="7560"/>
+        <w:gridCol w:w="1800"/>
       </w:tblGrid>
       <w:tr>
+        <w:trPr>
+          <w:cantSplit/>
+          <w:tblHeader/>
+        </w:trPr>
         <w:tc>
           <w:tcPr>
-            <w:tcW w:type="dxa" w:w="4680"/>
+            <w:tcW w:type="dxa" w:w="7560"/>
             <w:shd w:val="clear" w:color="auto" w:fill="EDF4F6"/>
           </w:tcPr>
           <w:p>
@@ -670,7 +447,7 @@
         </w:tc>
         <w:tc>
           <w:tcPr>
-            <w:tcW w:type="dxa" w:w="4680"/>
+            <w:tcW w:type="dxa" w:w="1800"/>
             <w:shd w:val="clear" w:color="auto" w:fill="EDF4F6"/>
           </w:tcPr>
           <w:p>
@@ -685,9 +462,12 @@
         </w:tc>
       </w:tr>
       <w:tr>
+        <w:trPr>
+          <w:cantSplit/>
+        </w:trPr>
         <w:tc>
           <w:tcPr>
-            <w:tcW w:type="dxa" w:w="4680"/>
+            <w:tcW w:type="dxa" w:w="7560"/>
           </w:tcPr>
           <w:p>
             <w:r>
@@ -697,19 +477,22 @@
         </w:tc>
         <w:tc>
           <w:tcPr>
-            <w:tcW w:type="dxa" w:w="4680"/>
+            <w:tcW w:type="dxa" w:w="1800"/>
           </w:tcPr>
           <w:p>
             <w:r>
-              <w:t>10</w:t>
+              <w:t>0</w:t>
             </w:r>
           </w:p>
         </w:tc>
       </w:tr>
       <w:tr>
+        <w:trPr>
+          <w:cantSplit/>
+        </w:trPr>
         <w:tc>
           <w:tcPr>
-            <w:tcW w:type="dxa" w:w="4680"/>
+            <w:tcW w:type="dxa" w:w="7560"/>
           </w:tcPr>
           <w:p>
             <w:r>
@@ -719,19 +502,22 @@
         </w:tc>
         <w:tc>
           <w:tcPr>
-            <w:tcW w:type="dxa" w:w="4680"/>
+            <w:tcW w:type="dxa" w:w="1800"/>
           </w:tcPr>
           <w:p>
             <w:r>
-              <w:t>5</w:t>
+              <w:t>0</w:t>
             </w:r>
           </w:p>
         </w:tc>
       </w:tr>
       <w:tr>
+        <w:trPr>
+          <w:cantSplit/>
+        </w:trPr>
         <w:tc>
           <w:tcPr>
-            <w:tcW w:type="dxa" w:w="4680"/>
+            <w:tcW w:type="dxa" w:w="7560"/>
           </w:tcPr>
           <w:p>
             <w:r>
@@ -741,19 +527,22 @@
         </w:tc>
         <w:tc>
           <w:tcPr>
-            <w:tcW w:type="dxa" w:w="4680"/>
+            <w:tcW w:type="dxa" w:w="1800"/>
           </w:tcPr>
           <w:p>
             <w:r>
-              <w:t>10</w:t>
+              <w:t>0</w:t>
             </w:r>
           </w:p>
         </w:tc>
       </w:tr>
       <w:tr>
+        <w:trPr>
+          <w:cantSplit/>
+        </w:trPr>
         <w:tc>
           <w:tcPr>
-            <w:tcW w:type="dxa" w:w="4680"/>
+            <w:tcW w:type="dxa" w:w="7560"/>
           </w:tcPr>
           <w:p>
             <w:r>
@@ -763,19 +552,22 @@
         </w:tc>
         <w:tc>
           <w:tcPr>
-            <w:tcW w:type="dxa" w:w="4680"/>
+            <w:tcW w:type="dxa" w:w="1800"/>
           </w:tcPr>
           <w:p>
             <w:r>
-              <w:t>5</w:t>
+              <w:t>0</w:t>
             </w:r>
           </w:p>
         </w:tc>
       </w:tr>
       <w:tr>
+        <w:trPr>
+          <w:cantSplit/>
+        </w:trPr>
         <w:tc>
           <w:tcPr>
-            <w:tcW w:type="dxa" w:w="4680"/>
+            <w:tcW w:type="dxa" w:w="7560"/>
           </w:tcPr>
           <w:p>
             <w:r>
@@ -785,19 +577,22 @@
         </w:tc>
         <w:tc>
           <w:tcPr>
-            <w:tcW w:type="dxa" w:w="4680"/>
+            <w:tcW w:type="dxa" w:w="1800"/>
           </w:tcPr>
           <w:p>
             <w:r>
-              <w:t>10</w:t>
+              <w:t>0</w:t>
             </w:r>
           </w:p>
         </w:tc>
       </w:tr>
       <w:tr>
+        <w:trPr>
+          <w:cantSplit/>
+        </w:trPr>
         <w:tc>
           <w:tcPr>
-            <w:tcW w:type="dxa" w:w="4680"/>
+            <w:tcW w:type="dxa" w:w="7560"/>
           </w:tcPr>
           <w:p>
             <w:r>
@@ -807,19 +602,22 @@
         </w:tc>
         <w:tc>
           <w:tcPr>
-            <w:tcW w:type="dxa" w:w="4680"/>
+            <w:tcW w:type="dxa" w:w="1800"/>
           </w:tcPr>
           <w:p>
             <w:r>
-              <w:t>5</w:t>
+              <w:t>0</w:t>
             </w:r>
           </w:p>
         </w:tc>
       </w:tr>
       <w:tr>
+        <w:trPr>
+          <w:cantSplit/>
+        </w:trPr>
         <w:tc>
           <w:tcPr>
-            <w:tcW w:type="dxa" w:w="4680"/>
+            <w:tcW w:type="dxa" w:w="7560"/>
           </w:tcPr>
           <w:p>
             <w:r>
@@ -829,19 +627,22 @@
         </w:tc>
         <w:tc>
           <w:tcPr>
-            <w:tcW w:type="dxa" w:w="4680"/>
+            <w:tcW w:type="dxa" w:w="1800"/>
           </w:tcPr>
           <w:p>
             <w:r>
-              <w:t>10</w:t>
+              <w:t>0</w:t>
             </w:r>
           </w:p>
         </w:tc>
       </w:tr>
       <w:tr>
+        <w:trPr>
+          <w:cantSplit/>
+        </w:trPr>
         <w:tc>
           <w:tcPr>
-            <w:tcW w:type="dxa" w:w="4680"/>
+            <w:tcW w:type="dxa" w:w="7560"/>
           </w:tcPr>
           <w:p>
             <w:r>
@@ -851,19 +652,22 @@
         </w:tc>
         <w:tc>
           <w:tcPr>
-            <w:tcW w:type="dxa" w:w="4680"/>
+            <w:tcW w:type="dxa" w:w="1800"/>
           </w:tcPr>
           <w:p>
             <w:r>
-              <w:t>5</w:t>
+              <w:t>0</w:t>
             </w:r>
           </w:p>
         </w:tc>
       </w:tr>
       <w:tr>
+        <w:trPr>
+          <w:cantSplit/>
+        </w:trPr>
         <w:tc>
           <w:tcPr>
-            <w:tcW w:type="dxa" w:w="4680"/>
+            <w:tcW w:type="dxa" w:w="7560"/>
           </w:tcPr>
           <w:p>
             <w:r>
@@ -873,19 +677,22 @@
         </w:tc>
         <w:tc>
           <w:tcPr>
-            <w:tcW w:type="dxa" w:w="4680"/>
+            <w:tcW w:type="dxa" w:w="1800"/>
           </w:tcPr>
           <w:p>
             <w:r>
-              <w:t>10</w:t>
+              <w:t>0</w:t>
             </w:r>
           </w:p>
         </w:tc>
       </w:tr>
       <w:tr>
+        <w:trPr>
+          <w:cantSplit/>
+        </w:trPr>
         <w:tc>
           <w:tcPr>
-            <w:tcW w:type="dxa" w:w="4680"/>
+            <w:tcW w:type="dxa" w:w="7560"/>
           </w:tcPr>
           <w:p>
             <w:r>
@@ -895,19 +702,22 @@
         </w:tc>
         <w:tc>
           <w:tcPr>
-            <w:tcW w:type="dxa" w:w="4680"/>
+            <w:tcW w:type="dxa" w:w="1800"/>
           </w:tcPr>
           <w:p>
             <w:r>
-              <w:t>5</w:t>
+              <w:t>0</w:t>
             </w:r>
           </w:p>
         </w:tc>
       </w:tr>
       <w:tr>
+        <w:trPr>
+          <w:cantSplit/>
+        </w:trPr>
         <w:tc>
           <w:tcPr>
-            <w:tcW w:type="dxa" w:w="4680"/>
+            <w:tcW w:type="dxa" w:w="7560"/>
           </w:tcPr>
           <w:p>
             <w:r>
@@ -917,19 +727,22 @@
         </w:tc>
         <w:tc>
           <w:tcPr>
-            <w:tcW w:type="dxa" w:w="4680"/>
+            <w:tcW w:type="dxa" w:w="1800"/>
           </w:tcPr>
           <w:p>
             <w:r>
-              <w:t>10</w:t>
+              <w:t>0</w:t>
             </w:r>
           </w:p>
         </w:tc>
       </w:tr>
       <w:tr>
+        <w:trPr>
+          <w:cantSplit/>
+        </w:trPr>
         <w:tc>
           <w:tcPr>
-            <w:tcW w:type="dxa" w:w="4680"/>
+            <w:tcW w:type="dxa" w:w="7560"/>
           </w:tcPr>
           <w:p>
             <w:r>
@@ -939,19 +752,22 @@
         </w:tc>
         <w:tc>
           <w:tcPr>
-            <w:tcW w:type="dxa" w:w="4680"/>
+            <w:tcW w:type="dxa" w:w="1800"/>
           </w:tcPr>
           <w:p>
             <w:r>
-              <w:t>5</w:t>
+              <w:t>0</w:t>
             </w:r>
           </w:p>
         </w:tc>
       </w:tr>
       <w:tr>
+        <w:trPr>
+          <w:cantSplit/>
+        </w:trPr>
         <w:tc>
           <w:tcPr>
-            <w:tcW w:type="dxa" w:w="4680"/>
+            <w:tcW w:type="dxa" w:w="7560"/>
           </w:tcPr>
           <w:p>
             <w:r>
@@ -961,19 +777,22 @@
         </w:tc>
         <w:tc>
           <w:tcPr>
-            <w:tcW w:type="dxa" w:w="4680"/>
+            <w:tcW w:type="dxa" w:w="1800"/>
           </w:tcPr>
           <w:p>
             <w:r>
-              <w:t>10</w:t>
+              <w:t>0</w:t>
             </w:r>
           </w:p>
         </w:tc>
       </w:tr>
       <w:tr>
+        <w:trPr>
+          <w:cantSplit/>
+        </w:trPr>
         <w:tc>
           <w:tcPr>
-            <w:tcW w:type="dxa" w:w="4680"/>
+            <w:tcW w:type="dxa" w:w="7560"/>
           </w:tcPr>
           <w:p>
             <w:r>
@@ -983,19 +802,22 @@
         </w:tc>
         <w:tc>
           <w:tcPr>
-            <w:tcW w:type="dxa" w:w="4680"/>
+            <w:tcW w:type="dxa" w:w="1800"/>
           </w:tcPr>
           <w:p>
             <w:r>
-              <w:t>5</w:t>
+              <w:t>0</w:t>
             </w:r>
           </w:p>
         </w:tc>
       </w:tr>
       <w:tr>
+        <w:trPr>
+          <w:cantSplit/>
+        </w:trPr>
         <w:tc>
           <w:tcPr>
-            <w:tcW w:type="dxa" w:w="4680"/>
+            <w:tcW w:type="dxa" w:w="7560"/>
           </w:tcPr>
           <w:p>
             <w:r>
@@ -1005,19 +827,22 @@
         </w:tc>
         <w:tc>
           <w:tcPr>
-            <w:tcW w:type="dxa" w:w="4680"/>
+            <w:tcW w:type="dxa" w:w="1800"/>
           </w:tcPr>
           <w:p>
             <w:r>
-              <w:t>10</w:t>
+              <w:t>0</w:t>
             </w:r>
           </w:p>
         </w:tc>
       </w:tr>
       <w:tr>
+        <w:trPr>
+          <w:cantSplit/>
+        </w:trPr>
         <w:tc>
           <w:tcPr>
-            <w:tcW w:type="dxa" w:w="4680"/>
+            <w:tcW w:type="dxa" w:w="7560"/>
           </w:tcPr>
           <w:p>
             <w:r>
@@ -1027,19 +852,22 @@
         </w:tc>
         <w:tc>
           <w:tcPr>
-            <w:tcW w:type="dxa" w:w="4680"/>
+            <w:tcW w:type="dxa" w:w="1800"/>
           </w:tcPr>
           <w:p>
             <w:r>
-              <w:t>5</w:t>
+              <w:t>0</w:t>
             </w:r>
           </w:p>
         </w:tc>
       </w:tr>
       <w:tr>
+        <w:trPr>
+          <w:cantSplit/>
+        </w:trPr>
         <w:tc>
           <w:tcPr>
-            <w:tcW w:type="dxa" w:w="4680"/>
+            <w:tcW w:type="dxa" w:w="7560"/>
             <w:shd w:val="clear" w:color="auto" w:fill="EDF4F6"/>
           </w:tcPr>
           <w:p>
@@ -1053,7 +881,7 @@
         </w:tc>
         <w:tc>
           <w:tcPr>
-            <w:tcW w:type="dxa" w:w="4680"/>
+            <w:tcW w:type="dxa" w:w="1800"/>
             <w:shd w:val="clear" w:color="auto" w:fill="EDF4F6"/>
           </w:tcPr>
           <w:p>
@@ -1061,17 +889,12 @@
               <w:rPr>
                 <w:b/>
               </w:rPr>
-              <w:t>120</w:t>
+              <w:t>0</w:t>
             </w:r>
           </w:p>
         </w:tc>
       </w:tr>
     </w:tbl>
-    <w:p>
-      <w:pPr>
-        <w:spacing w:after="120"/>
-      </w:pPr>
-    </w:p>
     <w:p>
       <w:pPr>
         <w:pStyle w:val="Heading1"/>
@@ -1082,7 +905,7 @@
     </w:p>
     <w:p>
       <w:pPr>
-        <w:spacing w:after="80"/>
+        <w:spacing w:after="60"/>
       </w:pPr>
       <w:r>
         <w:rPr>
@@ -1097,7 +920,7 @@
     </w:p>
     <w:p>
       <w:pPr>
-        <w:spacing w:after="80"/>
+        <w:spacing w:after="60"/>
       </w:pPr>
       <w:r>
         <w:rPr>
@@ -1107,12 +930,12 @@
         <w:t>Page heading:</w:t>
       </w:r>
       <w:r>
-        <w:t xml:space="preserve"> Welcome to COURSE 123</w:t>
+        <w:t xml:space="preserve"> Welcome to SYN 101</w:t>
       </w:r>
     </w:p>
     <w:p>
       <w:pPr>
-        <w:spacing w:after="80"/>
+        <w:spacing w:after="60"/>
       </w:pPr>
       <w:r>
         <w:rPr>
@@ -1127,14 +950,15 @@
     </w:p>
     <w:p>
       <w:pPr>
-        <w:spacing w:after="80"/>
+        <w:spacing w:after="160" w:before="100"/>
       </w:pPr>
       <w:r>
         <w:rPr>
-          <w:i/>
-          <w:color w:val="5B6B72"/>
+          <w:b w:val="0"/>
+          <w:i w:val="0"/>
+          <w:color w:val="000000"/>
         </w:rPr>
-        <w:t>(Welcome text. Add more pages with their own Page: and Page heading: lines.)</w:t>
+        <w:t>[placeholder: Course welcome text]</w:t>
       </w:r>
     </w:p>
     <w:p>
@@ -1143,15 +967,6 @@
       </w:pPr>
       <w:r>
         <w:t>Before Week 1: Additional Resources and Information</w:t>
-      </w:r>
-    </w:p>
-    <w:p>
-      <w:r>
-        <w:rPr>
-          <w:i/>
-          <w:color w:val="5B6B72"/>
-        </w:rPr>
-        <w:t>One row per module. The first line of a row names the module; the rest are its pages and links.</w:t>
       </w:r>
     </w:p>
     <w:tbl>
@@ -1168,9 +983,9 @@
           <w:insideV w:val="single" w:sz="4" w:space="0" w:color="C7D8DC"/>
         </w:tblBorders>
         <w:tblCellMar>
-          <w:top w:w="100" w:type="dxa"/>
+          <w:top w:w="80" w:type="dxa"/>
           <w:left w:w="140" w:type="dxa"/>
-          <w:bottom w:w="100" w:type="dxa"/>
+          <w:bottom w:w="80" w:type="dxa"/>
           <w:right w:w="140" w:type="dxa"/>
         </w:tblCellMar>
       </w:tblPr>
@@ -1202,16 +1017,13 @@
         </w:tc>
       </w:tr>
       <w:tr>
-        <w:trPr>
-          <w:cantSplit/>
-        </w:trPr>
         <w:tc>
           <w:tcPr>
             <w:tcW w:type="dxa" w:w="9360"/>
           </w:tcPr>
           <w:p>
             <w:pPr>
-              <w:spacing w:after="80"/>
+              <w:spacing w:after="60"/>
             </w:pPr>
             <w:r>
               <w:rPr>
@@ -1226,7 +1038,7 @@
           </w:p>
           <w:p>
             <w:pPr>
-              <w:spacing w:after="80"/>
+              <w:spacing w:after="60"/>
             </w:pPr>
             <w:r>
               <w:rPr>
@@ -1241,7 +1053,7 @@
           </w:p>
           <w:p>
             <w:pPr>
-              <w:spacing w:after="80"/>
+              <w:spacing w:after="60"/>
             </w:pPr>
             <w:r>
               <w:rPr>
@@ -1256,59 +1068,27 @@
           </w:p>
           <w:p>
             <w:pPr>
-              <w:spacing w:after="80"/>
+              <w:spacing w:after="160" w:before="100"/>
             </w:pPr>
             <w:r>
               <w:rPr>
-                <w:i/>
-                <w:color w:val="5B6B72"/>
+                <w:b w:val="0"/>
+                <w:i w:val="0"/>
+                <w:color w:val="000000"/>
               </w:rPr>
-              <w:t>(Resources text.)</w:t>
+              <w:t>[placeholder: Student and course resources]</w:t>
             </w:r>
           </w:p>
           <w:p>
             <w:pPr>
-              <w:spacing w:after="80"/>
+              <w:spacing w:after="60"/>
             </w:pPr>
             <w:r>
               <w:rPr>
-                <w:b/>
-                <w:color w:val="103945"/>
+                <w:color w:val="5B6B72"/>
+                <w:sz w:val="18"/>
               </w:rPr>
-              <w:t>Link:</w:t>
-            </w:r>
-            <w:r>
-              <w:t xml:space="preserve"> Syllabus</w:t>
-            </w:r>
-          </w:p>
-          <w:p>
-            <w:pPr>
-              <w:spacing w:after="80"/>
-            </w:pPr>
-            <w:r>
-              <w:rPr>
-                <w:b/>
-                <w:color w:val="103945"/>
-              </w:rPr>
-              <w:t>URL:</w:t>
-            </w:r>
-            <w:r>
-              <w:t xml:space="preserve"> https://</w:t>
-            </w:r>
-          </w:p>
-          <w:p>
-            <w:pPr>
-              <w:spacing w:after="80"/>
-            </w:pPr>
-            <w:r>
-              <w:rPr>
-                <w:b/>
-                <w:color w:val="103945"/>
-              </w:rPr>
-              <w:t>Placement:</w:t>
-            </w:r>
-            <w:r>
-              <w:t xml:space="preserve"> Getting Started</w:t>
+              <w:t>[authoring: To add a syllabus link, insert Link: Syllabus, then URL: followed by its full address on the next line.]</w:t>
             </w:r>
           </w:p>
         </w:tc>
@@ -1316,12 +1096,18 @@
     </w:tbl>
     <w:p>
       <w:pPr>
-        <w:spacing w:after="120"/>
+        <w:spacing w:after="80" w:before="0" w:line="20" w:lineRule="exact"/>
       </w:pPr>
+      <w:r>
+        <w:rPr>
+          <w:sz w:val="2"/>
+        </w:rPr>
+      </w:r>
     </w:p>
     <w:p>
       <w:pPr>
         <w:pStyle w:val="Heading1"/>
+        <w:pageBreakBefore/>
       </w:pPr>
       <w:r>
         <w:t>Week 1 - (topic)</w:t>
@@ -1341,9 +1127,9 @@
           <w:insideV w:val="single" w:sz="4" w:space="0" w:color="C7D8DC"/>
         </w:tblBorders>
         <w:tblCellMar>
-          <w:top w:w="100" w:type="dxa"/>
+          <w:top w:w="80" w:type="dxa"/>
           <w:left w:w="140" w:type="dxa"/>
-          <w:bottom w:w="100" w:type="dxa"/>
+          <w:bottom w:w="80" w:type="dxa"/>
           <w:right w:w="140" w:type="dxa"/>
         </w:tblCellMar>
       </w:tblPr>
@@ -1369,22 +1155,19 @@
                 <w:b/>
                 <w:color w:val="103945"/>
               </w:rPr>
-              <w:t>Overview: (add an introduction to the week's topic and activities here, with references as needed)</w:t>
+              <w:t>Overview:</w:t>
             </w:r>
           </w:p>
         </w:tc>
       </w:tr>
       <w:tr>
-        <w:trPr>
-          <w:cantSplit/>
-        </w:trPr>
         <w:tc>
           <w:tcPr>
             <w:tcW w:type="dxa" w:w="9360"/>
           </w:tcPr>
           <w:p>
             <w:pPr>
-              <w:spacing w:after="80"/>
+              <w:spacing w:after="60"/>
             </w:pPr>
             <w:r>
               <w:rPr>
@@ -1399,7 +1182,7 @@
           </w:p>
           <w:p>
             <w:pPr>
-              <w:spacing w:after="80"/>
+              <w:spacing w:after="60"/>
             </w:pPr>
             <w:r>
               <w:rPr>
@@ -1414,156 +1197,27 @@
           </w:p>
           <w:p>
             <w:pPr>
-              <w:spacing w:after="80"/>
+              <w:spacing w:after="60"/>
             </w:pPr>
             <w:r>
               <w:rPr>
-                <w:i/>
                 <w:color w:val="5B6B72"/>
+                <w:sz w:val="18"/>
               </w:rPr>
-              <w:t>(Introduce the week here. The four examples below are real: keep, change, or delete them.)</w:t>
+              <w:t>[authoring: Write the overview in the area below. Use Heading 2 for any content headings.]</w:t>
             </w:r>
           </w:p>
           <w:p>
             <w:pPr>
-              <w:spacing w:after="80"/>
-              <w:shd w:val="clear" w:color="auto" w:fill="F4F2FA"/>
+              <w:spacing w:after="160" w:before="100"/>
             </w:pPr>
             <w:r>
               <w:rPr>
-                <w:b/>
-                <w:color w:val="5B3A8C"/>
+                <w:b w:val="0"/>
+                <w:i w:val="0"/>
+                <w:color w:val="000000"/>
               </w:rPr>
-              <w:t>[dropdown: Example dropdown – a panel the reader opens]</w:t>
-            </w:r>
-          </w:p>
-          <w:p>
-            <w:pPr>
-              <w:spacing w:after="80"/>
-              <w:shd w:val="clear" w:color="auto" w:fill="F4F2FA"/>
-            </w:pPr>
-            <w:r>
-              <w:rPr>
-                <w:i/>
-                <w:color w:val="5B6B72"/>
-              </w:rPr>
-              <w:t>(Anything between the bracket lines is inside the panel: paragraphs, bullets, links.)</w:t>
-            </w:r>
-          </w:p>
-          <w:p>
-            <w:pPr>
-              <w:spacing w:after="80"/>
-              <w:shd w:val="clear" w:color="auto" w:fill="F4F2FA"/>
-            </w:pPr>
-            <w:r>
-              <w:rPr>
-                <w:b/>
-                <w:color w:val="5B3A8C"/>
-              </w:rPr>
-              <w:t>[/dropdown]</w:t>
-            </w:r>
-          </w:p>
-          <w:p>
-            <w:pPr>
-              <w:spacing w:after="80"/>
-              <w:shd w:val="clear" w:color="auto" w:fill="F2F6FA"/>
-            </w:pPr>
-            <w:r>
-              <w:rPr>
-                <w:b/>
-                <w:color w:val="103945"/>
-              </w:rPr>
-              <w:t>[callout]</w:t>
-            </w:r>
-          </w:p>
-          <w:p>
-            <w:pPr>
-              <w:spacing w:after="80"/>
-              <w:shd w:val="clear" w:color="auto" w:fill="F2F6FA"/>
-            </w:pPr>
-            <w:r>
-              <w:rPr>
-                <w:i/>
-                <w:color w:val="5B6B72"/>
-              </w:rPr>
-              <w:t>(A callout: a highlighted box for a note, a reminder, or a short aside. Shaded blue on the page.)</w:t>
-            </w:r>
-          </w:p>
-          <w:p>
-            <w:pPr>
-              <w:spacing w:after="80"/>
-              <w:shd w:val="clear" w:color="auto" w:fill="F2F6FA"/>
-            </w:pPr>
-            <w:r>
-              <w:rPr>
-                <w:b/>
-                <w:color w:val="103945"/>
-              </w:rPr>
-              <w:t>[/callout]</w:t>
-            </w:r>
-          </w:p>
-          <w:p>
-            <w:pPr>
-              <w:spacing w:after="80"/>
-              <w:shd w:val="clear" w:color="auto" w:fill="FBF1E9"/>
-            </w:pPr>
-            <w:r>
-              <w:rPr>
-                <w:b/>
-                <w:color w:val="8B4A27"/>
-              </w:rPr>
-              <w:t>[callout tone=gold]</w:t>
-            </w:r>
-          </w:p>
-          <w:p>
-            <w:pPr>
-              <w:spacing w:after="80"/>
-              <w:shd w:val="clear" w:color="auto" w:fill="FBF1E9"/>
-            </w:pPr>
-            <w:r>
-              <w:rPr>
-                <w:i/>
-                <w:color w:val="5B6B72"/>
-              </w:rPr>
-              <w:t>(The warm callout, for something to keep in mind. The tone word is the only difference.)</w:t>
-            </w:r>
-          </w:p>
-          <w:p>
-            <w:pPr>
-              <w:spacing w:after="80"/>
-              <w:shd w:val="clear" w:color="auto" w:fill="FBF1E9"/>
-            </w:pPr>
-            <w:r>
-              <w:rPr>
-                <w:b/>
-                <w:color w:val="8B4A27"/>
-              </w:rPr>
-              <w:t>[/callout]</w:t>
-            </w:r>
-          </w:p>
-          <w:p>
-            <w:pPr>
-              <w:spacing w:after="80"/>
-            </w:pPr>
-            <w:r>
-              <w:rPr>
-                <w:i/>
-                <w:color w:val="5B6B72"/>
-              </w:rPr>
-              <w:t>(An internal link reads like this:)</w:t>
-            </w:r>
-            <w:r>
-              <w:t xml:space="preserve"> Start with the </w:t>
-            </w:r>
-            <w:r>
-              <w:rPr>
-                <w:color w:val="075F7A"/>
-                <w:u w:val="single"/>
-              </w:rPr>
-              <w:t>[link to assignment: Week 1 Assignment: (title) | first assignment]</w:t>
-            </w:r>
-            <w:r>
-              <w:t xml:space="preserve"> before the discussion.</w:t>
+              <w:t>[placeholder: Overview introduction — replace this line with your text]</w:t>
             </w:r>
           </w:p>
         </w:tc>
@@ -1587,22 +1241,19 @@
                 <w:b/>
                 <w:color w:val="103945"/>
               </w:rPr>
-              <w:t>Learning Objectives: Must follow the guidelines in this Learning Objectives Guide.</w:t>
+              <w:t>Learning Objectives:</w:t>
             </w:r>
           </w:p>
         </w:tc>
       </w:tr>
       <w:tr>
-        <w:trPr>
-          <w:cantSplit/>
-        </w:trPr>
         <w:tc>
           <w:tcPr>
             <w:tcW w:type="dxa" w:w="9360"/>
           </w:tcPr>
           <w:p>
             <w:pPr>
-              <w:spacing w:after="80"/>
+              <w:spacing w:after="60"/>
             </w:pPr>
             <w:r>
               <w:t>Students will be able to:</w:t>
@@ -1610,14 +1261,31 @@
           </w:p>
           <w:p>
             <w:pPr>
-              <w:spacing w:after="80"/>
+              <w:spacing w:after="60"/>
             </w:pPr>
             <w:r>
               <w:rPr>
-                <w:i/>
                 <w:color w:val="5B6B72"/>
+                <w:sz w:val="18"/>
               </w:rPr>
-              <w:t>(One objective per bullet.)</w:t>
+              <w:t>[authoring: Write one measurable objective per bullet below. Press Enter to add another bullet.]</w:t>
+            </w:r>
+          </w:p>
+          <w:p>
+            <w:pPr>
+              <w:pStyle w:val="ListBullet"/>
+              <w:numPr>
+                <w:numId w:val="1"/>
+              </w:numPr>
+              <w:spacing w:after="160" w:before="100"/>
+            </w:pPr>
+            <w:r>
+              <w:rPr>
+                <w:b w:val="0"/>
+                <w:i w:val="0"/>
+                <w:color w:val="000000"/>
+              </w:rPr>
+              <w:t>[placeholder: Learning objective — replace this line with your text]</w:t>
             </w:r>
           </w:p>
         </w:tc>
@@ -1641,29 +1309,39 @@
                 <w:b/>
                 <w:color w:val="103945"/>
               </w:rPr>
-              <w:t>Assigned Reading and Multimedia: (add links, articles, textbook readings, videos). Include style-correct citations.</w:t>
+              <w:t>Assigned Reading and Multimedia:</w:t>
             </w:r>
           </w:p>
         </w:tc>
       </w:tr>
       <w:tr>
-        <w:trPr>
-          <w:cantSplit/>
-        </w:trPr>
         <w:tc>
           <w:tcPr>
             <w:tcW w:type="dxa" w:w="9360"/>
           </w:tcPr>
           <w:p>
             <w:pPr>
-              <w:spacing w:after="80"/>
+              <w:spacing w:after="60"/>
             </w:pPr>
             <w:r>
               <w:rPr>
-                <w:i/>
                 <w:color w:val="5B6B72"/>
+                <w:sz w:val="18"/>
               </w:rPr>
-              <w:t>(Readings, media, and links. Use a Heading 2 for each group if you group them.)</w:t>
+              <w:t>[authoring: Add readings, media, links, and citations. Video brackets can go here.]</w:t>
+            </w:r>
+          </w:p>
+          <w:p>
+            <w:pPr>
+              <w:spacing w:after="160" w:before="100"/>
+            </w:pPr>
+            <w:r>
+              <w:rPr>
+                <w:b w:val="0"/>
+                <w:i w:val="0"/>
+                <w:color w:val="000000"/>
+              </w:rPr>
+              <w:t>[placeholder: Readings and multimedia]</w:t>
             </w:r>
           </w:p>
         </w:tc>
@@ -1693,16 +1371,25 @@
         </w:tc>
       </w:tr>
       <w:tr>
-        <w:trPr>
-          <w:cantSplit/>
-        </w:trPr>
         <w:tc>
           <w:tcPr>
             <w:tcW w:type="dxa" w:w="9360"/>
           </w:tcPr>
           <w:p>
             <w:pPr>
-              <w:spacing w:after="80"/>
+              <w:spacing w:after="60"/>
+            </w:pPr>
+            <w:r>
+              <w:rPr>
+                <w:color w:val="5B6B72"/>
+                <w:sz w:val="18"/>
+              </w:rPr>
+              <w:t>[authoring: Add or remove complete Assignment: blocks; update the grading plan and rubric references.]</w:t>
+            </w:r>
+          </w:p>
+          <w:p>
+            <w:pPr>
+              <w:spacing w:after="60"/>
             </w:pPr>
             <w:r>
               <w:rPr>
@@ -1717,7 +1404,7 @@
           </w:p>
           <w:p>
             <w:pPr>
-              <w:spacing w:after="80"/>
+              <w:spacing w:after="60"/>
             </w:pPr>
             <w:r>
               <w:rPr>
@@ -1727,12 +1414,12 @@
               <w:t>Points:</w:t>
             </w:r>
             <w:r>
-              <w:t xml:space="preserve"> 10 pts</w:t>
+              <w:t xml:space="preserve"> 0 pts</w:t>
             </w:r>
           </w:p>
           <w:p>
             <w:pPr>
-              <w:spacing w:after="80"/>
+              <w:spacing w:after="60"/>
             </w:pPr>
             <w:r>
               <w:rPr>
@@ -1747,29 +1434,15 @@
           </w:p>
           <w:p>
             <w:pPr>
-              <w:spacing w:after="80"/>
+              <w:spacing w:after="160" w:before="100"/>
             </w:pPr>
             <w:r>
               <w:rPr>
-                <w:b/>
-                <w:color w:val="103945"/>
+                <w:b w:val="0"/>
+                <w:i w:val="0"/>
+                <w:color w:val="000000"/>
               </w:rPr>
-              <w:t>Rubric:</w:t>
-            </w:r>
-            <w:r>
-              <w:t xml:space="preserve"> Standard Assignment Rubric</w:t>
-            </w:r>
-          </w:p>
-          <w:p>
-            <w:pPr>
-              <w:spacing w:after="80"/>
-            </w:pPr>
-            <w:r>
-              <w:rPr>
-                <w:i/>
-                <w:color w:val="5B6B72"/>
-              </w:rPr>
-              <w:t>(Instructions. Headings inside an activity start at Heading 2. Change the points here and in the points table together.)</w:t>
+              <w:t>[placeholder: Assignment instructions for Week 1 Assignment: (title)]</w:t>
             </w:r>
           </w:p>
         </w:tc>
@@ -1799,16 +1472,25 @@
         </w:tc>
       </w:tr>
       <w:tr>
-        <w:trPr>
-          <w:cantSplit/>
-        </w:trPr>
         <w:tc>
           <w:tcPr>
             <w:tcW w:type="dxa" w:w="9360"/>
           </w:tcPr>
           <w:p>
             <w:pPr>
-              <w:spacing w:after="80"/>
+              <w:spacing w:after="60"/>
+            </w:pPr>
+            <w:r>
+              <w:rPr>
+                <w:color w:val="5B6B72"/>
+                <w:sz w:val="18"/>
+              </w:rPr>
+              <w:t>[authoring: Add or remove complete Discussion: blocks; update the grading plan and rubric references.]</w:t>
+            </w:r>
+          </w:p>
+          <w:p>
+            <w:pPr>
+              <w:spacing w:after="60"/>
             </w:pPr>
             <w:r>
               <w:rPr>
@@ -1823,7 +1505,7 @@
           </w:p>
           <w:p>
             <w:pPr>
-              <w:spacing w:after="80"/>
+              <w:spacing w:after="60"/>
             </w:pPr>
             <w:r>
               <w:rPr>
@@ -1833,12 +1515,12 @@
               <w:t>Points:</w:t>
             </w:r>
             <w:r>
-              <w:t xml:space="preserve"> 5 pts</w:t>
+              <w:t xml:space="preserve"> 0 pts</w:t>
             </w:r>
           </w:p>
           <w:p>
             <w:pPr>
-              <w:spacing w:after="80"/>
+              <w:spacing w:after="60"/>
             </w:pPr>
             <w:r>
               <w:rPr>
@@ -1853,22 +1535,7 @@
           </w:p>
           <w:p>
             <w:pPr>
-              <w:spacing w:after="80"/>
-            </w:pPr>
-            <w:r>
-              <w:rPr>
-                <w:b/>
-                <w:color w:val="103945"/>
-              </w:rPr>
-              <w:t>Rubric:</w:t>
-            </w:r>
-            <w:r>
-              <w:t xml:space="preserve"> Standard Discussion Rubric</w:t>
-            </w:r>
-          </w:p>
-          <w:p>
-            <w:pPr>
-              <w:spacing w:after="80"/>
+              <w:spacing w:after="60"/>
             </w:pPr>
             <w:r>
               <w:rPr>
@@ -1883,14 +1550,15 @@
           </w:p>
           <w:p>
             <w:pPr>
-              <w:spacing w:after="80"/>
+              <w:spacing w:after="160" w:before="100"/>
             </w:pPr>
             <w:r>
               <w:rPr>
-                <w:i/>
-                <w:color w:val="5B6B72"/>
+                <w:b w:val="0"/>
+                <w:i w:val="0"/>
+                <w:color w:val="000000"/>
               </w:rPr>
-              <w:t>(Prompt. Say when the first post and the responses are due by day of the week, not by date.)</w:t>
+              <w:t>[placeholder: Discussion prompt for Week 1 Discussion: (title)]</w:t>
             </w:r>
           </w:p>
         </w:tc>
@@ -1920,16 +1588,13 @@
         </w:tc>
       </w:tr>
       <w:tr>
-        <w:trPr>
-          <w:cantSplit/>
-        </w:trPr>
         <w:tc>
           <w:tcPr>
             <w:tcW w:type="dxa" w:w="9360"/>
           </w:tcPr>
           <w:p>
             <w:pPr>
-              <w:spacing w:after="80"/>
+              <w:spacing w:after="60"/>
             </w:pPr>
             <w:r>
               <w:rPr>
@@ -1944,7 +1609,7 @@
           </w:p>
           <w:p>
             <w:pPr>
-              <w:spacing w:after="80"/>
+              <w:spacing w:after="60"/>
             </w:pPr>
             <w:r>
               <w:rPr>
@@ -1959,14 +1624,14 @@
           </w:p>
           <w:p>
             <w:pPr>
-              <w:spacing w:after="80"/>
+              <w:spacing w:after="60"/>
             </w:pPr>
             <w:r>
               <w:rPr>
-                <w:i/>
                 <w:color w:val="5B6B72"/>
+                <w:sz w:val="18"/>
               </w:rPr>
-              <w:t>(Leave the Items line to build the list from this week's activities, or replace it with typed items.)</w:t>
+              <w:t>[authoring: Keep Items to derive the activity list, or replace it with your own items.]</w:t>
             </w:r>
           </w:p>
         </w:tc>
@@ -1974,12 +1639,18 @@
     </w:tbl>
     <w:p>
       <w:pPr>
-        <w:spacing w:after="120"/>
+        <w:spacing w:after="80" w:before="0" w:line="20" w:lineRule="exact"/>
       </w:pPr>
+      <w:r>
+        <w:rPr>
+          <w:sz w:val="2"/>
+        </w:rPr>
+      </w:r>
     </w:p>
     <w:p>
       <w:pPr>
         <w:pStyle w:val="Heading1"/>
+        <w:pageBreakBefore/>
       </w:pPr>
       <w:r>
         <w:t>Week 2 - (topic)</w:t>
@@ -1999,9 +1670,9 @@
           <w:insideV w:val="single" w:sz="4" w:space="0" w:color="C7D8DC"/>
         </w:tblBorders>
         <w:tblCellMar>
-          <w:top w:w="100" w:type="dxa"/>
+          <w:top w:w="80" w:type="dxa"/>
           <w:left w:w="140" w:type="dxa"/>
-          <w:bottom w:w="100" w:type="dxa"/>
+          <w:bottom w:w="80" w:type="dxa"/>
           <w:right w:w="140" w:type="dxa"/>
         </w:tblCellMar>
       </w:tblPr>
@@ -2027,22 +1698,19 @@
                 <w:b/>
                 <w:color w:val="103945"/>
               </w:rPr>
-              <w:t>Overview: (add an introduction to the week's topic and activities here, with references as needed)</w:t>
+              <w:t>Overview:</w:t>
             </w:r>
           </w:p>
         </w:tc>
       </w:tr>
       <w:tr>
-        <w:trPr>
-          <w:cantSplit/>
-        </w:trPr>
         <w:tc>
           <w:tcPr>
             <w:tcW w:type="dxa" w:w="9360"/>
           </w:tcPr>
           <w:p>
             <w:pPr>
-              <w:spacing w:after="80"/>
+              <w:spacing w:after="60"/>
             </w:pPr>
             <w:r>
               <w:rPr>
@@ -2057,7 +1725,7 @@
           </w:p>
           <w:p>
             <w:pPr>
-              <w:spacing w:after="80"/>
+              <w:spacing w:after="60"/>
             </w:pPr>
             <w:r>
               <w:rPr>
@@ -2072,14 +1740,27 @@
           </w:p>
           <w:p>
             <w:pPr>
-              <w:spacing w:after="80"/>
+              <w:spacing w:after="60"/>
             </w:pPr>
             <w:r>
               <w:rPr>
-                <w:i/>
                 <w:color w:val="5B6B72"/>
+                <w:sz w:val="18"/>
               </w:rPr>
-              <w:t>(Introduce the week here. Headings inside a page start at Heading 2.)</w:t>
+              <w:t>[authoring: Write the overview in the area below. Use Heading 2 for any content headings.]</w:t>
+            </w:r>
+          </w:p>
+          <w:p>
+            <w:pPr>
+              <w:spacing w:after="160" w:before="100"/>
+            </w:pPr>
+            <w:r>
+              <w:rPr>
+                <w:b w:val="0"/>
+                <w:i w:val="0"/>
+                <w:color w:val="000000"/>
+              </w:rPr>
+              <w:t>[placeholder: Overview introduction — replace this line with your text]</w:t>
             </w:r>
           </w:p>
         </w:tc>
@@ -2103,22 +1784,19 @@
                 <w:b/>
                 <w:color w:val="103945"/>
               </w:rPr>
-              <w:t>Learning Objectives: Must follow the guidelines in this Learning Objectives Guide.</w:t>
+              <w:t>Learning Objectives:</w:t>
             </w:r>
           </w:p>
         </w:tc>
       </w:tr>
       <w:tr>
-        <w:trPr>
-          <w:cantSplit/>
-        </w:trPr>
         <w:tc>
           <w:tcPr>
             <w:tcW w:type="dxa" w:w="9360"/>
           </w:tcPr>
           <w:p>
             <w:pPr>
-              <w:spacing w:after="80"/>
+              <w:spacing w:after="60"/>
             </w:pPr>
             <w:r>
               <w:t>Students will be able to:</w:t>
@@ -2126,14 +1804,31 @@
           </w:p>
           <w:p>
             <w:pPr>
-              <w:spacing w:after="80"/>
+              <w:spacing w:after="60"/>
             </w:pPr>
             <w:r>
               <w:rPr>
-                <w:i/>
                 <w:color w:val="5B6B72"/>
+                <w:sz w:val="18"/>
               </w:rPr>
-              <w:t>(One objective per bullet.)</w:t>
+              <w:t>[authoring: Write one measurable objective per bullet below. Press Enter to add another bullet.]</w:t>
+            </w:r>
+          </w:p>
+          <w:p>
+            <w:pPr>
+              <w:pStyle w:val="ListBullet"/>
+              <w:numPr>
+                <w:numId w:val="1"/>
+              </w:numPr>
+              <w:spacing w:after="160" w:before="100"/>
+            </w:pPr>
+            <w:r>
+              <w:rPr>
+                <w:b w:val="0"/>
+                <w:i w:val="0"/>
+                <w:color w:val="000000"/>
+              </w:rPr>
+              <w:t>[placeholder: Learning objective — replace this line with your text]</w:t>
             </w:r>
           </w:p>
         </w:tc>
@@ -2157,29 +1852,39 @@
                 <w:b/>
                 <w:color w:val="103945"/>
               </w:rPr>
-              <w:t>Assigned Reading and Multimedia: (add links, articles, textbook readings, videos). Include style-correct citations.</w:t>
+              <w:t>Assigned Reading and Multimedia:</w:t>
             </w:r>
           </w:p>
         </w:tc>
       </w:tr>
       <w:tr>
-        <w:trPr>
-          <w:cantSplit/>
-        </w:trPr>
         <w:tc>
           <w:tcPr>
             <w:tcW w:type="dxa" w:w="9360"/>
           </w:tcPr>
           <w:p>
             <w:pPr>
-              <w:spacing w:after="80"/>
+              <w:spacing w:after="60"/>
             </w:pPr>
             <w:r>
               <w:rPr>
-                <w:i/>
                 <w:color w:val="5B6B72"/>
+                <w:sz w:val="18"/>
               </w:rPr>
-              <w:t>(Readings, media, and links. Use a Heading 2 for each group if you group them.)</w:t>
+              <w:t>[authoring: Add readings, media, links, and citations. Video brackets can go here.]</w:t>
+            </w:r>
+          </w:p>
+          <w:p>
+            <w:pPr>
+              <w:spacing w:after="160" w:before="100"/>
+            </w:pPr>
+            <w:r>
+              <w:rPr>
+                <w:b w:val="0"/>
+                <w:i w:val="0"/>
+                <w:color w:val="000000"/>
+              </w:rPr>
+              <w:t>[placeholder: Readings and multimedia]</w:t>
             </w:r>
           </w:p>
         </w:tc>
@@ -2209,16 +1914,25 @@
         </w:tc>
       </w:tr>
       <w:tr>
-        <w:trPr>
-          <w:cantSplit/>
-        </w:trPr>
         <w:tc>
           <w:tcPr>
             <w:tcW w:type="dxa" w:w="9360"/>
           </w:tcPr>
           <w:p>
             <w:pPr>
-              <w:spacing w:after="80"/>
+              <w:spacing w:after="60"/>
+            </w:pPr>
+            <w:r>
+              <w:rPr>
+                <w:color w:val="5B6B72"/>
+                <w:sz w:val="18"/>
+              </w:rPr>
+              <w:t>[authoring: Add or remove complete Assignment: blocks; update the grading plan and rubric references.]</w:t>
+            </w:r>
+          </w:p>
+          <w:p>
+            <w:pPr>
+              <w:spacing w:after="60"/>
             </w:pPr>
             <w:r>
               <w:rPr>
@@ -2233,7 +1947,7 @@
           </w:p>
           <w:p>
             <w:pPr>
-              <w:spacing w:after="80"/>
+              <w:spacing w:after="60"/>
             </w:pPr>
             <w:r>
               <w:rPr>
@@ -2243,12 +1957,12 @@
               <w:t>Points:</w:t>
             </w:r>
             <w:r>
-              <w:t xml:space="preserve"> 10 pts</w:t>
+              <w:t xml:space="preserve"> 0 pts</w:t>
             </w:r>
           </w:p>
           <w:p>
             <w:pPr>
-              <w:spacing w:after="80"/>
+              <w:spacing w:after="60"/>
             </w:pPr>
             <w:r>
               <w:rPr>
@@ -2263,29 +1977,15 @@
           </w:p>
           <w:p>
             <w:pPr>
-              <w:spacing w:after="80"/>
+              <w:spacing w:after="160" w:before="100"/>
             </w:pPr>
             <w:r>
               <w:rPr>
-                <w:b/>
-                <w:color w:val="103945"/>
+                <w:b w:val="0"/>
+                <w:i w:val="0"/>
+                <w:color w:val="000000"/>
               </w:rPr>
-              <w:t>Rubric:</w:t>
-            </w:r>
-            <w:r>
-              <w:t xml:space="preserve"> Standard Assignment Rubric</w:t>
-            </w:r>
-          </w:p>
-          <w:p>
-            <w:pPr>
-              <w:spacing w:after="80"/>
-            </w:pPr>
-            <w:r>
-              <w:rPr>
-                <w:i/>
-                <w:color w:val="5B6B72"/>
-              </w:rPr>
-              <w:t>(Instructions. Headings inside an activity start at Heading 2. Change the points here and in the points table together.)</w:t>
+              <w:t>[placeholder: Assignment instructions for Week 2 Assignment: (title)]</w:t>
             </w:r>
           </w:p>
         </w:tc>
@@ -2315,16 +2015,25 @@
         </w:tc>
       </w:tr>
       <w:tr>
-        <w:trPr>
-          <w:cantSplit/>
-        </w:trPr>
         <w:tc>
           <w:tcPr>
             <w:tcW w:type="dxa" w:w="9360"/>
           </w:tcPr>
           <w:p>
             <w:pPr>
-              <w:spacing w:after="80"/>
+              <w:spacing w:after="60"/>
+            </w:pPr>
+            <w:r>
+              <w:rPr>
+                <w:color w:val="5B6B72"/>
+                <w:sz w:val="18"/>
+              </w:rPr>
+              <w:t>[authoring: Add or remove complete Discussion: blocks; update the grading plan and rubric references.]</w:t>
+            </w:r>
+          </w:p>
+          <w:p>
+            <w:pPr>
+              <w:spacing w:after="60"/>
             </w:pPr>
             <w:r>
               <w:rPr>
@@ -2339,7 +2048,7 @@
           </w:p>
           <w:p>
             <w:pPr>
-              <w:spacing w:after="80"/>
+              <w:spacing w:after="60"/>
             </w:pPr>
             <w:r>
               <w:rPr>
@@ -2349,12 +2058,12 @@
               <w:t>Points:</w:t>
             </w:r>
             <w:r>
-              <w:t xml:space="preserve"> 5 pts</w:t>
+              <w:t xml:space="preserve"> 0 pts</w:t>
             </w:r>
           </w:p>
           <w:p>
             <w:pPr>
-              <w:spacing w:after="80"/>
+              <w:spacing w:after="60"/>
             </w:pPr>
             <w:r>
               <w:rPr>
@@ -2369,22 +2078,7 @@
           </w:p>
           <w:p>
             <w:pPr>
-              <w:spacing w:after="80"/>
-            </w:pPr>
-            <w:r>
-              <w:rPr>
-                <w:b/>
-                <w:color w:val="103945"/>
-              </w:rPr>
-              <w:t>Rubric:</w:t>
-            </w:r>
-            <w:r>
-              <w:t xml:space="preserve"> Standard Discussion Rubric</w:t>
-            </w:r>
-          </w:p>
-          <w:p>
-            <w:pPr>
-              <w:spacing w:after="80"/>
+              <w:spacing w:after="60"/>
             </w:pPr>
             <w:r>
               <w:rPr>
@@ -2399,14 +2093,15 @@
           </w:p>
           <w:p>
             <w:pPr>
-              <w:spacing w:after="80"/>
+              <w:spacing w:after="160" w:before="100"/>
             </w:pPr>
             <w:r>
               <w:rPr>
-                <w:i/>
-                <w:color w:val="5B6B72"/>
+                <w:b w:val="0"/>
+                <w:i w:val="0"/>
+                <w:color w:val="000000"/>
               </w:rPr>
-              <w:t>(Prompt. Say when the first post and the responses are due by day of the week, not by date.)</w:t>
+              <w:t>[placeholder: Discussion prompt for Week 2 Discussion: (title)]</w:t>
             </w:r>
           </w:p>
         </w:tc>
@@ -2436,16 +2131,13 @@
         </w:tc>
       </w:tr>
       <w:tr>
-        <w:trPr>
-          <w:cantSplit/>
-        </w:trPr>
         <w:tc>
           <w:tcPr>
             <w:tcW w:type="dxa" w:w="9360"/>
           </w:tcPr>
           <w:p>
             <w:pPr>
-              <w:spacing w:after="80"/>
+              <w:spacing w:after="60"/>
             </w:pPr>
             <w:r>
               <w:rPr>
@@ -2460,7 +2152,7 @@
           </w:p>
           <w:p>
             <w:pPr>
-              <w:spacing w:after="80"/>
+              <w:spacing w:after="60"/>
             </w:pPr>
             <w:r>
               <w:rPr>
@@ -2475,14 +2167,14 @@
           </w:p>
           <w:p>
             <w:pPr>
-              <w:spacing w:after="80"/>
+              <w:spacing w:after="60"/>
             </w:pPr>
             <w:r>
               <w:rPr>
-                <w:i/>
                 <w:color w:val="5B6B72"/>
+                <w:sz w:val="18"/>
               </w:rPr>
-              <w:t>(Leave the Items line to build the list from this week's activities, or replace it with typed items.)</w:t>
+              <w:t>[authoring: Keep Items to derive the activity list, or replace it with your own items.]</w:t>
             </w:r>
           </w:p>
         </w:tc>
@@ -2490,12 +2182,18 @@
     </w:tbl>
     <w:p>
       <w:pPr>
-        <w:spacing w:after="120"/>
+        <w:spacing w:after="80" w:before="0" w:line="20" w:lineRule="exact"/>
       </w:pPr>
+      <w:r>
+        <w:rPr>
+          <w:sz w:val="2"/>
+        </w:rPr>
+      </w:r>
     </w:p>
     <w:p>
       <w:pPr>
         <w:pStyle w:val="Heading1"/>
+        <w:pageBreakBefore/>
       </w:pPr>
       <w:r>
         <w:t>Week 3 - (topic)</w:t>
@@ -2515,9 +2213,9 @@
           <w:insideV w:val="single" w:sz="4" w:space="0" w:color="C7D8DC"/>
         </w:tblBorders>
         <w:tblCellMar>
-          <w:top w:w="100" w:type="dxa"/>
+          <w:top w:w="80" w:type="dxa"/>
           <w:left w:w="140" w:type="dxa"/>
-          <w:bottom w:w="100" w:type="dxa"/>
+          <w:bottom w:w="80" w:type="dxa"/>
           <w:right w:w="140" w:type="dxa"/>
         </w:tblCellMar>
       </w:tblPr>
@@ -2543,22 +2241,19 @@
                 <w:b/>
                 <w:color w:val="103945"/>
               </w:rPr>
-              <w:t>Overview: (add an introduction to the week's topic and activities here, with references as needed)</w:t>
+              <w:t>Overview:</w:t>
             </w:r>
           </w:p>
         </w:tc>
       </w:tr>
       <w:tr>
-        <w:trPr>
-          <w:cantSplit/>
-        </w:trPr>
         <w:tc>
           <w:tcPr>
             <w:tcW w:type="dxa" w:w="9360"/>
           </w:tcPr>
           <w:p>
             <w:pPr>
-              <w:spacing w:after="80"/>
+              <w:spacing w:after="60"/>
             </w:pPr>
             <w:r>
               <w:rPr>
@@ -2573,7 +2268,7 @@
           </w:p>
           <w:p>
             <w:pPr>
-              <w:spacing w:after="80"/>
+              <w:spacing w:after="60"/>
             </w:pPr>
             <w:r>
               <w:rPr>
@@ -2588,14 +2283,27 @@
           </w:p>
           <w:p>
             <w:pPr>
-              <w:spacing w:after="80"/>
+              <w:spacing w:after="60"/>
             </w:pPr>
             <w:r>
               <w:rPr>
-                <w:i/>
                 <w:color w:val="5B6B72"/>
+                <w:sz w:val="18"/>
               </w:rPr>
-              <w:t>(Introduce the week here. Headings inside a page start at Heading 2.)</w:t>
+              <w:t>[authoring: Write the overview in the area below. Use Heading 2 for any content headings.]</w:t>
+            </w:r>
+          </w:p>
+          <w:p>
+            <w:pPr>
+              <w:spacing w:after="160" w:before="100"/>
+            </w:pPr>
+            <w:r>
+              <w:rPr>
+                <w:b w:val="0"/>
+                <w:i w:val="0"/>
+                <w:color w:val="000000"/>
+              </w:rPr>
+              <w:t>[placeholder: Overview introduction — replace this line with your text]</w:t>
             </w:r>
           </w:p>
         </w:tc>
@@ -2619,22 +2327,19 @@
                 <w:b/>
                 <w:color w:val="103945"/>
               </w:rPr>
-              <w:t>Learning Objectives: Must follow the guidelines in this Learning Objectives Guide.</w:t>
+              <w:t>Learning Objectives:</w:t>
             </w:r>
           </w:p>
         </w:tc>
       </w:tr>
       <w:tr>
-        <w:trPr>
-          <w:cantSplit/>
-        </w:trPr>
         <w:tc>
           <w:tcPr>
             <w:tcW w:type="dxa" w:w="9360"/>
           </w:tcPr>
           <w:p>
             <w:pPr>
-              <w:spacing w:after="80"/>
+              <w:spacing w:after="60"/>
             </w:pPr>
             <w:r>
               <w:t>Students will be able to:</w:t>
@@ -2642,14 +2347,31 @@
           </w:p>
           <w:p>
             <w:pPr>
-              <w:spacing w:after="80"/>
+              <w:spacing w:after="60"/>
             </w:pPr>
             <w:r>
               <w:rPr>
-                <w:i/>
                 <w:color w:val="5B6B72"/>
+                <w:sz w:val="18"/>
               </w:rPr>
-              <w:t>(One objective per bullet.)</w:t>
+              <w:t>[authoring: Write one measurable objective per bullet below. Press Enter to add another bullet.]</w:t>
+            </w:r>
+          </w:p>
+          <w:p>
+            <w:pPr>
+              <w:pStyle w:val="ListBullet"/>
+              <w:numPr>
+                <w:numId w:val="1"/>
+              </w:numPr>
+              <w:spacing w:after="160" w:before="100"/>
+            </w:pPr>
+            <w:r>
+              <w:rPr>
+                <w:b w:val="0"/>
+                <w:i w:val="0"/>
+                <w:color w:val="000000"/>
+              </w:rPr>
+              <w:t>[placeholder: Learning objective — replace this line with your text]</w:t>
             </w:r>
           </w:p>
         </w:tc>
@@ -2673,29 +2395,39 @@
                 <w:b/>
                 <w:color w:val="103945"/>
               </w:rPr>
-              <w:t>Assigned Reading and Multimedia: (add links, articles, textbook readings, videos). Include style-correct citations.</w:t>
+              <w:t>Assigned Reading and Multimedia:</w:t>
             </w:r>
           </w:p>
         </w:tc>
       </w:tr>
       <w:tr>
-        <w:trPr>
-          <w:cantSplit/>
-        </w:trPr>
         <w:tc>
           <w:tcPr>
             <w:tcW w:type="dxa" w:w="9360"/>
           </w:tcPr>
           <w:p>
             <w:pPr>
-              <w:spacing w:after="80"/>
+              <w:spacing w:after="60"/>
             </w:pPr>
             <w:r>
               <w:rPr>
-                <w:i/>
                 <w:color w:val="5B6B72"/>
+                <w:sz w:val="18"/>
               </w:rPr>
-              <w:t>(Readings, media, and links. Use a Heading 2 for each group if you group them.)</w:t>
+              <w:t>[authoring: Add readings, media, links, and citations. Video brackets can go here.]</w:t>
+            </w:r>
+          </w:p>
+          <w:p>
+            <w:pPr>
+              <w:spacing w:after="160" w:before="100"/>
+            </w:pPr>
+            <w:r>
+              <w:rPr>
+                <w:b w:val="0"/>
+                <w:i w:val="0"/>
+                <w:color w:val="000000"/>
+              </w:rPr>
+              <w:t>[placeholder: Readings and multimedia]</w:t>
             </w:r>
           </w:p>
         </w:tc>
@@ -2725,16 +2457,25 @@
         </w:tc>
       </w:tr>
       <w:tr>
-        <w:trPr>
-          <w:cantSplit/>
-        </w:trPr>
         <w:tc>
           <w:tcPr>
             <w:tcW w:type="dxa" w:w="9360"/>
           </w:tcPr>
           <w:p>
             <w:pPr>
-              <w:spacing w:after="80"/>
+              <w:spacing w:after="60"/>
+            </w:pPr>
+            <w:r>
+              <w:rPr>
+                <w:color w:val="5B6B72"/>
+                <w:sz w:val="18"/>
+              </w:rPr>
+              <w:t>[authoring: Add or remove complete Assignment: blocks; update the grading plan and rubric references.]</w:t>
+            </w:r>
+          </w:p>
+          <w:p>
+            <w:pPr>
+              <w:spacing w:after="60"/>
             </w:pPr>
             <w:r>
               <w:rPr>
@@ -2749,7 +2490,7 @@
           </w:p>
           <w:p>
             <w:pPr>
-              <w:spacing w:after="80"/>
+              <w:spacing w:after="60"/>
             </w:pPr>
             <w:r>
               <w:rPr>
@@ -2759,12 +2500,12 @@
               <w:t>Points:</w:t>
             </w:r>
             <w:r>
-              <w:t xml:space="preserve"> 10 pts</w:t>
+              <w:t xml:space="preserve"> 0 pts</w:t>
             </w:r>
           </w:p>
           <w:p>
             <w:pPr>
-              <w:spacing w:after="80"/>
+              <w:spacing w:after="60"/>
             </w:pPr>
             <w:r>
               <w:rPr>
@@ -2779,29 +2520,15 @@
           </w:p>
           <w:p>
             <w:pPr>
-              <w:spacing w:after="80"/>
+              <w:spacing w:after="160" w:before="100"/>
             </w:pPr>
             <w:r>
               <w:rPr>
-                <w:b/>
-                <w:color w:val="103945"/>
+                <w:b w:val="0"/>
+                <w:i w:val="0"/>
+                <w:color w:val="000000"/>
               </w:rPr>
-              <w:t>Rubric:</w:t>
-            </w:r>
-            <w:r>
-              <w:t xml:space="preserve"> Standard Assignment Rubric</w:t>
-            </w:r>
-          </w:p>
-          <w:p>
-            <w:pPr>
-              <w:spacing w:after="80"/>
-            </w:pPr>
-            <w:r>
-              <w:rPr>
-                <w:i/>
-                <w:color w:val="5B6B72"/>
-              </w:rPr>
-              <w:t>(Instructions. Headings inside an activity start at Heading 2. Change the points here and in the points table together.)</w:t>
+              <w:t>[placeholder: Assignment instructions for Week 3 Assignment: (title)]</w:t>
             </w:r>
           </w:p>
         </w:tc>
@@ -2831,16 +2558,25 @@
         </w:tc>
       </w:tr>
       <w:tr>
-        <w:trPr>
-          <w:cantSplit/>
-        </w:trPr>
         <w:tc>
           <w:tcPr>
             <w:tcW w:type="dxa" w:w="9360"/>
           </w:tcPr>
           <w:p>
             <w:pPr>
-              <w:spacing w:after="80"/>
+              <w:spacing w:after="60"/>
+            </w:pPr>
+            <w:r>
+              <w:rPr>
+                <w:color w:val="5B6B72"/>
+                <w:sz w:val="18"/>
+              </w:rPr>
+              <w:t>[authoring: Add or remove complete Discussion: blocks; update the grading plan and rubric references.]</w:t>
+            </w:r>
+          </w:p>
+          <w:p>
+            <w:pPr>
+              <w:spacing w:after="60"/>
             </w:pPr>
             <w:r>
               <w:rPr>
@@ -2855,7 +2591,7 @@
           </w:p>
           <w:p>
             <w:pPr>
-              <w:spacing w:after="80"/>
+              <w:spacing w:after="60"/>
             </w:pPr>
             <w:r>
               <w:rPr>
@@ -2865,12 +2601,12 @@
               <w:t>Points:</w:t>
             </w:r>
             <w:r>
-              <w:t xml:space="preserve"> 5 pts</w:t>
+              <w:t xml:space="preserve"> 0 pts</w:t>
             </w:r>
           </w:p>
           <w:p>
             <w:pPr>
-              <w:spacing w:after="80"/>
+              <w:spacing w:after="60"/>
             </w:pPr>
             <w:r>
               <w:rPr>
@@ -2885,22 +2621,7 @@
           </w:p>
           <w:p>
             <w:pPr>
-              <w:spacing w:after="80"/>
-            </w:pPr>
-            <w:r>
-              <w:rPr>
-                <w:b/>
-                <w:color w:val="103945"/>
-              </w:rPr>
-              <w:t>Rubric:</w:t>
-            </w:r>
-            <w:r>
-              <w:t xml:space="preserve"> Standard Discussion Rubric</w:t>
-            </w:r>
-          </w:p>
-          <w:p>
-            <w:pPr>
-              <w:spacing w:after="80"/>
+              <w:spacing w:after="60"/>
             </w:pPr>
             <w:r>
               <w:rPr>
@@ -2915,14 +2636,15 @@
           </w:p>
           <w:p>
             <w:pPr>
-              <w:spacing w:after="80"/>
+              <w:spacing w:after="160" w:before="100"/>
             </w:pPr>
             <w:r>
               <w:rPr>
-                <w:i/>
-                <w:color w:val="5B6B72"/>
+                <w:b w:val="0"/>
+                <w:i w:val="0"/>
+                <w:color w:val="000000"/>
               </w:rPr>
-              <w:t>(Prompt. Say when the first post and the responses are due by day of the week, not by date.)</w:t>
+              <w:t>[placeholder: Discussion prompt for Week 3 Discussion: (title)]</w:t>
             </w:r>
           </w:p>
         </w:tc>
@@ -2952,16 +2674,13 @@
         </w:tc>
       </w:tr>
       <w:tr>
-        <w:trPr>
-          <w:cantSplit/>
-        </w:trPr>
         <w:tc>
           <w:tcPr>
             <w:tcW w:type="dxa" w:w="9360"/>
           </w:tcPr>
           <w:p>
             <w:pPr>
-              <w:spacing w:after="80"/>
+              <w:spacing w:after="60"/>
             </w:pPr>
             <w:r>
               <w:rPr>
@@ -2976,7 +2695,7 @@
           </w:p>
           <w:p>
             <w:pPr>
-              <w:spacing w:after="80"/>
+              <w:spacing w:after="60"/>
             </w:pPr>
             <w:r>
               <w:rPr>
@@ -2991,14 +2710,14 @@
           </w:p>
           <w:p>
             <w:pPr>
-              <w:spacing w:after="80"/>
+              <w:spacing w:after="60"/>
             </w:pPr>
             <w:r>
               <w:rPr>
-                <w:i/>
                 <w:color w:val="5B6B72"/>
+                <w:sz w:val="18"/>
               </w:rPr>
-              <w:t>(Leave the Items line to build the list from this week's activities, or replace it with typed items.)</w:t>
+              <w:t>[authoring: Keep Items to derive the activity list, or replace it with your own items.]</w:t>
             </w:r>
           </w:p>
         </w:tc>
@@ -3006,12 +2725,18 @@
     </w:tbl>
     <w:p>
       <w:pPr>
-        <w:spacing w:after="120"/>
+        <w:spacing w:after="80" w:before="0" w:line="20" w:lineRule="exact"/>
       </w:pPr>
+      <w:r>
+        <w:rPr>
+          <w:sz w:val="2"/>
+        </w:rPr>
+      </w:r>
     </w:p>
     <w:p>
       <w:pPr>
         <w:pStyle w:val="Heading1"/>
+        <w:pageBreakBefore/>
       </w:pPr>
       <w:r>
         <w:t>Week 4 - (topic)</w:t>
@@ -3031,9 +2756,9 @@
           <w:insideV w:val="single" w:sz="4" w:space="0" w:color="C7D8DC"/>
         </w:tblBorders>
         <w:tblCellMar>
-          <w:top w:w="100" w:type="dxa"/>
+          <w:top w:w="80" w:type="dxa"/>
           <w:left w:w="140" w:type="dxa"/>
-          <w:bottom w:w="100" w:type="dxa"/>
+          <w:bottom w:w="80" w:type="dxa"/>
           <w:right w:w="140" w:type="dxa"/>
         </w:tblCellMar>
       </w:tblPr>
@@ -3059,22 +2784,19 @@
                 <w:b/>
                 <w:color w:val="103945"/>
               </w:rPr>
-              <w:t>Overview: (add an introduction to the week's topic and activities here, with references as needed)</w:t>
+              <w:t>Overview:</w:t>
             </w:r>
           </w:p>
         </w:tc>
       </w:tr>
       <w:tr>
-        <w:trPr>
-          <w:cantSplit/>
-        </w:trPr>
         <w:tc>
           <w:tcPr>
             <w:tcW w:type="dxa" w:w="9360"/>
           </w:tcPr>
           <w:p>
             <w:pPr>
-              <w:spacing w:after="80"/>
+              <w:spacing w:after="60"/>
             </w:pPr>
             <w:r>
               <w:rPr>
@@ -3089,7 +2811,7 @@
           </w:p>
           <w:p>
             <w:pPr>
-              <w:spacing w:after="80"/>
+              <w:spacing w:after="60"/>
             </w:pPr>
             <w:r>
               <w:rPr>
@@ -3104,14 +2826,27 @@
           </w:p>
           <w:p>
             <w:pPr>
-              <w:spacing w:after="80"/>
+              <w:spacing w:after="60"/>
             </w:pPr>
             <w:r>
               <w:rPr>
-                <w:i/>
                 <w:color w:val="5B6B72"/>
+                <w:sz w:val="18"/>
               </w:rPr>
-              <w:t>(Introduce the week here. Headings inside a page start at Heading 2.)</w:t>
+              <w:t>[authoring: Write the overview in the area below. Use Heading 2 for any content headings.]</w:t>
+            </w:r>
+          </w:p>
+          <w:p>
+            <w:pPr>
+              <w:spacing w:after="160" w:before="100"/>
+            </w:pPr>
+            <w:r>
+              <w:rPr>
+                <w:b w:val="0"/>
+                <w:i w:val="0"/>
+                <w:color w:val="000000"/>
+              </w:rPr>
+              <w:t>[placeholder: Overview introduction — replace this line with your text]</w:t>
             </w:r>
           </w:p>
         </w:tc>
@@ -3135,22 +2870,19 @@
                 <w:b/>
                 <w:color w:val="103945"/>
               </w:rPr>
-              <w:t>Learning Objectives: Must follow the guidelines in this Learning Objectives Guide.</w:t>
+              <w:t>Learning Objectives:</w:t>
             </w:r>
           </w:p>
         </w:tc>
       </w:tr>
       <w:tr>
-        <w:trPr>
-          <w:cantSplit/>
-        </w:trPr>
         <w:tc>
           <w:tcPr>
             <w:tcW w:type="dxa" w:w="9360"/>
           </w:tcPr>
           <w:p>
             <w:pPr>
-              <w:spacing w:after="80"/>
+              <w:spacing w:after="60"/>
             </w:pPr>
             <w:r>
               <w:t>Students will be able to:</w:t>
@@ -3158,14 +2890,31 @@
           </w:p>
           <w:p>
             <w:pPr>
-              <w:spacing w:after="80"/>
+              <w:spacing w:after="60"/>
             </w:pPr>
             <w:r>
               <w:rPr>
-                <w:i/>
                 <w:color w:val="5B6B72"/>
+                <w:sz w:val="18"/>
               </w:rPr>
-              <w:t>(One objective per bullet.)</w:t>
+              <w:t>[authoring: Write one measurable objective per bullet below. Press Enter to add another bullet.]</w:t>
+            </w:r>
+          </w:p>
+          <w:p>
+            <w:pPr>
+              <w:pStyle w:val="ListBullet"/>
+              <w:numPr>
+                <w:numId w:val="1"/>
+              </w:numPr>
+              <w:spacing w:after="160" w:before="100"/>
+            </w:pPr>
+            <w:r>
+              <w:rPr>
+                <w:b w:val="0"/>
+                <w:i w:val="0"/>
+                <w:color w:val="000000"/>
+              </w:rPr>
+              <w:t>[placeholder: Learning objective — replace this line with your text]</w:t>
             </w:r>
           </w:p>
         </w:tc>
@@ -3189,29 +2938,39 @@
                 <w:b/>
                 <w:color w:val="103945"/>
               </w:rPr>
-              <w:t>Assigned Reading and Multimedia: (add links, articles, textbook readings, videos). Include style-correct citations.</w:t>
+              <w:t>Assigned Reading and Multimedia:</w:t>
             </w:r>
           </w:p>
         </w:tc>
       </w:tr>
       <w:tr>
-        <w:trPr>
-          <w:cantSplit/>
-        </w:trPr>
         <w:tc>
           <w:tcPr>
             <w:tcW w:type="dxa" w:w="9360"/>
           </w:tcPr>
           <w:p>
             <w:pPr>
-              <w:spacing w:after="80"/>
+              <w:spacing w:after="60"/>
             </w:pPr>
             <w:r>
               <w:rPr>
-                <w:i/>
                 <w:color w:val="5B6B72"/>
+                <w:sz w:val="18"/>
               </w:rPr>
-              <w:t>(Readings, media, and links. Use a Heading 2 for each group if you group them.)</w:t>
+              <w:t>[authoring: Add readings, media, links, and citations. Video brackets can go here.]</w:t>
+            </w:r>
+          </w:p>
+          <w:p>
+            <w:pPr>
+              <w:spacing w:after="160" w:before="100"/>
+            </w:pPr>
+            <w:r>
+              <w:rPr>
+                <w:b w:val="0"/>
+                <w:i w:val="0"/>
+                <w:color w:val="000000"/>
+              </w:rPr>
+              <w:t>[placeholder: Readings and multimedia]</w:t>
             </w:r>
           </w:p>
         </w:tc>
@@ -3241,16 +3000,25 @@
         </w:tc>
       </w:tr>
       <w:tr>
-        <w:trPr>
-          <w:cantSplit/>
-        </w:trPr>
         <w:tc>
           <w:tcPr>
             <w:tcW w:type="dxa" w:w="9360"/>
           </w:tcPr>
           <w:p>
             <w:pPr>
-              <w:spacing w:after="80"/>
+              <w:spacing w:after="60"/>
+            </w:pPr>
+            <w:r>
+              <w:rPr>
+                <w:color w:val="5B6B72"/>
+                <w:sz w:val="18"/>
+              </w:rPr>
+              <w:t>[authoring: Add or remove complete Assignment: blocks; update the grading plan and rubric references.]</w:t>
+            </w:r>
+          </w:p>
+          <w:p>
+            <w:pPr>
+              <w:spacing w:after="60"/>
             </w:pPr>
             <w:r>
               <w:rPr>
@@ -3265,7 +3033,7 @@
           </w:p>
           <w:p>
             <w:pPr>
-              <w:spacing w:after="80"/>
+              <w:spacing w:after="60"/>
             </w:pPr>
             <w:r>
               <w:rPr>
@@ -3275,12 +3043,12 @@
               <w:t>Points:</w:t>
             </w:r>
             <w:r>
-              <w:t xml:space="preserve"> 10 pts</w:t>
+              <w:t xml:space="preserve"> 0 pts</w:t>
             </w:r>
           </w:p>
           <w:p>
             <w:pPr>
-              <w:spacing w:after="80"/>
+              <w:spacing w:after="60"/>
             </w:pPr>
             <w:r>
               <w:rPr>
@@ -3295,29 +3063,15 @@
           </w:p>
           <w:p>
             <w:pPr>
-              <w:spacing w:after="80"/>
+              <w:spacing w:after="160" w:before="100"/>
             </w:pPr>
             <w:r>
               <w:rPr>
-                <w:b/>
-                <w:color w:val="103945"/>
+                <w:b w:val="0"/>
+                <w:i w:val="0"/>
+                <w:color w:val="000000"/>
               </w:rPr>
-              <w:t>Rubric:</w:t>
-            </w:r>
-            <w:r>
-              <w:t xml:space="preserve"> Standard Assignment Rubric</w:t>
-            </w:r>
-          </w:p>
-          <w:p>
-            <w:pPr>
-              <w:spacing w:after="80"/>
-            </w:pPr>
-            <w:r>
-              <w:rPr>
-                <w:i/>
-                <w:color w:val="5B6B72"/>
-              </w:rPr>
-              <w:t>(Instructions. Headings inside an activity start at Heading 2. Change the points here and in the points table together.)</w:t>
+              <w:t>[placeholder: Assignment instructions for Week 4 Assignment: (title)]</w:t>
             </w:r>
           </w:p>
         </w:tc>
@@ -3347,16 +3101,25 @@
         </w:tc>
       </w:tr>
       <w:tr>
-        <w:trPr>
-          <w:cantSplit/>
-        </w:trPr>
         <w:tc>
           <w:tcPr>
             <w:tcW w:type="dxa" w:w="9360"/>
           </w:tcPr>
           <w:p>
             <w:pPr>
-              <w:spacing w:after="80"/>
+              <w:spacing w:after="60"/>
+            </w:pPr>
+            <w:r>
+              <w:rPr>
+                <w:color w:val="5B6B72"/>
+                <w:sz w:val="18"/>
+              </w:rPr>
+              <w:t>[authoring: Add or remove complete Discussion: blocks; update the grading plan and rubric references.]</w:t>
+            </w:r>
+          </w:p>
+          <w:p>
+            <w:pPr>
+              <w:spacing w:after="60"/>
             </w:pPr>
             <w:r>
               <w:rPr>
@@ -3371,7 +3134,7 @@
           </w:p>
           <w:p>
             <w:pPr>
-              <w:spacing w:after="80"/>
+              <w:spacing w:after="60"/>
             </w:pPr>
             <w:r>
               <w:rPr>
@@ -3381,12 +3144,12 @@
               <w:t>Points:</w:t>
             </w:r>
             <w:r>
-              <w:t xml:space="preserve"> 5 pts</w:t>
+              <w:t xml:space="preserve"> 0 pts</w:t>
             </w:r>
           </w:p>
           <w:p>
             <w:pPr>
-              <w:spacing w:after="80"/>
+              <w:spacing w:after="60"/>
             </w:pPr>
             <w:r>
               <w:rPr>
@@ -3401,22 +3164,7 @@
           </w:p>
           <w:p>
             <w:pPr>
-              <w:spacing w:after="80"/>
-            </w:pPr>
-            <w:r>
-              <w:rPr>
-                <w:b/>
-                <w:color w:val="103945"/>
-              </w:rPr>
-              <w:t>Rubric:</w:t>
-            </w:r>
-            <w:r>
-              <w:t xml:space="preserve"> Standard Discussion Rubric</w:t>
-            </w:r>
-          </w:p>
-          <w:p>
-            <w:pPr>
-              <w:spacing w:after="80"/>
+              <w:spacing w:after="60"/>
             </w:pPr>
             <w:r>
               <w:rPr>
@@ -3431,14 +3179,15 @@
           </w:p>
           <w:p>
             <w:pPr>
-              <w:spacing w:after="80"/>
+              <w:spacing w:after="160" w:before="100"/>
             </w:pPr>
             <w:r>
               <w:rPr>
-                <w:i/>
-                <w:color w:val="5B6B72"/>
+                <w:b w:val="0"/>
+                <w:i w:val="0"/>
+                <w:color w:val="000000"/>
               </w:rPr>
-              <w:t>(Prompt. Say when the first post and the responses are due by day of the week, not by date.)</w:t>
+              <w:t>[placeholder: Discussion prompt for Week 4 Discussion: (title)]</w:t>
             </w:r>
           </w:p>
         </w:tc>
@@ -3468,16 +3217,13 @@
         </w:tc>
       </w:tr>
       <w:tr>
-        <w:trPr>
-          <w:cantSplit/>
-        </w:trPr>
         <w:tc>
           <w:tcPr>
             <w:tcW w:type="dxa" w:w="9360"/>
           </w:tcPr>
           <w:p>
             <w:pPr>
-              <w:spacing w:after="80"/>
+              <w:spacing w:after="60"/>
             </w:pPr>
             <w:r>
               <w:rPr>
@@ -3492,7 +3238,7 @@
           </w:p>
           <w:p>
             <w:pPr>
-              <w:spacing w:after="80"/>
+              <w:spacing w:after="60"/>
             </w:pPr>
             <w:r>
               <w:rPr>
@@ -3507,14 +3253,14 @@
           </w:p>
           <w:p>
             <w:pPr>
-              <w:spacing w:after="80"/>
+              <w:spacing w:after="60"/>
             </w:pPr>
             <w:r>
               <w:rPr>
-                <w:i/>
                 <w:color w:val="5B6B72"/>
+                <w:sz w:val="18"/>
               </w:rPr>
-              <w:t>(Leave the Items line to build the list from this week's activities, or replace it with typed items.)</w:t>
+              <w:t>[authoring: Keep Items to derive the activity list, or replace it with your own items.]</w:t>
             </w:r>
           </w:p>
         </w:tc>
@@ -3522,12 +3268,18 @@
     </w:tbl>
     <w:p>
       <w:pPr>
-        <w:spacing w:after="120"/>
+        <w:spacing w:after="80" w:before="0" w:line="20" w:lineRule="exact"/>
       </w:pPr>
+      <w:r>
+        <w:rPr>
+          <w:sz w:val="2"/>
+        </w:rPr>
+      </w:r>
     </w:p>
     <w:p>
       <w:pPr>
         <w:pStyle w:val="Heading1"/>
+        <w:pageBreakBefore/>
       </w:pPr>
       <w:r>
         <w:t>Week 5 - (topic)</w:t>
@@ -3547,9 +3299,9 @@
           <w:insideV w:val="single" w:sz="4" w:space="0" w:color="C7D8DC"/>
         </w:tblBorders>
         <w:tblCellMar>
-          <w:top w:w="100" w:type="dxa"/>
+          <w:top w:w="80" w:type="dxa"/>
           <w:left w:w="140" w:type="dxa"/>
-          <w:bottom w:w="100" w:type="dxa"/>
+          <w:bottom w:w="80" w:type="dxa"/>
           <w:right w:w="140" w:type="dxa"/>
         </w:tblCellMar>
       </w:tblPr>
@@ -3575,22 +3327,19 @@
                 <w:b/>
                 <w:color w:val="103945"/>
               </w:rPr>
-              <w:t>Overview: (add an introduction to the week's topic and activities here, with references as needed)</w:t>
+              <w:t>Overview:</w:t>
             </w:r>
           </w:p>
         </w:tc>
       </w:tr>
       <w:tr>
-        <w:trPr>
-          <w:cantSplit/>
-        </w:trPr>
         <w:tc>
           <w:tcPr>
             <w:tcW w:type="dxa" w:w="9360"/>
           </w:tcPr>
           <w:p>
             <w:pPr>
-              <w:spacing w:after="80"/>
+              <w:spacing w:after="60"/>
             </w:pPr>
             <w:r>
               <w:rPr>
@@ -3605,7 +3354,7 @@
           </w:p>
           <w:p>
             <w:pPr>
-              <w:spacing w:after="80"/>
+              <w:spacing w:after="60"/>
             </w:pPr>
             <w:r>
               <w:rPr>
@@ -3620,14 +3369,27 @@
           </w:p>
           <w:p>
             <w:pPr>
-              <w:spacing w:after="80"/>
+              <w:spacing w:after="60"/>
             </w:pPr>
             <w:r>
               <w:rPr>
-                <w:i/>
                 <w:color w:val="5B6B72"/>
+                <w:sz w:val="18"/>
               </w:rPr>
-              <w:t>(Introduce the week here. Headings inside a page start at Heading 2.)</w:t>
+              <w:t>[authoring: Write the overview in the area below. Use Heading 2 for any content headings.]</w:t>
+            </w:r>
+          </w:p>
+          <w:p>
+            <w:pPr>
+              <w:spacing w:after="160" w:before="100"/>
+            </w:pPr>
+            <w:r>
+              <w:rPr>
+                <w:b w:val="0"/>
+                <w:i w:val="0"/>
+                <w:color w:val="000000"/>
+              </w:rPr>
+              <w:t>[placeholder: Overview introduction — replace this line with your text]</w:t>
             </w:r>
           </w:p>
         </w:tc>
@@ -3651,22 +3413,19 @@
                 <w:b/>
                 <w:color w:val="103945"/>
               </w:rPr>
-              <w:t>Learning Objectives: Must follow the guidelines in this Learning Objectives Guide.</w:t>
+              <w:t>Learning Objectives:</w:t>
             </w:r>
           </w:p>
         </w:tc>
       </w:tr>
       <w:tr>
-        <w:trPr>
-          <w:cantSplit/>
-        </w:trPr>
         <w:tc>
           <w:tcPr>
             <w:tcW w:type="dxa" w:w="9360"/>
           </w:tcPr>
           <w:p>
             <w:pPr>
-              <w:spacing w:after="80"/>
+              <w:spacing w:after="60"/>
             </w:pPr>
             <w:r>
               <w:t>Students will be able to:</w:t>
@@ -3674,14 +3433,31 @@
           </w:p>
           <w:p>
             <w:pPr>
-              <w:spacing w:after="80"/>
+              <w:spacing w:after="60"/>
             </w:pPr>
             <w:r>
               <w:rPr>
-                <w:i/>
                 <w:color w:val="5B6B72"/>
+                <w:sz w:val="18"/>
               </w:rPr>
-              <w:t>(One objective per bullet.)</w:t>
+              <w:t>[authoring: Write one measurable objective per bullet below. Press Enter to add another bullet.]</w:t>
+            </w:r>
+          </w:p>
+          <w:p>
+            <w:pPr>
+              <w:pStyle w:val="ListBullet"/>
+              <w:numPr>
+                <w:numId w:val="1"/>
+              </w:numPr>
+              <w:spacing w:after="160" w:before="100"/>
+            </w:pPr>
+            <w:r>
+              <w:rPr>
+                <w:b w:val="0"/>
+                <w:i w:val="0"/>
+                <w:color w:val="000000"/>
+              </w:rPr>
+              <w:t>[placeholder: Learning objective — replace this line with your text]</w:t>
             </w:r>
           </w:p>
         </w:tc>
@@ -3705,29 +3481,39 @@
                 <w:b/>
                 <w:color w:val="103945"/>
               </w:rPr>
-              <w:t>Assigned Reading and Multimedia: (add links, articles, textbook readings, videos). Include style-correct citations.</w:t>
+              <w:t>Assigned Reading and Multimedia:</w:t>
             </w:r>
           </w:p>
         </w:tc>
       </w:tr>
       <w:tr>
-        <w:trPr>
-          <w:cantSplit/>
-        </w:trPr>
         <w:tc>
           <w:tcPr>
             <w:tcW w:type="dxa" w:w="9360"/>
           </w:tcPr>
           <w:p>
             <w:pPr>
-              <w:spacing w:after="80"/>
+              <w:spacing w:after="60"/>
             </w:pPr>
             <w:r>
               <w:rPr>
-                <w:i/>
                 <w:color w:val="5B6B72"/>
+                <w:sz w:val="18"/>
               </w:rPr>
-              <w:t>(Readings, media, and links. Use a Heading 2 for each group if you group them.)</w:t>
+              <w:t>[authoring: Add readings, media, links, and citations. Video brackets can go here.]</w:t>
+            </w:r>
+          </w:p>
+          <w:p>
+            <w:pPr>
+              <w:spacing w:after="160" w:before="100"/>
+            </w:pPr>
+            <w:r>
+              <w:rPr>
+                <w:b w:val="0"/>
+                <w:i w:val="0"/>
+                <w:color w:val="000000"/>
+              </w:rPr>
+              <w:t>[placeholder: Readings and multimedia]</w:t>
             </w:r>
           </w:p>
         </w:tc>
@@ -3757,16 +3543,25 @@
         </w:tc>
       </w:tr>
       <w:tr>
-        <w:trPr>
-          <w:cantSplit/>
-        </w:trPr>
         <w:tc>
           <w:tcPr>
             <w:tcW w:type="dxa" w:w="9360"/>
           </w:tcPr>
           <w:p>
             <w:pPr>
-              <w:spacing w:after="80"/>
+              <w:spacing w:after="60"/>
+            </w:pPr>
+            <w:r>
+              <w:rPr>
+                <w:color w:val="5B6B72"/>
+                <w:sz w:val="18"/>
+              </w:rPr>
+              <w:t>[authoring: Add or remove complete Assignment: blocks; update the grading plan and rubric references.]</w:t>
+            </w:r>
+          </w:p>
+          <w:p>
+            <w:pPr>
+              <w:spacing w:after="60"/>
             </w:pPr>
             <w:r>
               <w:rPr>
@@ -3781,7 +3576,7 @@
           </w:p>
           <w:p>
             <w:pPr>
-              <w:spacing w:after="80"/>
+              <w:spacing w:after="60"/>
             </w:pPr>
             <w:r>
               <w:rPr>
@@ -3791,12 +3586,12 @@
               <w:t>Points:</w:t>
             </w:r>
             <w:r>
-              <w:t xml:space="preserve"> 10 pts</w:t>
+              <w:t xml:space="preserve"> 0 pts</w:t>
             </w:r>
           </w:p>
           <w:p>
             <w:pPr>
-              <w:spacing w:after="80"/>
+              <w:spacing w:after="60"/>
             </w:pPr>
             <w:r>
               <w:rPr>
@@ -3811,29 +3606,15 @@
           </w:p>
           <w:p>
             <w:pPr>
-              <w:spacing w:after="80"/>
+              <w:spacing w:after="160" w:before="100"/>
             </w:pPr>
             <w:r>
               <w:rPr>
-                <w:b/>
-                <w:color w:val="103945"/>
+                <w:b w:val="0"/>
+                <w:i w:val="0"/>
+                <w:color w:val="000000"/>
               </w:rPr>
-              <w:t>Rubric:</w:t>
-            </w:r>
-            <w:r>
-              <w:t xml:space="preserve"> Standard Assignment Rubric</w:t>
-            </w:r>
-          </w:p>
-          <w:p>
-            <w:pPr>
-              <w:spacing w:after="80"/>
-            </w:pPr>
-            <w:r>
-              <w:rPr>
-                <w:i/>
-                <w:color w:val="5B6B72"/>
-              </w:rPr>
-              <w:t>(Instructions. Headings inside an activity start at Heading 2. Change the points here and in the points table together.)</w:t>
+              <w:t>[placeholder: Assignment instructions for Week 5 Assignment: (title)]</w:t>
             </w:r>
           </w:p>
         </w:tc>
@@ -3863,16 +3644,25 @@
         </w:tc>
       </w:tr>
       <w:tr>
-        <w:trPr>
-          <w:cantSplit/>
-        </w:trPr>
         <w:tc>
           <w:tcPr>
             <w:tcW w:type="dxa" w:w="9360"/>
           </w:tcPr>
           <w:p>
             <w:pPr>
-              <w:spacing w:after="80"/>
+              <w:spacing w:after="60"/>
+            </w:pPr>
+            <w:r>
+              <w:rPr>
+                <w:color w:val="5B6B72"/>
+                <w:sz w:val="18"/>
+              </w:rPr>
+              <w:t>[authoring: Add or remove complete Discussion: blocks; update the grading plan and rubric references.]</w:t>
+            </w:r>
+          </w:p>
+          <w:p>
+            <w:pPr>
+              <w:spacing w:after="60"/>
             </w:pPr>
             <w:r>
               <w:rPr>
@@ -3887,7 +3677,7 @@
           </w:p>
           <w:p>
             <w:pPr>
-              <w:spacing w:after="80"/>
+              <w:spacing w:after="60"/>
             </w:pPr>
             <w:r>
               <w:rPr>
@@ -3897,12 +3687,12 @@
               <w:t>Points:</w:t>
             </w:r>
             <w:r>
-              <w:t xml:space="preserve"> 5 pts</w:t>
+              <w:t xml:space="preserve"> 0 pts</w:t>
             </w:r>
           </w:p>
           <w:p>
             <w:pPr>
-              <w:spacing w:after="80"/>
+              <w:spacing w:after="60"/>
             </w:pPr>
             <w:r>
               <w:rPr>
@@ -3917,22 +3707,7 @@
           </w:p>
           <w:p>
             <w:pPr>
-              <w:spacing w:after="80"/>
-            </w:pPr>
-            <w:r>
-              <w:rPr>
-                <w:b/>
-                <w:color w:val="103945"/>
-              </w:rPr>
-              <w:t>Rubric:</w:t>
-            </w:r>
-            <w:r>
-              <w:t xml:space="preserve"> Standard Discussion Rubric</w:t>
-            </w:r>
-          </w:p>
-          <w:p>
-            <w:pPr>
-              <w:spacing w:after="80"/>
+              <w:spacing w:after="60"/>
             </w:pPr>
             <w:r>
               <w:rPr>
@@ -3947,14 +3722,15 @@
           </w:p>
           <w:p>
             <w:pPr>
-              <w:spacing w:after="80"/>
+              <w:spacing w:after="160" w:before="100"/>
             </w:pPr>
             <w:r>
               <w:rPr>
-                <w:i/>
-                <w:color w:val="5B6B72"/>
+                <w:b w:val="0"/>
+                <w:i w:val="0"/>
+                <w:color w:val="000000"/>
               </w:rPr>
-              <w:t>(Prompt. Say when the first post and the responses are due by day of the week, not by date.)</w:t>
+              <w:t>[placeholder: Discussion prompt for Week 5 Discussion: (title)]</w:t>
             </w:r>
           </w:p>
         </w:tc>
@@ -3984,16 +3760,13 @@
         </w:tc>
       </w:tr>
       <w:tr>
-        <w:trPr>
-          <w:cantSplit/>
-        </w:trPr>
         <w:tc>
           <w:tcPr>
             <w:tcW w:type="dxa" w:w="9360"/>
           </w:tcPr>
           <w:p>
             <w:pPr>
-              <w:spacing w:after="80"/>
+              <w:spacing w:after="60"/>
             </w:pPr>
             <w:r>
               <w:rPr>
@@ -4008,7 +3781,7 @@
           </w:p>
           <w:p>
             <w:pPr>
-              <w:spacing w:after="80"/>
+              <w:spacing w:after="60"/>
             </w:pPr>
             <w:r>
               <w:rPr>
@@ -4023,14 +3796,14 @@
           </w:p>
           <w:p>
             <w:pPr>
-              <w:spacing w:after="80"/>
+              <w:spacing w:after="60"/>
             </w:pPr>
             <w:r>
               <w:rPr>
-                <w:i/>
                 <w:color w:val="5B6B72"/>
+                <w:sz w:val="18"/>
               </w:rPr>
-              <w:t>(Leave the Items line to build the list from this week's activities, or replace it with typed items.)</w:t>
+              <w:t>[authoring: Keep Items to derive the activity list, or replace it with your own items.]</w:t>
             </w:r>
           </w:p>
         </w:tc>
@@ -4038,12 +3811,18 @@
     </w:tbl>
     <w:p>
       <w:pPr>
-        <w:spacing w:after="120"/>
+        <w:spacing w:after="80" w:before="0" w:line="20" w:lineRule="exact"/>
       </w:pPr>
+      <w:r>
+        <w:rPr>
+          <w:sz w:val="2"/>
+        </w:rPr>
+      </w:r>
     </w:p>
     <w:p>
       <w:pPr>
         <w:pStyle w:val="Heading1"/>
+        <w:pageBreakBefore/>
       </w:pPr>
       <w:r>
         <w:t>Week 6 - (topic)</w:t>
@@ -4063,9 +3842,9 @@
           <w:insideV w:val="single" w:sz="4" w:space="0" w:color="C7D8DC"/>
         </w:tblBorders>
         <w:tblCellMar>
-          <w:top w:w="100" w:type="dxa"/>
+          <w:top w:w="80" w:type="dxa"/>
           <w:left w:w="140" w:type="dxa"/>
-          <w:bottom w:w="100" w:type="dxa"/>
+          <w:bottom w:w="80" w:type="dxa"/>
           <w:right w:w="140" w:type="dxa"/>
         </w:tblCellMar>
       </w:tblPr>
@@ -4091,22 +3870,19 @@
                 <w:b/>
                 <w:color w:val="103945"/>
               </w:rPr>
-              <w:t>Overview: (add an introduction to the week's topic and activities here, with references as needed)</w:t>
+              <w:t>Overview:</w:t>
             </w:r>
           </w:p>
         </w:tc>
       </w:tr>
       <w:tr>
-        <w:trPr>
-          <w:cantSplit/>
-        </w:trPr>
         <w:tc>
           <w:tcPr>
             <w:tcW w:type="dxa" w:w="9360"/>
           </w:tcPr>
           <w:p>
             <w:pPr>
-              <w:spacing w:after="80"/>
+              <w:spacing w:after="60"/>
             </w:pPr>
             <w:r>
               <w:rPr>
@@ -4121,7 +3897,7 @@
           </w:p>
           <w:p>
             <w:pPr>
-              <w:spacing w:after="80"/>
+              <w:spacing w:after="60"/>
             </w:pPr>
             <w:r>
               <w:rPr>
@@ -4136,14 +3912,27 @@
           </w:p>
           <w:p>
             <w:pPr>
-              <w:spacing w:after="80"/>
+              <w:spacing w:after="60"/>
             </w:pPr>
             <w:r>
               <w:rPr>
-                <w:i/>
                 <w:color w:val="5B6B72"/>
+                <w:sz w:val="18"/>
               </w:rPr>
-              <w:t>(Introduce the week here. Headings inside a page start at Heading 2.)</w:t>
+              <w:t>[authoring: Write the overview in the area below. Use Heading 2 for any content headings.]</w:t>
+            </w:r>
+          </w:p>
+          <w:p>
+            <w:pPr>
+              <w:spacing w:after="160" w:before="100"/>
+            </w:pPr>
+            <w:r>
+              <w:rPr>
+                <w:b w:val="0"/>
+                <w:i w:val="0"/>
+                <w:color w:val="000000"/>
+              </w:rPr>
+              <w:t>[placeholder: Overview introduction — replace this line with your text]</w:t>
             </w:r>
           </w:p>
         </w:tc>
@@ -4167,22 +3956,19 @@
                 <w:b/>
                 <w:color w:val="103945"/>
               </w:rPr>
-              <w:t>Learning Objectives: Must follow the guidelines in this Learning Objectives Guide.</w:t>
+              <w:t>Learning Objectives:</w:t>
             </w:r>
           </w:p>
         </w:tc>
       </w:tr>
       <w:tr>
-        <w:trPr>
-          <w:cantSplit/>
-        </w:trPr>
         <w:tc>
           <w:tcPr>
             <w:tcW w:type="dxa" w:w="9360"/>
           </w:tcPr>
           <w:p>
             <w:pPr>
-              <w:spacing w:after="80"/>
+              <w:spacing w:after="60"/>
             </w:pPr>
             <w:r>
               <w:t>Students will be able to:</w:t>
@@ -4190,14 +3976,31 @@
           </w:p>
           <w:p>
             <w:pPr>
-              <w:spacing w:after="80"/>
+              <w:spacing w:after="60"/>
             </w:pPr>
             <w:r>
               <w:rPr>
-                <w:i/>
                 <w:color w:val="5B6B72"/>
+                <w:sz w:val="18"/>
               </w:rPr>
-              <w:t>(One objective per bullet.)</w:t>
+              <w:t>[authoring: Write one measurable objective per bullet below. Press Enter to add another bullet.]</w:t>
+            </w:r>
+          </w:p>
+          <w:p>
+            <w:pPr>
+              <w:pStyle w:val="ListBullet"/>
+              <w:numPr>
+                <w:numId w:val="1"/>
+              </w:numPr>
+              <w:spacing w:after="160" w:before="100"/>
+            </w:pPr>
+            <w:r>
+              <w:rPr>
+                <w:b w:val="0"/>
+                <w:i w:val="0"/>
+                <w:color w:val="000000"/>
+              </w:rPr>
+              <w:t>[placeholder: Learning objective — replace this line with your text]</w:t>
             </w:r>
           </w:p>
         </w:tc>
@@ -4221,29 +4024,39 @@
                 <w:b/>
                 <w:color w:val="103945"/>
               </w:rPr>
-              <w:t>Assigned Reading and Multimedia: (add links, articles, textbook readings, videos). Include style-correct citations.</w:t>
+              <w:t>Assigned Reading and Multimedia:</w:t>
             </w:r>
           </w:p>
         </w:tc>
       </w:tr>
       <w:tr>
-        <w:trPr>
-          <w:cantSplit/>
-        </w:trPr>
         <w:tc>
           <w:tcPr>
             <w:tcW w:type="dxa" w:w="9360"/>
           </w:tcPr>
           <w:p>
             <w:pPr>
-              <w:spacing w:after="80"/>
+              <w:spacing w:after="60"/>
             </w:pPr>
             <w:r>
               <w:rPr>
-                <w:i/>
                 <w:color w:val="5B6B72"/>
+                <w:sz w:val="18"/>
               </w:rPr>
-              <w:t>(Readings, media, and links. Use a Heading 2 for each group if you group them.)</w:t>
+              <w:t>[authoring: Add readings, media, links, and citations. Video brackets can go here.]</w:t>
+            </w:r>
+          </w:p>
+          <w:p>
+            <w:pPr>
+              <w:spacing w:after="160" w:before="100"/>
+            </w:pPr>
+            <w:r>
+              <w:rPr>
+                <w:b w:val="0"/>
+                <w:i w:val="0"/>
+                <w:color w:val="000000"/>
+              </w:rPr>
+              <w:t>[placeholder: Readings and multimedia]</w:t>
             </w:r>
           </w:p>
         </w:tc>
@@ -4273,16 +4086,25 @@
         </w:tc>
       </w:tr>
       <w:tr>
-        <w:trPr>
-          <w:cantSplit/>
-        </w:trPr>
         <w:tc>
           <w:tcPr>
             <w:tcW w:type="dxa" w:w="9360"/>
           </w:tcPr>
           <w:p>
             <w:pPr>
-              <w:spacing w:after="80"/>
+              <w:spacing w:after="60"/>
+            </w:pPr>
+            <w:r>
+              <w:rPr>
+                <w:color w:val="5B6B72"/>
+                <w:sz w:val="18"/>
+              </w:rPr>
+              <w:t>[authoring: Add or remove complete Assignment: blocks; update the grading plan and rubric references.]</w:t>
+            </w:r>
+          </w:p>
+          <w:p>
+            <w:pPr>
+              <w:spacing w:after="60"/>
             </w:pPr>
             <w:r>
               <w:rPr>
@@ -4297,7 +4119,7 @@
           </w:p>
           <w:p>
             <w:pPr>
-              <w:spacing w:after="80"/>
+              <w:spacing w:after="60"/>
             </w:pPr>
             <w:r>
               <w:rPr>
@@ -4307,12 +4129,12 @@
               <w:t>Points:</w:t>
             </w:r>
             <w:r>
-              <w:t xml:space="preserve"> 10 pts</w:t>
+              <w:t xml:space="preserve"> 0 pts</w:t>
             </w:r>
           </w:p>
           <w:p>
             <w:pPr>
-              <w:spacing w:after="80"/>
+              <w:spacing w:after="60"/>
             </w:pPr>
             <w:r>
               <w:rPr>
@@ -4327,29 +4149,15 @@
           </w:p>
           <w:p>
             <w:pPr>
-              <w:spacing w:after="80"/>
+              <w:spacing w:after="160" w:before="100"/>
             </w:pPr>
             <w:r>
               <w:rPr>
-                <w:b/>
-                <w:color w:val="103945"/>
+                <w:b w:val="0"/>
+                <w:i w:val="0"/>
+                <w:color w:val="000000"/>
               </w:rPr>
-              <w:t>Rubric:</w:t>
-            </w:r>
-            <w:r>
-              <w:t xml:space="preserve"> Standard Assignment Rubric</w:t>
-            </w:r>
-          </w:p>
-          <w:p>
-            <w:pPr>
-              <w:spacing w:after="80"/>
-            </w:pPr>
-            <w:r>
-              <w:rPr>
-                <w:i/>
-                <w:color w:val="5B6B72"/>
-              </w:rPr>
-              <w:t>(Instructions. Headings inside an activity start at Heading 2. Change the points here and in the points table together.)</w:t>
+              <w:t>[placeholder: Assignment instructions for Week 6 Assignment: (title)]</w:t>
             </w:r>
           </w:p>
         </w:tc>
@@ -4379,16 +4187,25 @@
         </w:tc>
       </w:tr>
       <w:tr>
-        <w:trPr>
-          <w:cantSplit/>
-        </w:trPr>
         <w:tc>
           <w:tcPr>
             <w:tcW w:type="dxa" w:w="9360"/>
           </w:tcPr>
           <w:p>
             <w:pPr>
-              <w:spacing w:after="80"/>
+              <w:spacing w:after="60"/>
+            </w:pPr>
+            <w:r>
+              <w:rPr>
+                <w:color w:val="5B6B72"/>
+                <w:sz w:val="18"/>
+              </w:rPr>
+              <w:t>[authoring: Add or remove complete Discussion: blocks; update the grading plan and rubric references.]</w:t>
+            </w:r>
+          </w:p>
+          <w:p>
+            <w:pPr>
+              <w:spacing w:after="60"/>
             </w:pPr>
             <w:r>
               <w:rPr>
@@ -4403,7 +4220,7 @@
           </w:p>
           <w:p>
             <w:pPr>
-              <w:spacing w:after="80"/>
+              <w:spacing w:after="60"/>
             </w:pPr>
             <w:r>
               <w:rPr>
@@ -4413,12 +4230,12 @@
               <w:t>Points:</w:t>
             </w:r>
             <w:r>
-              <w:t xml:space="preserve"> 5 pts</w:t>
+              <w:t xml:space="preserve"> 0 pts</w:t>
             </w:r>
           </w:p>
           <w:p>
             <w:pPr>
-              <w:spacing w:after="80"/>
+              <w:spacing w:after="60"/>
             </w:pPr>
             <w:r>
               <w:rPr>
@@ -4433,22 +4250,7 @@
           </w:p>
           <w:p>
             <w:pPr>
-              <w:spacing w:after="80"/>
-            </w:pPr>
-            <w:r>
-              <w:rPr>
-                <w:b/>
-                <w:color w:val="103945"/>
-              </w:rPr>
-              <w:t>Rubric:</w:t>
-            </w:r>
-            <w:r>
-              <w:t xml:space="preserve"> Standard Discussion Rubric</w:t>
-            </w:r>
-          </w:p>
-          <w:p>
-            <w:pPr>
-              <w:spacing w:after="80"/>
+              <w:spacing w:after="60"/>
             </w:pPr>
             <w:r>
               <w:rPr>
@@ -4463,14 +4265,15 @@
           </w:p>
           <w:p>
             <w:pPr>
-              <w:spacing w:after="80"/>
+              <w:spacing w:after="160" w:before="100"/>
             </w:pPr>
             <w:r>
               <w:rPr>
-                <w:i/>
-                <w:color w:val="5B6B72"/>
+                <w:b w:val="0"/>
+                <w:i w:val="0"/>
+                <w:color w:val="000000"/>
               </w:rPr>
-              <w:t>(Prompt. Say when the first post and the responses are due by day of the week, not by date.)</w:t>
+              <w:t>[placeholder: Discussion prompt for Week 6 Discussion: (title)]</w:t>
             </w:r>
           </w:p>
         </w:tc>
@@ -4500,16 +4303,13 @@
         </w:tc>
       </w:tr>
       <w:tr>
-        <w:trPr>
-          <w:cantSplit/>
-        </w:trPr>
         <w:tc>
           <w:tcPr>
             <w:tcW w:type="dxa" w:w="9360"/>
           </w:tcPr>
           <w:p>
             <w:pPr>
-              <w:spacing w:after="80"/>
+              <w:spacing w:after="60"/>
             </w:pPr>
             <w:r>
               <w:rPr>
@@ -4524,7 +4324,7 @@
           </w:p>
           <w:p>
             <w:pPr>
-              <w:spacing w:after="80"/>
+              <w:spacing w:after="60"/>
             </w:pPr>
             <w:r>
               <w:rPr>
@@ -4539,14 +4339,14 @@
           </w:p>
           <w:p>
             <w:pPr>
-              <w:spacing w:after="80"/>
+              <w:spacing w:after="60"/>
             </w:pPr>
             <w:r>
               <w:rPr>
-                <w:i/>
                 <w:color w:val="5B6B72"/>
+                <w:sz w:val="18"/>
               </w:rPr>
-              <w:t>(Leave the Items line to build the list from this week's activities, or replace it with typed items.)</w:t>
+              <w:t>[authoring: Keep Items to derive the activity list, or replace it with your own items.]</w:t>
             </w:r>
           </w:p>
         </w:tc>
@@ -4554,12 +4354,18 @@
     </w:tbl>
     <w:p>
       <w:pPr>
-        <w:spacing w:after="120"/>
+        <w:spacing w:after="80" w:before="0" w:line="20" w:lineRule="exact"/>
       </w:pPr>
+      <w:r>
+        <w:rPr>
+          <w:sz w:val="2"/>
+        </w:rPr>
+      </w:r>
     </w:p>
     <w:p>
       <w:pPr>
         <w:pStyle w:val="Heading1"/>
+        <w:pageBreakBefore/>
       </w:pPr>
       <w:r>
         <w:t>Week 7 - (topic)</w:t>
@@ -4579,9 +4385,9 @@
           <w:insideV w:val="single" w:sz="4" w:space="0" w:color="C7D8DC"/>
         </w:tblBorders>
         <w:tblCellMar>
-          <w:top w:w="100" w:type="dxa"/>
+          <w:top w:w="80" w:type="dxa"/>
           <w:left w:w="140" w:type="dxa"/>
-          <w:bottom w:w="100" w:type="dxa"/>
+          <w:bottom w:w="80" w:type="dxa"/>
           <w:right w:w="140" w:type="dxa"/>
         </w:tblCellMar>
       </w:tblPr>
@@ -4607,22 +4413,19 @@
                 <w:b/>
                 <w:color w:val="103945"/>
               </w:rPr>
-              <w:t>Overview: (add an introduction to the week's topic and activities here, with references as needed)</w:t>
+              <w:t>Overview:</w:t>
             </w:r>
           </w:p>
         </w:tc>
       </w:tr>
       <w:tr>
-        <w:trPr>
-          <w:cantSplit/>
-        </w:trPr>
         <w:tc>
           <w:tcPr>
             <w:tcW w:type="dxa" w:w="9360"/>
           </w:tcPr>
           <w:p>
             <w:pPr>
-              <w:spacing w:after="80"/>
+              <w:spacing w:after="60"/>
             </w:pPr>
             <w:r>
               <w:rPr>
@@ -4637,7 +4440,7 @@
           </w:p>
           <w:p>
             <w:pPr>
-              <w:spacing w:after="80"/>
+              <w:spacing w:after="60"/>
             </w:pPr>
             <w:r>
               <w:rPr>
@@ -4652,14 +4455,27 @@
           </w:p>
           <w:p>
             <w:pPr>
-              <w:spacing w:after="80"/>
+              <w:spacing w:after="60"/>
             </w:pPr>
             <w:r>
               <w:rPr>
-                <w:i/>
                 <w:color w:val="5B6B72"/>
+                <w:sz w:val="18"/>
               </w:rPr>
-              <w:t>(Introduce the week here. Headings inside a page start at Heading 2.)</w:t>
+              <w:t>[authoring: Write the overview in the area below. Use Heading 2 for any content headings.]</w:t>
+            </w:r>
+          </w:p>
+          <w:p>
+            <w:pPr>
+              <w:spacing w:after="160" w:before="100"/>
+            </w:pPr>
+            <w:r>
+              <w:rPr>
+                <w:b w:val="0"/>
+                <w:i w:val="0"/>
+                <w:color w:val="000000"/>
+              </w:rPr>
+              <w:t>[placeholder: Overview introduction — replace this line with your text]</w:t>
             </w:r>
           </w:p>
         </w:tc>
@@ -4683,22 +4499,19 @@
                 <w:b/>
                 <w:color w:val="103945"/>
               </w:rPr>
-              <w:t>Learning Objectives: Must follow the guidelines in this Learning Objectives Guide.</w:t>
+              <w:t>Learning Objectives:</w:t>
             </w:r>
           </w:p>
         </w:tc>
       </w:tr>
       <w:tr>
-        <w:trPr>
-          <w:cantSplit/>
-        </w:trPr>
         <w:tc>
           <w:tcPr>
             <w:tcW w:type="dxa" w:w="9360"/>
           </w:tcPr>
           <w:p>
             <w:pPr>
-              <w:spacing w:after="80"/>
+              <w:spacing w:after="60"/>
             </w:pPr>
             <w:r>
               <w:t>Students will be able to:</w:t>
@@ -4706,14 +4519,31 @@
           </w:p>
           <w:p>
             <w:pPr>
-              <w:spacing w:after="80"/>
+              <w:spacing w:after="60"/>
             </w:pPr>
             <w:r>
               <w:rPr>
-                <w:i/>
                 <w:color w:val="5B6B72"/>
+                <w:sz w:val="18"/>
               </w:rPr>
-              <w:t>(One objective per bullet.)</w:t>
+              <w:t>[authoring: Write one measurable objective per bullet below. Press Enter to add another bullet.]</w:t>
+            </w:r>
+          </w:p>
+          <w:p>
+            <w:pPr>
+              <w:pStyle w:val="ListBullet"/>
+              <w:numPr>
+                <w:numId w:val="1"/>
+              </w:numPr>
+              <w:spacing w:after="160" w:before="100"/>
+            </w:pPr>
+            <w:r>
+              <w:rPr>
+                <w:b w:val="0"/>
+                <w:i w:val="0"/>
+                <w:color w:val="000000"/>
+              </w:rPr>
+              <w:t>[placeholder: Learning objective — replace this line with your text]</w:t>
             </w:r>
           </w:p>
         </w:tc>
@@ -4737,29 +4567,39 @@
                 <w:b/>
                 <w:color w:val="103945"/>
               </w:rPr>
-              <w:t>Assigned Reading and Multimedia: (add links, articles, textbook readings, videos). Include style-correct citations.</w:t>
+              <w:t>Assigned Reading and Multimedia:</w:t>
             </w:r>
           </w:p>
         </w:tc>
       </w:tr>
       <w:tr>
-        <w:trPr>
-          <w:cantSplit/>
-        </w:trPr>
         <w:tc>
           <w:tcPr>
             <w:tcW w:type="dxa" w:w="9360"/>
           </w:tcPr>
           <w:p>
             <w:pPr>
-              <w:spacing w:after="80"/>
+              <w:spacing w:after="60"/>
             </w:pPr>
             <w:r>
               <w:rPr>
-                <w:i/>
                 <w:color w:val="5B6B72"/>
+                <w:sz w:val="18"/>
               </w:rPr>
-              <w:t>(Readings, media, and links. Use a Heading 2 for each group if you group them.)</w:t>
+              <w:t>[authoring: Add readings, media, links, and citations. Video brackets can go here.]</w:t>
+            </w:r>
+          </w:p>
+          <w:p>
+            <w:pPr>
+              <w:spacing w:after="160" w:before="100"/>
+            </w:pPr>
+            <w:r>
+              <w:rPr>
+                <w:b w:val="0"/>
+                <w:i w:val="0"/>
+                <w:color w:val="000000"/>
+              </w:rPr>
+              <w:t>[placeholder: Readings and multimedia]</w:t>
             </w:r>
           </w:p>
         </w:tc>
@@ -4789,16 +4629,25 @@
         </w:tc>
       </w:tr>
       <w:tr>
-        <w:trPr>
-          <w:cantSplit/>
-        </w:trPr>
         <w:tc>
           <w:tcPr>
             <w:tcW w:type="dxa" w:w="9360"/>
           </w:tcPr>
           <w:p>
             <w:pPr>
-              <w:spacing w:after="80"/>
+              <w:spacing w:after="60"/>
+            </w:pPr>
+            <w:r>
+              <w:rPr>
+                <w:color w:val="5B6B72"/>
+                <w:sz w:val="18"/>
+              </w:rPr>
+              <w:t>[authoring: Add or remove complete Assignment: blocks; update the grading plan and rubric references.]</w:t>
+            </w:r>
+          </w:p>
+          <w:p>
+            <w:pPr>
+              <w:spacing w:after="60"/>
             </w:pPr>
             <w:r>
               <w:rPr>
@@ -4813,7 +4662,7 @@
           </w:p>
           <w:p>
             <w:pPr>
-              <w:spacing w:after="80"/>
+              <w:spacing w:after="60"/>
             </w:pPr>
             <w:r>
               <w:rPr>
@@ -4823,12 +4672,12 @@
               <w:t>Points:</w:t>
             </w:r>
             <w:r>
-              <w:t xml:space="preserve"> 10 pts</w:t>
+              <w:t xml:space="preserve"> 0 pts</w:t>
             </w:r>
           </w:p>
           <w:p>
             <w:pPr>
-              <w:spacing w:after="80"/>
+              <w:spacing w:after="60"/>
             </w:pPr>
             <w:r>
               <w:rPr>
@@ -4843,29 +4692,15 @@
           </w:p>
           <w:p>
             <w:pPr>
-              <w:spacing w:after="80"/>
+              <w:spacing w:after="160" w:before="100"/>
             </w:pPr>
             <w:r>
               <w:rPr>
-                <w:b/>
-                <w:color w:val="103945"/>
+                <w:b w:val="0"/>
+                <w:i w:val="0"/>
+                <w:color w:val="000000"/>
               </w:rPr>
-              <w:t>Rubric:</w:t>
-            </w:r>
-            <w:r>
-              <w:t xml:space="preserve"> Standard Assignment Rubric</w:t>
-            </w:r>
-          </w:p>
-          <w:p>
-            <w:pPr>
-              <w:spacing w:after="80"/>
-            </w:pPr>
-            <w:r>
-              <w:rPr>
-                <w:i/>
-                <w:color w:val="5B6B72"/>
-              </w:rPr>
-              <w:t>(Instructions. Headings inside an activity start at Heading 2. Change the points here and in the points table together.)</w:t>
+              <w:t>[placeholder: Assignment instructions for Week 7 Assignment: (title)]</w:t>
             </w:r>
           </w:p>
         </w:tc>
@@ -4895,16 +4730,25 @@
         </w:tc>
       </w:tr>
       <w:tr>
-        <w:trPr>
-          <w:cantSplit/>
-        </w:trPr>
         <w:tc>
           <w:tcPr>
             <w:tcW w:type="dxa" w:w="9360"/>
           </w:tcPr>
           <w:p>
             <w:pPr>
-              <w:spacing w:after="80"/>
+              <w:spacing w:after="60"/>
+            </w:pPr>
+            <w:r>
+              <w:rPr>
+                <w:color w:val="5B6B72"/>
+                <w:sz w:val="18"/>
+              </w:rPr>
+              <w:t>[authoring: Add or remove complete Discussion: blocks; update the grading plan and rubric references.]</w:t>
+            </w:r>
+          </w:p>
+          <w:p>
+            <w:pPr>
+              <w:spacing w:after="60"/>
             </w:pPr>
             <w:r>
               <w:rPr>
@@ -4919,7 +4763,7 @@
           </w:p>
           <w:p>
             <w:pPr>
-              <w:spacing w:after="80"/>
+              <w:spacing w:after="60"/>
             </w:pPr>
             <w:r>
               <w:rPr>
@@ -4929,12 +4773,12 @@
               <w:t>Points:</w:t>
             </w:r>
             <w:r>
-              <w:t xml:space="preserve"> 5 pts</w:t>
+              <w:t xml:space="preserve"> 0 pts</w:t>
             </w:r>
           </w:p>
           <w:p>
             <w:pPr>
-              <w:spacing w:after="80"/>
+              <w:spacing w:after="60"/>
             </w:pPr>
             <w:r>
               <w:rPr>
@@ -4949,22 +4793,7 @@
           </w:p>
           <w:p>
             <w:pPr>
-              <w:spacing w:after="80"/>
-            </w:pPr>
-            <w:r>
-              <w:rPr>
-                <w:b/>
-                <w:color w:val="103945"/>
-              </w:rPr>
-              <w:t>Rubric:</w:t>
-            </w:r>
-            <w:r>
-              <w:t xml:space="preserve"> Standard Discussion Rubric</w:t>
-            </w:r>
-          </w:p>
-          <w:p>
-            <w:pPr>
-              <w:spacing w:after="80"/>
+              <w:spacing w:after="60"/>
             </w:pPr>
             <w:r>
               <w:rPr>
@@ -4979,14 +4808,15 @@
           </w:p>
           <w:p>
             <w:pPr>
-              <w:spacing w:after="80"/>
+              <w:spacing w:after="160" w:before="100"/>
             </w:pPr>
             <w:r>
               <w:rPr>
-                <w:i/>
-                <w:color w:val="5B6B72"/>
+                <w:b w:val="0"/>
+                <w:i w:val="0"/>
+                <w:color w:val="000000"/>
               </w:rPr>
-              <w:t>(Prompt. Say when the first post and the responses are due by day of the week, not by date.)</w:t>
+              <w:t>[placeholder: Discussion prompt for Week 7 Discussion: (title)]</w:t>
             </w:r>
           </w:p>
         </w:tc>
@@ -5016,16 +4846,13 @@
         </w:tc>
       </w:tr>
       <w:tr>
-        <w:trPr>
-          <w:cantSplit/>
-        </w:trPr>
         <w:tc>
           <w:tcPr>
             <w:tcW w:type="dxa" w:w="9360"/>
           </w:tcPr>
           <w:p>
             <w:pPr>
-              <w:spacing w:after="80"/>
+              <w:spacing w:after="60"/>
             </w:pPr>
             <w:r>
               <w:rPr>
@@ -5040,7 +4867,7 @@
           </w:p>
           <w:p>
             <w:pPr>
-              <w:spacing w:after="80"/>
+              <w:spacing w:after="60"/>
             </w:pPr>
             <w:r>
               <w:rPr>
@@ -5055,14 +4882,14 @@
           </w:p>
           <w:p>
             <w:pPr>
-              <w:spacing w:after="80"/>
+              <w:spacing w:after="60"/>
             </w:pPr>
             <w:r>
               <w:rPr>
-                <w:i/>
                 <w:color w:val="5B6B72"/>
+                <w:sz w:val="18"/>
               </w:rPr>
-              <w:t>(Leave the Items line to build the list from this week's activities, or replace it with typed items.)</w:t>
+              <w:t>[authoring: Keep Items to derive the activity list, or replace it with your own items.]</w:t>
             </w:r>
           </w:p>
         </w:tc>
@@ -5070,12 +4897,18 @@
     </w:tbl>
     <w:p>
       <w:pPr>
-        <w:spacing w:after="120"/>
+        <w:spacing w:after="80" w:before="0" w:line="20" w:lineRule="exact"/>
       </w:pPr>
+      <w:r>
+        <w:rPr>
+          <w:sz w:val="2"/>
+        </w:rPr>
+      </w:r>
     </w:p>
     <w:p>
       <w:pPr>
         <w:pStyle w:val="Heading1"/>
+        <w:pageBreakBefore/>
       </w:pPr>
       <w:r>
         <w:t>Week 8 - (topic)</w:t>
@@ -5095,9 +4928,9 @@
           <w:insideV w:val="single" w:sz="4" w:space="0" w:color="C7D8DC"/>
         </w:tblBorders>
         <w:tblCellMar>
-          <w:top w:w="100" w:type="dxa"/>
+          <w:top w:w="80" w:type="dxa"/>
           <w:left w:w="140" w:type="dxa"/>
-          <w:bottom w:w="100" w:type="dxa"/>
+          <w:bottom w:w="80" w:type="dxa"/>
           <w:right w:w="140" w:type="dxa"/>
         </w:tblCellMar>
       </w:tblPr>
@@ -5123,22 +4956,19 @@
                 <w:b/>
                 <w:color w:val="103945"/>
               </w:rPr>
-              <w:t>Overview: (add an introduction to the week's topic and activities here, with references as needed)</w:t>
+              <w:t>Overview:</w:t>
             </w:r>
           </w:p>
         </w:tc>
       </w:tr>
       <w:tr>
-        <w:trPr>
-          <w:cantSplit/>
-        </w:trPr>
         <w:tc>
           <w:tcPr>
             <w:tcW w:type="dxa" w:w="9360"/>
           </w:tcPr>
           <w:p>
             <w:pPr>
-              <w:spacing w:after="80"/>
+              <w:spacing w:after="60"/>
             </w:pPr>
             <w:r>
               <w:rPr>
@@ -5153,7 +4983,7 @@
           </w:p>
           <w:p>
             <w:pPr>
-              <w:spacing w:after="80"/>
+              <w:spacing w:after="60"/>
             </w:pPr>
             <w:r>
               <w:rPr>
@@ -5168,14 +4998,27 @@
           </w:p>
           <w:p>
             <w:pPr>
-              <w:spacing w:after="80"/>
+              <w:spacing w:after="60"/>
             </w:pPr>
             <w:r>
               <w:rPr>
-                <w:i/>
                 <w:color w:val="5B6B72"/>
+                <w:sz w:val="18"/>
               </w:rPr>
-              <w:t>(Introduce the week here. Headings inside a page start at Heading 2.)</w:t>
+              <w:t>[authoring: Write the overview in the area below. Use Heading 2 for any content headings.]</w:t>
+            </w:r>
+          </w:p>
+          <w:p>
+            <w:pPr>
+              <w:spacing w:after="160" w:before="100"/>
+            </w:pPr>
+            <w:r>
+              <w:rPr>
+                <w:b w:val="0"/>
+                <w:i w:val="0"/>
+                <w:color w:val="000000"/>
+              </w:rPr>
+              <w:t>[placeholder: Overview introduction — replace this line with your text]</w:t>
             </w:r>
           </w:p>
         </w:tc>
@@ -5199,22 +5042,19 @@
                 <w:b/>
                 <w:color w:val="103945"/>
               </w:rPr>
-              <w:t>Learning Objectives: Must follow the guidelines in this Learning Objectives Guide.</w:t>
+              <w:t>Learning Objectives:</w:t>
             </w:r>
           </w:p>
         </w:tc>
       </w:tr>
       <w:tr>
-        <w:trPr>
-          <w:cantSplit/>
-        </w:trPr>
         <w:tc>
           <w:tcPr>
             <w:tcW w:type="dxa" w:w="9360"/>
           </w:tcPr>
           <w:p>
             <w:pPr>
-              <w:spacing w:after="80"/>
+              <w:spacing w:after="60"/>
             </w:pPr>
             <w:r>
               <w:t>Students will be able to:</w:t>
@@ -5222,14 +5062,31 @@
           </w:p>
           <w:p>
             <w:pPr>
-              <w:spacing w:after="80"/>
+              <w:spacing w:after="60"/>
             </w:pPr>
             <w:r>
               <w:rPr>
-                <w:i/>
                 <w:color w:val="5B6B72"/>
+                <w:sz w:val="18"/>
               </w:rPr>
-              <w:t>(One objective per bullet.)</w:t>
+              <w:t>[authoring: Write one measurable objective per bullet below. Press Enter to add another bullet.]</w:t>
+            </w:r>
+          </w:p>
+          <w:p>
+            <w:pPr>
+              <w:pStyle w:val="ListBullet"/>
+              <w:numPr>
+                <w:numId w:val="1"/>
+              </w:numPr>
+              <w:spacing w:after="160" w:before="100"/>
+            </w:pPr>
+            <w:r>
+              <w:rPr>
+                <w:b w:val="0"/>
+                <w:i w:val="0"/>
+                <w:color w:val="000000"/>
+              </w:rPr>
+              <w:t>[placeholder: Learning objective — replace this line with your text]</w:t>
             </w:r>
           </w:p>
         </w:tc>
@@ -5253,29 +5110,39 @@
                 <w:b/>
                 <w:color w:val="103945"/>
               </w:rPr>
-              <w:t>Assigned Reading and Multimedia: (add links, articles, textbook readings, videos). Include style-correct citations.</w:t>
+              <w:t>Assigned Reading and Multimedia:</w:t>
             </w:r>
           </w:p>
         </w:tc>
       </w:tr>
       <w:tr>
-        <w:trPr>
-          <w:cantSplit/>
-        </w:trPr>
         <w:tc>
           <w:tcPr>
             <w:tcW w:type="dxa" w:w="9360"/>
           </w:tcPr>
           <w:p>
             <w:pPr>
-              <w:spacing w:after="80"/>
+              <w:spacing w:after="60"/>
             </w:pPr>
             <w:r>
               <w:rPr>
-                <w:i/>
                 <w:color w:val="5B6B72"/>
+                <w:sz w:val="18"/>
               </w:rPr>
-              <w:t>(Readings, media, and links. Use a Heading 2 for each group if you group them.)</w:t>
+              <w:t>[authoring: Add readings, media, links, and citations. Video brackets can go here.]</w:t>
+            </w:r>
+          </w:p>
+          <w:p>
+            <w:pPr>
+              <w:spacing w:after="160" w:before="100"/>
+            </w:pPr>
+            <w:r>
+              <w:rPr>
+                <w:b w:val="0"/>
+                <w:i w:val="0"/>
+                <w:color w:val="000000"/>
+              </w:rPr>
+              <w:t>[placeholder: Readings and multimedia]</w:t>
             </w:r>
           </w:p>
         </w:tc>
@@ -5305,16 +5172,25 @@
         </w:tc>
       </w:tr>
       <w:tr>
-        <w:trPr>
-          <w:cantSplit/>
-        </w:trPr>
         <w:tc>
           <w:tcPr>
             <w:tcW w:type="dxa" w:w="9360"/>
           </w:tcPr>
           <w:p>
             <w:pPr>
-              <w:spacing w:after="80"/>
+              <w:spacing w:after="60"/>
+            </w:pPr>
+            <w:r>
+              <w:rPr>
+                <w:color w:val="5B6B72"/>
+                <w:sz w:val="18"/>
+              </w:rPr>
+              <w:t>[authoring: Add or remove complete Assignment: blocks; update the grading plan and rubric references.]</w:t>
+            </w:r>
+          </w:p>
+          <w:p>
+            <w:pPr>
+              <w:spacing w:after="60"/>
             </w:pPr>
             <w:r>
               <w:rPr>
@@ -5329,7 +5205,7 @@
           </w:p>
           <w:p>
             <w:pPr>
-              <w:spacing w:after="80"/>
+              <w:spacing w:after="60"/>
             </w:pPr>
             <w:r>
               <w:rPr>
@@ -5339,12 +5215,12 @@
               <w:t>Points:</w:t>
             </w:r>
             <w:r>
-              <w:t xml:space="preserve"> 10 pts</w:t>
+              <w:t xml:space="preserve"> 0 pts</w:t>
             </w:r>
           </w:p>
           <w:p>
             <w:pPr>
-              <w:spacing w:after="80"/>
+              <w:spacing w:after="60"/>
             </w:pPr>
             <w:r>
               <w:rPr>
@@ -5359,29 +5235,15 @@
           </w:p>
           <w:p>
             <w:pPr>
-              <w:spacing w:after="80"/>
+              <w:spacing w:after="160" w:before="100"/>
             </w:pPr>
             <w:r>
               <w:rPr>
-                <w:b/>
-                <w:color w:val="103945"/>
+                <w:b w:val="0"/>
+                <w:i w:val="0"/>
+                <w:color w:val="000000"/>
               </w:rPr>
-              <w:t>Rubric:</w:t>
-            </w:r>
-            <w:r>
-              <w:t xml:space="preserve"> Standard Assignment Rubric</w:t>
-            </w:r>
-          </w:p>
-          <w:p>
-            <w:pPr>
-              <w:spacing w:after="80"/>
-            </w:pPr>
-            <w:r>
-              <w:rPr>
-                <w:i/>
-                <w:color w:val="5B6B72"/>
-              </w:rPr>
-              <w:t>(Instructions. Headings inside an activity start at Heading 2. Change the points here and in the points table together.)</w:t>
+              <w:t>[placeholder: Assignment instructions for Week 8 Assignment: (title)]</w:t>
             </w:r>
           </w:p>
         </w:tc>
@@ -5411,16 +5273,25 @@
         </w:tc>
       </w:tr>
       <w:tr>
-        <w:trPr>
-          <w:cantSplit/>
-        </w:trPr>
         <w:tc>
           <w:tcPr>
             <w:tcW w:type="dxa" w:w="9360"/>
           </w:tcPr>
           <w:p>
             <w:pPr>
-              <w:spacing w:after="80"/>
+              <w:spacing w:after="60"/>
+            </w:pPr>
+            <w:r>
+              <w:rPr>
+                <w:color w:val="5B6B72"/>
+                <w:sz w:val="18"/>
+              </w:rPr>
+              <w:t>[authoring: Add or remove complete Discussion: blocks; update the grading plan and rubric references.]</w:t>
+            </w:r>
+          </w:p>
+          <w:p>
+            <w:pPr>
+              <w:spacing w:after="60"/>
             </w:pPr>
             <w:r>
               <w:rPr>
@@ -5435,7 +5306,7 @@
           </w:p>
           <w:p>
             <w:pPr>
-              <w:spacing w:after="80"/>
+              <w:spacing w:after="60"/>
             </w:pPr>
             <w:r>
               <w:rPr>
@@ -5445,12 +5316,12 @@
               <w:t>Points:</w:t>
             </w:r>
             <w:r>
-              <w:t xml:space="preserve"> 5 pts</w:t>
+              <w:t xml:space="preserve"> 0 pts</w:t>
             </w:r>
           </w:p>
           <w:p>
             <w:pPr>
-              <w:spacing w:after="80"/>
+              <w:spacing w:after="60"/>
             </w:pPr>
             <w:r>
               <w:rPr>
@@ -5465,22 +5336,7 @@
           </w:p>
           <w:p>
             <w:pPr>
-              <w:spacing w:after="80"/>
-            </w:pPr>
-            <w:r>
-              <w:rPr>
-                <w:b/>
-                <w:color w:val="103945"/>
-              </w:rPr>
-              <w:t>Rubric:</w:t>
-            </w:r>
-            <w:r>
-              <w:t xml:space="preserve"> Standard Discussion Rubric</w:t>
-            </w:r>
-          </w:p>
-          <w:p>
-            <w:pPr>
-              <w:spacing w:after="80"/>
+              <w:spacing w:after="60"/>
             </w:pPr>
             <w:r>
               <w:rPr>
@@ -5495,14 +5351,15 @@
           </w:p>
           <w:p>
             <w:pPr>
-              <w:spacing w:after="80"/>
+              <w:spacing w:after="160" w:before="100"/>
             </w:pPr>
             <w:r>
               <w:rPr>
-                <w:i/>
-                <w:color w:val="5B6B72"/>
+                <w:b w:val="0"/>
+                <w:i w:val="0"/>
+                <w:color w:val="000000"/>
               </w:rPr>
-              <w:t>(Prompt. Say when the first post and the responses are due by day of the week, not by date.)</w:t>
+              <w:t>[placeholder: Discussion prompt for Week 8 Discussion: (title)]</w:t>
             </w:r>
           </w:p>
         </w:tc>
@@ -5532,16 +5389,13 @@
         </w:tc>
       </w:tr>
       <w:tr>
-        <w:trPr>
-          <w:cantSplit/>
-        </w:trPr>
         <w:tc>
           <w:tcPr>
             <w:tcW w:type="dxa" w:w="9360"/>
           </w:tcPr>
           <w:p>
             <w:pPr>
-              <w:spacing w:after="80"/>
+              <w:spacing w:after="60"/>
             </w:pPr>
             <w:r>
               <w:rPr>
@@ -5556,7 +5410,7 @@
           </w:p>
           <w:p>
             <w:pPr>
-              <w:spacing w:after="80"/>
+              <w:spacing w:after="60"/>
             </w:pPr>
             <w:r>
               <w:rPr>
@@ -5571,14 +5425,14 @@
           </w:p>
           <w:p>
             <w:pPr>
-              <w:spacing w:after="80"/>
+              <w:spacing w:after="60"/>
             </w:pPr>
             <w:r>
               <w:rPr>
-                <w:i/>
                 <w:color w:val="5B6B72"/>
+                <w:sz w:val="18"/>
               </w:rPr>
-              <w:t>(Leave the Items line to build the list from this week's activities, or replace it with typed items.)</w:t>
+              <w:t>[authoring: Keep Items to derive the activity list, or replace it with your own items.]</w:t>
             </w:r>
           </w:p>
         </w:tc>
@@ -5586,8 +5440,13 @@
     </w:tbl>
     <w:p>
       <w:pPr>
-        <w:spacing w:after="120"/>
+        <w:spacing w:after="80" w:before="0" w:line="20" w:lineRule="exact"/>
       </w:pPr>
+      <w:r>
+        <w:rPr>
+          <w:sz w:val="2"/>
+        </w:rPr>
+      </w:r>
     </w:p>
     <w:p>
       <w:pPr>
@@ -5599,14 +5458,14 @@
     </w:p>
     <w:p>
       <w:pPr>
-        <w:spacing w:after="80"/>
+        <w:spacing w:after="60"/>
       </w:pPr>
       <w:r>
         <w:rPr>
-          <w:i/>
           <w:color w:val="5B6B72"/>
+          <w:sz w:val="18"/>
         </w:rPr>
-        <w:t>(Activities that belong to no week, such as a course questions forum. Delete if none.)</w:t>
+        <w:t>[authoring: Add complete activity blocks here only for activities that belong to no week.]</w:t>
       </w:r>
     </w:p>
     <w:p>
@@ -5618,735 +5477,16 @@
       </w:r>
     </w:p>
     <w:p>
-      <w:r>
-        <w:rPr>
-          <w:i/>
-          <w:color w:val="5B6B72"/>
-        </w:rPr>
-        <w:t>One rubric per Heading 2: its name, then one 'Used by:' line per activity, then its table. Level headers carry a percentage; criterion labels carry a weight in percent; weights add to 100.</w:t>
-      </w:r>
-    </w:p>
-    <w:p>
       <w:pPr>
-        <w:pStyle w:val="Heading2"/>
-      </w:pPr>
-      <w:r>
-        <w:t>Standard Assignment Rubric</w:t>
-      </w:r>
-    </w:p>
-    <w:p>
-      <w:pPr>
-        <w:spacing w:after="80"/>
+        <w:spacing w:after="60"/>
       </w:pPr>
       <w:r>
         <w:rPr>
-          <w:b/>
-          <w:color w:val="103945"/>
+          <w:color w:val="5B6B72"/>
+          <w:sz w:val="18"/>
         </w:rPr>
-        <w:t>Used by:</w:t>
+        <w:t>[authoring: One rubric per Heading 2, then one Used by: line per activity, then the rubric table. Level headers carry percentages; criterion weights total 100%.]</w:t>
       </w:r>
-      <w:r>
-        <w:t xml:space="preserve"> Assignment: Week 1 Assignment: (title)</w:t>
-      </w:r>
-    </w:p>
-    <w:p>
-      <w:pPr>
-        <w:spacing w:after="80"/>
-      </w:pPr>
-      <w:r>
-        <w:rPr>
-          <w:b/>
-          <w:color w:val="103945"/>
-        </w:rPr>
-        <w:t>Used by:</w:t>
-      </w:r>
-      <w:r>
-        <w:t xml:space="preserve"> Assignment: Week 2 Assignment: (title)</w:t>
-      </w:r>
-    </w:p>
-    <w:p>
-      <w:pPr>
-        <w:spacing w:after="80"/>
-      </w:pPr>
-      <w:r>
-        <w:rPr>
-          <w:b/>
-          <w:color w:val="103945"/>
-        </w:rPr>
-        <w:t>Used by:</w:t>
-      </w:r>
-      <w:r>
-        <w:t xml:space="preserve"> Assignment: Week 3 Assignment: (title)</w:t>
-      </w:r>
-    </w:p>
-    <w:p>
-      <w:pPr>
-        <w:spacing w:after="80"/>
-      </w:pPr>
-      <w:r>
-        <w:rPr>
-          <w:b/>
-          <w:color w:val="103945"/>
-        </w:rPr>
-        <w:t>Used by:</w:t>
-      </w:r>
-      <w:r>
-        <w:t xml:space="preserve"> Assignment: Week 4 Assignment: (title)</w:t>
-      </w:r>
-    </w:p>
-    <w:p>
-      <w:pPr>
-        <w:spacing w:after="80"/>
-      </w:pPr>
-      <w:r>
-        <w:rPr>
-          <w:b/>
-          <w:color w:val="103945"/>
-        </w:rPr>
-        <w:t>Used by:</w:t>
-      </w:r>
-      <w:r>
-        <w:t xml:space="preserve"> Assignment: Week 5 Assignment: (title)</w:t>
-      </w:r>
-    </w:p>
-    <w:p>
-      <w:pPr>
-        <w:spacing w:after="80"/>
-      </w:pPr>
-      <w:r>
-        <w:rPr>
-          <w:b/>
-          <w:color w:val="103945"/>
-        </w:rPr>
-        <w:t>Used by:</w:t>
-      </w:r>
-      <w:r>
-        <w:t xml:space="preserve"> Assignment: Week 6 Assignment: (title)</w:t>
-      </w:r>
-    </w:p>
-    <w:p>
-      <w:pPr>
-        <w:spacing w:after="80"/>
-      </w:pPr>
-      <w:r>
-        <w:rPr>
-          <w:b/>
-          <w:color w:val="103945"/>
-        </w:rPr>
-        <w:t>Used by:</w:t>
-      </w:r>
-      <w:r>
-        <w:t xml:space="preserve"> Assignment: Week 7 Assignment: (title)</w:t>
-      </w:r>
-    </w:p>
-    <w:p>
-      <w:pPr>
-        <w:spacing w:after="80"/>
-      </w:pPr>
-      <w:r>
-        <w:rPr>
-          <w:b/>
-          <w:color w:val="103945"/>
-        </w:rPr>
-        <w:t>Used by:</w:t>
-      </w:r>
-      <w:r>
-        <w:t xml:space="preserve"> Assignment: Week 8 Assignment: (title)</w:t>
-      </w:r>
-    </w:p>
-    <w:tbl>
-      <w:tblPr>
-        <w:tblW w:type="auto" w:w="0"/>
-        <w:tblLook w:firstColumn="1" w:firstRow="1" w:lastColumn="0" w:lastRow="0" w:noHBand="0" w:noVBand="1" w:val="04A0"/>
-        <w:tblBorders>
-          <w:top w:val="single" w:sz="4" w:space="0" w:color="C7D8DC"/>
-          <w:left w:val="single" w:sz="4" w:space="0" w:color="C7D8DC"/>
-          <w:bottom w:val="single" w:sz="4" w:space="0" w:color="C7D8DC"/>
-          <w:right w:val="single" w:sz="4" w:space="0" w:color="C7D8DC"/>
-          <w:insideH w:val="single" w:sz="4" w:space="0" w:color="C7D8DC"/>
-          <w:insideV w:val="single" w:sz="4" w:space="0" w:color="C7D8DC"/>
-        </w:tblBorders>
-        <w:tblCellMar>
-          <w:top w:w="60" w:type="dxa"/>
-          <w:left w:w="140" w:type="dxa"/>
-          <w:bottom w:w="60" w:type="dxa"/>
-          <w:right w:w="140" w:type="dxa"/>
-        </w:tblCellMar>
-      </w:tblPr>
-      <w:tblGrid>
-        <w:gridCol w:w="2340"/>
-        <w:gridCol w:w="2340"/>
-        <w:gridCol w:w="2340"/>
-        <w:gridCol w:w="2340"/>
-      </w:tblGrid>
-      <w:tr>
-        <w:tc>
-          <w:tcPr>
-            <w:tcW w:type="dxa" w:w="2340"/>
-            <w:shd w:val="clear" w:color="auto" w:fill="EDF4F6"/>
-          </w:tcPr>
-          <w:p>
-            <w:r>
-              <w:rPr>
-                <w:b/>
-                <w:color w:val="103945"/>
-              </w:rPr>
-              <w:t>Criterion</w:t>
-            </w:r>
-          </w:p>
-        </w:tc>
-        <w:tc>
-          <w:tcPr>
-            <w:tcW w:type="dxa" w:w="2340"/>
-            <w:shd w:val="clear" w:color="auto" w:fill="EDF4F6"/>
-          </w:tcPr>
-          <w:p>
-            <w:r>
-              <w:rPr>
-                <w:b/>
-                <w:color w:val="103945"/>
-              </w:rPr>
-              <w:t>Exemplary — 100%</w:t>
-            </w:r>
-          </w:p>
-        </w:tc>
-        <w:tc>
-          <w:tcPr>
-            <w:tcW w:type="dxa" w:w="2340"/>
-            <w:shd w:val="clear" w:color="auto" w:fill="EDF4F6"/>
-          </w:tcPr>
-          <w:p>
-            <w:r>
-              <w:rPr>
-                <w:b/>
-                <w:color w:val="103945"/>
-              </w:rPr>
-              <w:t>Proficient — 80%</w:t>
-            </w:r>
-          </w:p>
-        </w:tc>
-        <w:tc>
-          <w:tcPr>
-            <w:tcW w:type="dxa" w:w="2340"/>
-            <w:shd w:val="clear" w:color="auto" w:fill="EDF4F6"/>
-          </w:tcPr>
-          <w:p>
-            <w:r>
-              <w:rPr>
-                <w:b/>
-                <w:color w:val="103945"/>
-              </w:rPr>
-              <w:t>Developing — 50%</w:t>
-            </w:r>
-          </w:p>
-        </w:tc>
-      </w:tr>
-      <w:tr>
-        <w:tc>
-          <w:tcPr>
-            <w:tcW w:type="dxa" w:w="2340"/>
-          </w:tcPr>
-          <w:p>
-            <w:pPr>
-              <w:spacing w:after="80"/>
-            </w:pPr>
-            <w:r>
-              <w:rPr>
-                <w:i/>
-                <w:color w:val="5B6B72"/>
-              </w:rPr>
-              <w:t>(first criterion) (50%)</w:t>
-            </w:r>
-          </w:p>
-        </w:tc>
-        <w:tc>
-          <w:tcPr>
-            <w:tcW w:type="dxa" w:w="2340"/>
-          </w:tcPr>
-          <w:p>
-            <w:pPr>
-              <w:spacing w:after="80"/>
-            </w:pPr>
-            <w:r>
-              <w:rPr>
-                <w:i/>
-                <w:color w:val="5B6B72"/>
-              </w:rPr>
-              <w:t>(descriptor)</w:t>
-            </w:r>
-          </w:p>
-        </w:tc>
-        <w:tc>
-          <w:tcPr>
-            <w:tcW w:type="dxa" w:w="2340"/>
-          </w:tcPr>
-          <w:p>
-            <w:pPr>
-              <w:spacing w:after="80"/>
-            </w:pPr>
-            <w:r>
-              <w:rPr>
-                <w:i/>
-                <w:color w:val="5B6B72"/>
-              </w:rPr>
-              <w:t>(descriptor)</w:t>
-            </w:r>
-          </w:p>
-        </w:tc>
-        <w:tc>
-          <w:tcPr>
-            <w:tcW w:type="dxa" w:w="2340"/>
-          </w:tcPr>
-          <w:p>
-            <w:pPr>
-              <w:spacing w:after="80"/>
-            </w:pPr>
-            <w:r>
-              <w:rPr>
-                <w:i/>
-                <w:color w:val="5B6B72"/>
-              </w:rPr>
-              <w:t>(descriptor)</w:t>
-            </w:r>
-          </w:p>
-        </w:tc>
-      </w:tr>
-      <w:tr>
-        <w:tc>
-          <w:tcPr>
-            <w:tcW w:type="dxa" w:w="2340"/>
-          </w:tcPr>
-          <w:p>
-            <w:pPr>
-              <w:spacing w:after="80"/>
-            </w:pPr>
-            <w:r>
-              <w:rPr>
-                <w:i/>
-                <w:color w:val="5B6B72"/>
-              </w:rPr>
-              <w:t>(second criterion) (50%)</w:t>
-            </w:r>
-          </w:p>
-        </w:tc>
-        <w:tc>
-          <w:tcPr>
-            <w:tcW w:type="dxa" w:w="2340"/>
-          </w:tcPr>
-          <w:p>
-            <w:pPr>
-              <w:spacing w:after="80"/>
-            </w:pPr>
-            <w:r>
-              <w:rPr>
-                <w:i/>
-                <w:color w:val="5B6B72"/>
-              </w:rPr>
-              <w:t>(descriptor)</w:t>
-            </w:r>
-          </w:p>
-        </w:tc>
-        <w:tc>
-          <w:tcPr>
-            <w:tcW w:type="dxa" w:w="2340"/>
-          </w:tcPr>
-          <w:p>
-            <w:pPr>
-              <w:spacing w:after="80"/>
-            </w:pPr>
-            <w:r>
-              <w:rPr>
-                <w:i/>
-                <w:color w:val="5B6B72"/>
-              </w:rPr>
-              <w:t>(descriptor)</w:t>
-            </w:r>
-          </w:p>
-        </w:tc>
-        <w:tc>
-          <w:tcPr>
-            <w:tcW w:type="dxa" w:w="2340"/>
-          </w:tcPr>
-          <w:p>
-            <w:pPr>
-              <w:spacing w:after="80"/>
-            </w:pPr>
-            <w:r>
-              <w:rPr>
-                <w:i/>
-                <w:color w:val="5B6B72"/>
-              </w:rPr>
-              <w:t>(descriptor)</w:t>
-            </w:r>
-          </w:p>
-        </w:tc>
-      </w:tr>
-    </w:tbl>
-    <w:p>
-      <w:pPr>
-        <w:spacing w:after="120"/>
-      </w:pPr>
-    </w:p>
-    <w:p>
-      <w:pPr>
-        <w:pStyle w:val="Heading2"/>
-      </w:pPr>
-      <w:r>
-        <w:t>Standard Discussion Rubric</w:t>
-      </w:r>
-    </w:p>
-    <w:p>
-      <w:pPr>
-        <w:spacing w:after="80"/>
-      </w:pPr>
-      <w:r>
-        <w:rPr>
-          <w:b/>
-          <w:color w:val="103945"/>
-        </w:rPr>
-        <w:t>Used by:</w:t>
-      </w:r>
-      <w:r>
-        <w:t xml:space="preserve"> Discussion: Week 1 Discussion: (title)</w:t>
-      </w:r>
-    </w:p>
-    <w:p>
-      <w:pPr>
-        <w:spacing w:after="80"/>
-      </w:pPr>
-      <w:r>
-        <w:rPr>
-          <w:b/>
-          <w:color w:val="103945"/>
-        </w:rPr>
-        <w:t>Used by:</w:t>
-      </w:r>
-      <w:r>
-        <w:t xml:space="preserve"> Discussion: Week 2 Discussion: (title)</w:t>
-      </w:r>
-    </w:p>
-    <w:p>
-      <w:pPr>
-        <w:spacing w:after="80"/>
-      </w:pPr>
-      <w:r>
-        <w:rPr>
-          <w:b/>
-          <w:color w:val="103945"/>
-        </w:rPr>
-        <w:t>Used by:</w:t>
-      </w:r>
-      <w:r>
-        <w:t xml:space="preserve"> Discussion: Week 3 Discussion: (title)</w:t>
-      </w:r>
-    </w:p>
-    <w:p>
-      <w:pPr>
-        <w:spacing w:after="80"/>
-      </w:pPr>
-      <w:r>
-        <w:rPr>
-          <w:b/>
-          <w:color w:val="103945"/>
-        </w:rPr>
-        <w:t>Used by:</w:t>
-      </w:r>
-      <w:r>
-        <w:t xml:space="preserve"> Discussion: Week 4 Discussion: (title)</w:t>
-      </w:r>
-    </w:p>
-    <w:p>
-      <w:pPr>
-        <w:spacing w:after="80"/>
-      </w:pPr>
-      <w:r>
-        <w:rPr>
-          <w:b/>
-          <w:color w:val="103945"/>
-        </w:rPr>
-        <w:t>Used by:</w:t>
-      </w:r>
-      <w:r>
-        <w:t xml:space="preserve"> Discussion: Week 5 Discussion: (title)</w:t>
-      </w:r>
-    </w:p>
-    <w:p>
-      <w:pPr>
-        <w:spacing w:after="80"/>
-      </w:pPr>
-      <w:r>
-        <w:rPr>
-          <w:b/>
-          <w:color w:val="103945"/>
-        </w:rPr>
-        <w:t>Used by:</w:t>
-      </w:r>
-      <w:r>
-        <w:t xml:space="preserve"> Discussion: Week 6 Discussion: (title)</w:t>
-      </w:r>
-    </w:p>
-    <w:p>
-      <w:pPr>
-        <w:spacing w:after="80"/>
-      </w:pPr>
-      <w:r>
-        <w:rPr>
-          <w:b/>
-          <w:color w:val="103945"/>
-        </w:rPr>
-        <w:t>Used by:</w:t>
-      </w:r>
-      <w:r>
-        <w:t xml:space="preserve"> Discussion: Week 7 Discussion: (title)</w:t>
-      </w:r>
-    </w:p>
-    <w:p>
-      <w:pPr>
-        <w:spacing w:after="80"/>
-      </w:pPr>
-      <w:r>
-        <w:rPr>
-          <w:b/>
-          <w:color w:val="103945"/>
-        </w:rPr>
-        <w:t>Used by:</w:t>
-      </w:r>
-      <w:r>
-        <w:t xml:space="preserve"> Discussion: Week 8 Discussion: (title)</w:t>
-      </w:r>
-    </w:p>
-    <w:tbl>
-      <w:tblPr>
-        <w:tblW w:type="auto" w:w="0"/>
-        <w:tblLook w:firstColumn="1" w:firstRow="1" w:lastColumn="0" w:lastRow="0" w:noHBand="0" w:noVBand="1" w:val="04A0"/>
-        <w:tblBorders>
-          <w:top w:val="single" w:sz="4" w:space="0" w:color="C7D8DC"/>
-          <w:left w:val="single" w:sz="4" w:space="0" w:color="C7D8DC"/>
-          <w:bottom w:val="single" w:sz="4" w:space="0" w:color="C7D8DC"/>
-          <w:right w:val="single" w:sz="4" w:space="0" w:color="C7D8DC"/>
-          <w:insideH w:val="single" w:sz="4" w:space="0" w:color="C7D8DC"/>
-          <w:insideV w:val="single" w:sz="4" w:space="0" w:color="C7D8DC"/>
-        </w:tblBorders>
-        <w:tblCellMar>
-          <w:top w:w="60" w:type="dxa"/>
-          <w:left w:w="140" w:type="dxa"/>
-          <w:bottom w:w="60" w:type="dxa"/>
-          <w:right w:w="140" w:type="dxa"/>
-        </w:tblCellMar>
-      </w:tblPr>
-      <w:tblGrid>
-        <w:gridCol w:w="2340"/>
-        <w:gridCol w:w="2340"/>
-        <w:gridCol w:w="2340"/>
-        <w:gridCol w:w="2340"/>
-      </w:tblGrid>
-      <w:tr>
-        <w:tc>
-          <w:tcPr>
-            <w:tcW w:type="dxa" w:w="2340"/>
-            <w:shd w:val="clear" w:color="auto" w:fill="EDF4F6"/>
-          </w:tcPr>
-          <w:p>
-            <w:r>
-              <w:rPr>
-                <w:b/>
-                <w:color w:val="103945"/>
-              </w:rPr>
-              <w:t>Criterion</w:t>
-            </w:r>
-          </w:p>
-        </w:tc>
-        <w:tc>
-          <w:tcPr>
-            <w:tcW w:type="dxa" w:w="2340"/>
-            <w:shd w:val="clear" w:color="auto" w:fill="EDF4F6"/>
-          </w:tcPr>
-          <w:p>
-            <w:r>
-              <w:rPr>
-                <w:b/>
-                <w:color w:val="103945"/>
-              </w:rPr>
-              <w:t>Exemplary — 100%</w:t>
-            </w:r>
-          </w:p>
-        </w:tc>
-        <w:tc>
-          <w:tcPr>
-            <w:tcW w:type="dxa" w:w="2340"/>
-            <w:shd w:val="clear" w:color="auto" w:fill="EDF4F6"/>
-          </w:tcPr>
-          <w:p>
-            <w:r>
-              <w:rPr>
-                <w:b/>
-                <w:color w:val="103945"/>
-              </w:rPr>
-              <w:t>Proficient — 80%</w:t>
-            </w:r>
-          </w:p>
-        </w:tc>
-        <w:tc>
-          <w:tcPr>
-            <w:tcW w:type="dxa" w:w="2340"/>
-            <w:shd w:val="clear" w:color="auto" w:fill="EDF4F6"/>
-          </w:tcPr>
-          <w:p>
-            <w:r>
-              <w:rPr>
-                <w:b/>
-                <w:color w:val="103945"/>
-              </w:rPr>
-              <w:t>Developing — 50%</w:t>
-            </w:r>
-          </w:p>
-        </w:tc>
-      </w:tr>
-      <w:tr>
-        <w:tc>
-          <w:tcPr>
-            <w:tcW w:type="dxa" w:w="2340"/>
-          </w:tcPr>
-          <w:p>
-            <w:pPr>
-              <w:spacing w:after="80"/>
-            </w:pPr>
-            <w:r>
-              <w:rPr>
-                <w:i/>
-                <w:color w:val="5B6B72"/>
-              </w:rPr>
-              <w:t>(first criterion) (50%)</w:t>
-            </w:r>
-          </w:p>
-        </w:tc>
-        <w:tc>
-          <w:tcPr>
-            <w:tcW w:type="dxa" w:w="2340"/>
-          </w:tcPr>
-          <w:p>
-            <w:pPr>
-              <w:spacing w:after="80"/>
-            </w:pPr>
-            <w:r>
-              <w:rPr>
-                <w:i/>
-                <w:color w:val="5B6B72"/>
-              </w:rPr>
-              <w:t>(descriptor)</w:t>
-            </w:r>
-          </w:p>
-        </w:tc>
-        <w:tc>
-          <w:tcPr>
-            <w:tcW w:type="dxa" w:w="2340"/>
-          </w:tcPr>
-          <w:p>
-            <w:pPr>
-              <w:spacing w:after="80"/>
-            </w:pPr>
-            <w:r>
-              <w:rPr>
-                <w:i/>
-                <w:color w:val="5B6B72"/>
-              </w:rPr>
-              <w:t>(descriptor)</w:t>
-            </w:r>
-          </w:p>
-        </w:tc>
-        <w:tc>
-          <w:tcPr>
-            <w:tcW w:type="dxa" w:w="2340"/>
-          </w:tcPr>
-          <w:p>
-            <w:pPr>
-              <w:spacing w:after="80"/>
-            </w:pPr>
-            <w:r>
-              <w:rPr>
-                <w:i/>
-                <w:color w:val="5B6B72"/>
-              </w:rPr>
-              <w:t>(descriptor)</w:t>
-            </w:r>
-          </w:p>
-        </w:tc>
-      </w:tr>
-      <w:tr>
-        <w:tc>
-          <w:tcPr>
-            <w:tcW w:type="dxa" w:w="2340"/>
-          </w:tcPr>
-          <w:p>
-            <w:pPr>
-              <w:spacing w:after="80"/>
-            </w:pPr>
-            <w:r>
-              <w:rPr>
-                <w:i/>
-                <w:color w:val="5B6B72"/>
-              </w:rPr>
-              <w:t>(second criterion) (50%)</w:t>
-            </w:r>
-          </w:p>
-        </w:tc>
-        <w:tc>
-          <w:tcPr>
-            <w:tcW w:type="dxa" w:w="2340"/>
-          </w:tcPr>
-          <w:p>
-            <w:pPr>
-              <w:spacing w:after="80"/>
-            </w:pPr>
-            <w:r>
-              <w:rPr>
-                <w:i/>
-                <w:color w:val="5B6B72"/>
-              </w:rPr>
-              <w:t>(descriptor)</w:t>
-            </w:r>
-          </w:p>
-        </w:tc>
-        <w:tc>
-          <w:tcPr>
-            <w:tcW w:type="dxa" w:w="2340"/>
-          </w:tcPr>
-          <w:p>
-            <w:pPr>
-              <w:spacing w:after="80"/>
-            </w:pPr>
-            <w:r>
-              <w:rPr>
-                <w:i/>
-                <w:color w:val="5B6B72"/>
-              </w:rPr>
-              <w:t>(descriptor)</w:t>
-            </w:r>
-          </w:p>
-        </w:tc>
-        <w:tc>
-          <w:tcPr>
-            <w:tcW w:type="dxa" w:w="2340"/>
-          </w:tcPr>
-          <w:p>
-            <w:pPr>
-              <w:spacing w:after="80"/>
-            </w:pPr>
-            <w:r>
-              <w:rPr>
-                <w:i/>
-                <w:color w:val="5B6B72"/>
-              </w:rPr>
-              <w:t>(descriptor)</w:t>
-            </w:r>
-          </w:p>
-        </w:tc>
-      </w:tr>
-    </w:tbl>
-    <w:p>
-      <w:pPr>
-        <w:spacing w:after="120"/>
-      </w:pPr>
     </w:p>
     <w:p>
       <w:pPr>
@@ -6358,24 +5498,44 @@
     </w:p>
     <w:p>
       <w:pPr>
-        <w:spacing w:after="80"/>
+        <w:spacing w:after="60"/>
       </w:pPr>
       <w:r>
         <w:rPr>
-          <w:i/>
           <w:color w:val="5B6B72"/>
+          <w:sz w:val="18"/>
         </w:rPr>
-        <w:t>(Notes to the builder that are not course content.)</w:t>
+        <w:t>[authoring: Optional notes for the builder. This section is not course content.]</w:t>
       </w:r>
     </w:p>
     <w:sectPr>
+      <w:footerReference w:type="default" r:id="rId9"/>
       <w:pgSz w:w="12240" w:h="15840"/>
-      <w:pgMar w:top="1296" w:right="1440" w:bottom="1296" w:left="1440" w:header="720" w:footer="720" w:gutter="0"/>
+      <w:pgMar w:top="1152" w:right="1440" w:bottom="1152" w:left="1440" w:header="720" w:footer="720" w:gutter="0"/>
       <w:cols w:space="720"/>
       <w:docGrid w:linePitch="360"/>
     </w:sectPr>
   </w:body>
 </w:document>
+</file>
+
+<file path=word/footer1.xml><?xml version="1.0" encoding="utf-8"?>
+<w:ftr xmlns:m="http://schemas.openxmlformats.org/officeDocument/2006/math" xmlns:mc="http://schemas.openxmlformats.org/markup-compatibility/2006" xmlns:mo="http://schemas.microsoft.com/office/mac/office/2008/main" xmlns:mv="urn:schemas-microsoft-com:mac:vml" xmlns:o="urn:schemas-microsoft-com:office:office" xmlns:r="http://schemas.openxmlformats.org/officeDocument/2006/relationships" xmlns:v="urn:schemas-microsoft-com:vml" xmlns:w10="urn:schemas-microsoft-com:office:word" xmlns:w14="http://schemas.microsoft.com/office/word/2010/wordml" xmlns:w="http://schemas.openxmlformats.org/wordprocessingml/2006/main" xmlns:wne="http://schemas.microsoft.com/office/word/2006/wordml" xmlns:wp14="http://schemas.microsoft.com/office/word/2010/wordprocessingDrawing" xmlns:wp="http://schemas.openxmlformats.org/drawingml/2006/wordprocessingDrawing" xmlns:wpc="http://schemas.microsoft.com/office/word/2010/wordprocessingCanvas" xmlns:wpg="http://schemas.microsoft.com/office/word/2010/wordprocessingGroup" xmlns:wpi="http://schemas.microsoft.com/office/word/2010/wordprocessingInk" xmlns:wps="http://schemas.microsoft.com/office/word/2010/wordprocessingShape" mc:Ignorable="w14 wp14">
+  <w:p>
+    <w:pPr>
+      <w:pStyle w:val="Footer"/>
+      <w:spacing w:after="0"/>
+    </w:pPr>
+    <w:r>
+      <w:rPr>
+        <w:color w:val="5B6B72"/>
+        <w:sz w:val="16"/>
+      </w:rPr>
+      <w:t xml:space="preserve">SYN 101  |  Example Term  |  Page </w:t>
+    </w:r>
+    <w:fldSimple w:instr="PAGE"/>
+  </w:p>
+</w:ftr>
 </file>
 
 <file path=word/numbering.xml><?xml version="1.0" encoding="utf-8"?>
@@ -6586,7 +5746,7 @@
   <w:docDefaults>
     <w:rPrDefault>
       <w:rPr>
-        <w:rFonts w:asciiTheme="minorHAnsi" w:eastAsiaTheme="minorEastAsia" w:hAnsiTheme="minorHAnsi" w:cstheme="minorBidi"/>
+        <w:rFonts w:ascii="Arial" w:hAnsi="Arial" w:eastAsia="Arial" w:cs="Arial"/>
         <w:sz w:val="22"/>
         <w:szCs w:val="22"/>
         <w:lang w:val="en-US" w:eastAsia="en-US" w:bidi="ar-SA"/>
@@ -6742,10 +5902,10 @@
     <w:qFormat/>
     <w:rsid w:val="00FC693F"/>
     <w:pPr>
-      <w:spacing w:after="120" w:lineRule="auto" w:line="276"/>
+      <w:spacing w:after="120" w:lineRule="auto" w:line="264"/>
     </w:pPr>
     <w:rPr>
-      <w:rFonts w:ascii="Lato" w:hAnsi="Lato" w:eastAsia="Lato"/>
+      <w:rFonts w:ascii="Arial" w:hAnsi="Arial" w:eastAsia="Arial"/>
       <w:sz w:val="22"/>
     </w:rPr>
   </w:style>
@@ -6808,7 +5968,7 @@
       <w:outlineLvl w:val="0"/>
     </w:pPr>
     <w:rPr>
-      <w:rFonts w:asciiTheme="majorHAnsi" w:eastAsiaTheme="majorEastAsia" w:hAnsiTheme="majorHAnsi" w:cstheme="majorBidi" w:ascii="Lato" w:hAnsi="Lato"/>
+      <w:rFonts w:asciiTheme="majorHAnsi" w:eastAsiaTheme="majorEastAsia" w:hAnsiTheme="majorHAnsi" w:cstheme="majorBidi" w:ascii="Arial" w:hAnsi="Arial"/>
       <w:b/>
       <w:bCs/>
       <w:color w:val="103945"/>
@@ -6832,7 +5992,7 @@
       <w:outlineLvl w:val="1"/>
     </w:pPr>
     <w:rPr>
-      <w:rFonts w:asciiTheme="majorHAnsi" w:eastAsiaTheme="majorEastAsia" w:hAnsiTheme="majorHAnsi" w:cstheme="majorBidi" w:ascii="Lato" w:hAnsi="Lato"/>
+      <w:rFonts w:asciiTheme="majorHAnsi" w:eastAsiaTheme="majorEastAsia" w:hAnsiTheme="majorHAnsi" w:cstheme="majorBidi" w:ascii="Arial" w:hAnsi="Arial"/>
       <w:b/>
       <w:bCs/>
       <w:color w:val="103945"/>
@@ -6856,7 +6016,7 @@
       <w:outlineLvl w:val="2"/>
     </w:pPr>
     <w:rPr>
-      <w:rFonts w:asciiTheme="majorHAnsi" w:eastAsiaTheme="majorEastAsia" w:hAnsiTheme="majorHAnsi" w:cstheme="majorBidi" w:ascii="Lato" w:hAnsi="Lato"/>
+      <w:rFonts w:asciiTheme="majorHAnsi" w:eastAsiaTheme="majorEastAsia" w:hAnsiTheme="majorHAnsi" w:cstheme="majorBidi" w:ascii="Arial" w:hAnsi="Arial"/>
       <w:b/>
       <w:bCs/>
       <w:color w:val="103945"/>
@@ -7091,14 +6251,12 @@
     <w:qFormat/>
     <w:rsid w:val="00FC693F"/>
     <w:pPr>
-      <w:pBdr>
-        <w:bottom w:val="single" w:sz="8" w:space="4" w:color="4F81BD" w:themeColor="accent1"/>
-      </w:pBdr>
+      <w:keepNext/>
       <w:spacing w:after="120" w:line="240" w:lineRule="auto" w:before="0"/>
       <w:contextualSpacing/>
     </w:pPr>
     <w:rPr>
-      <w:rFonts w:asciiTheme="majorHAnsi" w:eastAsiaTheme="majorEastAsia" w:hAnsiTheme="majorHAnsi" w:cstheme="majorBidi" w:ascii="Lato" w:hAnsi="Lato"/>
+      <w:rFonts w:asciiTheme="majorHAnsi" w:eastAsiaTheme="majorEastAsia" w:hAnsiTheme="majorHAnsi" w:cstheme="majorBidi" w:ascii="Arial" w:hAnsi="Arial"/>
       <w:b/>
       <w:color w:val="103945"/>
       <w:spacing w:val="5"/>
